--- a/templates/umowa-rezerwacyjna.docx
+++ b/templates/umowa-rezerwacyjna.docx
@@ -6,7 +6,7 @@
       <w:pPr>
         <w:pStyle w:val="Tytu"/>
         <w:rPr>
-          <w:rFonts w:asciiTheme="minorHAnsi" w:hAnsiTheme="minorHAnsi" w:cstheme="minorHAnsi"/>
+          <w:rFonts w:ascii="Calibri" w:hAnsi="Calibri" w:cs="Calibri"/>
           <w:b/>
           <w:sz w:val="24"/>
           <w:szCs w:val="24"/>
@@ -14,7 +14,7 @@
       </w:pPr>
       <w:r>
         <w:rPr>
-          <w:rFonts w:asciiTheme="minorHAnsi" w:hAnsiTheme="minorHAnsi" w:cstheme="minorHAnsi"/>
+          <w:rFonts w:ascii="Calibri" w:hAnsi="Calibri" w:cs="Calibri"/>
           <w:b/>
           <w:sz w:val="24"/>
           <w:szCs w:val="24"/>
@@ -26,21 +26,24 @@
       <w:pPr>
         <w:jc w:val="center"/>
         <w:rPr>
-          <w:rFonts w:asciiTheme="minorHAnsi" w:hAnsiTheme="minorHAnsi" w:cstheme="minorHAnsi"/>
-        </w:rPr>
-      </w:pPr>
-      <w:r>
-        <w:rPr>
-          <w:rFonts w:asciiTheme="minorHAnsi" w:hAnsiTheme="minorHAnsi" w:cstheme="minorHAnsi"/>
+          <w:rFonts w:ascii="Calibri" w:hAnsi="Calibri" w:cs="Calibri"/>
           <w:b/>
           <w:sz w:val="24"/>
           <w:szCs w:val="24"/>
         </w:rPr>
+      </w:pPr>
+      <w:r>
+        <w:rPr>
+          <w:rFonts w:ascii="Calibri" w:hAnsi="Calibri" w:cs="Calibri"/>
+          <w:b/>
+          <w:sz w:val="24"/>
+          <w:szCs w:val="24"/>
+        </w:rPr>
         <w:t>„</w:t>
       </w:r>
       <w:r>
         <w:rPr>
-          <w:rFonts w:asciiTheme="minorHAnsi" w:hAnsiTheme="minorHAnsi" w:cstheme="minorHAnsi"/>
+          <w:rFonts w:ascii="Calibri" w:hAnsi="Calibri" w:cs="Calibri"/>
           <w:b/>
           <w:sz w:val="24"/>
           <w:szCs w:val="24"/>
@@ -49,131 +52,201 @@
       </w:r>
       <w:r>
         <w:rPr>
-          <w:rFonts w:asciiTheme="minorHAnsi" w:hAnsiTheme="minorHAnsi" w:cstheme="minorHAnsi"/>
+          <w:rFonts w:ascii="Calibri" w:hAnsi="Calibri" w:cs="Calibri"/>
           <w:b/>
           <w:sz w:val="24"/>
           <w:szCs w:val="24"/>
         </w:rPr>
         <w:t>”</w:t>
-      </w:r>
-      <w:r>
-        <w:rPr>
-          <w:rFonts w:asciiTheme="minorHAnsi" w:hAnsiTheme="minorHAnsi" w:cstheme="minorHAnsi"/>
-          <w:b/>
-          <w:sz w:val="24"/>
-          <w:szCs w:val="24"/>
-        </w:rPr>
-        <w:br/>
-        <w:t>NR {{contractNumber}}</w:t>
       </w:r>
     </w:p>
     <w:p>
       <w:pPr>
-        <w:jc w:val="both"/>
-        <w:rPr>
-          <w:rFonts w:asciiTheme="minorHAnsi" w:hAnsiTheme="minorHAnsi" w:cstheme="minorHAnsi"/>
-          <w:sz w:val="24"/>
-          <w:szCs w:val="24"/>
-        </w:rPr>
-      </w:pPr>
+        <w:jc w:val="center"/>
+        <w:rPr>
+          <w:rFonts w:ascii="Calibri" w:hAnsi="Calibri" w:cs="Calibri"/>
+        </w:rPr>
+      </w:pPr>
+      <w:r>
+        <w:rPr>
+          <w:rFonts w:ascii="Calibri" w:hAnsi="Calibri" w:cs="Calibri"/>
+          <w:b/>
+          <w:sz w:val="24"/>
+          <w:szCs w:val="24"/>
+        </w:rPr>
+        <w:t xml:space="preserve">Nr </w:t>
+      </w:r>
+      <w:r>
+        <w:rPr>
+          <w:rFonts w:ascii="Calibri" w:hAnsi="Calibri" w:cs="Calibri"/>
+          <w:b/>
+          <w:sz w:val="24"/>
+          <w:szCs w:val="24"/>
+        </w:rPr>
+        <w:t>{{</w:t>
+      </w:r>
+      <w:proofErr w:type="spellStart"/>
+      <w:r>
+        <w:rPr>
+          <w:rFonts w:ascii="Calibri" w:hAnsi="Calibri" w:cs="Calibri"/>
+          <w:b/>
+          <w:sz w:val="24"/>
+          <w:szCs w:val="24"/>
+        </w:rPr>
+        <w:t>contractNumber</w:t>
+      </w:r>
+      <w:proofErr w:type="spellEnd"/>
+      <w:r>
+        <w:rPr>
+          <w:rFonts w:ascii="Calibri" w:hAnsi="Calibri" w:cs="Calibri"/>
+          <w:b/>
+          <w:sz w:val="24"/>
+          <w:szCs w:val="24"/>
+        </w:rPr>
+        <w:t>}}</w:t>
+      </w:r>
     </w:p>
     <w:p>
       <w:pPr>
         <w:jc w:val="both"/>
         <w:rPr>
-          <w:rFonts w:asciiTheme="minorHAnsi" w:hAnsiTheme="minorHAnsi" w:cstheme="minorHAnsi"/>
-          <w:sz w:val="24"/>
-          <w:szCs w:val="24"/>
-        </w:rPr>
-      </w:pPr>
-      <w:r>
-        <w:rPr>
-          <w:rFonts w:asciiTheme="minorHAnsi" w:hAnsiTheme="minorHAnsi" w:cstheme="minorHAnsi"/>
-          <w:sz w:val="24"/>
-          <w:szCs w:val="24"/>
-        </w:rPr>
-        <w:t xml:space="preserve">zawarta w </w:t>
-      </w:r>
-      <w:r>
-        <w:rPr>
-          <w:rFonts w:asciiTheme="minorHAnsi" w:hAnsiTheme="minorHAnsi" w:cstheme="minorHAnsi"/>
-          <w:sz w:val="24"/>
-          <w:szCs w:val="24"/>
-        </w:rPr>
-        <w:t>Zgierzu</w:t>
-      </w:r>
-      <w:r>
-        <w:rPr>
-          <w:rFonts w:asciiTheme="minorHAnsi" w:hAnsiTheme="minorHAnsi" w:cstheme="minorHAnsi"/>
-          <w:sz w:val="24"/>
-          <w:szCs w:val="24"/>
-        </w:rPr>
-        <w:t xml:space="preserve"> w dniu</w:t>
-      </w:r>
-      <w:r>
-        <w:rPr>
-          <w:rFonts w:asciiTheme="minorHAnsi" w:hAnsiTheme="minorHAnsi" w:cstheme="minorHAnsi"/>
-          <w:sz w:val="24"/>
-          <w:szCs w:val="24"/>
-        </w:rPr>
-        <w:t xml:space="preserve"> {{signDate}} </w:t>
-      </w:r>
-      <w:r>
-        <w:rPr>
-          <w:rFonts w:asciiTheme="minorHAnsi" w:hAnsiTheme="minorHAnsi" w:cstheme="minorHAnsi"/>
-          <w:sz w:val="24"/>
-          <w:szCs w:val="24"/>
-        </w:rPr>
-        <w:t>r.</w:t>
-      </w:r>
-      <w:r>
-        <w:rPr>
-          <w:rFonts w:asciiTheme="minorHAnsi" w:hAnsiTheme="minorHAnsi" w:cstheme="minorHAnsi"/>
-          <w:sz w:val="24"/>
-          <w:szCs w:val="24"/>
-        </w:rPr>
-        <w:t xml:space="preserve">, zwana dalej </w:t>
-      </w:r>
-      <w:r>
-        <w:rPr>
-          <w:rFonts w:asciiTheme="minorHAnsi" w:hAnsiTheme="minorHAnsi" w:cstheme="minorHAnsi"/>
-          <w:b/>
-          <w:sz w:val="24"/>
-          <w:szCs w:val="24"/>
-        </w:rPr>
-        <w:t>„Umową”</w:t>
-      </w:r>
-      <w:r>
-        <w:rPr>
-          <w:rFonts w:asciiTheme="minorHAnsi" w:hAnsiTheme="minorHAnsi" w:cstheme="minorHAnsi"/>
-          <w:sz w:val="24"/>
-          <w:szCs w:val="24"/>
-        </w:rPr>
-        <w:t xml:space="preserve"> pomiędzy:</w:t>
-      </w:r>
+          <w:rFonts w:ascii="Calibri" w:hAnsi="Calibri" w:cs="Calibri"/>
+          <w:sz w:val="24"/>
+          <w:szCs w:val="24"/>
+        </w:rPr>
+      </w:pPr>
     </w:p>
     <w:p>
       <w:pPr>
         <w:jc w:val="both"/>
         <w:rPr>
-          <w:rFonts w:asciiTheme="minorHAnsi" w:hAnsiTheme="minorHAnsi" w:cstheme="minorHAnsi"/>
-          <w:sz w:val="24"/>
-          <w:szCs w:val="24"/>
-        </w:rPr>
-      </w:pPr>
+          <w:rFonts w:ascii="Calibri" w:hAnsi="Calibri" w:cs="Calibri"/>
+          <w:sz w:val="24"/>
+          <w:szCs w:val="24"/>
+        </w:rPr>
+      </w:pPr>
+      <w:r>
+        <w:rPr>
+          <w:rFonts w:ascii="Calibri" w:hAnsi="Calibri" w:cs="Calibri"/>
+          <w:sz w:val="24"/>
+          <w:szCs w:val="24"/>
+        </w:rPr>
+        <w:t xml:space="preserve">zawarta w </w:t>
+      </w:r>
+      <w:r>
+        <w:rPr>
+          <w:rFonts w:ascii="Calibri" w:hAnsi="Calibri" w:cs="Calibri"/>
+          <w:sz w:val="24"/>
+          <w:szCs w:val="24"/>
+        </w:rPr>
+        <w:t>Zgierzu</w:t>
+      </w:r>
+      <w:r>
+        <w:rPr>
+          <w:rFonts w:ascii="Calibri" w:hAnsi="Calibri" w:cs="Calibri"/>
+          <w:sz w:val="24"/>
+          <w:szCs w:val="24"/>
+        </w:rPr>
+        <w:t xml:space="preserve"> w dniu</w:t>
+      </w:r>
+      <w:r>
+        <w:rPr>
+          <w:rFonts w:ascii="Calibri" w:hAnsi="Calibri" w:cs="Calibri"/>
+          <w:sz w:val="24"/>
+          <w:szCs w:val="24"/>
+        </w:rPr>
+        <w:t xml:space="preserve"> </w:t>
+      </w:r>
+      <w:r>
+        <w:rPr>
+          <w:rFonts w:ascii="Calibri" w:hAnsi="Calibri" w:cs="Calibri"/>
+          <w:sz w:val="24"/>
+          <w:szCs w:val="24"/>
+        </w:rPr>
+        <w:t>{{</w:t>
+      </w:r>
+      <w:proofErr w:type="spellStart"/>
+      <w:r>
+        <w:rPr>
+          <w:rFonts w:ascii="Calibri" w:hAnsi="Calibri" w:cs="Calibri"/>
+          <w:sz w:val="24"/>
+          <w:szCs w:val="24"/>
+        </w:rPr>
+        <w:t>signDate</w:t>
+      </w:r>
+      <w:proofErr w:type="spellEnd"/>
+      <w:r>
+        <w:rPr>
+          <w:rFonts w:ascii="Calibri" w:hAnsi="Calibri" w:cs="Calibri"/>
+          <w:sz w:val="24"/>
+          <w:szCs w:val="24"/>
+        </w:rPr>
+        <w:t>}}</w:t>
+      </w:r>
+      <w:r>
+        <w:rPr>
+          <w:rFonts w:ascii="Calibri" w:hAnsi="Calibri" w:cs="Calibri"/>
+          <w:sz w:val="24"/>
+          <w:szCs w:val="24"/>
+        </w:rPr>
+        <w:t xml:space="preserve"> </w:t>
+      </w:r>
+      <w:r>
+        <w:rPr>
+          <w:rFonts w:ascii="Calibri" w:hAnsi="Calibri" w:cs="Calibri"/>
+          <w:sz w:val="24"/>
+          <w:szCs w:val="24"/>
+        </w:rPr>
+        <w:t>r.</w:t>
+      </w:r>
+      <w:r>
+        <w:rPr>
+          <w:rFonts w:ascii="Calibri" w:hAnsi="Calibri" w:cs="Calibri"/>
+          <w:sz w:val="24"/>
+          <w:szCs w:val="24"/>
+        </w:rPr>
+        <w:t xml:space="preserve">, zwana dalej </w:t>
+      </w:r>
+      <w:r>
+        <w:rPr>
+          <w:rFonts w:ascii="Calibri" w:hAnsi="Calibri" w:cs="Calibri"/>
+          <w:b/>
+          <w:sz w:val="24"/>
+          <w:szCs w:val="24"/>
+        </w:rPr>
+        <w:t>„Umową”</w:t>
+      </w:r>
+      <w:r>
+        <w:rPr>
+          <w:rFonts w:ascii="Calibri" w:hAnsi="Calibri" w:cs="Calibri"/>
+          <w:sz w:val="24"/>
+          <w:szCs w:val="24"/>
+        </w:rPr>
+        <w:t xml:space="preserve"> pomiędzy:</w:t>
+      </w:r>
     </w:p>
     <w:p>
       <w:pPr>
         <w:jc w:val="both"/>
         <w:rPr>
-          <w:rFonts w:asciiTheme="minorHAnsi" w:hAnsiTheme="minorHAnsi" w:cstheme="minorHAnsi"/>
-          <w:sz w:val="24"/>
-          <w:szCs w:val="24"/>
-        </w:rPr>
-      </w:pPr>
-      <w:r>
-        <w:rPr>
-          <w:rFonts w:asciiTheme="minorHAnsi" w:hAnsiTheme="minorHAnsi" w:cstheme="minorHAnsi"/>
+          <w:rFonts w:ascii="Calibri" w:hAnsi="Calibri" w:cs="Calibri"/>
+          <w:sz w:val="24"/>
+          <w:szCs w:val="24"/>
+        </w:rPr>
+      </w:pPr>
+    </w:p>
+    <w:p>
+      <w:pPr>
+        <w:jc w:val="both"/>
+        <w:rPr>
+          <w:rFonts w:ascii="Calibri" w:hAnsi="Calibri" w:cs="Calibri"/>
+          <w:sz w:val="24"/>
+          <w:szCs w:val="24"/>
+        </w:rPr>
+      </w:pPr>
+      <w:r>
+        <w:rPr>
+          <w:rFonts w:ascii="Calibri" w:hAnsi="Calibri" w:cs="Calibri"/>
           <w:b/>
           <w:sz w:val="24"/>
           <w:szCs w:val="24"/>
@@ -182,13 +255,13 @@
       </w:r>
       <w:r>
         <w:rPr>
-          <w:rFonts w:asciiTheme="minorHAnsi" w:hAnsiTheme="minorHAnsi" w:cstheme="minorHAnsi"/>
+          <w:rFonts w:ascii="Calibri" w:hAnsi="Calibri" w:cs="Calibri"/>
         </w:rPr>
         <w:t xml:space="preserve"> </w:t>
       </w:r>
       <w:r>
         <w:rPr>
-          <w:rFonts w:asciiTheme="minorHAnsi" w:hAnsiTheme="minorHAnsi" w:cstheme="minorHAnsi"/>
+          <w:rFonts w:ascii="Calibri" w:hAnsi="Calibri" w:cs="Calibri"/>
           <w:b/>
           <w:sz w:val="24"/>
           <w:szCs w:val="24"/>
@@ -199,7 +272,7 @@
       <w:bookmarkStart w:id="1" w:name="_Hlk114738081"/>
       <w:r>
         <w:rPr>
-          <w:rFonts w:asciiTheme="minorHAnsi" w:hAnsiTheme="minorHAnsi" w:cstheme="minorHAnsi"/>
+          <w:rFonts w:ascii="Calibri" w:hAnsi="Calibri" w:cs="Calibri"/>
           <w:b/>
           <w:bCs/>
           <w:sz w:val="24"/>
@@ -209,7 +282,7 @@
       </w:r>
       <w:r>
         <w:rPr>
-          <w:rFonts w:asciiTheme="minorHAnsi" w:hAnsiTheme="minorHAnsi" w:cstheme="minorHAnsi"/>
+          <w:rFonts w:ascii="Calibri" w:hAnsi="Calibri" w:cs="Calibri"/>
           <w:b/>
           <w:bCs/>
           <w:sz w:val="24"/>
@@ -221,7 +294,7 @@
       <w:bookmarkEnd w:id="0"/>
       <w:r>
         <w:rPr>
-          <w:rFonts w:asciiTheme="minorHAnsi" w:hAnsiTheme="minorHAnsi" w:cstheme="minorHAnsi"/>
+          <w:rFonts w:ascii="Calibri" w:hAnsi="Calibri" w:cs="Calibri"/>
           <w:b/>
           <w:bCs/>
           <w:sz w:val="24"/>
@@ -233,7 +306,7 @@
       <w:bookmarkEnd w:id="1"/>
       <w:r>
         <w:rPr>
-          <w:rFonts w:asciiTheme="minorHAnsi" w:hAnsiTheme="minorHAnsi" w:cstheme="minorHAnsi"/>
+          <w:rFonts w:ascii="Calibri" w:hAnsi="Calibri" w:cs="Calibri"/>
           <w:sz w:val="24"/>
           <w:szCs w:val="24"/>
         </w:rPr>
@@ -242,7 +315,7 @@
       <w:bookmarkStart w:id="3" w:name="_Hlk68333954"/>
       <w:r>
         <w:rPr>
-          <w:rFonts w:asciiTheme="minorHAnsi" w:hAnsiTheme="minorHAnsi" w:cstheme="minorHAnsi"/>
+          <w:rFonts w:ascii="Calibri" w:hAnsi="Calibri" w:cs="Calibri"/>
           <w:sz w:val="24"/>
           <w:szCs w:val="24"/>
         </w:rPr>
@@ -250,7 +323,7 @@
       </w:r>
       <w:r>
         <w:rPr>
-          <w:rFonts w:asciiTheme="minorHAnsi" w:hAnsiTheme="minorHAnsi" w:cstheme="minorHAnsi"/>
+          <w:rFonts w:ascii="Calibri" w:hAnsi="Calibri" w:cs="Calibri"/>
           <w:b/>
           <w:bCs/>
           <w:sz w:val="24"/>
@@ -262,7 +335,7 @@
       <w:bookmarkEnd w:id="3"/>
       <w:r>
         <w:rPr>
-          <w:rFonts w:asciiTheme="minorHAnsi" w:hAnsiTheme="minorHAnsi" w:cstheme="minorHAnsi"/>
+          <w:rFonts w:ascii="Calibri" w:hAnsi="Calibri" w:cs="Calibri"/>
           <w:b/>
           <w:sz w:val="24"/>
           <w:szCs w:val="24"/>
@@ -271,7 +344,7 @@
       </w:r>
       <w:r>
         <w:rPr>
-          <w:rFonts w:asciiTheme="minorHAnsi" w:hAnsiTheme="minorHAnsi" w:cstheme="minorHAnsi"/>
+          <w:rFonts w:ascii="Calibri" w:hAnsi="Calibri" w:cs="Calibri"/>
           <w:bCs/>
           <w:sz w:val="24"/>
           <w:szCs w:val="24"/>
@@ -280,7 +353,7 @@
       </w:r>
       <w:r>
         <w:rPr>
-          <w:rFonts w:asciiTheme="minorHAnsi" w:hAnsiTheme="minorHAnsi" w:cstheme="minorHAnsi"/>
+          <w:rFonts w:ascii="Calibri" w:hAnsi="Calibri" w:cs="Calibri"/>
           <w:b/>
           <w:sz w:val="24"/>
           <w:szCs w:val="24"/>
@@ -289,7 +362,7 @@
       </w:r>
       <w:r>
         <w:rPr>
-          <w:rFonts w:asciiTheme="minorHAnsi" w:hAnsiTheme="minorHAnsi" w:cstheme="minorHAnsi"/>
+          <w:rFonts w:ascii="Calibri" w:hAnsi="Calibri" w:cs="Calibri"/>
           <w:bCs/>
           <w:sz w:val="24"/>
           <w:szCs w:val="24"/>
@@ -298,7 +371,7 @@
       </w:r>
       <w:r>
         <w:rPr>
-          <w:rFonts w:asciiTheme="minorHAnsi" w:hAnsiTheme="minorHAnsi" w:cstheme="minorHAnsi"/>
+          <w:rFonts w:ascii="Calibri" w:hAnsi="Calibri" w:cs="Calibri"/>
           <w:b/>
           <w:sz w:val="24"/>
           <w:szCs w:val="24"/>
@@ -307,7 +380,7 @@
       </w:r>
       <w:r>
         <w:rPr>
-          <w:rFonts w:asciiTheme="minorHAnsi" w:hAnsiTheme="minorHAnsi" w:cstheme="minorHAnsi"/>
+          <w:rFonts w:ascii="Calibri" w:hAnsi="Calibri" w:cs="Calibri"/>
           <w:bCs/>
           <w:sz w:val="24"/>
           <w:szCs w:val="24"/>
@@ -316,7 +389,7 @@
       </w:r>
       <w:r>
         <w:rPr>
-          <w:rFonts w:asciiTheme="minorHAnsi" w:hAnsiTheme="minorHAnsi" w:cstheme="minorHAnsi"/>
+          <w:rFonts w:ascii="Calibri" w:hAnsi="Calibri" w:cs="Calibri"/>
           <w:sz w:val="24"/>
           <w:szCs w:val="24"/>
         </w:rPr>
@@ -324,7 +397,7 @@
       </w:r>
       <w:r>
         <w:rPr>
-          <w:rFonts w:asciiTheme="minorHAnsi" w:hAnsiTheme="minorHAnsi" w:cstheme="minorHAnsi"/>
+          <w:rFonts w:ascii="Calibri" w:hAnsi="Calibri" w:cs="Calibri"/>
           <w:sz w:val="24"/>
           <w:szCs w:val="24"/>
         </w:rPr>
@@ -332,7 +405,7 @@
       </w:r>
       <w:r>
         <w:rPr>
-          <w:rFonts w:asciiTheme="minorHAnsi" w:hAnsiTheme="minorHAnsi" w:cstheme="minorHAnsi"/>
+          <w:rFonts w:ascii="Calibri" w:hAnsi="Calibri" w:cs="Calibri"/>
           <w:b/>
           <w:sz w:val="24"/>
           <w:szCs w:val="24"/>
@@ -341,7 +414,7 @@
       </w:r>
       <w:r>
         <w:rPr>
-          <w:rFonts w:asciiTheme="minorHAnsi" w:hAnsiTheme="minorHAnsi" w:cstheme="minorHAnsi"/>
+          <w:rFonts w:ascii="Calibri" w:hAnsi="Calibri" w:cs="Calibri"/>
           <w:b/>
           <w:sz w:val="24"/>
           <w:szCs w:val="24"/>
@@ -350,7 +423,7 @@
       </w:r>
       <w:r>
         <w:rPr>
-          <w:rFonts w:asciiTheme="minorHAnsi" w:hAnsiTheme="minorHAnsi" w:cstheme="minorHAnsi"/>
+          <w:rFonts w:ascii="Calibri" w:hAnsi="Calibri" w:cs="Calibri"/>
           <w:sz w:val="24"/>
           <w:szCs w:val="24"/>
         </w:rPr>
@@ -358,7 +431,7 @@
       </w:r>
       <w:r>
         <w:rPr>
-          <w:rFonts w:asciiTheme="minorHAnsi" w:hAnsiTheme="minorHAnsi" w:cstheme="minorHAnsi"/>
+          <w:rFonts w:ascii="Calibri" w:hAnsi="Calibri" w:cs="Calibri"/>
           <w:sz w:val="24"/>
           <w:szCs w:val="24"/>
         </w:rPr>
@@ -366,31 +439,23 @@
       </w:r>
       <w:r>
         <w:rPr>
-          <w:rFonts w:asciiTheme="minorHAnsi" w:hAnsiTheme="minorHAnsi" w:cstheme="minorHAnsi"/>
-          <w:sz w:val="24"/>
-          <w:szCs w:val="24"/>
-        </w:rPr>
-        <w:t xml:space="preserve">(PESEL </w:t>
-      </w:r>
-      <w:r>
-        <w:rPr>
-          <w:rFonts w:asciiTheme="minorHAnsi" w:hAnsiTheme="minorHAnsi" w:cstheme="minorHAnsi"/>
-          <w:sz w:val="24"/>
-          <w:szCs w:val="24"/>
-        </w:rPr>
-        <w:t>79052908390</w:t>
-      </w:r>
-      <w:r>
-        <w:rPr>
-          <w:rFonts w:asciiTheme="minorHAnsi" w:hAnsiTheme="minorHAnsi" w:cstheme="minorHAnsi"/>
-          <w:sz w:val="24"/>
-          <w:szCs w:val="24"/>
-        </w:rPr>
-        <w:t xml:space="preserve">) – </w:t>
-      </w:r>
-      <w:r>
-        <w:rPr>
-          <w:rFonts w:asciiTheme="minorHAnsi" w:hAnsiTheme="minorHAnsi" w:cstheme="minorHAnsi"/>
+          <w:rFonts w:ascii="Calibri" w:hAnsi="Calibri" w:cs="Calibri"/>
+          <w:sz w:val="24"/>
+          <w:szCs w:val="24"/>
+        </w:rPr>
+        <w:t xml:space="preserve"> PESEL</w:t>
+      </w:r>
+      <w:r>
+        <w:rPr>
+          <w:rFonts w:ascii="Calibri" w:hAnsi="Calibri" w:cs="Calibri"/>
+          <w:sz w:val="24"/>
+          <w:szCs w:val="24"/>
+        </w:rPr>
+        <w:t xml:space="preserve"> 79052908390 </w:t>
+      </w:r>
+      <w:r>
+        <w:rPr>
+          <w:rFonts w:ascii="Calibri" w:hAnsi="Calibri" w:cs="Calibri"/>
           <w:sz w:val="24"/>
           <w:szCs w:val="24"/>
         </w:rPr>
@@ -398,7 +463,7 @@
       </w:r>
       <w:r>
         <w:rPr>
-          <w:rFonts w:asciiTheme="minorHAnsi" w:hAnsiTheme="minorHAnsi" w:cstheme="minorHAnsi"/>
+          <w:rFonts w:ascii="Calibri" w:hAnsi="Calibri" w:cs="Calibri"/>
           <w:i/>
           <w:iCs/>
           <w:sz w:val="24"/>
@@ -408,7 +473,7 @@
       </w:r>
       <w:r>
         <w:rPr>
-          <w:rFonts w:asciiTheme="minorHAnsi" w:hAnsiTheme="minorHAnsi" w:cstheme="minorHAnsi"/>
+          <w:rFonts w:ascii="Calibri" w:hAnsi="Calibri" w:cs="Calibri"/>
           <w:sz w:val="24"/>
           <w:szCs w:val="24"/>
         </w:rPr>
@@ -416,7 +481,7 @@
       </w:r>
       <w:r>
         <w:rPr>
-          <w:rFonts w:asciiTheme="minorHAnsi" w:hAnsiTheme="minorHAnsi" w:cstheme="minorHAnsi"/>
+          <w:rFonts w:ascii="Calibri" w:hAnsi="Calibri" w:cs="Calibri"/>
           <w:sz w:val="24"/>
           <w:szCs w:val="24"/>
         </w:rPr>
@@ -427,14 +492,14 @@
       <w:pPr>
         <w:jc w:val="both"/>
         <w:rPr>
-          <w:rFonts w:asciiTheme="minorHAnsi" w:hAnsiTheme="minorHAnsi" w:cstheme="minorHAnsi"/>
-          <w:sz w:val="24"/>
-          <w:szCs w:val="24"/>
-        </w:rPr>
-      </w:pPr>
-      <w:r>
-        <w:rPr>
-          <w:rFonts w:asciiTheme="minorHAnsi" w:hAnsiTheme="minorHAnsi" w:cstheme="minorHAnsi"/>
+          <w:rFonts w:ascii="Calibri" w:hAnsi="Calibri" w:cs="Calibri"/>
+          <w:sz w:val="24"/>
+          <w:szCs w:val="24"/>
+        </w:rPr>
+      </w:pPr>
+      <w:r>
+        <w:rPr>
+          <w:rFonts w:ascii="Calibri" w:hAnsi="Calibri" w:cs="Calibri"/>
           <w:sz w:val="24"/>
           <w:szCs w:val="24"/>
         </w:rPr>
@@ -445,7 +510,7 @@
       <w:pPr>
         <w:jc w:val="both"/>
         <w:rPr>
-          <w:rFonts w:asciiTheme="minorHAnsi" w:hAnsiTheme="minorHAnsi" w:cstheme="minorHAnsi"/>
+          <w:rFonts w:ascii="Calibri" w:hAnsi="Calibri" w:cs="Calibri"/>
           <w:sz w:val="24"/>
           <w:szCs w:val="24"/>
         </w:rPr>
@@ -455,7 +520,7 @@
       <w:pPr>
         <w:jc w:val="both"/>
         <w:rPr>
-          <w:rFonts w:asciiTheme="minorHAnsi" w:hAnsiTheme="minorHAnsi" w:cstheme="minorHAnsi"/>
+          <w:rFonts w:ascii="Calibri" w:hAnsi="Calibri" w:cs="Calibri"/>
           <w:bCs/>
           <w:sz w:val="24"/>
           <w:szCs w:val="24"/>
@@ -464,7 +529,7 @@
       </w:pPr>
       <w:r>
         <w:rPr>
-          <w:rFonts w:asciiTheme="minorHAnsi" w:hAnsiTheme="minorHAnsi" w:cstheme="minorHAnsi"/>
+          <w:rFonts w:ascii="Calibri" w:hAnsi="Calibri" w:cs="Calibri"/>
           <w:b/>
           <w:sz w:val="24"/>
           <w:szCs w:val="24"/>
@@ -473,7 +538,7 @@
       </w:r>
       <w:r>
         <w:rPr>
-          <w:rFonts w:asciiTheme="minorHAnsi" w:hAnsiTheme="minorHAnsi" w:cstheme="minorHAnsi"/>
+          <w:rFonts w:ascii="Calibri" w:hAnsi="Calibri" w:cs="Calibri"/>
           <w:sz w:val="24"/>
           <w:szCs w:val="24"/>
         </w:rPr>
@@ -481,27 +546,117 @@
       </w:r>
       <w:r>
         <w:rPr>
-          <w:rFonts w:asciiTheme="minorHAnsi" w:hAnsiTheme="minorHAnsi" w:cstheme="minorHAnsi"/>
+          <w:rFonts w:ascii="Calibri" w:hAnsi="Calibri" w:cs="Calibri"/>
           <w:bCs/>
           <w:sz w:val="24"/>
           <w:szCs w:val="24"/>
           <w:shd w:val="clear" w:color="auto" w:fill="FFFFFF"/>
         </w:rPr>
-        <w:t xml:space="preserve">{{client1Name}}, synem/córką {{client1Father}} i {{client1Mother}}, dowód osobisty/paszport {{client1Id}}, PESEL {{client1Pesel}}, </w:t>
-      </w:r>
-      <w:r>
-        <w:rPr>
-          <w:rFonts w:asciiTheme="minorHAnsi" w:hAnsiTheme="minorHAnsi" w:cstheme="minorHAnsi"/>
+        <w:t>{{client1Name}} </w:t>
+      </w:r>
+      <w:r>
+        <w:rPr>
+          <w:rFonts w:ascii="Calibri" w:hAnsi="Calibri" w:cs="Calibri"/>
           <w:bCs/>
           <w:sz w:val="24"/>
           <w:szCs w:val="24"/>
           <w:shd w:val="clear" w:color="auto" w:fill="FFFFFF"/>
         </w:rPr>
+        <w:t xml:space="preserve">synem/córką </w:t>
+      </w:r>
+      <w:r>
+        <w:rPr>
+          <w:rFonts w:ascii="Calibri" w:hAnsi="Calibri" w:cs="Calibri"/>
+          <w:bCs/>
+          <w:sz w:val="24"/>
+          <w:szCs w:val="24"/>
+          <w:shd w:val="clear" w:color="auto" w:fill="FFFFFF"/>
+        </w:rPr>
+        <w:t>{{client1Father}}</w:t>
+      </w:r>
+      <w:r>
+        <w:rPr>
+          <w:rFonts w:ascii="Calibri" w:hAnsi="Calibri" w:cs="Calibri"/>
+          <w:bCs/>
+          <w:sz w:val="24"/>
+          <w:szCs w:val="24"/>
+          <w:shd w:val="clear" w:color="auto" w:fill="FFFFFF"/>
+        </w:rPr>
+        <w:t xml:space="preserve"> i </w:t>
+      </w:r>
+      <w:r>
+        <w:rPr>
+          <w:rFonts w:ascii="Calibri" w:hAnsi="Calibri" w:cs="Calibri"/>
+          <w:bCs/>
+          <w:sz w:val="24"/>
+          <w:szCs w:val="24"/>
+          <w:shd w:val="clear" w:color="auto" w:fill="FFFFFF"/>
+        </w:rPr>
+        <w:t>{{client1Mother}}</w:t>
+      </w:r>
+      <w:r>
+        <w:rPr>
+          <w:rFonts w:ascii="Calibri" w:hAnsi="Calibri" w:cs="Calibri"/>
+          <w:bCs/>
+          <w:sz w:val="24"/>
+          <w:szCs w:val="24"/>
+          <w:shd w:val="clear" w:color="auto" w:fill="FFFFFF"/>
+        </w:rPr>
+        <w:t xml:space="preserve">, dowód osobisty/paszport </w:t>
+      </w:r>
+      <w:r>
+        <w:rPr>
+          <w:rFonts w:ascii="Calibri" w:hAnsi="Calibri" w:cs="Calibri"/>
+          <w:bCs/>
+          <w:sz w:val="24"/>
+          <w:szCs w:val="24"/>
+          <w:shd w:val="clear" w:color="auto" w:fill="FFFFFF"/>
+        </w:rPr>
+        <w:t>{{client1Id}}</w:t>
+      </w:r>
+      <w:r>
+        <w:rPr>
+          <w:rFonts w:ascii="Calibri" w:hAnsi="Calibri" w:cs="Calibri"/>
+          <w:bCs/>
+          <w:sz w:val="24"/>
+          <w:szCs w:val="24"/>
+          <w:shd w:val="clear" w:color="auto" w:fill="FFFFFF"/>
+        </w:rPr>
+        <w:t xml:space="preserve">, PESEL </w:t>
+      </w:r>
+      <w:r>
+        <w:rPr>
+          <w:rFonts w:ascii="Calibri" w:hAnsi="Calibri" w:cs="Calibri"/>
+          <w:bCs/>
+          <w:sz w:val="24"/>
+          <w:szCs w:val="24"/>
+          <w:shd w:val="clear" w:color="auto" w:fill="FFFFFF"/>
+        </w:rPr>
+        <w:t>{{client1Pesel}}</w:t>
+      </w:r>
+      <w:r>
+        <w:rPr>
+          <w:rFonts w:ascii="Calibri" w:hAnsi="Calibri" w:cs="Calibri"/>
+          <w:bCs/>
+          <w:sz w:val="24"/>
+          <w:szCs w:val="24"/>
+          <w:shd w:val="clear" w:color="auto" w:fill="FFFFFF"/>
+        </w:rPr>
+        <w:t xml:space="preserve">, </w:t>
+      </w:r>
+      <w:r>
+        <w:rPr>
+          <w:rFonts w:ascii="Calibri" w:hAnsi="Calibri" w:cs="Calibri"/>
+          <w:bCs/>
+          <w:sz w:val="24"/>
+          <w:szCs w:val="24"/>
+          <w:shd w:val="clear" w:color="auto" w:fill="FFFFFF"/>
+        </w:rPr>
         <w:t>zamieszkałym/ą</w:t>
       </w:r>
       <w:r>
         <w:rPr>
-          <w:rFonts w:asciiTheme="minorHAnsi" w:hAnsiTheme="minorHAnsi" w:cstheme="minorHAnsi"/>
+          <w:rFonts w:ascii="Calibri" w:hAnsi="Calibri" w:cs="Calibri"/>
           <w:bCs/>
           <w:sz w:val="24"/>
           <w:szCs w:val="24"/>
@@ -511,27 +666,37 @@
       </w:r>
       <w:r>
         <w:rPr>
-          <w:rFonts w:asciiTheme="minorHAnsi" w:hAnsiTheme="minorHAnsi" w:cstheme="minorHAnsi"/>
+          <w:rFonts w:ascii="Calibri" w:hAnsi="Calibri" w:cs="Calibri"/>
           <w:bCs/>
           <w:sz w:val="24"/>
           <w:szCs w:val="24"/>
           <w:shd w:val="clear" w:color="auto" w:fill="FFFFFF"/>
         </w:rPr>
-        <w:t>pod adresem {{client1Address}}</w:t>
-      </w:r>
-      <w:r>
-        <w:rPr>
-          <w:rFonts w:asciiTheme="minorHAnsi" w:hAnsiTheme="minorHAnsi" w:cstheme="minorHAnsi"/>
+        <w:t xml:space="preserve">pod adresem </w:t>
+      </w:r>
+      <w:r>
+        <w:rPr>
+          <w:rFonts w:ascii="Calibri" w:hAnsi="Calibri" w:cs="Calibri"/>
           <w:bCs/>
           <w:sz w:val="24"/>
           <w:szCs w:val="24"/>
           <w:shd w:val="clear" w:color="auto" w:fill="FFFFFF"/>
         </w:rPr>
+        <w:t>{{client1Address}}</w:t>
+      </w:r>
+      <w:r>
+        <w:rPr>
+          <w:rFonts w:ascii="Calibri" w:hAnsi="Calibri" w:cs="Calibri"/>
+          <w:bCs/>
+          <w:sz w:val="24"/>
+          <w:szCs w:val="24"/>
+          <w:shd w:val="clear" w:color="auto" w:fill="FFFFFF"/>
+        </w:rPr>
         <w:t>,</w:t>
       </w:r>
       <w:r>
         <w:rPr>
-          <w:rFonts w:asciiTheme="minorHAnsi" w:hAnsiTheme="minorHAnsi" w:cstheme="minorHAnsi"/>
+          <w:rFonts w:ascii="Calibri" w:hAnsi="Calibri" w:cs="Calibri"/>
           <w:bCs/>
           <w:sz w:val="24"/>
           <w:szCs w:val="24"/>
@@ -544,7 +709,7 @@
       <w:pPr>
         <w:jc w:val="both"/>
         <w:rPr>
-          <w:rFonts w:asciiTheme="minorHAnsi" w:hAnsiTheme="minorHAnsi" w:cstheme="minorHAnsi"/>
+          <w:rFonts w:ascii="Calibri" w:hAnsi="Calibri" w:cs="Calibri"/>
           <w:bCs/>
           <w:sz w:val="24"/>
           <w:szCs w:val="24"/>
@@ -553,7 +718,7 @@
       </w:pPr>
       <w:r>
         <w:rPr>
-          <w:rFonts w:asciiTheme="minorHAnsi" w:hAnsiTheme="minorHAnsi" w:cstheme="minorHAnsi"/>
+          <w:rFonts w:ascii="Calibri" w:hAnsi="Calibri" w:cs="Calibri"/>
           <w:bCs/>
           <w:sz w:val="24"/>
           <w:szCs w:val="24"/>
@@ -563,7 +728,7 @@
       </w:r>
       <w:r>
         <w:rPr>
-          <w:rFonts w:asciiTheme="minorHAnsi" w:hAnsiTheme="minorHAnsi" w:cstheme="minorHAnsi"/>
+          <w:rFonts w:ascii="Calibri" w:hAnsi="Calibri" w:cs="Calibri"/>
           <w:bCs/>
           <w:sz w:val="24"/>
           <w:szCs w:val="24"/>
@@ -576,7 +741,7 @@
       <w:pPr>
         <w:jc w:val="both"/>
         <w:rPr>
-          <w:rFonts w:asciiTheme="minorHAnsi" w:hAnsiTheme="minorHAnsi" w:cstheme="minorHAnsi"/>
+          <w:rFonts w:ascii="Calibri" w:hAnsi="Calibri" w:cs="Calibri"/>
           <w:sz w:val="24"/>
           <w:szCs w:val="24"/>
           <w:shd w:val="clear" w:color="auto" w:fill="FFFFFF"/>
@@ -584,7 +749,7 @@
       </w:pPr>
       <w:r>
         <w:rPr>
-          <w:rFonts w:asciiTheme="minorHAnsi" w:hAnsiTheme="minorHAnsi" w:cstheme="minorHAnsi"/>
+          <w:rFonts w:ascii="Calibri" w:hAnsi="Calibri" w:cs="Calibri"/>
           <w:b/>
           <w:sz w:val="24"/>
           <w:szCs w:val="24"/>
@@ -593,7 +758,7 @@
       </w:r>
       <w:r>
         <w:rPr>
-          <w:rFonts w:asciiTheme="minorHAnsi" w:hAnsiTheme="minorHAnsi" w:cstheme="minorHAnsi"/>
+          <w:rFonts w:ascii="Calibri" w:hAnsi="Calibri" w:cs="Calibri"/>
           <w:sz w:val="24"/>
           <w:szCs w:val="24"/>
         </w:rPr>
@@ -601,20 +766,240 @@
       </w:r>
       <w:r>
         <w:rPr>
-          <w:rFonts w:asciiTheme="minorHAnsi" w:hAnsiTheme="minorHAnsi" w:cstheme="minorHAnsi"/>
+          <w:rFonts w:ascii="Calibri" w:hAnsi="Calibri" w:cs="Calibri"/>
           <w:bCs/>
           <w:sz w:val="24"/>
           <w:szCs w:val="24"/>
           <w:shd w:val="clear" w:color="auto" w:fill="FFFFFF"/>
         </w:rPr>
-        <w:t>{{client2Name}}, synem/córką {{client2Father}} i {{client2Mother}}, dowód osobisty/paszport {{client2Id}}, PESEL {{client2Pesel}}, zamieszkałym/ą pod adresem {{client2Address}},</w:t>
+        <w:t>{{client2Name}}</w:t>
+      </w:r>
+      <w:r>
+        <w:rPr>
+          <w:rFonts w:ascii="Calibri" w:hAnsi="Calibri" w:cs="Calibri"/>
+          <w:bCs/>
+          <w:sz w:val="24"/>
+          <w:szCs w:val="24"/>
+          <w:shd w:val="clear" w:color="auto" w:fill="FFFFFF"/>
+        </w:rPr>
+        <w:t xml:space="preserve"> </w:t>
+      </w:r>
+      <w:r>
+        <w:rPr>
+          <w:rFonts w:ascii="Calibri" w:hAnsi="Calibri" w:cs="Calibri"/>
+          <w:bCs/>
+          <w:sz w:val="24"/>
+          <w:szCs w:val="24"/>
+          <w:shd w:val="clear" w:color="auto" w:fill="FFFFFF"/>
+        </w:rPr>
+        <w:t xml:space="preserve">, synem/córką </w:t>
+      </w:r>
+      <w:r>
+        <w:rPr>
+          <w:rFonts w:ascii="Calibri" w:hAnsi="Calibri" w:cs="Calibri"/>
+          <w:bCs/>
+          <w:sz w:val="24"/>
+          <w:szCs w:val="24"/>
+          <w:shd w:val="clear" w:color="auto" w:fill="FFFFFF"/>
+        </w:rPr>
+        <w:t>{{client</w:t>
+      </w:r>
+      <w:r>
+        <w:rPr>
+          <w:rFonts w:ascii="Calibri" w:hAnsi="Calibri" w:cs="Calibri"/>
+          <w:bCs/>
+          <w:sz w:val="24"/>
+          <w:szCs w:val="24"/>
+          <w:shd w:val="clear" w:color="auto" w:fill="FFFFFF"/>
+        </w:rPr>
+        <w:t>2</w:t>
+      </w:r>
+      <w:r>
+        <w:rPr>
+          <w:rFonts w:ascii="Calibri" w:hAnsi="Calibri" w:cs="Calibri"/>
+          <w:bCs/>
+          <w:sz w:val="24"/>
+          <w:szCs w:val="24"/>
+          <w:shd w:val="clear" w:color="auto" w:fill="FFFFFF"/>
+        </w:rPr>
+        <w:t>Father}}</w:t>
+      </w:r>
+      <w:r>
+        <w:rPr>
+          <w:rFonts w:ascii="Calibri" w:hAnsi="Calibri" w:cs="Calibri"/>
+          <w:bCs/>
+          <w:sz w:val="24"/>
+          <w:szCs w:val="24"/>
+          <w:shd w:val="clear" w:color="auto" w:fill="FFFFFF"/>
+        </w:rPr>
+        <w:t xml:space="preserve"> i </w:t>
+      </w:r>
+      <w:r>
+        <w:rPr>
+          <w:rFonts w:ascii="Calibri" w:hAnsi="Calibri" w:cs="Calibri"/>
+          <w:bCs/>
+          <w:sz w:val="24"/>
+          <w:szCs w:val="24"/>
+          <w:shd w:val="clear" w:color="auto" w:fill="FFFFFF"/>
+        </w:rPr>
+        <w:t>{{client</w:t>
+      </w:r>
+      <w:r>
+        <w:rPr>
+          <w:rFonts w:ascii="Calibri" w:hAnsi="Calibri" w:cs="Calibri"/>
+          <w:bCs/>
+          <w:sz w:val="24"/>
+          <w:szCs w:val="24"/>
+          <w:shd w:val="clear" w:color="auto" w:fill="FFFFFF"/>
+        </w:rPr>
+        <w:t>2</w:t>
+      </w:r>
+      <w:r>
+        <w:rPr>
+          <w:rFonts w:ascii="Calibri" w:hAnsi="Calibri" w:cs="Calibri"/>
+          <w:bCs/>
+          <w:sz w:val="24"/>
+          <w:szCs w:val="24"/>
+          <w:shd w:val="clear" w:color="auto" w:fill="FFFFFF"/>
+        </w:rPr>
+        <w:t>Mother}}</w:t>
+      </w:r>
+      <w:r>
+        <w:rPr>
+          <w:rFonts w:ascii="Calibri" w:hAnsi="Calibri" w:cs="Calibri"/>
+          <w:bCs/>
+          <w:sz w:val="24"/>
+          <w:szCs w:val="24"/>
+          <w:shd w:val="clear" w:color="auto" w:fill="FFFFFF"/>
+        </w:rPr>
+        <w:t xml:space="preserve">, dowód osobisty/paszport </w:t>
+      </w:r>
+      <w:r>
+        <w:rPr>
+          <w:rFonts w:ascii="Calibri" w:hAnsi="Calibri" w:cs="Calibri"/>
+          <w:bCs/>
+          <w:sz w:val="24"/>
+          <w:szCs w:val="24"/>
+          <w:shd w:val="clear" w:color="auto" w:fill="FFFFFF"/>
+        </w:rPr>
+        <w:t>{{client</w:t>
+      </w:r>
+      <w:r>
+        <w:rPr>
+          <w:rFonts w:ascii="Calibri" w:hAnsi="Calibri" w:cs="Calibri"/>
+          <w:bCs/>
+          <w:sz w:val="24"/>
+          <w:szCs w:val="24"/>
+          <w:shd w:val="clear" w:color="auto" w:fill="FFFFFF"/>
+        </w:rPr>
+        <w:t>2</w:t>
+      </w:r>
+      <w:r>
+        <w:rPr>
+          <w:rFonts w:ascii="Calibri" w:hAnsi="Calibri" w:cs="Calibri"/>
+          <w:bCs/>
+          <w:sz w:val="24"/>
+          <w:szCs w:val="24"/>
+          <w:shd w:val="clear" w:color="auto" w:fill="FFFFFF"/>
+        </w:rPr>
+        <w:t>Id}}</w:t>
+      </w:r>
+      <w:r>
+        <w:rPr>
+          <w:rFonts w:ascii="Calibri" w:hAnsi="Calibri" w:cs="Calibri"/>
+          <w:bCs/>
+          <w:sz w:val="24"/>
+          <w:szCs w:val="24"/>
+          <w:shd w:val="clear" w:color="auto" w:fill="FFFFFF"/>
+        </w:rPr>
+        <w:t xml:space="preserve">, PESEL </w:t>
+      </w:r>
+      <w:r>
+        <w:rPr>
+          <w:rFonts w:ascii="Calibri" w:hAnsi="Calibri" w:cs="Calibri"/>
+          <w:bCs/>
+          <w:sz w:val="24"/>
+          <w:szCs w:val="24"/>
+          <w:shd w:val="clear" w:color="auto" w:fill="FFFFFF"/>
+        </w:rPr>
+        <w:t>{{client</w:t>
+      </w:r>
+      <w:r>
+        <w:rPr>
+          <w:rFonts w:ascii="Calibri" w:hAnsi="Calibri" w:cs="Calibri"/>
+          <w:bCs/>
+          <w:sz w:val="24"/>
+          <w:szCs w:val="24"/>
+          <w:shd w:val="clear" w:color="auto" w:fill="FFFFFF"/>
+        </w:rPr>
+        <w:t>2</w:t>
+      </w:r>
+      <w:r>
+        <w:rPr>
+          <w:rFonts w:ascii="Calibri" w:hAnsi="Calibri" w:cs="Calibri"/>
+          <w:bCs/>
+          <w:sz w:val="24"/>
+          <w:szCs w:val="24"/>
+          <w:shd w:val="clear" w:color="auto" w:fill="FFFFFF"/>
+        </w:rPr>
+        <w:t>Pesel}}</w:t>
+      </w:r>
+      <w:r>
+        <w:rPr>
+          <w:rFonts w:ascii="Calibri" w:hAnsi="Calibri" w:cs="Calibri"/>
+          <w:bCs/>
+          <w:sz w:val="24"/>
+          <w:szCs w:val="24"/>
+          <w:shd w:val="clear" w:color="auto" w:fill="FFFFFF"/>
+        </w:rPr>
+        <w:t xml:space="preserve">, zamieszkałym/ą pod adresem </w:t>
+      </w:r>
+      <w:r>
+        <w:rPr>
+          <w:rFonts w:ascii="Calibri" w:hAnsi="Calibri" w:cs="Calibri"/>
+          <w:bCs/>
+          <w:sz w:val="24"/>
+          <w:szCs w:val="24"/>
+          <w:shd w:val="clear" w:color="auto" w:fill="FFFFFF"/>
+        </w:rPr>
+        <w:t>{{client</w:t>
+      </w:r>
+      <w:r>
+        <w:rPr>
+          <w:rFonts w:ascii="Calibri" w:hAnsi="Calibri" w:cs="Calibri"/>
+          <w:bCs/>
+          <w:sz w:val="24"/>
+          <w:szCs w:val="24"/>
+          <w:shd w:val="clear" w:color="auto" w:fill="FFFFFF"/>
+        </w:rPr>
+        <w:t>2</w:t>
+      </w:r>
+      <w:r>
+        <w:rPr>
+          <w:rFonts w:ascii="Calibri" w:hAnsi="Calibri" w:cs="Calibri"/>
+          <w:bCs/>
+          <w:sz w:val="24"/>
+          <w:szCs w:val="24"/>
+          <w:shd w:val="clear" w:color="auto" w:fill="FFFFFF"/>
+        </w:rPr>
+        <w:t>Address}}</w:t>
+      </w:r>
+      <w:r>
+        <w:rPr>
+          <w:rFonts w:ascii="Calibri" w:hAnsi="Calibri" w:cs="Calibri"/>
+          <w:bCs/>
+          <w:sz w:val="24"/>
+          <w:szCs w:val="24"/>
+          <w:shd w:val="clear" w:color="auto" w:fill="FFFFFF"/>
+        </w:rPr>
+        <w:t>,</w:t>
       </w:r>
     </w:p>
     <w:p>
       <w:pPr>
         <w:jc w:val="both"/>
         <w:rPr>
-          <w:rFonts w:asciiTheme="minorHAnsi" w:hAnsiTheme="minorHAnsi" w:cstheme="minorHAnsi"/>
+          <w:rFonts w:ascii="Calibri" w:hAnsi="Calibri" w:cs="Calibri"/>
           <w:b/>
           <w:sz w:val="24"/>
           <w:szCs w:val="24"/>
@@ -623,7 +1008,7 @@
       </w:pPr>
       <w:r>
         <w:rPr>
-          <w:rFonts w:asciiTheme="minorHAnsi" w:hAnsiTheme="minorHAnsi" w:cstheme="minorHAnsi"/>
+          <w:rFonts w:ascii="Calibri" w:hAnsi="Calibri" w:cs="Calibri"/>
           <w:sz w:val="24"/>
           <w:szCs w:val="24"/>
           <w:shd w:val="clear" w:color="auto" w:fill="FFFFFF"/>
@@ -632,7 +1017,7 @@
       </w:r>
       <w:r>
         <w:rPr>
-          <w:rFonts w:asciiTheme="minorHAnsi" w:hAnsiTheme="minorHAnsi" w:cstheme="minorHAnsi"/>
+          <w:rFonts w:ascii="Calibri" w:hAnsi="Calibri" w:cs="Calibri"/>
           <w:sz w:val="24"/>
           <w:szCs w:val="24"/>
           <w:shd w:val="clear" w:color="auto" w:fill="FFFFFF"/>
@@ -642,7 +1027,7 @@
       <w:proofErr w:type="spellStart"/>
       <w:r>
         <w:rPr>
-          <w:rFonts w:asciiTheme="minorHAnsi" w:hAnsiTheme="minorHAnsi" w:cstheme="minorHAnsi"/>
+          <w:rFonts w:ascii="Calibri" w:hAnsi="Calibri" w:cs="Calibri"/>
           <w:sz w:val="24"/>
           <w:szCs w:val="24"/>
           <w:shd w:val="clear" w:color="auto" w:fill="FFFFFF"/>
@@ -652,7 +1037,7 @@
       <w:proofErr w:type="spellEnd"/>
       <w:r>
         <w:rPr>
-          <w:rFonts w:asciiTheme="minorHAnsi" w:hAnsiTheme="minorHAnsi" w:cstheme="minorHAnsi"/>
+          <w:rFonts w:ascii="Calibri" w:hAnsi="Calibri" w:cs="Calibri"/>
           <w:sz w:val="24"/>
           <w:szCs w:val="24"/>
           <w:shd w:val="clear" w:color="auto" w:fill="FFFFFF"/>
@@ -661,7 +1046,7 @@
       </w:r>
       <w:r>
         <w:rPr>
-          <w:rFonts w:asciiTheme="minorHAnsi" w:hAnsiTheme="minorHAnsi" w:cstheme="minorHAnsi"/>
+          <w:rFonts w:ascii="Calibri" w:hAnsi="Calibri" w:cs="Calibri"/>
           <w:b/>
           <w:sz w:val="24"/>
           <w:szCs w:val="24"/>
@@ -671,7 +1056,7 @@
       </w:r>
       <w:r>
         <w:rPr>
-          <w:rFonts w:asciiTheme="minorHAnsi" w:hAnsiTheme="minorHAnsi" w:cstheme="minorHAnsi"/>
+          <w:rFonts w:ascii="Calibri" w:hAnsi="Calibri" w:cs="Calibri"/>
           <w:b/>
           <w:sz w:val="24"/>
           <w:szCs w:val="24"/>
@@ -684,7 +1069,7 @@
       <w:pPr>
         <w:jc w:val="both"/>
         <w:rPr>
-          <w:rFonts w:asciiTheme="minorHAnsi" w:hAnsiTheme="minorHAnsi" w:cstheme="minorHAnsi"/>
+          <w:rFonts w:ascii="Calibri" w:hAnsi="Calibri" w:cs="Calibri"/>
           <w:sz w:val="24"/>
           <w:szCs w:val="24"/>
         </w:rPr>
@@ -694,14 +1079,14 @@
       <w:pPr>
         <w:jc w:val="both"/>
         <w:rPr>
-          <w:rFonts w:asciiTheme="minorHAnsi" w:hAnsiTheme="minorHAnsi" w:cstheme="minorHAnsi"/>
-          <w:sz w:val="24"/>
-          <w:szCs w:val="24"/>
-        </w:rPr>
-      </w:pPr>
-      <w:r>
-        <w:rPr>
-          <w:rFonts w:asciiTheme="minorHAnsi" w:hAnsiTheme="minorHAnsi" w:cstheme="minorHAnsi"/>
+          <w:rFonts w:ascii="Calibri" w:hAnsi="Calibri" w:cs="Calibri"/>
+          <w:sz w:val="24"/>
+          <w:szCs w:val="24"/>
+        </w:rPr>
+      </w:pPr>
+      <w:r>
+        <w:rPr>
+          <w:rFonts w:ascii="Calibri" w:hAnsi="Calibri" w:cs="Calibri"/>
           <w:sz w:val="24"/>
           <w:szCs w:val="24"/>
         </w:rPr>
@@ -709,7 +1094,7 @@
       </w:r>
       <w:r>
         <w:rPr>
-          <w:rFonts w:asciiTheme="minorHAnsi" w:hAnsiTheme="minorHAnsi" w:cstheme="minorHAnsi"/>
+          <w:rFonts w:ascii="Calibri" w:hAnsi="Calibri" w:cs="Calibri"/>
           <w:sz w:val="24"/>
           <w:szCs w:val="24"/>
         </w:rPr>
@@ -717,7 +1102,7 @@
       </w:r>
       <w:r>
         <w:rPr>
-          <w:rFonts w:asciiTheme="minorHAnsi" w:hAnsiTheme="minorHAnsi" w:cstheme="minorHAnsi"/>
+          <w:rFonts w:ascii="Calibri" w:hAnsi="Calibri" w:cs="Calibri"/>
           <w:b/>
           <w:bCs/>
           <w:sz w:val="24"/>
@@ -727,7 +1112,7 @@
       </w:r>
       <w:r>
         <w:rPr>
-          <w:rFonts w:asciiTheme="minorHAnsi" w:hAnsiTheme="minorHAnsi" w:cstheme="minorHAnsi"/>
+          <w:rFonts w:ascii="Calibri" w:hAnsi="Calibri" w:cs="Calibri"/>
           <w:b/>
           <w:sz w:val="24"/>
           <w:szCs w:val="24"/>
@@ -736,7 +1121,7 @@
       </w:r>
       <w:r>
         <w:rPr>
-          <w:rFonts w:asciiTheme="minorHAnsi" w:hAnsiTheme="minorHAnsi" w:cstheme="minorHAnsi"/>
+          <w:rFonts w:ascii="Calibri" w:hAnsi="Calibri" w:cs="Calibri"/>
           <w:b/>
           <w:sz w:val="24"/>
           <w:szCs w:val="24"/>
@@ -748,7 +1133,7 @@
       <w:pPr>
         <w:jc w:val="both"/>
         <w:rPr>
-          <w:rFonts w:asciiTheme="minorHAnsi" w:hAnsiTheme="minorHAnsi" w:cstheme="minorHAnsi"/>
+          <w:rFonts w:ascii="Calibri" w:hAnsi="Calibri" w:cs="Calibri"/>
           <w:sz w:val="24"/>
           <w:szCs w:val="24"/>
         </w:rPr>
@@ -758,14 +1143,14 @@
       <w:pPr>
         <w:jc w:val="both"/>
         <w:rPr>
-          <w:rFonts w:asciiTheme="minorHAnsi" w:hAnsiTheme="minorHAnsi" w:cstheme="minorHAnsi"/>
-          <w:sz w:val="24"/>
-          <w:szCs w:val="24"/>
-        </w:rPr>
-      </w:pPr>
-      <w:r>
-        <w:rPr>
-          <w:rFonts w:asciiTheme="minorHAnsi" w:hAnsiTheme="minorHAnsi" w:cstheme="minorHAnsi"/>
+          <w:rFonts w:ascii="Calibri" w:hAnsi="Calibri" w:cs="Calibri"/>
+          <w:sz w:val="24"/>
+          <w:szCs w:val="24"/>
+        </w:rPr>
+      </w:pPr>
+      <w:r>
+        <w:rPr>
+          <w:rFonts w:ascii="Calibri" w:hAnsi="Calibri" w:cs="Calibri"/>
           <w:sz w:val="24"/>
           <w:szCs w:val="24"/>
         </w:rPr>
@@ -773,7 +1158,7 @@
       </w:r>
       <w:r>
         <w:rPr>
-          <w:rFonts w:asciiTheme="minorHAnsi" w:hAnsiTheme="minorHAnsi" w:cstheme="minorHAnsi"/>
+          <w:rFonts w:ascii="Calibri" w:hAnsi="Calibri" w:cs="Calibri"/>
           <w:sz w:val="24"/>
           <w:szCs w:val="24"/>
         </w:rPr>
@@ -783,7 +1168,7 @@
     <w:p>
       <w:pPr>
         <w:rPr>
-          <w:rFonts w:asciiTheme="minorHAnsi" w:hAnsiTheme="minorHAnsi" w:cstheme="minorHAnsi"/>
+          <w:rFonts w:ascii="Calibri" w:hAnsi="Calibri" w:cs="Calibri"/>
           <w:sz w:val="24"/>
           <w:szCs w:val="24"/>
         </w:rPr>
@@ -792,7 +1177,7 @@
     <w:p>
       <w:pPr>
         <w:rPr>
-          <w:rFonts w:asciiTheme="minorHAnsi" w:hAnsiTheme="minorHAnsi" w:cstheme="minorHAnsi"/>
+          <w:rFonts w:ascii="Calibri" w:hAnsi="Calibri" w:cs="Calibri"/>
           <w:sz w:val="24"/>
           <w:szCs w:val="24"/>
         </w:rPr>
@@ -802,7 +1187,7 @@
       <w:pPr>
         <w:jc w:val="center"/>
         <w:rPr>
-          <w:rFonts w:asciiTheme="minorHAnsi" w:hAnsiTheme="minorHAnsi" w:cstheme="minorHAnsi"/>
+          <w:rFonts w:ascii="Calibri" w:hAnsi="Calibri" w:cs="Calibri"/>
           <w:b/>
           <w:sz w:val="24"/>
           <w:szCs w:val="24"/>
@@ -810,7 +1195,7 @@
       </w:pPr>
       <w:r>
         <w:rPr>
-          <w:rFonts w:asciiTheme="minorHAnsi" w:hAnsiTheme="minorHAnsi" w:cstheme="minorHAnsi"/>
+          <w:rFonts w:ascii="Calibri" w:hAnsi="Calibri" w:cs="Calibri"/>
           <w:b/>
           <w:sz w:val="24"/>
           <w:szCs w:val="24"/>
@@ -827,14 +1212,14 @@
         </w:numPr>
         <w:jc w:val="both"/>
         <w:rPr>
-          <w:rFonts w:asciiTheme="minorHAnsi" w:hAnsiTheme="minorHAnsi" w:cstheme="minorHAnsi"/>
-          <w:sz w:val="24"/>
-          <w:szCs w:val="24"/>
-        </w:rPr>
-      </w:pPr>
-      <w:r>
-        <w:rPr>
-          <w:rFonts w:asciiTheme="minorHAnsi" w:hAnsiTheme="minorHAnsi" w:cstheme="minorHAnsi"/>
+          <w:rFonts w:ascii="Calibri" w:hAnsi="Calibri" w:cs="Calibri"/>
+          <w:sz w:val="24"/>
+          <w:szCs w:val="24"/>
+        </w:rPr>
+      </w:pPr>
+      <w:r>
+        <w:rPr>
+          <w:rFonts w:ascii="Calibri" w:hAnsi="Calibri" w:cs="Calibri"/>
           <w:sz w:val="24"/>
           <w:szCs w:val="24"/>
         </w:rPr>
@@ -842,7 +1227,7 @@
       </w:r>
       <w:r>
         <w:rPr>
-          <w:rFonts w:asciiTheme="minorHAnsi" w:hAnsiTheme="minorHAnsi" w:cstheme="minorHAnsi"/>
+          <w:rFonts w:ascii="Calibri" w:hAnsi="Calibri" w:cs="Calibri"/>
           <w:sz w:val="24"/>
           <w:szCs w:val="24"/>
         </w:rPr>
@@ -850,7 +1235,7 @@
       </w:r>
       <w:r>
         <w:rPr>
-          <w:rFonts w:asciiTheme="minorHAnsi" w:hAnsiTheme="minorHAnsi" w:cstheme="minorHAnsi"/>
+          <w:rFonts w:ascii="Calibri" w:hAnsi="Calibri" w:cs="Calibri"/>
           <w:sz w:val="24"/>
           <w:szCs w:val="24"/>
         </w:rPr>
@@ -858,7 +1243,7 @@
       </w:r>
       <w:r>
         <w:rPr>
-          <w:rFonts w:asciiTheme="minorHAnsi" w:hAnsiTheme="minorHAnsi" w:cstheme="minorHAnsi"/>
+          <w:rFonts w:ascii="Calibri" w:hAnsi="Calibri" w:cs="Calibri"/>
           <w:sz w:val="24"/>
           <w:szCs w:val="24"/>
         </w:rPr>
@@ -866,7 +1251,7 @@
       </w:r>
       <w:r>
         <w:rPr>
-          <w:rFonts w:asciiTheme="minorHAnsi" w:hAnsiTheme="minorHAnsi" w:cstheme="minorHAnsi"/>
+          <w:rFonts w:ascii="Calibri" w:hAnsi="Calibri" w:cs="Calibri"/>
           <w:sz w:val="24"/>
           <w:szCs w:val="24"/>
         </w:rPr>
@@ -874,7 +1259,7 @@
       </w:r>
       <w:r>
         <w:rPr>
-          <w:rFonts w:asciiTheme="minorHAnsi" w:hAnsiTheme="minorHAnsi" w:cstheme="minorHAnsi"/>
+          <w:rFonts w:ascii="Calibri" w:hAnsi="Calibri" w:cs="Calibri"/>
           <w:sz w:val="24"/>
           <w:szCs w:val="24"/>
         </w:rPr>
@@ -882,7 +1267,7 @@
       </w:r>
       <w:r>
         <w:rPr>
-          <w:rFonts w:asciiTheme="minorHAnsi" w:hAnsiTheme="minorHAnsi" w:cstheme="minorHAnsi"/>
+          <w:rFonts w:ascii="Calibri" w:hAnsi="Calibri" w:cs="Calibri"/>
           <w:sz w:val="24"/>
           <w:szCs w:val="24"/>
         </w:rPr>
@@ -890,7 +1275,7 @@
       </w:r>
       <w:r>
         <w:rPr>
-          <w:rFonts w:asciiTheme="minorHAnsi" w:hAnsiTheme="minorHAnsi" w:cstheme="minorHAnsi"/>
+          <w:rFonts w:ascii="Calibri" w:hAnsi="Calibri" w:cs="Calibri"/>
           <w:iCs/>
           <w:sz w:val="24"/>
           <w:szCs w:val="24"/>
@@ -899,7 +1284,7 @@
       </w:r>
       <w:r>
         <w:rPr>
-          <w:rFonts w:asciiTheme="minorHAnsi" w:hAnsiTheme="minorHAnsi" w:cstheme="minorHAnsi"/>
+          <w:rFonts w:ascii="Calibri" w:hAnsi="Calibri" w:cs="Calibri"/>
           <w:iCs/>
           <w:sz w:val="24"/>
           <w:szCs w:val="24"/>
@@ -908,7 +1293,7 @@
       </w:r>
       <w:r>
         <w:rPr>
-          <w:rFonts w:asciiTheme="minorHAnsi" w:hAnsiTheme="minorHAnsi" w:cstheme="minorHAnsi"/>
+          <w:rFonts w:ascii="Calibri" w:hAnsi="Calibri" w:cs="Calibri"/>
           <w:color w:val="000000"/>
           <w:sz w:val="24"/>
           <w:szCs w:val="24"/>
@@ -917,7 +1302,7 @@
       </w:r>
       <w:r>
         <w:rPr>
-          <w:rFonts w:asciiTheme="minorHAnsi" w:hAnsiTheme="minorHAnsi" w:cstheme="minorHAnsi"/>
+          <w:rFonts w:ascii="Calibri" w:hAnsi="Calibri" w:cs="Calibri"/>
           <w:color w:val="000000"/>
           <w:sz w:val="24"/>
           <w:szCs w:val="24"/>
@@ -927,7 +1312,7 @@
       <w:bookmarkStart w:id="4" w:name="_Hlk169862451"/>
       <w:r>
         <w:rPr>
-          <w:rFonts w:asciiTheme="minorHAnsi" w:hAnsiTheme="minorHAnsi" w:cstheme="minorHAnsi"/>
+          <w:rFonts w:ascii="Calibri" w:hAnsi="Calibri" w:cs="Calibri"/>
           <w:color w:val="000000"/>
           <w:sz w:val="24"/>
           <w:szCs w:val="24"/>
@@ -937,7 +1322,7 @@
       <w:bookmarkEnd w:id="4"/>
       <w:r>
         <w:rPr>
-          <w:rFonts w:asciiTheme="minorHAnsi" w:hAnsiTheme="minorHAnsi" w:cstheme="minorHAnsi"/>
+          <w:rFonts w:ascii="Calibri" w:hAnsi="Calibri" w:cs="Calibri"/>
           <w:color w:val="000000"/>
           <w:sz w:val="24"/>
           <w:szCs w:val="24"/>
@@ -946,7 +1331,7 @@
       </w:r>
       <w:r>
         <w:rPr>
-          <w:rFonts w:asciiTheme="minorHAnsi" w:hAnsiTheme="minorHAnsi" w:cstheme="minorHAnsi"/>
+          <w:rFonts w:ascii="Calibri" w:hAnsi="Calibri" w:cs="Calibri"/>
           <w:color w:val="000000"/>
           <w:sz w:val="24"/>
           <w:szCs w:val="24"/>
@@ -956,7 +1341,7 @@
       </w:r>
       <w:r>
         <w:rPr>
-          <w:rFonts w:asciiTheme="minorHAnsi" w:hAnsiTheme="minorHAnsi" w:cstheme="minorHAnsi"/>
+          <w:rFonts w:ascii="Calibri" w:hAnsi="Calibri" w:cs="Calibri"/>
           <w:color w:val="000000"/>
           <w:sz w:val="24"/>
           <w:szCs w:val="24"/>
@@ -967,7 +1352,7 @@
       <w:bookmarkStart w:id="5" w:name="_Hlk143665757"/>
       <w:r>
         <w:rPr>
-          <w:rFonts w:asciiTheme="minorHAnsi" w:hAnsiTheme="minorHAnsi" w:cstheme="minorHAnsi"/>
+          <w:rFonts w:ascii="Calibri" w:hAnsi="Calibri" w:cs="Calibri"/>
           <w:b/>
           <w:bCs/>
           <w:color w:val="000000"/>
@@ -979,7 +1364,7 @@
       <w:bookmarkEnd w:id="5"/>
       <w:r>
         <w:rPr>
-          <w:rFonts w:asciiTheme="minorHAnsi" w:hAnsiTheme="minorHAnsi" w:cstheme="minorHAnsi"/>
+          <w:rFonts w:ascii="Calibri" w:hAnsi="Calibri" w:cs="Calibri"/>
           <w:b/>
           <w:bCs/>
           <w:color w:val="000000"/>
@@ -990,7 +1375,7 @@
       </w:r>
       <w:r>
         <w:rPr>
-          <w:rFonts w:asciiTheme="minorHAnsi" w:hAnsiTheme="minorHAnsi" w:cstheme="minorHAnsi"/>
+          <w:rFonts w:ascii="Calibri" w:hAnsi="Calibri" w:cs="Calibri"/>
           <w:sz w:val="24"/>
           <w:szCs w:val="24"/>
         </w:rPr>
@@ -998,7 +1383,7 @@
       </w:r>
       <w:r>
         <w:rPr>
-          <w:rFonts w:asciiTheme="minorHAnsi" w:hAnsiTheme="minorHAnsi" w:cstheme="minorHAnsi"/>
+          <w:rFonts w:ascii="Calibri" w:hAnsi="Calibri" w:cs="Calibri"/>
           <w:b/>
           <w:sz w:val="24"/>
           <w:szCs w:val="24"/>
@@ -1007,7 +1392,7 @@
       </w:r>
       <w:r>
         <w:rPr>
-          <w:rFonts w:asciiTheme="minorHAnsi" w:hAnsiTheme="minorHAnsi" w:cstheme="minorHAnsi"/>
+          <w:rFonts w:ascii="Calibri" w:hAnsi="Calibri" w:cs="Calibri"/>
           <w:sz w:val="24"/>
           <w:szCs w:val="24"/>
         </w:rPr>
@@ -1015,7 +1400,7 @@
       </w:r>
       <w:r>
         <w:rPr>
-          <w:rFonts w:asciiTheme="minorHAnsi" w:hAnsiTheme="minorHAnsi" w:cstheme="minorHAnsi"/>
+          <w:rFonts w:ascii="Calibri" w:hAnsi="Calibri" w:cs="Calibri"/>
           <w:sz w:val="24"/>
           <w:szCs w:val="24"/>
         </w:rPr>
@@ -1023,7 +1408,7 @@
       </w:r>
       <w:r>
         <w:rPr>
-          <w:rFonts w:asciiTheme="minorHAnsi" w:hAnsiTheme="minorHAnsi" w:cstheme="minorHAnsi"/>
+          <w:rFonts w:ascii="Calibri" w:hAnsi="Calibri" w:cs="Calibri"/>
           <w:sz w:val="24"/>
           <w:szCs w:val="24"/>
         </w:rPr>
@@ -1031,7 +1416,7 @@
       </w:r>
       <w:r>
         <w:rPr>
-          <w:rFonts w:asciiTheme="minorHAnsi" w:hAnsiTheme="minorHAnsi" w:cstheme="minorHAnsi"/>
+          <w:rFonts w:ascii="Calibri" w:hAnsi="Calibri" w:cs="Calibri"/>
           <w:b/>
           <w:sz w:val="24"/>
           <w:szCs w:val="24"/>
@@ -1040,7 +1425,7 @@
       </w:r>
       <w:r>
         <w:rPr>
-          <w:rFonts w:asciiTheme="minorHAnsi" w:hAnsiTheme="minorHAnsi" w:cstheme="minorHAnsi"/>
+          <w:rFonts w:ascii="Calibri" w:hAnsi="Calibri" w:cs="Calibri"/>
           <w:sz w:val="24"/>
           <w:szCs w:val="24"/>
         </w:rPr>
@@ -1048,7 +1433,7 @@
       </w:r>
       <w:r>
         <w:rPr>
-          <w:rFonts w:asciiTheme="minorHAnsi" w:hAnsiTheme="minorHAnsi" w:cstheme="minorHAnsi"/>
+          <w:rFonts w:ascii="Calibri" w:hAnsi="Calibri" w:cs="Calibri"/>
           <w:sz w:val="24"/>
           <w:szCs w:val="24"/>
         </w:rPr>
@@ -1056,7 +1441,7 @@
       </w:r>
       <w:r>
         <w:rPr>
-          <w:rFonts w:asciiTheme="minorHAnsi" w:hAnsiTheme="minorHAnsi" w:cstheme="minorHAnsi"/>
+          <w:rFonts w:ascii="Calibri" w:hAnsi="Calibri" w:cs="Calibri"/>
           <w:sz w:val="24"/>
           <w:szCs w:val="24"/>
         </w:rPr>
@@ -1064,7 +1449,7 @@
       </w:r>
       <w:r>
         <w:rPr>
-          <w:rFonts w:asciiTheme="minorHAnsi" w:hAnsiTheme="minorHAnsi" w:cstheme="minorHAnsi"/>
+          <w:rFonts w:ascii="Calibri" w:hAnsi="Calibri" w:cs="Calibri"/>
           <w:sz w:val="24"/>
           <w:szCs w:val="24"/>
         </w:rPr>
@@ -1072,7 +1457,7 @@
       </w:r>
       <w:r>
         <w:rPr>
-          <w:rFonts w:asciiTheme="minorHAnsi" w:hAnsiTheme="minorHAnsi" w:cstheme="minorHAnsi"/>
+          <w:rFonts w:ascii="Calibri" w:hAnsi="Calibri" w:cs="Calibri"/>
           <w:sz w:val="24"/>
           <w:szCs w:val="24"/>
         </w:rPr>
@@ -1080,7 +1465,7 @@
       </w:r>
       <w:r>
         <w:rPr>
-          <w:rFonts w:asciiTheme="minorHAnsi" w:hAnsiTheme="minorHAnsi" w:cstheme="minorHAnsi"/>
+          <w:rFonts w:ascii="Calibri" w:hAnsi="Calibri" w:cs="Calibri"/>
           <w:sz w:val="24"/>
           <w:szCs w:val="24"/>
         </w:rPr>
@@ -1088,7 +1473,7 @@
       </w:r>
       <w:r>
         <w:rPr>
-          <w:rFonts w:asciiTheme="minorHAnsi" w:hAnsiTheme="minorHAnsi" w:cstheme="minorHAnsi"/>
+          <w:rFonts w:ascii="Calibri" w:hAnsi="Calibri" w:cs="Calibri"/>
           <w:sz w:val="24"/>
           <w:szCs w:val="24"/>
         </w:rPr>
@@ -1096,7 +1481,7 @@
       </w:r>
       <w:r>
         <w:rPr>
-          <w:rFonts w:asciiTheme="minorHAnsi" w:hAnsiTheme="minorHAnsi" w:cstheme="minorHAnsi"/>
+          <w:rFonts w:ascii="Calibri" w:hAnsi="Calibri" w:cs="Calibri"/>
           <w:sz w:val="24"/>
           <w:szCs w:val="24"/>
         </w:rPr>
@@ -1104,7 +1489,7 @@
       </w:r>
       <w:r>
         <w:rPr>
-          <w:rFonts w:asciiTheme="minorHAnsi" w:hAnsiTheme="minorHAnsi" w:cstheme="minorHAnsi"/>
+          <w:rFonts w:ascii="Calibri" w:hAnsi="Calibri" w:cs="Calibri"/>
           <w:sz w:val="24"/>
           <w:szCs w:val="24"/>
         </w:rPr>
@@ -1112,7 +1497,7 @@
       </w:r>
       <w:r>
         <w:rPr>
-          <w:rFonts w:asciiTheme="minorHAnsi" w:hAnsiTheme="minorHAnsi" w:cstheme="minorHAnsi"/>
+          <w:rFonts w:ascii="Calibri" w:hAnsi="Calibri" w:cs="Calibri"/>
           <w:b/>
           <w:bCs/>
           <w:sz w:val="24"/>
@@ -1122,7 +1507,7 @@
       </w:r>
       <w:r>
         <w:rPr>
-          <w:rFonts w:asciiTheme="minorHAnsi" w:hAnsiTheme="minorHAnsi" w:cstheme="minorHAnsi"/>
+          <w:rFonts w:ascii="Calibri" w:hAnsi="Calibri" w:cs="Calibri"/>
           <w:sz w:val="24"/>
           <w:szCs w:val="24"/>
         </w:rPr>
@@ -1130,7 +1515,7 @@
       </w:r>
       <w:r>
         <w:rPr>
-          <w:rFonts w:asciiTheme="minorHAnsi" w:hAnsiTheme="minorHAnsi" w:cstheme="minorHAnsi"/>
+          <w:rFonts w:ascii="Calibri" w:hAnsi="Calibri" w:cs="Calibri"/>
           <w:sz w:val="24"/>
           <w:szCs w:val="24"/>
         </w:rPr>
@@ -1138,7 +1523,7 @@
       </w:r>
       <w:r>
         <w:rPr>
-          <w:rFonts w:asciiTheme="minorHAnsi" w:hAnsiTheme="minorHAnsi" w:cstheme="minorHAnsi"/>
+          <w:rFonts w:ascii="Calibri" w:hAnsi="Calibri" w:cs="Calibri"/>
           <w:sz w:val="24"/>
           <w:szCs w:val="24"/>
         </w:rPr>
@@ -1146,7 +1531,7 @@
       </w:r>
       <w:r>
         <w:rPr>
-          <w:rFonts w:asciiTheme="minorHAnsi" w:hAnsiTheme="minorHAnsi" w:cstheme="minorHAnsi"/>
+          <w:rFonts w:ascii="Calibri" w:hAnsi="Calibri" w:cs="Calibri"/>
           <w:sz w:val="24"/>
           <w:szCs w:val="24"/>
         </w:rPr>
@@ -1154,7 +1539,7 @@
       </w:r>
       <w:r>
         <w:rPr>
-          <w:rFonts w:asciiTheme="minorHAnsi" w:hAnsiTheme="minorHAnsi" w:cstheme="minorHAnsi"/>
+          <w:rFonts w:ascii="Calibri" w:hAnsi="Calibri" w:cs="Calibri"/>
           <w:sz w:val="24"/>
           <w:szCs w:val="24"/>
         </w:rPr>
@@ -1162,7 +1547,7 @@
       </w:r>
       <w:r>
         <w:rPr>
-          <w:rFonts w:asciiTheme="minorHAnsi" w:hAnsiTheme="minorHAnsi" w:cstheme="minorHAnsi"/>
+          <w:rFonts w:ascii="Calibri" w:hAnsi="Calibri" w:cs="Calibri"/>
           <w:sz w:val="24"/>
           <w:szCs w:val="24"/>
         </w:rPr>
@@ -1170,7 +1555,7 @@
       </w:r>
       <w:r>
         <w:rPr>
-          <w:rFonts w:asciiTheme="minorHAnsi" w:hAnsiTheme="minorHAnsi" w:cstheme="minorHAnsi"/>
+          <w:rFonts w:ascii="Calibri" w:hAnsi="Calibri" w:cs="Calibri"/>
           <w:sz w:val="24"/>
           <w:szCs w:val="24"/>
         </w:rPr>
@@ -1178,7 +1563,7 @@
       </w:r>
       <w:r>
         <w:rPr>
-          <w:rFonts w:asciiTheme="minorHAnsi" w:hAnsiTheme="minorHAnsi" w:cstheme="minorHAnsi"/>
+          <w:rFonts w:ascii="Calibri" w:hAnsi="Calibri" w:cs="Calibri"/>
           <w:sz w:val="24"/>
           <w:szCs w:val="24"/>
         </w:rPr>
@@ -1186,7 +1571,7 @@
       </w:r>
       <w:r>
         <w:rPr>
-          <w:rFonts w:asciiTheme="minorHAnsi" w:hAnsiTheme="minorHAnsi" w:cstheme="minorHAnsi"/>
+          <w:rFonts w:ascii="Calibri" w:hAnsi="Calibri" w:cs="Calibri"/>
           <w:b/>
           <w:sz w:val="24"/>
           <w:szCs w:val="24"/>
@@ -1195,7 +1580,7 @@
       </w:r>
       <w:r>
         <w:rPr>
-          <w:rFonts w:asciiTheme="minorHAnsi" w:hAnsiTheme="minorHAnsi" w:cstheme="minorHAnsi"/>
+          <w:rFonts w:ascii="Calibri" w:hAnsi="Calibri" w:cs="Calibri"/>
           <w:sz w:val="24"/>
           <w:szCs w:val="24"/>
         </w:rPr>
@@ -1203,7 +1588,7 @@
       </w:r>
       <w:r>
         <w:rPr>
-          <w:rFonts w:asciiTheme="minorHAnsi" w:hAnsiTheme="minorHAnsi" w:cstheme="minorHAnsi"/>
+          <w:rFonts w:ascii="Calibri" w:hAnsi="Calibri" w:cs="Calibri"/>
           <w:sz w:val="24"/>
           <w:szCs w:val="24"/>
         </w:rPr>
@@ -1219,22 +1604,90 @@
         </w:numPr>
         <w:jc w:val="both"/>
         <w:rPr>
-          <w:rFonts w:asciiTheme="minorHAnsi" w:hAnsiTheme="minorHAnsi" w:cstheme="minorHAnsi"/>
-          <w:sz w:val="24"/>
-          <w:szCs w:val="24"/>
-        </w:rPr>
-      </w:pPr>
-      <w:r>
-        <w:rPr>
-          <w:rFonts w:asciiTheme="minorHAnsi" w:hAnsiTheme="minorHAnsi" w:cstheme="minorHAnsi"/>
-          <w:sz w:val="24"/>
-          <w:szCs w:val="24"/>
-        </w:rPr>
-        <w:t>Przedstawiciel Dewelopera oświadcza, że w ramach Inwestycji wybudowany zostanie między innymi usytuowany w Budynku na jego {{floor}} kondygnacji lokal mieszkalny oznaczony numerem projektowym {{unitNumber}} o projektowanej</w:t>
-      </w:r>
-      <w:r>
-        <w:rPr>
-          <w:rFonts w:asciiTheme="minorHAnsi" w:hAnsiTheme="minorHAnsi" w:cstheme="minorHAnsi"/>
+          <w:rFonts w:ascii="Calibri" w:hAnsi="Calibri" w:cs="Calibri"/>
+          <w:sz w:val="24"/>
+          <w:szCs w:val="24"/>
+        </w:rPr>
+      </w:pPr>
+      <w:r>
+        <w:rPr>
+          <w:rFonts w:ascii="Calibri" w:hAnsi="Calibri" w:cs="Calibri"/>
+          <w:sz w:val="24"/>
+          <w:szCs w:val="24"/>
+        </w:rPr>
+        <w:t xml:space="preserve">Przedstawiciel Dewelopera oświadcza, że w ramach Inwestycji wybudowany zostanie między innymi usytuowany w Budynku na jego </w:t>
+      </w:r>
+      <w:r>
+        <w:rPr>
+          <w:rFonts w:ascii="Calibri" w:hAnsi="Calibri" w:cs="Calibri"/>
+          <w:sz w:val="24"/>
+          <w:szCs w:val="24"/>
+        </w:rPr>
+        <w:t>{{</w:t>
+      </w:r>
+      <w:proofErr w:type="spellStart"/>
+      <w:r>
+        <w:rPr>
+          <w:rFonts w:ascii="Calibri" w:hAnsi="Calibri" w:cs="Calibri"/>
+          <w:sz w:val="24"/>
+          <w:szCs w:val="24"/>
+        </w:rPr>
+        <w:t>floor</w:t>
+      </w:r>
+      <w:proofErr w:type="spellEnd"/>
+      <w:r>
+        <w:rPr>
+          <w:rFonts w:ascii="Calibri" w:hAnsi="Calibri" w:cs="Calibri"/>
+          <w:sz w:val="24"/>
+          <w:szCs w:val="24"/>
+        </w:rPr>
+        <w:t>}}</w:t>
+      </w:r>
+      <w:r>
+        <w:rPr>
+          <w:rFonts w:ascii="Calibri" w:hAnsi="Calibri" w:cs="Calibri"/>
+          <w:sz w:val="24"/>
+          <w:szCs w:val="24"/>
+        </w:rPr>
+        <w:t xml:space="preserve"> kondygnacji lokal mieszkalny oznaczony numerem projektowym </w:t>
+      </w:r>
+      <w:r>
+        <w:rPr>
+          <w:rFonts w:ascii="Calibri" w:hAnsi="Calibri" w:cs="Calibri"/>
+          <w:sz w:val="24"/>
+          <w:szCs w:val="24"/>
+        </w:rPr>
+        <w:t>{{</w:t>
+      </w:r>
+      <w:proofErr w:type="spellStart"/>
+      <w:r>
+        <w:rPr>
+          <w:rFonts w:ascii="Calibri" w:hAnsi="Calibri" w:cs="Calibri"/>
+          <w:sz w:val="24"/>
+          <w:szCs w:val="24"/>
+        </w:rPr>
+        <w:t>unitNumber</w:t>
+      </w:r>
+      <w:proofErr w:type="spellEnd"/>
+      <w:r>
+        <w:rPr>
+          <w:rFonts w:ascii="Calibri" w:hAnsi="Calibri" w:cs="Calibri"/>
+          <w:sz w:val="24"/>
+          <w:szCs w:val="24"/>
+        </w:rPr>
+        <w:t>}}</w:t>
+      </w:r>
+      <w:r>
+        <w:rPr>
+          <w:rFonts w:ascii="Calibri" w:hAnsi="Calibri" w:cs="Calibri"/>
+          <w:sz w:val="24"/>
+          <w:szCs w:val="24"/>
+        </w:rPr>
+        <w:t xml:space="preserve"> o projektowanej</w:t>
+      </w:r>
+      <w:r>
+        <w:rPr>
+          <w:rFonts w:ascii="Calibri" w:hAnsi="Calibri" w:cs="Calibri"/>
           <w:sz w:val="24"/>
           <w:szCs w:val="24"/>
           <w:vertAlign w:val="superscript"/>
@@ -1243,25 +1696,59 @@
       </w:r>
       <w:r>
         <w:rPr>
-          <w:rFonts w:asciiTheme="minorHAnsi" w:hAnsiTheme="minorHAnsi" w:cstheme="minorHAnsi"/>
-          <w:sz w:val="24"/>
-          <w:szCs w:val="24"/>
-        </w:rPr>
-        <w:t xml:space="preserve">powierzchni użytkowej tego </w:t>
-      </w:r>
-      <w:r>
-        <w:rPr>
-          <w:rFonts w:asciiTheme="minorHAnsi" w:hAnsiTheme="minorHAnsi" w:cstheme="minorHAnsi"/>
+          <w:rFonts w:ascii="Calibri" w:hAnsi="Calibri" w:cs="Calibri"/>
+          <w:sz w:val="24"/>
+          <w:szCs w:val="24"/>
+        </w:rPr>
+        <w:t xml:space="preserve">powierzchni </w:t>
+      </w:r>
+      <w:r>
+        <w:rPr>
+          <w:rFonts w:ascii="Calibri" w:hAnsi="Calibri" w:cs="Calibri"/>
           <w:sz w:val="24"/>
           <w:szCs w:val="24"/>
         </w:rPr>
         <w:lastRenderedPageBreak/>
-        <w:t xml:space="preserve">lokalu wynoszącej {{unitArea}} </w:t>
+        <w:t xml:space="preserve">użytkowej tego lokalu wynoszącej </w:t>
+      </w:r>
+      <w:r>
+        <w:rPr>
+          <w:rFonts w:ascii="Calibri" w:hAnsi="Calibri" w:cs="Calibri"/>
+          <w:sz w:val="24"/>
+          <w:szCs w:val="24"/>
+        </w:rPr>
+        <w:t>{{</w:t>
+      </w:r>
+      <w:proofErr w:type="spellStart"/>
+      <w:r>
+        <w:rPr>
+          <w:rFonts w:ascii="Calibri" w:hAnsi="Calibri" w:cs="Calibri"/>
+          <w:sz w:val="24"/>
+          <w:szCs w:val="24"/>
+        </w:rPr>
+        <w:t>unitArea</w:t>
+      </w:r>
+      <w:proofErr w:type="spellEnd"/>
+      <w:r>
+        <w:rPr>
+          <w:rFonts w:ascii="Calibri" w:hAnsi="Calibri" w:cs="Calibri"/>
+          <w:sz w:val="24"/>
+          <w:szCs w:val="24"/>
+        </w:rPr>
+        <w:t>}}</w:t>
+      </w:r>
+      <w:r>
+        <w:rPr>
+          <w:rFonts w:ascii="Calibri" w:hAnsi="Calibri" w:cs="Calibri"/>
+          <w:sz w:val="24"/>
+          <w:szCs w:val="24"/>
+        </w:rPr>
+        <w:t xml:space="preserve"> </w:t>
       </w:r>
       <w:bookmarkStart w:id="6" w:name="_Hlk155241183"/>
       <w:r>
         <w:rPr>
-          <w:rFonts w:asciiTheme="minorHAnsi" w:hAnsiTheme="minorHAnsi" w:cstheme="minorHAnsi"/>
+          <w:rFonts w:ascii="Calibri" w:hAnsi="Calibri" w:cs="Calibri"/>
           <w:sz w:val="24"/>
           <w:szCs w:val="24"/>
         </w:rPr>
@@ -1269,7 +1756,7 @@
       </w:r>
       <w:r>
         <w:rPr>
-          <w:rFonts w:asciiTheme="minorHAnsi" w:hAnsiTheme="minorHAnsi" w:cstheme="minorHAnsi"/>
+          <w:rFonts w:ascii="Calibri" w:hAnsi="Calibri" w:cs="Calibri"/>
           <w:sz w:val="24"/>
           <w:szCs w:val="24"/>
           <w:vertAlign w:val="superscript"/>
@@ -1278,16 +1765,50 @@
       </w:r>
       <w:r>
         <w:rPr>
-          <w:rFonts w:asciiTheme="minorHAnsi" w:hAnsiTheme="minorHAnsi" w:cstheme="minorHAnsi"/>
-          <w:sz w:val="24"/>
-          <w:szCs w:val="24"/>
-        </w:rPr>
-        <w:t xml:space="preserve"> ({{unitAreaWords}} metra kwadratowego)</w:t>
+          <w:rFonts w:ascii="Calibri" w:hAnsi="Calibri" w:cs="Calibri"/>
+          <w:sz w:val="24"/>
+          <w:szCs w:val="24"/>
+        </w:rPr>
+        <w:t xml:space="preserve"> (</w:t>
+      </w:r>
+      <w:r>
+        <w:rPr>
+          <w:rFonts w:ascii="Calibri" w:hAnsi="Calibri" w:cs="Calibri"/>
+          <w:sz w:val="24"/>
+          <w:szCs w:val="24"/>
+        </w:rPr>
+        <w:t>{{</w:t>
+      </w:r>
+      <w:proofErr w:type="spellStart"/>
+      <w:r>
+        <w:rPr>
+          <w:rFonts w:ascii="Calibri" w:hAnsi="Calibri" w:cs="Calibri"/>
+          <w:sz w:val="24"/>
+          <w:szCs w:val="24"/>
+        </w:rPr>
+        <w:t>unitAreaWords</w:t>
+      </w:r>
+      <w:proofErr w:type="spellEnd"/>
+      <w:r>
+        <w:rPr>
+          <w:rFonts w:ascii="Calibri" w:hAnsi="Calibri" w:cs="Calibri"/>
+          <w:sz w:val="24"/>
+          <w:szCs w:val="24"/>
+        </w:rPr>
+        <w:t>}}</w:t>
+      </w:r>
+      <w:r>
+        <w:rPr>
+          <w:rFonts w:ascii="Calibri" w:hAnsi="Calibri" w:cs="Calibri"/>
+          <w:sz w:val="24"/>
+          <w:szCs w:val="24"/>
+        </w:rPr>
+        <w:t xml:space="preserve"> metra kwadratowego)</w:t>
       </w:r>
       <w:bookmarkEnd w:id="6"/>
       <w:r>
         <w:rPr>
-          <w:rFonts w:asciiTheme="minorHAnsi" w:hAnsiTheme="minorHAnsi" w:cstheme="minorHAnsi"/>
+          <w:rFonts w:ascii="Calibri" w:hAnsi="Calibri" w:cs="Calibri"/>
           <w:sz w:val="24"/>
           <w:szCs w:val="24"/>
         </w:rPr>
@@ -1295,7 +1816,7 @@
       </w:r>
       <w:r>
         <w:rPr>
-          <w:rFonts w:asciiTheme="minorHAnsi" w:hAnsiTheme="minorHAnsi" w:cstheme="minorHAnsi"/>
+          <w:rFonts w:ascii="Calibri" w:hAnsi="Calibri" w:cs="Calibri"/>
           <w:i/>
           <w:iCs/>
           <w:sz w:val="24"/>
@@ -1305,7 +1826,7 @@
       </w:r>
       <w:r>
         <w:rPr>
-          <w:rFonts w:asciiTheme="minorHAnsi" w:hAnsiTheme="minorHAnsi" w:cstheme="minorHAnsi"/>
+          <w:rFonts w:ascii="Calibri" w:hAnsi="Calibri" w:cs="Calibri"/>
           <w:i/>
           <w:iCs/>
           <w:sz w:val="24"/>
@@ -1315,7 +1836,7 @@
       </w:r>
       <w:r>
         <w:rPr>
-          <w:rFonts w:asciiTheme="minorHAnsi" w:hAnsiTheme="minorHAnsi" w:cstheme="minorHAnsi"/>
+          <w:rFonts w:ascii="Calibri" w:hAnsi="Calibri" w:cs="Calibri"/>
           <w:i/>
           <w:iCs/>
           <w:sz w:val="24"/>
@@ -1325,7 +1846,7 @@
       </w:r>
       <w:r>
         <w:rPr>
-          <w:rFonts w:asciiTheme="minorHAnsi" w:hAnsiTheme="minorHAnsi" w:cstheme="minorHAnsi"/>
+          <w:rFonts w:ascii="Calibri" w:hAnsi="Calibri" w:cs="Calibri"/>
           <w:i/>
           <w:iCs/>
           <w:sz w:val="24"/>
@@ -1335,7 +1856,7 @@
       </w:r>
       <w:r>
         <w:rPr>
-          <w:rFonts w:asciiTheme="minorHAnsi" w:hAnsiTheme="minorHAnsi" w:cstheme="minorHAnsi"/>
+          <w:rFonts w:ascii="Calibri" w:hAnsi="Calibri" w:cs="Calibri"/>
           <w:sz w:val="24"/>
           <w:szCs w:val="24"/>
         </w:rPr>
@@ -1343,7 +1864,7 @@
       </w:r>
       <w:r>
         <w:rPr>
-          <w:rFonts w:asciiTheme="minorHAnsi" w:hAnsiTheme="minorHAnsi" w:cstheme="minorHAnsi"/>
+          <w:rFonts w:ascii="Calibri" w:hAnsi="Calibri" w:cs="Calibri"/>
           <w:b/>
           <w:bCs/>
           <w:sz w:val="24"/>
@@ -1353,7 +1874,7 @@
       </w:r>
       <w:r>
         <w:rPr>
-          <w:rFonts w:asciiTheme="minorHAnsi" w:hAnsiTheme="minorHAnsi" w:cstheme="minorHAnsi"/>
+          <w:rFonts w:ascii="Calibri" w:hAnsi="Calibri" w:cs="Calibri"/>
           <w:sz w:val="24"/>
           <w:szCs w:val="24"/>
         </w:rPr>
@@ -1361,7 +1882,7 @@
       </w:r>
       <w:r>
         <w:rPr>
-          <w:rFonts w:asciiTheme="minorHAnsi" w:hAnsiTheme="minorHAnsi" w:cstheme="minorHAnsi"/>
+          <w:rFonts w:ascii="Calibri" w:hAnsi="Calibri" w:cs="Calibri"/>
           <w:sz w:val="24"/>
           <w:szCs w:val="24"/>
         </w:rPr>
@@ -1369,7 +1890,7 @@
       </w:r>
       <w:r>
         <w:rPr>
-          <w:rFonts w:asciiTheme="minorHAnsi" w:hAnsiTheme="minorHAnsi" w:cstheme="minorHAnsi"/>
+          <w:rFonts w:ascii="Calibri" w:hAnsi="Calibri" w:cs="Calibri"/>
           <w:sz w:val="24"/>
           <w:szCs w:val="24"/>
         </w:rPr>
@@ -1377,7 +1898,7 @@
       </w:r>
       <w:r>
         <w:rPr>
-          <w:rFonts w:asciiTheme="minorHAnsi" w:hAnsiTheme="minorHAnsi" w:cstheme="minorHAnsi"/>
+          <w:rFonts w:ascii="Calibri" w:hAnsi="Calibri" w:cs="Calibri"/>
           <w:sz w:val="24"/>
           <w:szCs w:val="24"/>
         </w:rPr>
@@ -1385,7 +1906,7 @@
       </w:r>
       <w:r>
         <w:rPr>
-          <w:rFonts w:asciiTheme="minorHAnsi" w:hAnsiTheme="minorHAnsi" w:cstheme="minorHAnsi"/>
+          <w:rFonts w:ascii="Calibri" w:hAnsi="Calibri" w:cs="Calibri"/>
           <w:bCs/>
           <w:sz w:val="24"/>
           <w:szCs w:val="24"/>
@@ -1394,7 +1915,7 @@
       </w:r>
       <w:r>
         <w:rPr>
-          <w:rFonts w:asciiTheme="minorHAnsi" w:hAnsiTheme="minorHAnsi" w:cstheme="minorHAnsi"/>
+          <w:rFonts w:ascii="Calibri" w:hAnsi="Calibri" w:cs="Calibri"/>
           <w:bCs/>
           <w:sz w:val="24"/>
           <w:szCs w:val="24"/>
@@ -1403,7 +1924,7 @@
       </w:r>
       <w:r>
         <w:rPr>
-          <w:rFonts w:asciiTheme="minorHAnsi" w:hAnsiTheme="minorHAnsi" w:cstheme="minorHAnsi"/>
+          <w:rFonts w:ascii="Calibri" w:hAnsi="Calibri" w:cs="Calibri"/>
           <w:bCs/>
           <w:sz w:val="24"/>
           <w:szCs w:val="24"/>
@@ -1412,7 +1933,7 @@
       </w:r>
       <w:r>
         <w:rPr>
-          <w:rFonts w:asciiTheme="minorHAnsi" w:hAnsiTheme="minorHAnsi" w:cstheme="minorHAnsi"/>
+          <w:rFonts w:ascii="Calibri" w:hAnsi="Calibri" w:cs="Calibri"/>
           <w:bCs/>
           <w:sz w:val="24"/>
           <w:szCs w:val="24"/>
@@ -1421,7 +1942,7 @@
       </w:r>
       <w:r>
         <w:rPr>
-          <w:rFonts w:asciiTheme="minorHAnsi" w:hAnsiTheme="minorHAnsi" w:cstheme="minorHAnsi"/>
+          <w:rFonts w:ascii="Calibri" w:hAnsi="Calibri" w:cs="Calibri"/>
           <w:bCs/>
           <w:sz w:val="24"/>
           <w:szCs w:val="24"/>
@@ -1430,7 +1951,7 @@
       </w:r>
       <w:r>
         <w:rPr>
-          <w:rFonts w:asciiTheme="minorHAnsi" w:hAnsiTheme="minorHAnsi" w:cstheme="minorHAnsi"/>
+          <w:rFonts w:ascii="Calibri" w:hAnsi="Calibri" w:cs="Calibri"/>
           <w:bCs/>
           <w:sz w:val="24"/>
           <w:szCs w:val="24"/>
@@ -1439,7 +1960,7 @@
       </w:r>
       <w:r>
         <w:rPr>
-          <w:rFonts w:asciiTheme="minorHAnsi" w:hAnsiTheme="minorHAnsi" w:cstheme="minorHAnsi"/>
+          <w:rFonts w:ascii="Calibri" w:hAnsi="Calibri" w:cs="Calibri"/>
           <w:sz w:val="24"/>
           <w:szCs w:val="24"/>
         </w:rPr>
@@ -1447,17 +1968,37 @@
       </w:r>
       <w:r>
         <w:rPr>
-          <w:rFonts w:asciiTheme="minorHAnsi" w:hAnsiTheme="minorHAnsi" w:cstheme="minorHAnsi"/>
-          <w:i/>
-          <w:iCs/>
-          <w:sz w:val="24"/>
-          <w:szCs w:val="24"/>
-        </w:rPr>
-        <w:t xml:space="preserve">Każdoczesnemu właścicielowi Lokalu Mieszkalnego przysługiwać będzie prawo do wyłącznego korzystania z Miejsca Postojowego numer {{parking1Number}} </w:t>
-      </w:r>
-      <w:r>
-        <w:rPr>
-          <w:rFonts w:asciiTheme="minorHAnsi" w:hAnsiTheme="minorHAnsi" w:cstheme="minorHAnsi"/>
+          <w:rFonts w:ascii="Calibri" w:hAnsi="Calibri" w:cs="Calibri"/>
+          <w:i/>
+          <w:iCs/>
+          <w:sz w:val="24"/>
+          <w:szCs w:val="24"/>
+        </w:rPr>
+        <w:t xml:space="preserve">Każdoczesnemu właścicielowi Lokalu Mieszkalnego przysługiwać będzie prawo do wyłącznego korzystania z Miejsca Postojowego numer </w:t>
+      </w:r>
+      <w:r>
+        <w:rPr>
+          <w:rFonts w:ascii="Calibri" w:hAnsi="Calibri" w:cs="Calibri"/>
+          <w:i/>
+          <w:iCs/>
+          <w:sz w:val="24"/>
+          <w:szCs w:val="24"/>
+        </w:rPr>
+        <w:t>{{parking1Number}}</w:t>
+      </w:r>
+      <w:r>
+        <w:rPr>
+          <w:rFonts w:ascii="Calibri" w:hAnsi="Calibri" w:cs="Calibri"/>
+          <w:i/>
+          <w:iCs/>
+          <w:sz w:val="24"/>
+          <w:szCs w:val="24"/>
+        </w:rPr>
+        <w:t xml:space="preserve"> </w:t>
+      </w:r>
+      <w:r>
+        <w:rPr>
+          <w:rFonts w:ascii="Calibri" w:hAnsi="Calibri" w:cs="Calibri"/>
           <w:i/>
           <w:iCs/>
           <w:sz w:val="24"/>
@@ -1467,17 +2008,47 @@
       </w:r>
       <w:r>
         <w:rPr>
-          <w:rFonts w:asciiTheme="minorHAnsi" w:hAnsiTheme="minorHAnsi" w:cstheme="minorHAnsi"/>
-          <w:i/>
-          <w:iCs/>
-          <w:sz w:val="24"/>
-          <w:szCs w:val="24"/>
-        </w:rPr>
-        <w:t xml:space="preserve"> Drugiego Miejsca Postojowego numer {{parking2Number}}</w:t>
-      </w:r>
-      <w:r>
-        <w:rPr>
-          <w:rFonts w:asciiTheme="minorHAnsi" w:hAnsiTheme="minorHAnsi" w:cstheme="minorHAnsi"/>
+          <w:rFonts w:ascii="Calibri" w:hAnsi="Calibri" w:cs="Calibri"/>
+          <w:i/>
+          <w:iCs/>
+          <w:sz w:val="24"/>
+          <w:szCs w:val="24"/>
+        </w:rPr>
+        <w:t xml:space="preserve"> Drugiego Miejsca Postojowego numer </w:t>
+      </w:r>
+      <w:r>
+        <w:rPr>
+          <w:rFonts w:ascii="Calibri" w:hAnsi="Calibri" w:cs="Calibri"/>
+          <w:i/>
+          <w:iCs/>
+          <w:sz w:val="24"/>
+          <w:szCs w:val="24"/>
+        </w:rPr>
+        <w:t>{{parking</w:t>
+      </w:r>
+      <w:r>
+        <w:rPr>
+          <w:rFonts w:ascii="Calibri" w:hAnsi="Calibri" w:cs="Calibri"/>
+          <w:i/>
+          <w:iCs/>
+          <w:sz w:val="24"/>
+          <w:szCs w:val="24"/>
+        </w:rPr>
+        <w:t>2</w:t>
+      </w:r>
+      <w:r>
+        <w:rPr>
+          <w:rFonts w:ascii="Calibri" w:hAnsi="Calibri" w:cs="Calibri"/>
+          <w:i/>
+          <w:iCs/>
+          <w:sz w:val="24"/>
+          <w:szCs w:val="24"/>
+        </w:rPr>
+        <w:t>Number}}</w:t>
+      </w:r>
+      <w:r>
+        <w:rPr>
+          <w:rFonts w:ascii="Calibri" w:hAnsi="Calibri" w:cs="Calibri"/>
           <w:i/>
           <w:iCs/>
           <w:sz w:val="24"/>
@@ -1487,7 +2058,7 @@
       </w:r>
       <w:r>
         <w:rPr>
-          <w:rFonts w:asciiTheme="minorHAnsi" w:hAnsiTheme="minorHAnsi" w:cstheme="minorHAnsi"/>
+          <w:rFonts w:ascii="Calibri" w:hAnsi="Calibri" w:cs="Calibri"/>
           <w:i/>
           <w:iCs/>
           <w:sz w:val="24"/>
@@ -1497,27 +2068,101 @@
       </w:r>
       <w:r>
         <w:rPr>
-          <w:rFonts w:asciiTheme="minorHAnsi" w:hAnsiTheme="minorHAnsi" w:cstheme="minorHAnsi"/>
-          <w:i/>
-          <w:iCs/>
-          <w:sz w:val="24"/>
-          <w:szCs w:val="24"/>
-        </w:rPr>
-        <w:t xml:space="preserve">{{komorkaNumber}} </w:t>
-      </w:r>
-      <w:r>
-        <w:rPr>
-          <w:rFonts w:asciiTheme="minorHAnsi" w:hAnsiTheme="minorHAnsi" w:cstheme="minorHAnsi"/>
-          <w:i/>
-          <w:iCs/>
-          <w:sz w:val="24"/>
-          <w:szCs w:val="24"/>
-        </w:rPr>
-        <w:t>o projektowanej powierzchni {{komorkaArea}} m</w:t>
-      </w:r>
-      <w:r>
-        <w:rPr>
-          <w:rFonts w:asciiTheme="minorHAnsi" w:hAnsiTheme="minorHAnsi" w:cstheme="minorHAnsi"/>
+          <w:rFonts w:ascii="Calibri" w:hAnsi="Calibri" w:cs="Calibri"/>
+          <w:i/>
+          <w:iCs/>
+          <w:sz w:val="24"/>
+          <w:szCs w:val="24"/>
+        </w:rPr>
+        <w:t>{{</w:t>
+      </w:r>
+      <w:proofErr w:type="spellStart"/>
+      <w:r>
+        <w:rPr>
+          <w:rFonts w:ascii="Calibri" w:hAnsi="Calibri" w:cs="Calibri"/>
+          <w:i/>
+          <w:iCs/>
+          <w:sz w:val="24"/>
+          <w:szCs w:val="24"/>
+        </w:rPr>
+        <w:t>komorkaNumber</w:t>
+      </w:r>
+      <w:proofErr w:type="spellEnd"/>
+      <w:r>
+        <w:rPr>
+          <w:rFonts w:ascii="Calibri" w:hAnsi="Calibri" w:cs="Calibri"/>
+          <w:i/>
+          <w:iCs/>
+          <w:sz w:val="24"/>
+          <w:szCs w:val="24"/>
+        </w:rPr>
+        <w:t>}}</w:t>
+      </w:r>
+      <w:r>
+        <w:rPr>
+          <w:rFonts w:ascii="Calibri" w:hAnsi="Calibri" w:cs="Calibri"/>
+          <w:i/>
+          <w:iCs/>
+          <w:sz w:val="24"/>
+          <w:szCs w:val="24"/>
+        </w:rPr>
+        <w:t xml:space="preserve"> </w:t>
+      </w:r>
+      <w:r>
+        <w:rPr>
+          <w:rFonts w:ascii="Calibri" w:hAnsi="Calibri" w:cs="Calibri"/>
+          <w:i/>
+          <w:iCs/>
+          <w:sz w:val="24"/>
+          <w:szCs w:val="24"/>
+        </w:rPr>
+        <w:t xml:space="preserve">o projektowanej powierzchni </w:t>
+      </w:r>
+      <w:r>
+        <w:rPr>
+          <w:rFonts w:ascii="Calibri" w:hAnsi="Calibri" w:cs="Calibri"/>
+          <w:i/>
+          <w:iCs/>
+          <w:sz w:val="24"/>
+          <w:szCs w:val="24"/>
+        </w:rPr>
+        <w:t>{{</w:t>
+      </w:r>
+      <w:proofErr w:type="spellStart"/>
+      <w:r>
+        <w:rPr>
+          <w:rFonts w:ascii="Calibri" w:hAnsi="Calibri" w:cs="Calibri"/>
+          <w:i/>
+          <w:iCs/>
+          <w:sz w:val="24"/>
+          <w:szCs w:val="24"/>
+        </w:rPr>
+        <w:t>komorkaArea</w:t>
+      </w:r>
+      <w:proofErr w:type="spellEnd"/>
+      <w:r>
+        <w:rPr>
+          <w:rFonts w:ascii="Calibri" w:hAnsi="Calibri" w:cs="Calibri"/>
+          <w:i/>
+          <w:iCs/>
+          <w:sz w:val="24"/>
+          <w:szCs w:val="24"/>
+        </w:rPr>
+        <w:t>}}</w:t>
+      </w:r>
+      <w:r>
+        <w:rPr>
+          <w:rFonts w:ascii="Calibri" w:hAnsi="Calibri" w:cs="Calibri"/>
+          <w:i/>
+          <w:iCs/>
+          <w:sz w:val="24"/>
+          <w:szCs w:val="24"/>
+        </w:rPr>
+        <w:t xml:space="preserve"> m</w:t>
+      </w:r>
+      <w:r>
+        <w:rPr>
+          <w:rFonts w:ascii="Calibri" w:hAnsi="Calibri" w:cs="Calibri"/>
           <w:i/>
           <w:iCs/>
           <w:sz w:val="24"/>
@@ -1528,27 +2173,119 @@
       </w:r>
       <w:r>
         <w:rPr>
-          <w:rFonts w:asciiTheme="minorHAnsi" w:hAnsiTheme="minorHAnsi" w:cstheme="minorHAnsi"/>
-          <w:i/>
-          <w:iCs/>
-          <w:sz w:val="24"/>
-          <w:szCs w:val="24"/>
-        </w:rPr>
-        <w:t xml:space="preserve"> ({{komorkaAreaWords}} metra kwadratowego) / </w:t>
-      </w:r>
-      <w:r>
-        <w:rPr>
-          <w:rFonts w:asciiTheme="minorHAnsi" w:hAnsiTheme="minorHAnsi" w:cstheme="minorHAnsi"/>
-          <w:i/>
-          <w:iCs/>
-          <w:sz w:val="24"/>
-          <w:szCs w:val="24"/>
-        </w:rPr>
-        <w:t>Miejsca Garażowego numer {{garage1Number}} / Drugiego Miejsca Garażowego numer {{garage2Number}}</w:t>
-      </w:r>
-      <w:r>
-        <w:rPr>
-          <w:rFonts w:asciiTheme="minorHAnsi" w:hAnsiTheme="minorHAnsi" w:cstheme="minorHAnsi"/>
+          <w:rFonts w:ascii="Calibri" w:hAnsi="Calibri" w:cs="Calibri"/>
+          <w:i/>
+          <w:iCs/>
+          <w:sz w:val="24"/>
+          <w:szCs w:val="24"/>
+        </w:rPr>
+        <w:t xml:space="preserve"> (</w:t>
+      </w:r>
+      <w:r>
+        <w:rPr>
+          <w:rFonts w:ascii="Calibri" w:hAnsi="Calibri" w:cs="Calibri"/>
+          <w:i/>
+          <w:iCs/>
+          <w:sz w:val="24"/>
+          <w:szCs w:val="24"/>
+        </w:rPr>
+        <w:t>{{</w:t>
+      </w:r>
+      <w:proofErr w:type="spellStart"/>
+      <w:r>
+        <w:rPr>
+          <w:rFonts w:ascii="Calibri" w:hAnsi="Calibri" w:cs="Calibri"/>
+          <w:i/>
+          <w:iCs/>
+          <w:sz w:val="24"/>
+          <w:szCs w:val="24"/>
+        </w:rPr>
+        <w:t>komorkaAreaWords</w:t>
+      </w:r>
+      <w:proofErr w:type="spellEnd"/>
+      <w:r>
+        <w:rPr>
+          <w:rFonts w:ascii="Calibri" w:hAnsi="Calibri" w:cs="Calibri"/>
+          <w:i/>
+          <w:iCs/>
+          <w:sz w:val="24"/>
+          <w:szCs w:val="24"/>
+        </w:rPr>
+        <w:t>}}</w:t>
+      </w:r>
+      <w:r>
+        <w:rPr>
+          <w:rFonts w:ascii="Calibri" w:hAnsi="Calibri" w:cs="Calibri"/>
+          <w:i/>
+          <w:iCs/>
+          <w:sz w:val="24"/>
+          <w:szCs w:val="24"/>
+        </w:rPr>
+        <w:t xml:space="preserve"> metra kwadratowego) / </w:t>
+      </w:r>
+      <w:r>
+        <w:rPr>
+          <w:rFonts w:ascii="Calibri" w:hAnsi="Calibri" w:cs="Calibri"/>
+          <w:i/>
+          <w:iCs/>
+          <w:sz w:val="24"/>
+          <w:szCs w:val="24"/>
+        </w:rPr>
+        <w:t xml:space="preserve">Miejsca Garażowego numer </w:t>
+      </w:r>
+      <w:r>
+        <w:rPr>
+          <w:rFonts w:ascii="Calibri" w:hAnsi="Calibri" w:cs="Calibri"/>
+          <w:i/>
+          <w:iCs/>
+          <w:sz w:val="24"/>
+          <w:szCs w:val="24"/>
+        </w:rPr>
+        <w:t>{{garage1Number}}</w:t>
+      </w:r>
+      <w:r>
+        <w:rPr>
+          <w:rFonts w:ascii="Calibri" w:hAnsi="Calibri" w:cs="Calibri"/>
+          <w:i/>
+          <w:iCs/>
+          <w:sz w:val="24"/>
+          <w:szCs w:val="24"/>
+        </w:rPr>
+        <w:t xml:space="preserve"> / Drugiego Miejsca Garażowego numer </w:t>
+      </w:r>
+      <w:r>
+        <w:rPr>
+          <w:rFonts w:ascii="Calibri" w:hAnsi="Calibri" w:cs="Calibri"/>
+          <w:i/>
+          <w:iCs/>
+          <w:sz w:val="24"/>
+          <w:szCs w:val="24"/>
+        </w:rPr>
+        <w:t>{{garage</w:t>
+      </w:r>
+      <w:r>
+        <w:rPr>
+          <w:rFonts w:ascii="Calibri" w:hAnsi="Calibri" w:cs="Calibri"/>
+          <w:i/>
+          <w:iCs/>
+          <w:sz w:val="24"/>
+          <w:szCs w:val="24"/>
+        </w:rPr>
+        <w:t>2</w:t>
+      </w:r>
+      <w:r>
+        <w:rPr>
+          <w:rFonts w:ascii="Calibri" w:hAnsi="Calibri" w:cs="Calibri"/>
+          <w:i/>
+          <w:iCs/>
+          <w:sz w:val="24"/>
+          <w:szCs w:val="24"/>
+        </w:rPr>
+        <w:t>Number}}</w:t>
+      </w:r>
+      <w:r>
+        <w:rPr>
+          <w:rFonts w:ascii="Calibri" w:hAnsi="Calibri" w:cs="Calibri"/>
           <w:i/>
           <w:iCs/>
           <w:sz w:val="24"/>
@@ -1558,7 +2295,7 @@
       </w:r>
       <w:r>
         <w:rPr>
-          <w:rFonts w:asciiTheme="minorHAnsi" w:hAnsiTheme="minorHAnsi" w:cstheme="minorHAnsi"/>
+          <w:rFonts w:ascii="Calibri" w:hAnsi="Calibri" w:cs="Calibri"/>
           <w:sz w:val="24"/>
           <w:szCs w:val="24"/>
         </w:rPr>
@@ -1566,17 +2303,7 @@
       </w:r>
       <w:r>
         <w:rPr>
-          <w:rFonts w:asciiTheme="minorHAnsi" w:hAnsiTheme="minorHAnsi" w:cstheme="minorHAnsi"/>
-          <w:i/>
-          <w:iCs/>
-          <w:sz w:val="24"/>
-          <w:szCs w:val="24"/>
-        </w:rPr>
-        <w:t>(ewentualnie:</w:t>
-      </w:r>
-      <w:r>
-        <w:rPr>
-          <w:rFonts w:asciiTheme="minorHAnsi" w:hAnsiTheme="minorHAnsi" w:cstheme="minorHAnsi"/>
+          <w:rFonts w:ascii="Calibri" w:hAnsi="Calibri" w:cs="Calibri"/>
           <w:i/>
           <w:iCs/>
           <w:sz w:val="24"/>
@@ -1586,7 +2313,7 @@
       </w:r>
       <w:r>
         <w:rPr>
-          <w:rFonts w:asciiTheme="minorHAnsi" w:hAnsiTheme="minorHAnsi" w:cstheme="minorHAnsi"/>
+          <w:rFonts w:ascii="Calibri" w:hAnsi="Calibri" w:cs="Calibri"/>
           <w:i/>
           <w:iCs/>
           <w:sz w:val="24"/>
@@ -1596,7 +2323,7 @@
       </w:r>
       <w:r>
         <w:rPr>
-          <w:rFonts w:asciiTheme="minorHAnsi" w:hAnsiTheme="minorHAnsi" w:cstheme="minorHAnsi"/>
+          <w:rFonts w:ascii="Calibri" w:hAnsi="Calibri" w:cs="Calibri"/>
           <w:i/>
           <w:iCs/>
           <w:sz w:val="24"/>
@@ -1606,7 +2333,7 @@
       </w:r>
       <w:r>
         <w:rPr>
-          <w:rFonts w:asciiTheme="minorHAnsi" w:hAnsiTheme="minorHAnsi" w:cstheme="minorHAnsi"/>
+          <w:rFonts w:ascii="Calibri" w:hAnsi="Calibri" w:cs="Calibri"/>
           <w:i/>
           <w:iCs/>
           <w:sz w:val="24"/>
@@ -1616,7 +2343,7 @@
       </w:r>
       <w:r>
         <w:rPr>
-          <w:rFonts w:asciiTheme="minorHAnsi" w:hAnsiTheme="minorHAnsi" w:cstheme="minorHAnsi"/>
+          <w:rFonts w:ascii="Calibri" w:hAnsi="Calibri" w:cs="Calibri"/>
           <w:i/>
           <w:iCs/>
           <w:sz w:val="24"/>
@@ -1626,7 +2353,7 @@
       </w:r>
       <w:r>
         <w:rPr>
-          <w:rFonts w:asciiTheme="minorHAnsi" w:hAnsiTheme="minorHAnsi" w:cstheme="minorHAnsi"/>
+          <w:rFonts w:ascii="Calibri" w:hAnsi="Calibri" w:cs="Calibri"/>
           <w:i/>
           <w:iCs/>
           <w:sz w:val="24"/>
@@ -1636,7 +2363,7 @@
       </w:r>
       <w:r>
         <w:rPr>
-          <w:rFonts w:asciiTheme="minorHAnsi" w:hAnsiTheme="minorHAnsi" w:cstheme="minorHAnsi"/>
+          <w:rFonts w:ascii="Calibri" w:hAnsi="Calibri" w:cs="Calibri"/>
           <w:i/>
           <w:sz w:val="24"/>
           <w:szCs w:val="24"/>
@@ -1645,7 +2372,7 @@
       </w:r>
       <w:r>
         <w:rPr>
-          <w:rFonts w:asciiTheme="minorHAnsi" w:hAnsiTheme="minorHAnsi" w:cstheme="minorHAnsi"/>
+          <w:rFonts w:ascii="Calibri" w:hAnsi="Calibri" w:cs="Calibri"/>
           <w:i/>
           <w:sz w:val="24"/>
           <w:szCs w:val="24"/>
@@ -1654,17 +2381,7 @@
       </w:r>
       <w:r>
         <w:rPr>
-          <w:rFonts w:asciiTheme="minorHAnsi" w:hAnsiTheme="minorHAnsi" w:cstheme="minorHAnsi"/>
-          <w:i/>
-          <w:iCs/>
-          <w:sz w:val="24"/>
-          <w:szCs w:val="24"/>
-        </w:rPr>
-        <w:t>)</w:t>
-      </w:r>
-      <w:r>
-        <w:rPr>
-          <w:rFonts w:asciiTheme="minorHAnsi" w:hAnsiTheme="minorHAnsi" w:cstheme="minorHAnsi"/>
+          <w:rFonts w:ascii="Calibri" w:hAnsi="Calibri" w:cs="Calibri"/>
           <w:sz w:val="24"/>
           <w:szCs w:val="24"/>
         </w:rPr>
@@ -1672,7 +2389,7 @@
       </w:r>
       <w:r>
         <w:rPr>
-          <w:rFonts w:asciiTheme="minorHAnsi" w:hAnsiTheme="minorHAnsi" w:cstheme="minorHAnsi"/>
+          <w:rFonts w:ascii="Calibri" w:hAnsi="Calibri" w:cs="Calibri"/>
           <w:b/>
           <w:bCs/>
           <w:sz w:val="24"/>
@@ -1682,7 +2399,7 @@
       </w:r>
       <w:r>
         <w:rPr>
-          <w:rFonts w:asciiTheme="minorHAnsi" w:hAnsiTheme="minorHAnsi" w:cstheme="minorHAnsi"/>
+          <w:rFonts w:ascii="Calibri" w:hAnsi="Calibri" w:cs="Calibri"/>
           <w:sz w:val="24"/>
           <w:szCs w:val="24"/>
         </w:rPr>
@@ -1696,17 +2413,16 @@
           <w:ilvl w:val="0"/>
           <w:numId w:val="1"/>
         </w:numPr>
-        <w:ind w:left="426"/>
         <w:jc w:val="both"/>
         <w:rPr>
-          <w:rFonts w:asciiTheme="minorHAnsi" w:hAnsiTheme="minorHAnsi" w:cstheme="minorHAnsi"/>
-          <w:sz w:val="24"/>
-          <w:szCs w:val="24"/>
-        </w:rPr>
-      </w:pPr>
-      <w:r>
-        <w:rPr>
-          <w:rFonts w:asciiTheme="minorHAnsi" w:hAnsiTheme="minorHAnsi" w:cstheme="minorHAnsi"/>
+          <w:rFonts w:ascii="Calibri" w:hAnsi="Calibri" w:cs="Calibri"/>
+          <w:sz w:val="24"/>
+          <w:szCs w:val="24"/>
+        </w:rPr>
+      </w:pPr>
+      <w:r>
+        <w:rPr>
+          <w:rFonts w:ascii="Calibri" w:hAnsi="Calibri" w:cs="Calibri"/>
           <w:sz w:val="24"/>
           <w:szCs w:val="24"/>
         </w:rPr>
@@ -1714,7 +2430,7 @@
       </w:r>
       <w:r>
         <w:rPr>
-          <w:rFonts w:asciiTheme="minorHAnsi" w:hAnsiTheme="minorHAnsi" w:cstheme="minorHAnsi"/>
+          <w:rFonts w:ascii="Calibri" w:hAnsi="Calibri" w:cs="Calibri"/>
           <w:sz w:val="24"/>
           <w:szCs w:val="24"/>
         </w:rPr>
@@ -1722,7 +2438,7 @@
       </w:r>
       <w:r>
         <w:rPr>
-          <w:rFonts w:asciiTheme="minorHAnsi" w:hAnsiTheme="minorHAnsi" w:cstheme="minorHAnsi"/>
+          <w:rFonts w:ascii="Calibri" w:hAnsi="Calibri" w:cs="Calibri"/>
           <w:sz w:val="24"/>
           <w:szCs w:val="24"/>
         </w:rPr>
@@ -1731,7 +2447,7 @@
       </w:r>
       <w:r>
         <w:rPr>
-          <w:rFonts w:asciiTheme="minorHAnsi" w:hAnsiTheme="minorHAnsi" w:cstheme="minorHAnsi"/>
+          <w:rFonts w:ascii="Calibri" w:hAnsi="Calibri" w:cs="Calibri"/>
           <w:sz w:val="24"/>
           <w:szCs w:val="24"/>
         </w:rPr>
@@ -1739,7 +2455,7 @@
       </w:r>
       <w:r>
         <w:rPr>
-          <w:rFonts w:asciiTheme="minorHAnsi" w:eastAsia="Tahoma" w:hAnsiTheme="minorHAnsi" w:cstheme="minorHAnsi"/>
+          <w:rFonts w:ascii="Calibri" w:eastAsia="Tahoma" w:hAnsi="Calibri" w:cs="Calibri"/>
           <w:sz w:val="24"/>
           <w:szCs w:val="24"/>
         </w:rPr>
@@ -1747,7 +2463,7 @@
       </w:r>
       <w:r>
         <w:rPr>
-          <w:rFonts w:asciiTheme="minorHAnsi" w:hAnsiTheme="minorHAnsi" w:cstheme="minorHAnsi"/>
+          <w:rFonts w:ascii="Calibri" w:hAnsi="Calibri" w:cs="Calibri"/>
           <w:sz w:val="24"/>
           <w:szCs w:val="24"/>
         </w:rPr>
@@ -1755,7 +2471,7 @@
       </w:r>
       <w:r>
         <w:rPr>
-          <w:rFonts w:asciiTheme="minorHAnsi" w:eastAsia="Tahoma" w:hAnsiTheme="minorHAnsi" w:cstheme="minorHAnsi"/>
+          <w:rFonts w:ascii="Calibri" w:eastAsia="Tahoma" w:hAnsi="Calibri" w:cs="Calibri"/>
           <w:sz w:val="24"/>
           <w:szCs w:val="24"/>
         </w:rPr>
@@ -1763,7 +2479,7 @@
       </w:r>
       <w:r>
         <w:rPr>
-          <w:rFonts w:asciiTheme="minorHAnsi" w:eastAsia="Tahoma" w:hAnsiTheme="minorHAnsi" w:cstheme="minorHAnsi"/>
+          <w:rFonts w:ascii="Calibri" w:eastAsia="Tahoma" w:hAnsi="Calibri" w:cs="Calibri"/>
           <w:sz w:val="24"/>
           <w:szCs w:val="24"/>
         </w:rPr>
@@ -1771,7 +2487,7 @@
       </w:r>
       <w:r>
         <w:rPr>
-          <w:rFonts w:asciiTheme="minorHAnsi" w:hAnsiTheme="minorHAnsi" w:cstheme="minorHAnsi"/>
+          <w:rFonts w:ascii="Calibri" w:hAnsi="Calibri" w:cs="Calibri"/>
           <w:sz w:val="24"/>
           <w:szCs w:val="24"/>
         </w:rPr>
@@ -1779,7 +2495,7 @@
       </w:r>
       <w:r>
         <w:rPr>
-          <w:rFonts w:asciiTheme="minorHAnsi" w:hAnsiTheme="minorHAnsi" w:cstheme="minorHAnsi"/>
+          <w:rFonts w:ascii="Calibri" w:hAnsi="Calibri" w:cs="Calibri"/>
           <w:sz w:val="24"/>
           <w:szCs w:val="24"/>
         </w:rPr>
@@ -1787,7 +2503,7 @@
       </w:r>
       <w:r>
         <w:rPr>
-          <w:rFonts w:asciiTheme="minorHAnsi" w:hAnsiTheme="minorHAnsi" w:cstheme="minorHAnsi"/>
+          <w:rFonts w:ascii="Calibri" w:hAnsi="Calibri" w:cs="Calibri"/>
           <w:sz w:val="24"/>
           <w:szCs w:val="24"/>
         </w:rPr>
@@ -1795,7 +2511,7 @@
       </w:r>
       <w:r>
         <w:rPr>
-          <w:rFonts w:asciiTheme="minorHAnsi" w:hAnsiTheme="minorHAnsi" w:cstheme="minorHAnsi"/>
+          <w:rFonts w:ascii="Calibri" w:hAnsi="Calibri" w:cs="Calibri"/>
           <w:i/>
           <w:iCs/>
           <w:sz w:val="24"/>
@@ -1805,7 +2521,7 @@
       </w:r>
       <w:r>
         <w:rPr>
-          <w:rFonts w:asciiTheme="minorHAnsi" w:hAnsiTheme="minorHAnsi" w:cstheme="minorHAnsi"/>
+          <w:rFonts w:ascii="Calibri" w:hAnsi="Calibri" w:cs="Calibri"/>
           <w:i/>
           <w:iCs/>
           <w:sz w:val="24"/>
@@ -1815,7 +2531,7 @@
       </w:r>
       <w:r>
         <w:rPr>
-          <w:rFonts w:asciiTheme="minorHAnsi" w:eastAsia="Tahoma" w:hAnsiTheme="minorHAnsi" w:cstheme="minorHAnsi"/>
+          <w:rFonts w:ascii="Calibri" w:eastAsia="Tahoma" w:hAnsi="Calibri" w:cs="Calibri"/>
           <w:i/>
           <w:iCs/>
           <w:sz w:val="24"/>
@@ -1825,7 +2541,7 @@
       </w:r>
       <w:r>
         <w:rPr>
-          <w:rFonts w:asciiTheme="minorHAnsi" w:hAnsiTheme="minorHAnsi" w:cstheme="minorHAnsi"/>
+          <w:rFonts w:ascii="Calibri" w:hAnsi="Calibri" w:cs="Calibri"/>
           <w:sz w:val="24"/>
           <w:szCs w:val="24"/>
         </w:rPr>
@@ -1833,7 +2549,7 @@
       </w:r>
       <w:r>
         <w:rPr>
-          <w:rFonts w:asciiTheme="minorHAnsi" w:hAnsiTheme="minorHAnsi" w:cstheme="minorHAnsi"/>
+          <w:rFonts w:ascii="Calibri" w:hAnsi="Calibri" w:cs="Calibri"/>
           <w:sz w:val="24"/>
           <w:szCs w:val="24"/>
         </w:rPr>
@@ -1841,7 +2557,7 @@
       </w:r>
       <w:r>
         <w:rPr>
-          <w:rFonts w:asciiTheme="minorHAnsi" w:hAnsiTheme="minorHAnsi" w:cstheme="minorHAnsi"/>
+          <w:rFonts w:ascii="Calibri" w:hAnsi="Calibri" w:cs="Calibri"/>
           <w:sz w:val="24"/>
           <w:szCs w:val="24"/>
           <w:u w:val="single"/>
@@ -1850,7 +2566,7 @@
       </w:r>
       <w:r>
         <w:rPr>
-          <w:rFonts w:asciiTheme="minorHAnsi" w:hAnsiTheme="minorHAnsi" w:cstheme="minorHAnsi"/>
+          <w:rFonts w:ascii="Calibri" w:hAnsi="Calibri" w:cs="Calibri"/>
           <w:sz w:val="24"/>
           <w:szCs w:val="24"/>
           <w:u w:val="single"/>
@@ -1859,7 +2575,7 @@
       </w:r>
       <w:r>
         <w:rPr>
-          <w:rFonts w:asciiTheme="minorHAnsi" w:hAnsiTheme="minorHAnsi" w:cstheme="minorHAnsi"/>
+          <w:rFonts w:ascii="Calibri" w:hAnsi="Calibri" w:cs="Calibri"/>
           <w:sz w:val="24"/>
           <w:szCs w:val="24"/>
           <w:u w:val="single"/>
@@ -1868,7 +2584,7 @@
       </w:r>
       <w:r>
         <w:rPr>
-          <w:rFonts w:asciiTheme="minorHAnsi" w:hAnsiTheme="minorHAnsi" w:cstheme="minorHAnsi"/>
+          <w:rFonts w:ascii="Calibri" w:hAnsi="Calibri" w:cs="Calibri"/>
           <w:sz w:val="24"/>
           <w:szCs w:val="24"/>
         </w:rPr>
@@ -1879,7 +2595,7 @@
       <w:pPr>
         <w:jc w:val="center"/>
         <w:rPr>
-          <w:rFonts w:asciiTheme="minorHAnsi" w:hAnsiTheme="minorHAnsi" w:cstheme="minorHAnsi"/>
+          <w:rFonts w:ascii="Calibri" w:hAnsi="Calibri" w:cs="Calibri"/>
           <w:b/>
           <w:sz w:val="24"/>
           <w:szCs w:val="24"/>
@@ -1890,7 +2606,7 @@
       <w:pPr>
         <w:jc w:val="center"/>
         <w:rPr>
-          <w:rFonts w:asciiTheme="minorHAnsi" w:hAnsiTheme="minorHAnsi" w:cstheme="minorHAnsi"/>
+          <w:rFonts w:ascii="Calibri" w:hAnsi="Calibri" w:cs="Calibri"/>
           <w:b/>
           <w:sz w:val="24"/>
           <w:szCs w:val="24"/>
@@ -1898,7 +2614,7 @@
       </w:pPr>
       <w:r>
         <w:rPr>
-          <w:rFonts w:asciiTheme="minorHAnsi" w:hAnsiTheme="minorHAnsi" w:cstheme="minorHAnsi"/>
+          <w:rFonts w:ascii="Calibri" w:hAnsi="Calibri" w:cs="Calibri"/>
           <w:b/>
           <w:sz w:val="24"/>
           <w:szCs w:val="24"/>
@@ -1915,14 +2631,14 @@
         </w:numPr>
         <w:jc w:val="both"/>
         <w:rPr>
-          <w:rFonts w:asciiTheme="minorHAnsi" w:hAnsiTheme="minorHAnsi" w:cstheme="minorHAnsi"/>
-          <w:sz w:val="24"/>
-          <w:szCs w:val="24"/>
-        </w:rPr>
-      </w:pPr>
-      <w:r>
-        <w:rPr>
-          <w:rFonts w:asciiTheme="minorHAnsi" w:hAnsiTheme="minorHAnsi" w:cstheme="minorHAnsi"/>
+          <w:rFonts w:ascii="Calibri" w:hAnsi="Calibri" w:cs="Calibri"/>
+          <w:sz w:val="24"/>
+          <w:szCs w:val="24"/>
+        </w:rPr>
+      </w:pPr>
+      <w:r>
+        <w:rPr>
+          <w:rFonts w:ascii="Calibri" w:hAnsi="Calibri" w:cs="Calibri"/>
           <w:sz w:val="24"/>
           <w:szCs w:val="24"/>
         </w:rPr>
@@ -1930,7 +2646,7 @@
       </w:r>
       <w:r>
         <w:rPr>
-          <w:rFonts w:asciiTheme="minorHAnsi" w:hAnsiTheme="minorHAnsi" w:cstheme="minorHAnsi"/>
+          <w:rFonts w:ascii="Calibri" w:hAnsi="Calibri" w:cs="Calibri"/>
           <w:sz w:val="24"/>
           <w:szCs w:val="24"/>
         </w:rPr>
@@ -1938,7 +2654,7 @@
       </w:r>
       <w:r>
         <w:rPr>
-          <w:rFonts w:asciiTheme="minorHAnsi" w:hAnsiTheme="minorHAnsi" w:cstheme="minorHAnsi"/>
+          <w:rFonts w:ascii="Calibri" w:hAnsi="Calibri" w:cs="Calibri"/>
           <w:sz w:val="24"/>
           <w:szCs w:val="24"/>
         </w:rPr>
@@ -1946,7 +2662,7 @@
       </w:r>
       <w:r>
         <w:rPr>
-          <w:rFonts w:asciiTheme="minorHAnsi" w:hAnsiTheme="minorHAnsi" w:cstheme="minorHAnsi"/>
+          <w:rFonts w:ascii="Calibri" w:hAnsi="Calibri" w:cs="Calibri"/>
           <w:sz w:val="24"/>
           <w:szCs w:val="24"/>
         </w:rPr>
@@ -1954,7 +2670,7 @@
       </w:r>
       <w:r>
         <w:rPr>
-          <w:rFonts w:asciiTheme="minorHAnsi" w:hAnsiTheme="minorHAnsi" w:cstheme="minorHAnsi"/>
+          <w:rFonts w:ascii="Calibri" w:hAnsi="Calibri" w:cs="Calibri"/>
           <w:sz w:val="24"/>
           <w:szCs w:val="24"/>
         </w:rPr>
@@ -1962,7 +2678,7 @@
       </w:r>
       <w:r>
         <w:rPr>
-          <w:rFonts w:asciiTheme="minorHAnsi" w:hAnsiTheme="minorHAnsi" w:cstheme="minorHAnsi"/>
+          <w:rFonts w:ascii="Calibri" w:hAnsi="Calibri" w:cs="Calibri"/>
           <w:sz w:val="24"/>
           <w:szCs w:val="24"/>
         </w:rPr>
@@ -1970,7 +2686,7 @@
       </w:r>
       <w:r>
         <w:rPr>
-          <w:rFonts w:asciiTheme="minorHAnsi" w:hAnsiTheme="minorHAnsi" w:cstheme="minorHAnsi"/>
+          <w:rFonts w:ascii="Calibri" w:hAnsi="Calibri" w:cs="Calibri"/>
           <w:sz w:val="24"/>
           <w:szCs w:val="24"/>
         </w:rPr>
@@ -1978,7 +2694,7 @@
       </w:r>
       <w:r>
         <w:rPr>
-          <w:rFonts w:asciiTheme="minorHAnsi" w:hAnsiTheme="minorHAnsi" w:cstheme="minorHAnsi"/>
+          <w:rFonts w:ascii="Calibri" w:hAnsi="Calibri" w:cs="Calibri"/>
           <w:sz w:val="24"/>
           <w:szCs w:val="24"/>
         </w:rPr>
@@ -1986,7 +2702,7 @@
       </w:r>
       <w:r>
         <w:rPr>
-          <w:rFonts w:asciiTheme="minorHAnsi" w:hAnsiTheme="minorHAnsi" w:cstheme="minorHAnsi"/>
+          <w:rFonts w:ascii="Calibri" w:hAnsi="Calibri" w:cs="Calibri"/>
           <w:sz w:val="24"/>
           <w:szCs w:val="24"/>
         </w:rPr>
@@ -1994,7 +2710,7 @@
       </w:r>
       <w:r>
         <w:rPr>
-          <w:rFonts w:asciiTheme="minorHAnsi" w:hAnsiTheme="minorHAnsi" w:cstheme="minorHAnsi"/>
+          <w:rFonts w:ascii="Calibri" w:hAnsi="Calibri" w:cs="Calibri"/>
           <w:sz w:val="24"/>
           <w:szCs w:val="24"/>
         </w:rPr>
@@ -2002,7 +2718,7 @@
       </w:r>
       <w:r>
         <w:rPr>
-          <w:rFonts w:asciiTheme="minorHAnsi" w:hAnsiTheme="minorHAnsi" w:cstheme="minorHAnsi"/>
+          <w:rFonts w:ascii="Calibri" w:hAnsi="Calibri" w:cs="Calibri"/>
           <w:sz w:val="24"/>
           <w:szCs w:val="24"/>
         </w:rPr>
@@ -2010,7 +2726,7 @@
       </w:r>
       <w:r>
         <w:rPr>
-          <w:rFonts w:asciiTheme="minorHAnsi" w:hAnsiTheme="minorHAnsi" w:cstheme="minorHAnsi"/>
+          <w:rFonts w:ascii="Calibri" w:hAnsi="Calibri" w:cs="Calibri"/>
           <w:sz w:val="24"/>
           <w:szCs w:val="24"/>
         </w:rPr>
@@ -2018,7 +2734,7 @@
       </w:r>
       <w:r>
         <w:rPr>
-          <w:rFonts w:asciiTheme="minorHAnsi" w:hAnsiTheme="minorHAnsi" w:cstheme="minorHAnsi"/>
+          <w:rFonts w:ascii="Calibri" w:hAnsi="Calibri" w:cs="Calibri"/>
           <w:sz w:val="24"/>
           <w:szCs w:val="24"/>
         </w:rPr>
@@ -2026,7 +2742,7 @@
       </w:r>
       <w:r>
         <w:rPr>
-          <w:rFonts w:asciiTheme="minorHAnsi" w:hAnsiTheme="minorHAnsi" w:cstheme="minorHAnsi"/>
+          <w:rFonts w:ascii="Calibri" w:hAnsi="Calibri" w:cs="Calibri"/>
           <w:sz w:val="24"/>
           <w:szCs w:val="24"/>
         </w:rPr>
@@ -2034,7 +2750,7 @@
       </w:r>
       <w:r>
         <w:rPr>
-          <w:rFonts w:asciiTheme="minorHAnsi" w:hAnsiTheme="minorHAnsi" w:cstheme="minorHAnsi"/>
+          <w:rFonts w:ascii="Calibri" w:hAnsi="Calibri" w:cs="Calibri"/>
           <w:sz w:val="24"/>
           <w:szCs w:val="24"/>
         </w:rPr>
@@ -2042,7 +2758,7 @@
       </w:r>
       <w:r>
         <w:rPr>
-          <w:rFonts w:asciiTheme="minorHAnsi" w:hAnsiTheme="minorHAnsi" w:cstheme="minorHAnsi"/>
+          <w:rFonts w:ascii="Calibri" w:hAnsi="Calibri" w:cs="Calibri"/>
           <w:sz w:val="24"/>
           <w:szCs w:val="24"/>
         </w:rPr>
@@ -2050,7 +2766,7 @@
       </w:r>
       <w:r>
         <w:rPr>
-          <w:rFonts w:asciiTheme="minorHAnsi" w:hAnsiTheme="minorHAnsi" w:cstheme="minorHAnsi"/>
+          <w:rFonts w:ascii="Calibri" w:hAnsi="Calibri" w:cs="Calibri"/>
           <w:sz w:val="24"/>
           <w:szCs w:val="24"/>
         </w:rPr>
@@ -2058,7 +2774,7 @@
       </w:r>
       <w:r>
         <w:rPr>
-          <w:rFonts w:asciiTheme="minorHAnsi" w:hAnsiTheme="minorHAnsi" w:cstheme="minorHAnsi"/>
+          <w:rFonts w:ascii="Calibri" w:hAnsi="Calibri" w:cs="Calibri"/>
           <w:sz w:val="24"/>
           <w:szCs w:val="24"/>
         </w:rPr>
@@ -2066,7 +2782,7 @@
       </w:r>
       <w:r>
         <w:rPr>
-          <w:rFonts w:asciiTheme="minorHAnsi" w:hAnsiTheme="minorHAnsi" w:cstheme="minorHAnsi"/>
+          <w:rFonts w:ascii="Calibri" w:hAnsi="Calibri" w:cs="Calibri"/>
           <w:sz w:val="24"/>
           <w:szCs w:val="24"/>
         </w:rPr>
@@ -2074,7 +2790,7 @@
       </w:r>
       <w:r>
         <w:rPr>
-          <w:rFonts w:asciiTheme="minorHAnsi" w:hAnsiTheme="minorHAnsi" w:cstheme="minorHAnsi"/>
+          <w:rFonts w:ascii="Calibri" w:hAnsi="Calibri" w:cs="Calibri"/>
           <w:sz w:val="24"/>
           <w:szCs w:val="24"/>
         </w:rPr>
@@ -2082,7 +2798,7 @@
       </w:r>
       <w:r>
         <w:rPr>
-          <w:rFonts w:asciiTheme="minorHAnsi" w:hAnsiTheme="minorHAnsi" w:cstheme="minorHAnsi"/>
+          <w:rFonts w:ascii="Calibri" w:hAnsi="Calibri" w:cs="Calibri"/>
           <w:sz w:val="24"/>
           <w:szCs w:val="24"/>
         </w:rPr>
@@ -2090,7 +2806,7 @@
       </w:r>
       <w:r>
         <w:rPr>
-          <w:rFonts w:asciiTheme="minorHAnsi" w:hAnsiTheme="minorHAnsi" w:cstheme="minorHAnsi"/>
+          <w:rFonts w:ascii="Calibri" w:hAnsi="Calibri" w:cs="Calibri"/>
           <w:sz w:val="24"/>
           <w:szCs w:val="24"/>
         </w:rPr>
@@ -2106,14 +2822,14 @@
         </w:numPr>
         <w:jc w:val="both"/>
         <w:rPr>
-          <w:rFonts w:asciiTheme="minorHAnsi" w:hAnsiTheme="minorHAnsi" w:cstheme="minorHAnsi"/>
-          <w:sz w:val="24"/>
-          <w:szCs w:val="24"/>
-        </w:rPr>
-      </w:pPr>
-      <w:r>
-        <w:rPr>
-          <w:rFonts w:asciiTheme="minorHAnsi" w:hAnsiTheme="minorHAnsi" w:cstheme="minorHAnsi"/>
+          <w:rFonts w:ascii="Calibri" w:hAnsi="Calibri" w:cs="Calibri"/>
+          <w:sz w:val="24"/>
+          <w:szCs w:val="24"/>
+        </w:rPr>
+      </w:pPr>
+      <w:r>
+        <w:rPr>
+          <w:rFonts w:ascii="Calibri" w:hAnsi="Calibri" w:cs="Calibri"/>
           <w:sz w:val="24"/>
           <w:szCs w:val="24"/>
         </w:rPr>
@@ -2121,7 +2837,7 @@
       </w:r>
       <w:r>
         <w:rPr>
-          <w:rFonts w:asciiTheme="minorHAnsi" w:hAnsiTheme="minorHAnsi" w:cstheme="minorHAnsi"/>
+          <w:rFonts w:ascii="Calibri" w:hAnsi="Calibri" w:cs="Calibri"/>
           <w:sz w:val="24"/>
           <w:szCs w:val="24"/>
         </w:rPr>
@@ -2129,7 +2845,7 @@
       </w:r>
       <w:r>
         <w:rPr>
-          <w:rFonts w:asciiTheme="minorHAnsi" w:hAnsiTheme="minorHAnsi" w:cstheme="minorHAnsi"/>
+          <w:rFonts w:ascii="Calibri" w:hAnsi="Calibri" w:cs="Calibri"/>
           <w:sz w:val="24"/>
           <w:szCs w:val="24"/>
         </w:rPr>
@@ -2137,7 +2853,7 @@
       </w:r>
       <w:r>
         <w:rPr>
-          <w:rFonts w:asciiTheme="minorHAnsi" w:hAnsiTheme="minorHAnsi" w:cstheme="minorHAnsi"/>
+          <w:rFonts w:ascii="Calibri" w:hAnsi="Calibri" w:cs="Calibri"/>
           <w:sz w:val="24"/>
           <w:szCs w:val="24"/>
         </w:rPr>
@@ -2145,7 +2861,7 @@
       </w:r>
       <w:r>
         <w:rPr>
-          <w:rFonts w:asciiTheme="minorHAnsi" w:hAnsiTheme="minorHAnsi" w:cstheme="minorHAnsi"/>
+          <w:rFonts w:ascii="Calibri" w:hAnsi="Calibri" w:cs="Calibri"/>
           <w:sz w:val="24"/>
           <w:szCs w:val="24"/>
         </w:rPr>
@@ -2153,7 +2869,7 @@
       </w:r>
       <w:r>
         <w:rPr>
-          <w:rFonts w:asciiTheme="minorHAnsi" w:hAnsiTheme="minorHAnsi" w:cstheme="minorHAnsi"/>
+          <w:rFonts w:ascii="Calibri" w:hAnsi="Calibri" w:cs="Calibri"/>
           <w:sz w:val="24"/>
           <w:szCs w:val="24"/>
         </w:rPr>
@@ -2169,14 +2885,14 @@
         </w:numPr>
         <w:jc w:val="both"/>
         <w:rPr>
-          <w:rFonts w:asciiTheme="minorHAnsi" w:hAnsiTheme="minorHAnsi" w:cstheme="minorHAnsi"/>
-          <w:sz w:val="24"/>
-          <w:szCs w:val="24"/>
-        </w:rPr>
-      </w:pPr>
-      <w:r>
-        <w:rPr>
-          <w:rFonts w:asciiTheme="minorHAnsi" w:hAnsiTheme="minorHAnsi" w:cstheme="minorHAnsi"/>
+          <w:rFonts w:ascii="Calibri" w:hAnsi="Calibri" w:cs="Calibri"/>
+          <w:sz w:val="24"/>
+          <w:szCs w:val="24"/>
+        </w:rPr>
+      </w:pPr>
+      <w:r>
+        <w:rPr>
+          <w:rFonts w:ascii="Calibri" w:hAnsi="Calibri" w:cs="Calibri"/>
           <w:sz w:val="24"/>
           <w:szCs w:val="24"/>
         </w:rPr>
@@ -2184,7 +2900,7 @@
       </w:r>
       <w:r>
         <w:rPr>
-          <w:rFonts w:asciiTheme="minorHAnsi" w:hAnsiTheme="minorHAnsi" w:cstheme="minorHAnsi"/>
+          <w:rFonts w:ascii="Calibri" w:hAnsi="Calibri" w:cs="Calibri"/>
           <w:sz w:val="24"/>
           <w:szCs w:val="24"/>
         </w:rPr>
@@ -2192,7 +2908,7 @@
       </w:r>
       <w:r>
         <w:rPr>
-          <w:rFonts w:asciiTheme="minorHAnsi" w:hAnsiTheme="minorHAnsi" w:cstheme="minorHAnsi"/>
+          <w:rFonts w:ascii="Calibri" w:hAnsi="Calibri" w:cs="Calibri"/>
           <w:sz w:val="24"/>
           <w:szCs w:val="24"/>
         </w:rPr>
@@ -2200,7 +2916,7 @@
       </w:r>
       <w:r>
         <w:rPr>
-          <w:rFonts w:asciiTheme="minorHAnsi" w:hAnsiTheme="minorHAnsi" w:cstheme="minorHAnsi"/>
+          <w:rFonts w:ascii="Calibri" w:hAnsi="Calibri" w:cs="Calibri"/>
           <w:sz w:val="24"/>
           <w:szCs w:val="24"/>
         </w:rPr>
@@ -2208,7 +2924,7 @@
       </w:r>
       <w:r>
         <w:rPr>
-          <w:rFonts w:asciiTheme="minorHAnsi" w:hAnsiTheme="minorHAnsi" w:cstheme="minorHAnsi"/>
+          <w:rFonts w:ascii="Calibri" w:hAnsi="Calibri" w:cs="Calibri"/>
           <w:sz w:val="24"/>
           <w:szCs w:val="24"/>
         </w:rPr>
@@ -2216,7 +2932,7 @@
       </w:r>
       <w:r>
         <w:rPr>
-          <w:rFonts w:asciiTheme="minorHAnsi" w:hAnsiTheme="minorHAnsi" w:cstheme="minorHAnsi"/>
+          <w:rFonts w:ascii="Calibri" w:hAnsi="Calibri" w:cs="Calibri"/>
           <w:sz w:val="24"/>
           <w:szCs w:val="24"/>
         </w:rPr>
@@ -2224,7 +2940,7 @@
       </w:r>
       <w:r>
         <w:rPr>
-          <w:rFonts w:asciiTheme="minorHAnsi" w:hAnsiTheme="minorHAnsi" w:cstheme="minorHAnsi"/>
+          <w:rFonts w:ascii="Calibri" w:hAnsi="Calibri" w:cs="Calibri"/>
           <w:sz w:val="24"/>
           <w:szCs w:val="24"/>
         </w:rPr>
@@ -2232,7 +2948,7 @@
       </w:r>
       <w:r>
         <w:rPr>
-          <w:rFonts w:asciiTheme="minorHAnsi" w:hAnsiTheme="minorHAnsi" w:cstheme="minorHAnsi"/>
+          <w:rFonts w:ascii="Calibri" w:hAnsi="Calibri" w:cs="Calibri"/>
           <w:sz w:val="24"/>
           <w:szCs w:val="24"/>
         </w:rPr>
@@ -2240,7 +2956,7 @@
       </w:r>
       <w:r>
         <w:rPr>
-          <w:rFonts w:asciiTheme="minorHAnsi" w:hAnsiTheme="minorHAnsi" w:cstheme="minorHAnsi"/>
+          <w:rFonts w:ascii="Calibri" w:hAnsi="Calibri" w:cs="Calibri"/>
           <w:sz w:val="24"/>
           <w:szCs w:val="24"/>
         </w:rPr>
@@ -2256,14 +2972,14 @@
         </w:numPr>
         <w:jc w:val="both"/>
         <w:rPr>
-          <w:rFonts w:asciiTheme="minorHAnsi" w:hAnsiTheme="minorHAnsi" w:cstheme="minorHAnsi"/>
-          <w:sz w:val="24"/>
-          <w:szCs w:val="24"/>
-        </w:rPr>
-      </w:pPr>
-      <w:r>
-        <w:rPr>
-          <w:rFonts w:asciiTheme="minorHAnsi" w:hAnsiTheme="minorHAnsi" w:cstheme="minorHAnsi"/>
+          <w:rFonts w:ascii="Calibri" w:hAnsi="Calibri" w:cs="Calibri"/>
+          <w:sz w:val="24"/>
+          <w:szCs w:val="24"/>
+        </w:rPr>
+      </w:pPr>
+      <w:r>
+        <w:rPr>
+          <w:rFonts w:ascii="Calibri" w:hAnsi="Calibri" w:cs="Calibri"/>
           <w:sz w:val="24"/>
           <w:szCs w:val="24"/>
         </w:rPr>
@@ -2271,16 +2987,36 @@
       </w:r>
       <w:r>
         <w:rPr>
-          <w:rFonts w:asciiTheme="minorHAnsi" w:hAnsiTheme="minorHAnsi" w:cstheme="minorHAnsi"/>
+          <w:rFonts w:ascii="Calibri" w:hAnsi="Calibri" w:cs="Calibri"/>
           <w:bCs/>
           <w:sz w:val="24"/>
           <w:szCs w:val="24"/>
         </w:rPr>
-        <w:t>{{reservationEndDate}}</w:t>
-      </w:r>
-      <w:r>
-        <w:rPr>
-          <w:rFonts w:asciiTheme="minorHAnsi" w:hAnsiTheme="minorHAnsi" w:cstheme="minorHAnsi"/>
+        <w:t>{{</w:t>
+      </w:r>
+      <w:proofErr w:type="spellStart"/>
+      <w:r>
+        <w:rPr>
+          <w:rFonts w:ascii="Calibri" w:hAnsi="Calibri" w:cs="Calibri"/>
+          <w:bCs/>
+          <w:sz w:val="24"/>
+          <w:szCs w:val="24"/>
+        </w:rPr>
+        <w:t>reservationEndDate</w:t>
+      </w:r>
+      <w:proofErr w:type="spellEnd"/>
+      <w:r>
+        <w:rPr>
+          <w:rFonts w:ascii="Calibri" w:hAnsi="Calibri" w:cs="Calibri"/>
+          <w:bCs/>
+          <w:sz w:val="24"/>
+          <w:szCs w:val="24"/>
+        </w:rPr>
+        <w:t>}}</w:t>
+      </w:r>
+      <w:r>
+        <w:rPr>
+          <w:rFonts w:ascii="Calibri" w:hAnsi="Calibri" w:cs="Calibri"/>
           <w:b/>
           <w:sz w:val="24"/>
           <w:szCs w:val="24"/>
@@ -2289,7 +3025,7 @@
       </w:r>
       <w:r>
         <w:rPr>
-          <w:rFonts w:asciiTheme="minorHAnsi" w:hAnsiTheme="minorHAnsi" w:cstheme="minorHAnsi"/>
+          <w:rFonts w:ascii="Calibri" w:hAnsi="Calibri" w:cs="Calibri"/>
           <w:sz w:val="24"/>
           <w:szCs w:val="24"/>
         </w:rPr>
@@ -2297,7 +3033,7 @@
       </w:r>
       <w:r>
         <w:rPr>
-          <w:rFonts w:asciiTheme="minorHAnsi" w:hAnsiTheme="minorHAnsi" w:cstheme="minorHAnsi"/>
+          <w:rFonts w:ascii="Calibri" w:hAnsi="Calibri" w:cs="Calibri"/>
           <w:sz w:val="24"/>
           <w:szCs w:val="24"/>
         </w:rPr>
@@ -2305,7 +3041,7 @@
       </w:r>
       <w:r>
         <w:rPr>
-          <w:rFonts w:asciiTheme="minorHAnsi" w:hAnsiTheme="minorHAnsi" w:cstheme="minorHAnsi"/>
+          <w:rFonts w:ascii="Calibri" w:hAnsi="Calibri" w:cs="Calibri"/>
           <w:sz w:val="24"/>
           <w:szCs w:val="24"/>
         </w:rPr>
@@ -2313,7 +3049,7 @@
       </w:r>
       <w:r>
         <w:rPr>
-          <w:rFonts w:asciiTheme="minorHAnsi" w:hAnsiTheme="minorHAnsi" w:cstheme="minorHAnsi"/>
+          <w:rFonts w:ascii="Calibri" w:hAnsi="Calibri" w:cs="Calibri"/>
           <w:sz w:val="24"/>
           <w:szCs w:val="24"/>
         </w:rPr>
@@ -2321,7 +3057,7 @@
       </w:r>
       <w:r>
         <w:rPr>
-          <w:rFonts w:asciiTheme="minorHAnsi" w:hAnsiTheme="minorHAnsi" w:cstheme="minorHAnsi"/>
+          <w:rFonts w:ascii="Calibri" w:hAnsi="Calibri" w:cs="Calibri"/>
           <w:sz w:val="24"/>
           <w:szCs w:val="24"/>
         </w:rPr>
@@ -2329,7 +3065,7 @@
       </w:r>
       <w:r>
         <w:rPr>
-          <w:rFonts w:asciiTheme="minorHAnsi" w:hAnsiTheme="minorHAnsi" w:cstheme="minorHAnsi"/>
+          <w:rFonts w:ascii="Calibri" w:hAnsi="Calibri" w:cs="Calibri"/>
           <w:sz w:val="24"/>
           <w:szCs w:val="24"/>
         </w:rPr>
@@ -2337,7 +3073,7 @@
       </w:r>
       <w:r>
         <w:rPr>
-          <w:rFonts w:asciiTheme="minorHAnsi" w:hAnsiTheme="minorHAnsi" w:cstheme="minorHAnsi"/>
+          <w:rFonts w:ascii="Calibri" w:hAnsi="Calibri" w:cs="Calibri"/>
           <w:sz w:val="24"/>
           <w:szCs w:val="24"/>
         </w:rPr>
@@ -2345,7 +3081,7 @@
       </w:r>
       <w:r>
         <w:rPr>
-          <w:rFonts w:asciiTheme="minorHAnsi" w:hAnsiTheme="minorHAnsi" w:cstheme="minorHAnsi"/>
+          <w:rFonts w:ascii="Calibri" w:hAnsi="Calibri" w:cs="Calibri"/>
           <w:sz w:val="24"/>
           <w:szCs w:val="24"/>
         </w:rPr>
@@ -2353,7 +3089,7 @@
       </w:r>
       <w:r>
         <w:rPr>
-          <w:rFonts w:asciiTheme="minorHAnsi" w:hAnsiTheme="minorHAnsi" w:cstheme="minorHAnsi"/>
+          <w:rFonts w:ascii="Calibri" w:hAnsi="Calibri" w:cs="Calibri"/>
           <w:sz w:val="24"/>
           <w:szCs w:val="24"/>
         </w:rPr>
@@ -2369,14 +3105,14 @@
         </w:numPr>
         <w:jc w:val="both"/>
         <w:rPr>
-          <w:rFonts w:asciiTheme="minorHAnsi" w:hAnsiTheme="minorHAnsi" w:cstheme="minorHAnsi"/>
-          <w:sz w:val="24"/>
-          <w:szCs w:val="24"/>
-        </w:rPr>
-      </w:pPr>
-      <w:r>
-        <w:rPr>
-          <w:rFonts w:asciiTheme="minorHAnsi" w:hAnsiTheme="minorHAnsi" w:cstheme="minorHAnsi"/>
+          <w:rFonts w:ascii="Calibri" w:hAnsi="Calibri" w:cs="Calibri"/>
+          <w:sz w:val="24"/>
+          <w:szCs w:val="24"/>
+        </w:rPr>
+      </w:pPr>
+      <w:r>
+        <w:rPr>
+          <w:rFonts w:ascii="Calibri" w:hAnsi="Calibri" w:cs="Calibri"/>
           <w:sz w:val="24"/>
           <w:szCs w:val="24"/>
         </w:rPr>
@@ -2384,7 +3120,7 @@
       </w:r>
       <w:r>
         <w:rPr>
-          <w:rFonts w:asciiTheme="minorHAnsi" w:hAnsiTheme="minorHAnsi" w:cstheme="minorHAnsi"/>
+          <w:rFonts w:ascii="Calibri" w:hAnsi="Calibri" w:cs="Calibri"/>
           <w:sz w:val="24"/>
           <w:szCs w:val="24"/>
         </w:rPr>
@@ -2392,7 +3128,7 @@
       </w:r>
       <w:r>
         <w:rPr>
-          <w:rFonts w:asciiTheme="minorHAnsi" w:hAnsiTheme="minorHAnsi" w:cstheme="minorHAnsi"/>
+          <w:rFonts w:ascii="Calibri" w:hAnsi="Calibri" w:cs="Calibri"/>
           <w:sz w:val="24"/>
           <w:szCs w:val="24"/>
         </w:rPr>
@@ -2400,7 +3136,7 @@
       </w:r>
       <w:r>
         <w:rPr>
-          <w:rFonts w:asciiTheme="minorHAnsi" w:hAnsiTheme="minorHAnsi" w:cstheme="minorHAnsi"/>
+          <w:rFonts w:ascii="Calibri" w:hAnsi="Calibri" w:cs="Calibri"/>
           <w:sz w:val="24"/>
           <w:szCs w:val="24"/>
         </w:rPr>
@@ -2408,7 +3144,7 @@
       </w:r>
       <w:r>
         <w:rPr>
-          <w:rFonts w:asciiTheme="minorHAnsi" w:hAnsiTheme="minorHAnsi" w:cstheme="minorHAnsi"/>
+          <w:rFonts w:ascii="Calibri" w:hAnsi="Calibri" w:cs="Calibri"/>
           <w:sz w:val="24"/>
           <w:szCs w:val="24"/>
         </w:rPr>
@@ -2416,7 +3152,7 @@
       </w:r>
       <w:r>
         <w:rPr>
-          <w:rFonts w:asciiTheme="minorHAnsi" w:hAnsiTheme="minorHAnsi" w:cstheme="minorHAnsi"/>
+          <w:rFonts w:ascii="Calibri" w:hAnsi="Calibri" w:cs="Calibri"/>
           <w:sz w:val="24"/>
           <w:szCs w:val="24"/>
         </w:rPr>
@@ -2424,7 +3160,7 @@
       </w:r>
       <w:r>
         <w:rPr>
-          <w:rFonts w:asciiTheme="minorHAnsi" w:hAnsiTheme="minorHAnsi" w:cstheme="minorHAnsi"/>
+          <w:rFonts w:ascii="Calibri" w:hAnsi="Calibri" w:cs="Calibri"/>
           <w:sz w:val="24"/>
           <w:szCs w:val="24"/>
         </w:rPr>
@@ -2432,7 +3168,7 @@
       </w:r>
       <w:r>
         <w:rPr>
-          <w:rFonts w:asciiTheme="minorHAnsi" w:hAnsiTheme="minorHAnsi" w:cstheme="minorHAnsi"/>
+          <w:rFonts w:ascii="Calibri" w:hAnsi="Calibri" w:cs="Calibri"/>
           <w:sz w:val="24"/>
           <w:szCs w:val="24"/>
         </w:rPr>
@@ -2440,7 +3176,7 @@
       </w:r>
       <w:r>
         <w:rPr>
-          <w:rFonts w:asciiTheme="minorHAnsi" w:hAnsiTheme="minorHAnsi" w:cstheme="minorHAnsi"/>
+          <w:rFonts w:ascii="Calibri" w:hAnsi="Calibri" w:cs="Calibri"/>
           <w:sz w:val="24"/>
           <w:szCs w:val="24"/>
         </w:rPr>
@@ -2456,14 +3192,14 @@
         </w:numPr>
         <w:jc w:val="both"/>
         <w:rPr>
-          <w:rFonts w:asciiTheme="minorHAnsi" w:hAnsiTheme="minorHAnsi" w:cstheme="minorHAnsi"/>
-          <w:sz w:val="24"/>
-          <w:szCs w:val="24"/>
-        </w:rPr>
-      </w:pPr>
-      <w:r>
-        <w:rPr>
-          <w:rFonts w:asciiTheme="minorHAnsi" w:hAnsiTheme="minorHAnsi" w:cstheme="minorHAnsi"/>
+          <w:rFonts w:ascii="Calibri" w:hAnsi="Calibri" w:cs="Calibri"/>
+          <w:sz w:val="24"/>
+          <w:szCs w:val="24"/>
+        </w:rPr>
+      </w:pPr>
+      <w:r>
+        <w:rPr>
+          <w:rFonts w:ascii="Calibri" w:hAnsi="Calibri" w:cs="Calibri"/>
           <w:sz w:val="24"/>
           <w:szCs w:val="24"/>
         </w:rPr>
@@ -2471,7 +3207,7 @@
       </w:r>
       <w:r>
         <w:rPr>
-          <w:rFonts w:asciiTheme="minorHAnsi" w:hAnsiTheme="minorHAnsi" w:cstheme="minorHAnsi"/>
+          <w:rFonts w:ascii="Calibri" w:hAnsi="Calibri" w:cs="Calibri"/>
           <w:sz w:val="24"/>
           <w:szCs w:val="24"/>
         </w:rPr>
@@ -2479,7 +3215,7 @@
       </w:r>
       <w:r>
         <w:rPr>
-          <w:rFonts w:asciiTheme="minorHAnsi" w:hAnsiTheme="minorHAnsi" w:cstheme="minorHAnsi"/>
+          <w:rFonts w:ascii="Calibri" w:hAnsi="Calibri" w:cs="Calibri"/>
           <w:sz w:val="24"/>
           <w:szCs w:val="24"/>
         </w:rPr>
@@ -2495,22 +3231,48 @@
         </w:numPr>
         <w:jc w:val="both"/>
         <w:rPr>
-          <w:rFonts w:asciiTheme="minorHAnsi" w:hAnsiTheme="minorHAnsi" w:cstheme="minorHAnsi"/>
-          <w:sz w:val="24"/>
-          <w:szCs w:val="24"/>
-        </w:rPr>
-      </w:pPr>
-      <w:r>
-        <w:rPr>
-          <w:rFonts w:asciiTheme="minorHAnsi" w:hAnsiTheme="minorHAnsi" w:cstheme="minorHAnsi"/>
-          <w:sz w:val="24"/>
-          <w:szCs w:val="24"/>
-        </w:rPr>
-        <w:t>cena Lokalu Mieszkalnego – {{unitPrice}}</w:t>
-      </w:r>
-      <w:r>
-        <w:rPr>
-          <w:rFonts w:asciiTheme="minorHAnsi" w:hAnsiTheme="minorHAnsi" w:cstheme="minorHAnsi"/>
+          <w:rFonts w:ascii="Calibri" w:hAnsi="Calibri" w:cs="Calibri"/>
+          <w:sz w:val="24"/>
+          <w:szCs w:val="24"/>
+        </w:rPr>
+      </w:pPr>
+      <w:r>
+        <w:rPr>
+          <w:rFonts w:ascii="Calibri" w:hAnsi="Calibri" w:cs="Calibri"/>
+          <w:sz w:val="24"/>
+          <w:szCs w:val="24"/>
+        </w:rPr>
+        <w:t xml:space="preserve">cena Lokalu Mieszkalnego – </w:t>
+      </w:r>
+      <w:r>
+        <w:rPr>
+          <w:rFonts w:ascii="Calibri" w:hAnsi="Calibri" w:cs="Calibri"/>
+          <w:sz w:val="24"/>
+          <w:szCs w:val="24"/>
+        </w:rPr>
+        <w:t>{{</w:t>
+      </w:r>
+      <w:proofErr w:type="spellStart"/>
+      <w:r>
+        <w:rPr>
+          <w:rFonts w:ascii="Calibri" w:hAnsi="Calibri" w:cs="Calibri"/>
+          <w:sz w:val="24"/>
+          <w:szCs w:val="24"/>
+        </w:rPr>
+        <w:t>unitPrice</w:t>
+      </w:r>
+      <w:proofErr w:type="spellEnd"/>
+      <w:r>
+        <w:rPr>
+          <w:rFonts w:ascii="Calibri" w:hAnsi="Calibri" w:cs="Calibri"/>
+          <w:sz w:val="24"/>
+          <w:szCs w:val="24"/>
+        </w:rPr>
+        <w:t>}}</w:t>
+      </w:r>
+      <w:r>
+        <w:rPr>
+          <w:rFonts w:ascii="Calibri" w:hAnsi="Calibri" w:cs="Calibri"/>
           <w:sz w:val="24"/>
           <w:szCs w:val="24"/>
         </w:rPr>
@@ -2518,7 +3280,7 @@
       </w:r>
       <w:r>
         <w:rPr>
-          <w:rFonts w:asciiTheme="minorHAnsi" w:hAnsiTheme="minorHAnsi" w:cstheme="minorHAnsi"/>
+          <w:rFonts w:ascii="Calibri" w:hAnsi="Calibri" w:cs="Calibri"/>
           <w:sz w:val="24"/>
           <w:szCs w:val="24"/>
         </w:rPr>
@@ -2526,7 +3288,7 @@
       </w:r>
       <w:r>
         <w:rPr>
-          <w:rFonts w:asciiTheme="minorHAnsi" w:hAnsiTheme="minorHAnsi" w:cstheme="minorHAnsi"/>
+          <w:rFonts w:ascii="Calibri" w:hAnsi="Calibri" w:cs="Calibri"/>
           <w:sz w:val="24"/>
           <w:szCs w:val="24"/>
         </w:rPr>
@@ -2534,15 +3296,33 @@
       </w:r>
       <w:r>
         <w:rPr>
-          <w:rFonts w:asciiTheme="minorHAnsi" w:hAnsiTheme="minorHAnsi" w:cstheme="minorHAnsi"/>
-          <w:sz w:val="24"/>
-          <w:szCs w:val="24"/>
-        </w:rPr>
-        <w:t>{{unitPriceWords}}</w:t>
-      </w:r>
-      <w:r>
-        <w:rPr>
-          <w:rFonts w:asciiTheme="minorHAnsi" w:hAnsiTheme="minorHAnsi" w:cstheme="minorHAnsi"/>
+          <w:rFonts w:ascii="Calibri" w:hAnsi="Calibri" w:cs="Calibri"/>
+          <w:sz w:val="24"/>
+          <w:szCs w:val="24"/>
+        </w:rPr>
+        <w:t>{{</w:t>
+      </w:r>
+      <w:proofErr w:type="spellStart"/>
+      <w:r>
+        <w:rPr>
+          <w:rFonts w:ascii="Calibri" w:hAnsi="Calibri" w:cs="Calibri"/>
+          <w:sz w:val="24"/>
+          <w:szCs w:val="24"/>
+        </w:rPr>
+        <w:t>unitPriceWords</w:t>
+      </w:r>
+      <w:proofErr w:type="spellEnd"/>
+      <w:r>
+        <w:rPr>
+          <w:rFonts w:ascii="Calibri" w:hAnsi="Calibri" w:cs="Calibri"/>
+          <w:sz w:val="24"/>
+          <w:szCs w:val="24"/>
+        </w:rPr>
+        <w:t>}}</w:t>
+      </w:r>
+      <w:r>
+        <w:rPr>
+          <w:rFonts w:ascii="Calibri" w:hAnsi="Calibri" w:cs="Calibri"/>
           <w:sz w:val="24"/>
           <w:szCs w:val="24"/>
         </w:rPr>
@@ -2550,7 +3330,7 @@
       </w:r>
       <w:r>
         <w:rPr>
-          <w:rFonts w:asciiTheme="minorHAnsi" w:hAnsiTheme="minorHAnsi" w:cstheme="minorHAnsi"/>
+          <w:rFonts w:ascii="Calibri" w:hAnsi="Calibri" w:cs="Calibri"/>
           <w:sz w:val="24"/>
           <w:szCs w:val="24"/>
         </w:rPr>
@@ -2558,15 +3338,49 @@
       </w:r>
       <w:r>
         <w:rPr>
-          <w:rFonts w:asciiTheme="minorHAnsi" w:hAnsiTheme="minorHAnsi" w:cstheme="minorHAnsi"/>
-          <w:sz w:val="24"/>
-          <w:szCs w:val="24"/>
-        </w:rPr>
-        <w:t>, to jest iloczyn powierzchni użytkowej Lokalu Mieszkalnego i stawki {{pricePerSqm}} zł brutto za 1 m</w:t>
-      </w:r>
-      <w:r>
-        <w:rPr>
-          <w:rFonts w:asciiTheme="minorHAnsi" w:hAnsiTheme="minorHAnsi" w:cstheme="minorHAnsi"/>
+          <w:rFonts w:ascii="Calibri" w:hAnsi="Calibri" w:cs="Calibri"/>
+          <w:sz w:val="24"/>
+          <w:szCs w:val="24"/>
+        </w:rPr>
+        <w:t xml:space="preserve">, to jest iloczyn powierzchni użytkowej Lokalu Mieszkalnego i stawki </w:t>
+      </w:r>
+      <w:r>
+        <w:rPr>
+          <w:rFonts w:ascii="Calibri" w:hAnsi="Calibri" w:cs="Calibri"/>
+          <w:sz w:val="24"/>
+          <w:szCs w:val="24"/>
+        </w:rPr>
+        <w:t>{{</w:t>
+      </w:r>
+      <w:proofErr w:type="spellStart"/>
+      <w:r>
+        <w:rPr>
+          <w:rFonts w:ascii="Calibri" w:hAnsi="Calibri" w:cs="Calibri"/>
+          <w:sz w:val="24"/>
+          <w:szCs w:val="24"/>
+        </w:rPr>
+        <w:t>pricePerSqm</w:t>
+      </w:r>
+      <w:proofErr w:type="spellEnd"/>
+      <w:r>
+        <w:rPr>
+          <w:rFonts w:ascii="Calibri" w:hAnsi="Calibri" w:cs="Calibri"/>
+          <w:sz w:val="24"/>
+          <w:szCs w:val="24"/>
+        </w:rPr>
+        <w:t>}}</w:t>
+      </w:r>
+      <w:r>
+        <w:rPr>
+          <w:rFonts w:ascii="Calibri" w:hAnsi="Calibri" w:cs="Calibri"/>
+          <w:sz w:val="24"/>
+          <w:szCs w:val="24"/>
+        </w:rPr>
+        <w:t xml:space="preserve"> zł brutto za 1 m</w:t>
+      </w:r>
+      <w:r>
+        <w:rPr>
+          <w:rFonts w:ascii="Calibri" w:hAnsi="Calibri" w:cs="Calibri"/>
           <w:sz w:val="24"/>
           <w:szCs w:val="24"/>
           <w:vertAlign w:val="superscript"/>
@@ -2575,7 +3389,7 @@
       </w:r>
       <w:r>
         <w:rPr>
-          <w:rFonts w:asciiTheme="minorHAnsi" w:hAnsiTheme="minorHAnsi" w:cstheme="minorHAnsi"/>
+          <w:rFonts w:ascii="Calibri" w:hAnsi="Calibri" w:cs="Calibri"/>
           <w:sz w:val="24"/>
           <w:szCs w:val="24"/>
         </w:rPr>
@@ -2591,16 +3405,16 @@
         </w:numPr>
         <w:jc w:val="both"/>
         <w:rPr>
-          <w:rFonts w:asciiTheme="minorHAnsi" w:hAnsiTheme="minorHAnsi" w:cstheme="minorHAnsi"/>
-          <w:i/>
-          <w:iCs/>
-          <w:sz w:val="24"/>
-          <w:szCs w:val="24"/>
-        </w:rPr>
-      </w:pPr>
-      <w:r>
-        <w:rPr>
-          <w:rFonts w:asciiTheme="minorHAnsi" w:hAnsiTheme="minorHAnsi" w:cstheme="minorHAnsi"/>
+          <w:rFonts w:ascii="Calibri" w:hAnsi="Calibri" w:cs="Calibri"/>
+          <w:i/>
+          <w:iCs/>
+          <w:sz w:val="24"/>
+          <w:szCs w:val="24"/>
+        </w:rPr>
+      </w:pPr>
+      <w:r>
+        <w:rPr>
+          <w:rFonts w:ascii="Calibri" w:hAnsi="Calibri" w:cs="Calibri"/>
           <w:i/>
           <w:iCs/>
           <w:sz w:val="24"/>
@@ -2610,7 +3424,7 @@
       </w:r>
       <w:r>
         <w:rPr>
-          <w:rFonts w:asciiTheme="minorHAnsi" w:hAnsiTheme="minorHAnsi" w:cstheme="minorHAnsi"/>
+          <w:rFonts w:ascii="Calibri" w:hAnsi="Calibri" w:cs="Calibri"/>
           <w:i/>
           <w:iCs/>
           <w:sz w:val="24"/>
@@ -2620,7 +3434,7 @@
       </w:r>
       <w:r>
         <w:rPr>
-          <w:rFonts w:asciiTheme="minorHAnsi" w:hAnsiTheme="minorHAnsi" w:cstheme="minorHAnsi"/>
+          <w:rFonts w:ascii="Calibri" w:hAnsi="Calibri" w:cs="Calibri"/>
           <w:i/>
           <w:iCs/>
           <w:sz w:val="24"/>
@@ -2630,7 +3444,7 @@
       </w:r>
       <w:r>
         <w:rPr>
-          <w:rFonts w:asciiTheme="minorHAnsi" w:hAnsiTheme="minorHAnsi" w:cstheme="minorHAnsi"/>
+          <w:rFonts w:ascii="Calibri" w:hAnsi="Calibri" w:cs="Calibri"/>
           <w:i/>
           <w:iCs/>
           <w:sz w:val="24"/>
@@ -2640,7 +3454,7 @@
       </w:r>
       <w:r>
         <w:rPr>
-          <w:rFonts w:asciiTheme="minorHAnsi" w:hAnsiTheme="minorHAnsi" w:cstheme="minorHAnsi"/>
+          <w:rFonts w:ascii="Calibri" w:hAnsi="Calibri" w:cs="Calibri"/>
           <w:i/>
           <w:iCs/>
           <w:sz w:val="24"/>
@@ -2650,13 +3464,53 @@
       </w:r>
       <w:r>
         <w:rPr>
-          <w:rFonts w:asciiTheme="minorHAnsi" w:hAnsiTheme="minorHAnsi" w:cstheme="minorHAnsi"/>
-          <w:i/>
-          <w:iCs/>
-          <w:sz w:val="24"/>
-          <w:szCs w:val="24"/>
-        </w:rPr>
-        <w:t>ostojowego – {{parking1Price}} zł (słownie: {{parking1PriceWords}}) brutto;</w:t>
+          <w:rFonts w:ascii="Calibri" w:hAnsi="Calibri" w:cs="Calibri"/>
+          <w:i/>
+          <w:iCs/>
+          <w:sz w:val="24"/>
+          <w:szCs w:val="24"/>
+        </w:rPr>
+        <w:t xml:space="preserve">ostojowego – </w:t>
+      </w:r>
+      <w:r>
+        <w:rPr>
+          <w:rFonts w:ascii="Calibri" w:hAnsi="Calibri" w:cs="Calibri"/>
+          <w:i/>
+          <w:iCs/>
+          <w:sz w:val="24"/>
+          <w:szCs w:val="24"/>
+        </w:rPr>
+        <w:t>{{parking1Price}}</w:t>
+      </w:r>
+      <w:r>
+        <w:rPr>
+          <w:rFonts w:ascii="Calibri" w:hAnsi="Calibri" w:cs="Calibri"/>
+          <w:i/>
+          <w:iCs/>
+          <w:sz w:val="24"/>
+          <w:szCs w:val="24"/>
+        </w:rPr>
+        <w:t xml:space="preserve"> zł (słownie: </w:t>
+      </w:r>
+      <w:r>
+        <w:rPr>
+          <w:rFonts w:ascii="Calibri" w:hAnsi="Calibri" w:cs="Calibri"/>
+          <w:i/>
+          <w:iCs/>
+          <w:sz w:val="24"/>
+          <w:szCs w:val="24"/>
+        </w:rPr>
+        <w:t>{{parking1PriceWords}}</w:t>
+      </w:r>
+      <w:r>
+        <w:rPr>
+          <w:rFonts w:ascii="Calibri" w:hAnsi="Calibri" w:cs="Calibri"/>
+          <w:i/>
+          <w:iCs/>
+          <w:sz w:val="24"/>
+          <w:szCs w:val="24"/>
+        </w:rPr>
+        <w:t>) brutto;</w:t>
       </w:r>
     </w:p>
     <w:p>
@@ -2668,26 +3522,27 @@
         </w:numPr>
         <w:jc w:val="both"/>
         <w:rPr>
-          <w:rFonts w:asciiTheme="minorHAnsi" w:hAnsiTheme="minorHAnsi" w:cstheme="minorHAnsi"/>
-          <w:i/>
-          <w:iCs/>
-          <w:sz w:val="24"/>
-          <w:szCs w:val="24"/>
-        </w:rPr>
-      </w:pPr>
-      <w:r>
-        <w:rPr>
-          <w:rFonts w:asciiTheme="minorHAnsi" w:hAnsiTheme="minorHAnsi" w:cstheme="minorHAnsi"/>
-          <w:i/>
-          <w:iCs/>
-          <w:sz w:val="24"/>
-          <w:szCs w:val="24"/>
-        </w:rPr>
+          <w:rFonts w:ascii="Calibri" w:hAnsi="Calibri" w:cs="Calibri"/>
+          <w:i/>
+          <w:iCs/>
+          <w:sz w:val="24"/>
+          <w:szCs w:val="24"/>
+        </w:rPr>
+      </w:pPr>
+      <w:r>
+        <w:rPr>
+          <w:rFonts w:ascii="Calibri" w:hAnsi="Calibri" w:cs="Calibri"/>
+          <w:i/>
+          <w:iCs/>
+          <w:sz w:val="24"/>
+          <w:szCs w:val="24"/>
+        </w:rPr>
+        <w:lastRenderedPageBreak/>
         <w:t xml:space="preserve">cena </w:t>
       </w:r>
       <w:r>
         <w:rPr>
-          <w:rFonts w:asciiTheme="minorHAnsi" w:hAnsiTheme="minorHAnsi" w:cstheme="minorHAnsi"/>
+          <w:rFonts w:ascii="Calibri" w:hAnsi="Calibri" w:cs="Calibri"/>
           <w:i/>
           <w:iCs/>
           <w:sz w:val="24"/>
@@ -2697,7 +3552,7 @@
       </w:r>
       <w:r>
         <w:rPr>
-          <w:rFonts w:asciiTheme="minorHAnsi" w:hAnsiTheme="minorHAnsi" w:cstheme="minorHAnsi"/>
+          <w:rFonts w:ascii="Calibri" w:hAnsi="Calibri" w:cs="Calibri"/>
           <w:i/>
           <w:iCs/>
           <w:sz w:val="24"/>
@@ -2707,7 +3562,7 @@
       </w:r>
       <w:r>
         <w:rPr>
-          <w:rFonts w:asciiTheme="minorHAnsi" w:hAnsiTheme="minorHAnsi" w:cstheme="minorHAnsi"/>
+          <w:rFonts w:ascii="Calibri" w:hAnsi="Calibri" w:cs="Calibri"/>
           <w:i/>
           <w:iCs/>
           <w:sz w:val="24"/>
@@ -2717,7 +3572,7 @@
       </w:r>
       <w:r>
         <w:rPr>
-          <w:rFonts w:asciiTheme="minorHAnsi" w:hAnsiTheme="minorHAnsi" w:cstheme="minorHAnsi"/>
+          <w:rFonts w:ascii="Calibri" w:hAnsi="Calibri" w:cs="Calibri"/>
           <w:i/>
           <w:iCs/>
           <w:sz w:val="24"/>
@@ -2727,17 +3582,97 @@
       </w:r>
       <w:r>
         <w:rPr>
-          <w:rFonts w:asciiTheme="minorHAnsi" w:hAnsiTheme="minorHAnsi" w:cstheme="minorHAnsi"/>
-          <w:i/>
-          <w:iCs/>
-          <w:sz w:val="24"/>
-          <w:szCs w:val="24"/>
-        </w:rPr>
-        <w:t>ostojowego – {{parking2Price}} zł (słownie: {{parking2PriceWords}}) brutto</w:t>
-      </w:r>
-      <w:r>
-        <w:rPr>
-          <w:rFonts w:asciiTheme="minorHAnsi" w:hAnsiTheme="minorHAnsi" w:cstheme="minorHAnsi"/>
+          <w:rFonts w:ascii="Calibri" w:hAnsi="Calibri" w:cs="Calibri"/>
+          <w:i/>
+          <w:iCs/>
+          <w:sz w:val="24"/>
+          <w:szCs w:val="24"/>
+        </w:rPr>
+        <w:t xml:space="preserve">ostojowego – </w:t>
+      </w:r>
+      <w:r>
+        <w:rPr>
+          <w:rFonts w:ascii="Calibri" w:hAnsi="Calibri" w:cs="Calibri"/>
+          <w:i/>
+          <w:iCs/>
+          <w:sz w:val="24"/>
+          <w:szCs w:val="24"/>
+        </w:rPr>
+        <w:t>{{parking</w:t>
+      </w:r>
+      <w:r>
+        <w:rPr>
+          <w:rFonts w:ascii="Calibri" w:hAnsi="Calibri" w:cs="Calibri"/>
+          <w:i/>
+          <w:iCs/>
+          <w:sz w:val="24"/>
+          <w:szCs w:val="24"/>
+        </w:rPr>
+        <w:t>2</w:t>
+      </w:r>
+      <w:r>
+        <w:rPr>
+          <w:rFonts w:ascii="Calibri" w:hAnsi="Calibri" w:cs="Calibri"/>
+          <w:i/>
+          <w:iCs/>
+          <w:sz w:val="24"/>
+          <w:szCs w:val="24"/>
+        </w:rPr>
+        <w:t>Price}}</w:t>
+      </w:r>
+      <w:r>
+        <w:rPr>
+          <w:rFonts w:ascii="Calibri" w:hAnsi="Calibri" w:cs="Calibri"/>
+          <w:i/>
+          <w:iCs/>
+          <w:sz w:val="24"/>
+          <w:szCs w:val="24"/>
+        </w:rPr>
+        <w:t xml:space="preserve"> zł (słownie: </w:t>
+      </w:r>
+      <w:r>
+        <w:rPr>
+          <w:rFonts w:ascii="Calibri" w:hAnsi="Calibri" w:cs="Calibri"/>
+          <w:i/>
+          <w:iCs/>
+          <w:sz w:val="24"/>
+          <w:szCs w:val="24"/>
+        </w:rPr>
+        <w:t>{{parking</w:t>
+      </w:r>
+      <w:r>
+        <w:rPr>
+          <w:rFonts w:ascii="Calibri" w:hAnsi="Calibri" w:cs="Calibri"/>
+          <w:i/>
+          <w:iCs/>
+          <w:sz w:val="24"/>
+          <w:szCs w:val="24"/>
+        </w:rPr>
+        <w:t>2</w:t>
+      </w:r>
+      <w:r>
+        <w:rPr>
+          <w:rFonts w:ascii="Calibri" w:hAnsi="Calibri" w:cs="Calibri"/>
+          <w:i/>
+          <w:iCs/>
+          <w:sz w:val="24"/>
+          <w:szCs w:val="24"/>
+        </w:rPr>
+        <w:t>PriceWords}}</w:t>
+      </w:r>
+      <w:r>
+        <w:rPr>
+          <w:rFonts w:ascii="Calibri" w:hAnsi="Calibri" w:cs="Calibri"/>
+          <w:i/>
+          <w:iCs/>
+          <w:sz w:val="24"/>
+          <w:szCs w:val="24"/>
+        </w:rPr>
+        <w:t>) brutto</w:t>
+      </w:r>
+      <w:r>
+        <w:rPr>
+          <w:rFonts w:ascii="Calibri" w:hAnsi="Calibri" w:cs="Calibri"/>
           <w:i/>
           <w:iCs/>
           <w:sz w:val="24"/>
@@ -2755,22 +3690,106 @@
         </w:numPr>
         <w:jc w:val="both"/>
         <w:rPr>
-          <w:rFonts w:asciiTheme="minorHAnsi" w:hAnsiTheme="minorHAnsi" w:cstheme="minorHAnsi"/>
-          <w:i/>
-          <w:iCs/>
-          <w:sz w:val="24"/>
-          <w:szCs w:val="24"/>
-        </w:rPr>
-      </w:pPr>
-      <w:r>
-        <w:rPr>
-          <w:rFonts w:asciiTheme="minorHAnsi" w:hAnsiTheme="minorHAnsi" w:cstheme="minorHAnsi"/>
-          <w:i/>
-          <w:iCs/>
-          <w:sz w:val="24"/>
-          <w:szCs w:val="24"/>
-        </w:rPr>
-        <w:t>cena prawa do wyłącznego korzystania z Komórki – {{komorkaPrice}} zł (słownie: {{komorkaPriceWords}}) brutto;</w:t>
+          <w:rFonts w:ascii="Calibri" w:hAnsi="Calibri" w:cs="Calibri"/>
+          <w:i/>
+          <w:iCs/>
+          <w:sz w:val="24"/>
+          <w:szCs w:val="24"/>
+        </w:rPr>
+      </w:pPr>
+      <w:r>
+        <w:rPr>
+          <w:rFonts w:ascii="Calibri" w:hAnsi="Calibri" w:cs="Calibri"/>
+          <w:i/>
+          <w:iCs/>
+          <w:sz w:val="24"/>
+          <w:szCs w:val="24"/>
+        </w:rPr>
+        <w:t xml:space="preserve">cena prawa do wyłącznego korzystania z Komórki – </w:t>
+      </w:r>
+      <w:r>
+        <w:rPr>
+          <w:rFonts w:ascii="Calibri" w:hAnsi="Calibri" w:cs="Calibri"/>
+          <w:i/>
+          <w:iCs/>
+          <w:sz w:val="24"/>
+          <w:szCs w:val="24"/>
+        </w:rPr>
+        <w:t>{{</w:t>
+      </w:r>
+      <w:proofErr w:type="spellStart"/>
+      <w:r>
+        <w:rPr>
+          <w:rFonts w:ascii="Calibri" w:hAnsi="Calibri" w:cs="Calibri"/>
+          <w:i/>
+          <w:iCs/>
+          <w:sz w:val="24"/>
+          <w:szCs w:val="24"/>
+        </w:rPr>
+        <w:t>komorkaPrice</w:t>
+      </w:r>
+      <w:proofErr w:type="spellEnd"/>
+      <w:r>
+        <w:rPr>
+          <w:rFonts w:ascii="Calibri" w:hAnsi="Calibri" w:cs="Calibri"/>
+          <w:i/>
+          <w:iCs/>
+          <w:sz w:val="24"/>
+          <w:szCs w:val="24"/>
+        </w:rPr>
+        <w:t>}}</w:t>
+      </w:r>
+      <w:r>
+        <w:rPr>
+          <w:rFonts w:ascii="Calibri" w:hAnsi="Calibri" w:cs="Calibri"/>
+          <w:i/>
+          <w:iCs/>
+          <w:sz w:val="24"/>
+          <w:szCs w:val="24"/>
+        </w:rPr>
+        <w:t xml:space="preserve"> zł (słownie: </w:t>
+      </w:r>
+      <w:r>
+        <w:rPr>
+          <w:rFonts w:ascii="Calibri" w:hAnsi="Calibri" w:cs="Calibri"/>
+          <w:i/>
+          <w:iCs/>
+          <w:sz w:val="24"/>
+          <w:szCs w:val="24"/>
+        </w:rPr>
+        <w:t>{{</w:t>
+      </w:r>
+      <w:proofErr w:type="spellStart"/>
+      <w:r>
+        <w:rPr>
+          <w:rFonts w:ascii="Calibri" w:hAnsi="Calibri" w:cs="Calibri"/>
+          <w:i/>
+          <w:iCs/>
+          <w:sz w:val="24"/>
+          <w:szCs w:val="24"/>
+        </w:rPr>
+        <w:t>komorkaPriceWords</w:t>
+      </w:r>
+      <w:proofErr w:type="spellEnd"/>
+      <w:r>
+        <w:rPr>
+          <w:rFonts w:ascii="Calibri" w:hAnsi="Calibri" w:cs="Calibri"/>
+          <w:i/>
+          <w:iCs/>
+          <w:sz w:val="24"/>
+          <w:szCs w:val="24"/>
+        </w:rPr>
+        <w:t>}}</w:t>
+      </w:r>
+      <w:r>
+        <w:rPr>
+          <w:rFonts w:ascii="Calibri" w:hAnsi="Calibri" w:cs="Calibri"/>
+          <w:i/>
+          <w:iCs/>
+          <w:sz w:val="24"/>
+          <w:szCs w:val="24"/>
+        </w:rPr>
+        <w:t>) brutto;</w:t>
       </w:r>
     </w:p>
     <w:p>
@@ -2782,23 +3801,62 @@
         </w:numPr>
         <w:jc w:val="both"/>
         <w:rPr>
-          <w:rFonts w:asciiTheme="minorHAnsi" w:hAnsiTheme="minorHAnsi" w:cstheme="minorHAnsi"/>
-          <w:i/>
-          <w:iCs/>
-          <w:sz w:val="24"/>
-          <w:szCs w:val="24"/>
-        </w:rPr>
-      </w:pPr>
-      <w:r>
-        <w:rPr>
-          <w:rFonts w:asciiTheme="minorHAnsi" w:hAnsiTheme="minorHAnsi" w:cstheme="minorHAnsi"/>
-          <w:i/>
-          <w:iCs/>
-          <w:sz w:val="24"/>
-          <w:szCs w:val="24"/>
-        </w:rPr>
-        <w:lastRenderedPageBreak/>
-        <w:t>cena prawa do wyłącznego korzystania Miejsca Garażowego – {{garage1Price}} zł (słownie: {{garage1PriceWords}}) brutto;</w:t>
+          <w:rFonts w:ascii="Calibri" w:hAnsi="Calibri" w:cs="Calibri"/>
+          <w:i/>
+          <w:iCs/>
+          <w:sz w:val="24"/>
+          <w:szCs w:val="24"/>
+        </w:rPr>
+      </w:pPr>
+      <w:r>
+        <w:rPr>
+          <w:rFonts w:ascii="Calibri" w:hAnsi="Calibri" w:cs="Calibri"/>
+          <w:i/>
+          <w:iCs/>
+          <w:sz w:val="24"/>
+          <w:szCs w:val="24"/>
+        </w:rPr>
+        <w:t xml:space="preserve">cena prawa do wyłącznego korzystania Miejsca Garażowego – </w:t>
+      </w:r>
+      <w:r>
+        <w:rPr>
+          <w:rFonts w:ascii="Calibri" w:hAnsi="Calibri" w:cs="Calibri"/>
+          <w:i/>
+          <w:iCs/>
+          <w:sz w:val="24"/>
+          <w:szCs w:val="24"/>
+        </w:rPr>
+        <w:t>{{garage1Price}}</w:t>
+      </w:r>
+      <w:r>
+        <w:rPr>
+          <w:rFonts w:ascii="Calibri" w:hAnsi="Calibri" w:cs="Calibri"/>
+          <w:i/>
+          <w:iCs/>
+          <w:sz w:val="24"/>
+          <w:szCs w:val="24"/>
+        </w:rPr>
+        <w:t xml:space="preserve"> zł (słownie: </w:t>
+      </w:r>
+      <w:r>
+        <w:rPr>
+          <w:rFonts w:ascii="Calibri" w:hAnsi="Calibri" w:cs="Calibri"/>
+          <w:i/>
+          <w:iCs/>
+          <w:sz w:val="24"/>
+          <w:szCs w:val="24"/>
+        </w:rPr>
+        <w:t>{{garage1PriceWords}}</w:t>
+      </w:r>
+      <w:r>
+        <w:rPr>
+          <w:rFonts w:ascii="Calibri" w:hAnsi="Calibri" w:cs="Calibri"/>
+          <w:i/>
+          <w:iCs/>
+          <w:sz w:val="24"/>
+          <w:szCs w:val="24"/>
+        </w:rPr>
+        <w:t>) brutto;</w:t>
       </w:r>
     </w:p>
     <w:p>
@@ -2810,26 +3868,116 @@
         </w:numPr>
         <w:jc w:val="both"/>
         <w:rPr>
-          <w:rFonts w:asciiTheme="minorHAnsi" w:hAnsiTheme="minorHAnsi" w:cstheme="minorHAnsi"/>
-          <w:i/>
-          <w:iCs/>
-          <w:sz w:val="24"/>
-          <w:szCs w:val="24"/>
-        </w:rPr>
-      </w:pPr>
-      <w:r>
-        <w:rPr>
-          <w:rFonts w:asciiTheme="minorHAnsi" w:hAnsiTheme="minorHAnsi" w:cstheme="minorHAnsi"/>
-          <w:i/>
-          <w:iCs/>
-          <w:sz w:val="24"/>
-          <w:szCs w:val="24"/>
-        </w:rPr>
-        <w:t>cena prawa do wyłącznego korzystania Drugiego Miejsca Garażowego – {{garage2Price}} zł (słownie: {{garage2PriceWords}}) brutto</w:t>
-      </w:r>
-      <w:r>
-        <w:rPr>
-          <w:rFonts w:asciiTheme="minorHAnsi" w:hAnsiTheme="minorHAnsi" w:cstheme="minorHAnsi"/>
+          <w:rFonts w:ascii="Calibri" w:hAnsi="Calibri" w:cs="Calibri"/>
+          <w:i/>
+          <w:iCs/>
+          <w:sz w:val="24"/>
+          <w:szCs w:val="24"/>
+        </w:rPr>
+      </w:pPr>
+      <w:r>
+        <w:rPr>
+          <w:rFonts w:ascii="Calibri" w:hAnsi="Calibri" w:cs="Calibri"/>
+          <w:i/>
+          <w:iCs/>
+          <w:sz w:val="24"/>
+          <w:szCs w:val="24"/>
+        </w:rPr>
+        <w:t>cena prawa do wyłącznego korzystania Drugiego Miejsca Garażowego –</w:t>
+      </w:r>
+      <w:r>
+        <w:rPr>
+          <w:rFonts w:ascii="Calibri" w:hAnsi="Calibri" w:cs="Calibri"/>
+          <w:i/>
+          <w:iCs/>
+          <w:sz w:val="24"/>
+          <w:szCs w:val="24"/>
+        </w:rPr>
+        <w:t>{{garage</w:t>
+      </w:r>
+      <w:r>
+        <w:rPr>
+          <w:rFonts w:ascii="Calibri" w:hAnsi="Calibri" w:cs="Calibri"/>
+          <w:i/>
+          <w:iCs/>
+          <w:sz w:val="24"/>
+          <w:szCs w:val="24"/>
+        </w:rPr>
+        <w:t>2</w:t>
+      </w:r>
+      <w:r>
+        <w:rPr>
+          <w:rFonts w:ascii="Calibri" w:hAnsi="Calibri" w:cs="Calibri"/>
+          <w:i/>
+          <w:iCs/>
+          <w:sz w:val="24"/>
+          <w:szCs w:val="24"/>
+        </w:rPr>
+        <w:t>Price}}</w:t>
+      </w:r>
+      <w:r>
+        <w:rPr>
+          <w:rFonts w:ascii="Calibri" w:hAnsi="Calibri" w:cs="Calibri"/>
+          <w:i/>
+          <w:iCs/>
+          <w:sz w:val="24"/>
+          <w:szCs w:val="24"/>
+        </w:rPr>
+        <w:t xml:space="preserve"> </w:t>
+      </w:r>
+      <w:r>
+        <w:rPr>
+          <w:rFonts w:ascii="Calibri" w:hAnsi="Calibri" w:cs="Calibri"/>
+          <w:i/>
+          <w:iCs/>
+          <w:sz w:val="24"/>
+          <w:szCs w:val="24"/>
+        </w:rPr>
+        <w:t xml:space="preserve"> zł (słownie: </w:t>
+      </w:r>
+      <w:r>
+        <w:rPr>
+          <w:rFonts w:ascii="Calibri" w:hAnsi="Calibri" w:cs="Calibri"/>
+          <w:i/>
+          <w:iCs/>
+          <w:sz w:val="24"/>
+          <w:szCs w:val="24"/>
+        </w:rPr>
+        <w:t>{{garage</w:t>
+      </w:r>
+      <w:r>
+        <w:rPr>
+          <w:rFonts w:ascii="Calibri" w:hAnsi="Calibri" w:cs="Calibri"/>
+          <w:i/>
+          <w:iCs/>
+          <w:sz w:val="24"/>
+          <w:szCs w:val="24"/>
+        </w:rPr>
+        <w:t>2</w:t>
+      </w:r>
+      <w:r>
+        <w:rPr>
+          <w:rFonts w:ascii="Calibri" w:hAnsi="Calibri" w:cs="Calibri"/>
+          <w:i/>
+          <w:iCs/>
+          <w:sz w:val="24"/>
+          <w:szCs w:val="24"/>
+        </w:rPr>
+        <w:t>PriceWords}}</w:t>
+      </w:r>
+      <w:r>
+        <w:rPr>
+          <w:rFonts w:ascii="Calibri" w:hAnsi="Calibri" w:cs="Calibri"/>
+          <w:i/>
+          <w:iCs/>
+          <w:sz w:val="24"/>
+          <w:szCs w:val="24"/>
+        </w:rPr>
+        <w:t>) brutto</w:t>
+      </w:r>
+      <w:r>
+        <w:rPr>
+          <w:rFonts w:ascii="Calibri" w:hAnsi="Calibri" w:cs="Calibri"/>
           <w:i/>
           <w:iCs/>
           <w:sz w:val="24"/>
@@ -2843,18 +3991,94 @@
         <w:ind w:left="720"/>
         <w:jc w:val="both"/>
         <w:rPr>
-          <w:rFonts w:asciiTheme="minorHAnsi" w:hAnsiTheme="minorHAnsi" w:cstheme="minorHAnsi"/>
-          <w:sz w:val="24"/>
-          <w:szCs w:val="24"/>
-        </w:rPr>
-      </w:pPr>
-      <w:r>
-        <w:rPr>
-          <w:rFonts w:asciiTheme="minorHAnsi" w:hAnsiTheme="minorHAnsi" w:cstheme="minorHAnsi"/>
-          <w:sz w:val="24"/>
-          <w:szCs w:val="24"/>
-        </w:rPr>
-        <w:t>czyli na łączną cenę brutto w kwocie {{totalPrice}} zł (słownie: {{totalPriceWords}}).</w:t>
+          <w:rFonts w:ascii="Calibri" w:hAnsi="Calibri" w:cs="Calibri"/>
+          <w:sz w:val="24"/>
+          <w:szCs w:val="24"/>
+        </w:rPr>
+      </w:pPr>
+      <w:r>
+        <w:rPr>
+          <w:rFonts w:ascii="Calibri" w:hAnsi="Calibri" w:cs="Calibri"/>
+          <w:sz w:val="24"/>
+          <w:szCs w:val="24"/>
+        </w:rPr>
+        <w:t xml:space="preserve">czyli na łączną cenę brutto w kwocie </w:t>
+      </w:r>
+      <w:r>
+        <w:rPr>
+          <w:rFonts w:ascii="Calibri" w:hAnsi="Calibri" w:cs="Calibri"/>
+          <w:sz w:val="24"/>
+          <w:szCs w:val="24"/>
+          <w:highlight w:val="yellow"/>
+        </w:rPr>
+        <w:t>{{</w:t>
+      </w:r>
+      <w:proofErr w:type="spellStart"/>
+      <w:r>
+        <w:rPr>
+          <w:rFonts w:ascii="Calibri" w:hAnsi="Calibri" w:cs="Calibri"/>
+          <w:sz w:val="24"/>
+          <w:szCs w:val="24"/>
+          <w:highlight w:val="yellow"/>
+        </w:rPr>
+        <w:t>totalPrice</w:t>
+      </w:r>
+      <w:proofErr w:type="spellEnd"/>
+      <w:r>
+        <w:rPr>
+          <w:rFonts w:ascii="Calibri" w:hAnsi="Calibri" w:cs="Calibri"/>
+          <w:sz w:val="24"/>
+          <w:szCs w:val="24"/>
+          <w:highlight w:val="yellow"/>
+        </w:rPr>
+        <w:t>}}</w:t>
+      </w:r>
+      <w:r>
+        <w:rPr>
+          <w:rFonts w:ascii="Calibri" w:hAnsi="Calibri" w:cs="Calibri"/>
+          <w:sz w:val="24"/>
+          <w:szCs w:val="24"/>
+          <w:highlight w:val="yellow"/>
+        </w:rPr>
+        <w:t xml:space="preserve"> zł (słownie: </w:t>
+      </w:r>
+      <w:r>
+        <w:rPr>
+          <w:rFonts w:ascii="Calibri" w:hAnsi="Calibri" w:cs="Calibri"/>
+          <w:sz w:val="24"/>
+          <w:szCs w:val="24"/>
+          <w:highlight w:val="yellow"/>
+        </w:rPr>
+        <w:t>{{</w:t>
+      </w:r>
+      <w:proofErr w:type="spellStart"/>
+      <w:r>
+        <w:rPr>
+          <w:rFonts w:ascii="Calibri" w:hAnsi="Calibri" w:cs="Calibri"/>
+          <w:sz w:val="24"/>
+          <w:szCs w:val="24"/>
+          <w:highlight w:val="yellow"/>
+        </w:rPr>
+        <w:t>totalPriceWords</w:t>
+      </w:r>
+      <w:proofErr w:type="spellEnd"/>
+      <w:r>
+        <w:rPr>
+          <w:rFonts w:ascii="Calibri" w:hAnsi="Calibri" w:cs="Calibri"/>
+          <w:sz w:val="24"/>
+          <w:szCs w:val="24"/>
+          <w:highlight w:val="yellow"/>
+        </w:rPr>
+        <w:t>}}</w:t>
+      </w:r>
+      <w:r>
+        <w:rPr>
+          <w:rFonts w:ascii="Calibri" w:hAnsi="Calibri" w:cs="Calibri"/>
+          <w:sz w:val="24"/>
+          <w:szCs w:val="24"/>
+          <w:highlight w:val="yellow"/>
+        </w:rPr>
+        <w:t>).</w:t>
       </w:r>
     </w:p>
     <w:p>
@@ -2866,14 +4090,14 @@
         </w:numPr>
         <w:jc w:val="both"/>
         <w:rPr>
-          <w:rFonts w:asciiTheme="minorHAnsi" w:hAnsiTheme="minorHAnsi" w:cstheme="minorHAnsi"/>
-          <w:sz w:val="24"/>
-          <w:szCs w:val="24"/>
-        </w:rPr>
-      </w:pPr>
-      <w:r>
-        <w:rPr>
-          <w:rFonts w:asciiTheme="minorHAnsi" w:hAnsiTheme="minorHAnsi" w:cstheme="minorHAnsi"/>
+          <w:rFonts w:ascii="Calibri" w:hAnsi="Calibri" w:cs="Calibri"/>
+          <w:sz w:val="24"/>
+          <w:szCs w:val="24"/>
+        </w:rPr>
+      </w:pPr>
+      <w:r>
+        <w:rPr>
+          <w:rFonts w:ascii="Calibri" w:hAnsi="Calibri" w:cs="Calibri"/>
           <w:sz w:val="24"/>
           <w:szCs w:val="24"/>
         </w:rPr>
@@ -2881,7 +4105,7 @@
       </w:r>
       <w:r>
         <w:rPr>
-          <w:rFonts w:asciiTheme="minorHAnsi" w:hAnsiTheme="minorHAnsi" w:cstheme="minorHAnsi"/>
+          <w:rFonts w:ascii="Calibri" w:hAnsi="Calibri" w:cs="Calibri"/>
           <w:sz w:val="24"/>
           <w:szCs w:val="24"/>
         </w:rPr>
@@ -2889,7 +4113,7 @@
       </w:r>
       <w:r>
         <w:rPr>
-          <w:rFonts w:asciiTheme="minorHAnsi" w:hAnsiTheme="minorHAnsi" w:cstheme="minorHAnsi"/>
+          <w:rFonts w:ascii="Calibri" w:hAnsi="Calibri" w:cs="Calibri"/>
           <w:sz w:val="24"/>
           <w:szCs w:val="24"/>
         </w:rPr>
@@ -2897,7 +4121,7 @@
       </w:r>
       <w:r>
         <w:rPr>
-          <w:rFonts w:asciiTheme="minorHAnsi" w:hAnsiTheme="minorHAnsi" w:cstheme="minorHAnsi"/>
+          <w:rFonts w:ascii="Calibri" w:hAnsi="Calibri" w:cs="Calibri"/>
           <w:sz w:val="24"/>
           <w:szCs w:val="24"/>
         </w:rPr>
@@ -2905,7 +4129,7 @@
       </w:r>
       <w:r>
         <w:rPr>
-          <w:rFonts w:asciiTheme="minorHAnsi" w:hAnsiTheme="minorHAnsi" w:cstheme="minorHAnsi"/>
+          <w:rFonts w:ascii="Calibri" w:hAnsi="Calibri" w:cs="Calibri"/>
           <w:sz w:val="24"/>
           <w:szCs w:val="24"/>
         </w:rPr>
@@ -2913,7 +4137,7 @@
       </w:r>
       <w:r>
         <w:rPr>
-          <w:rFonts w:asciiTheme="minorHAnsi" w:hAnsiTheme="minorHAnsi" w:cstheme="minorHAnsi"/>
+          <w:rFonts w:ascii="Calibri" w:hAnsi="Calibri" w:cs="Calibri"/>
           <w:sz w:val="24"/>
           <w:szCs w:val="24"/>
         </w:rPr>
@@ -2921,7 +4145,7 @@
       </w:r>
       <w:r>
         <w:rPr>
-          <w:rFonts w:asciiTheme="minorHAnsi" w:hAnsiTheme="minorHAnsi" w:cstheme="minorHAnsi"/>
+          <w:rFonts w:ascii="Calibri" w:hAnsi="Calibri" w:cs="Calibri"/>
           <w:sz w:val="24"/>
           <w:szCs w:val="24"/>
         </w:rPr>
@@ -2929,7 +4153,7 @@
       </w:r>
       <w:r>
         <w:rPr>
-          <w:rFonts w:asciiTheme="minorHAnsi" w:hAnsiTheme="minorHAnsi" w:cstheme="minorHAnsi"/>
+          <w:rFonts w:ascii="Calibri" w:hAnsi="Calibri" w:cs="Calibri"/>
           <w:sz w:val="24"/>
           <w:szCs w:val="24"/>
         </w:rPr>
@@ -2937,7 +4161,7 @@
       </w:r>
       <w:r>
         <w:rPr>
-          <w:rFonts w:asciiTheme="minorHAnsi" w:hAnsiTheme="minorHAnsi" w:cstheme="minorHAnsi"/>
+          <w:rFonts w:ascii="Calibri" w:hAnsi="Calibri" w:cs="Calibri"/>
           <w:sz w:val="24"/>
           <w:szCs w:val="24"/>
         </w:rPr>
@@ -2945,7 +4169,7 @@
       </w:r>
       <w:r>
         <w:rPr>
-          <w:rFonts w:asciiTheme="minorHAnsi" w:hAnsiTheme="minorHAnsi" w:cstheme="minorHAnsi"/>
+          <w:rFonts w:ascii="Calibri" w:hAnsi="Calibri" w:cs="Calibri"/>
           <w:sz w:val="24"/>
           <w:szCs w:val="24"/>
         </w:rPr>
@@ -2953,7 +4177,7 @@
       </w:r>
       <w:r>
         <w:rPr>
-          <w:rFonts w:asciiTheme="minorHAnsi" w:hAnsiTheme="minorHAnsi" w:cstheme="minorHAnsi"/>
+          <w:rFonts w:ascii="Calibri" w:hAnsi="Calibri" w:cs="Calibri"/>
           <w:sz w:val="24"/>
           <w:szCs w:val="24"/>
         </w:rPr>
@@ -2961,7 +4185,7 @@
       </w:r>
       <w:r>
         <w:rPr>
-          <w:rFonts w:asciiTheme="minorHAnsi" w:hAnsiTheme="minorHAnsi" w:cstheme="minorHAnsi"/>
+          <w:rFonts w:ascii="Calibri" w:hAnsi="Calibri" w:cs="Calibri"/>
           <w:sz w:val="24"/>
           <w:szCs w:val="24"/>
         </w:rPr>
@@ -2969,7 +4193,7 @@
       </w:r>
       <w:r>
         <w:rPr>
-          <w:rFonts w:asciiTheme="minorHAnsi" w:hAnsiTheme="minorHAnsi" w:cstheme="minorHAnsi"/>
+          <w:rFonts w:ascii="Calibri" w:hAnsi="Calibri" w:cs="Calibri"/>
           <w:sz w:val="24"/>
           <w:szCs w:val="24"/>
         </w:rPr>
@@ -2977,7 +4201,7 @@
       </w:r>
       <w:r>
         <w:rPr>
-          <w:rFonts w:asciiTheme="minorHAnsi" w:hAnsiTheme="minorHAnsi" w:cstheme="minorHAnsi"/>
+          <w:rFonts w:ascii="Calibri" w:hAnsi="Calibri" w:cs="Calibri"/>
           <w:sz w:val="24"/>
           <w:szCs w:val="24"/>
         </w:rPr>
@@ -2985,7 +4209,7 @@
       </w:r>
       <w:r>
         <w:rPr>
-          <w:rFonts w:asciiTheme="minorHAnsi" w:hAnsiTheme="minorHAnsi" w:cstheme="minorHAnsi"/>
+          <w:rFonts w:ascii="Calibri" w:hAnsi="Calibri" w:cs="Calibri"/>
           <w:sz w:val="24"/>
           <w:szCs w:val="24"/>
         </w:rPr>
@@ -2993,7 +4217,7 @@
       </w:r>
       <w:r>
         <w:rPr>
-          <w:rFonts w:asciiTheme="minorHAnsi" w:hAnsiTheme="minorHAnsi" w:cstheme="minorHAnsi"/>
+          <w:rFonts w:ascii="Calibri" w:hAnsi="Calibri" w:cs="Calibri"/>
           <w:sz w:val="24"/>
           <w:szCs w:val="24"/>
         </w:rPr>
@@ -3001,7 +4225,7 @@
       </w:r>
       <w:r>
         <w:rPr>
-          <w:rFonts w:asciiTheme="minorHAnsi" w:hAnsiTheme="minorHAnsi" w:cstheme="minorHAnsi"/>
+          <w:rFonts w:ascii="Calibri" w:hAnsi="Calibri" w:cs="Calibri"/>
           <w:sz w:val="24"/>
           <w:szCs w:val="24"/>
         </w:rPr>
@@ -3009,7 +4233,7 @@
       </w:r>
       <w:r>
         <w:rPr>
-          <w:rFonts w:asciiTheme="minorHAnsi" w:hAnsiTheme="minorHAnsi" w:cstheme="minorHAnsi"/>
+          <w:rFonts w:ascii="Calibri" w:hAnsi="Calibri" w:cs="Calibri"/>
           <w:sz w:val="24"/>
           <w:szCs w:val="24"/>
         </w:rPr>
@@ -3025,14 +4249,14 @@
         </w:numPr>
         <w:jc w:val="both"/>
         <w:rPr>
-          <w:rFonts w:asciiTheme="minorHAnsi" w:hAnsiTheme="minorHAnsi" w:cstheme="minorHAnsi"/>
-          <w:sz w:val="24"/>
-          <w:szCs w:val="24"/>
-        </w:rPr>
-      </w:pPr>
-      <w:r>
-        <w:rPr>
-          <w:rFonts w:asciiTheme="minorHAnsi" w:hAnsiTheme="minorHAnsi" w:cstheme="minorHAnsi"/>
+          <w:rFonts w:ascii="Calibri" w:hAnsi="Calibri" w:cs="Calibri"/>
+          <w:sz w:val="24"/>
+          <w:szCs w:val="24"/>
+        </w:rPr>
+      </w:pPr>
+      <w:r>
+        <w:rPr>
+          <w:rFonts w:ascii="Calibri" w:hAnsi="Calibri" w:cs="Calibri"/>
           <w:sz w:val="24"/>
           <w:szCs w:val="24"/>
         </w:rPr>
@@ -3040,7 +4264,7 @@
       </w:r>
       <w:r>
         <w:rPr>
-          <w:rFonts w:asciiTheme="minorHAnsi" w:hAnsiTheme="minorHAnsi" w:cstheme="minorHAnsi"/>
+          <w:rFonts w:ascii="Calibri" w:hAnsi="Calibri" w:cs="Calibri"/>
           <w:color w:val="000000"/>
           <w:sz w:val="24"/>
           <w:szCs w:val="24"/>
@@ -3049,7 +4273,7 @@
       </w:r>
       <w:r>
         <w:rPr>
-          <w:rFonts w:asciiTheme="minorHAnsi" w:hAnsiTheme="minorHAnsi" w:cstheme="minorHAnsi"/>
+          <w:rFonts w:ascii="Calibri" w:hAnsi="Calibri" w:cs="Calibri"/>
           <w:iCs/>
           <w:sz w:val="24"/>
           <w:szCs w:val="24"/>
@@ -3058,7 +4282,7 @@
       </w:r>
       <w:r>
         <w:rPr>
-          <w:rFonts w:asciiTheme="minorHAnsi" w:hAnsiTheme="minorHAnsi" w:cstheme="minorHAnsi"/>
+          <w:rFonts w:ascii="Calibri" w:hAnsi="Calibri" w:cs="Calibri"/>
           <w:iCs/>
           <w:sz w:val="24"/>
           <w:szCs w:val="24"/>
@@ -3067,16 +4291,52 @@
       </w:r>
       <w:r>
         <w:rPr>
-          <w:rFonts w:asciiTheme="minorHAnsi" w:hAnsiTheme="minorHAnsi" w:cstheme="minorHAnsi"/>
-          <w:iCs/>
-          <w:sz w:val="24"/>
-          <w:szCs w:val="24"/>
-        </w:rPr>
-        <w:t xml:space="preserve"> ha, zapewniającą Przedmiotowi Umowy dostęp do drogi publicznej, za cenę kwocie {{landSharePrice}} zł (słownie: {{landSharePriceWords}}) brutto, w tym podatek VAT według stawki 23%, przy czym </w:t>
-      </w:r>
-      <w:r>
-        <w:rPr>
-          <w:rFonts w:asciiTheme="minorHAnsi" w:hAnsiTheme="minorHAnsi" w:cstheme="minorHAnsi"/>
+          <w:rFonts w:ascii="Calibri" w:hAnsi="Calibri" w:cs="Calibri"/>
+          <w:iCs/>
+          <w:sz w:val="24"/>
+          <w:szCs w:val="24"/>
+        </w:rPr>
+        <w:t xml:space="preserve"> ha, zapewniającą Przedmiotowi Umowy dostęp do drogi publicznej, za cenę kwocie </w:t>
+      </w:r>
+      <w:r>
+        <w:rPr>
+          <w:rFonts w:ascii="Calibri" w:hAnsi="Calibri" w:cs="Calibri"/>
+          <w:iCs/>
+          <w:sz w:val="24"/>
+          <w:szCs w:val="24"/>
+        </w:rPr>
+        <w:t>369</w:t>
+      </w:r>
+      <w:r>
+        <w:rPr>
+          <w:rFonts w:ascii="Calibri" w:hAnsi="Calibri" w:cs="Calibri"/>
+          <w:iCs/>
+          <w:sz w:val="24"/>
+          <w:szCs w:val="24"/>
+        </w:rPr>
+        <w:t xml:space="preserve"> zł (słownie: </w:t>
+      </w:r>
+      <w:r>
+        <w:rPr>
+          <w:rFonts w:ascii="Calibri" w:hAnsi="Calibri" w:cs="Calibri"/>
+          <w:iCs/>
+          <w:sz w:val="24"/>
+          <w:szCs w:val="24"/>
+        </w:rPr>
+        <w:t>trzysta sześćdziesiąt dziewięć zł</w:t>
+      </w:r>
+      <w:r>
+        <w:rPr>
+          <w:rFonts w:ascii="Calibri" w:hAnsi="Calibri" w:cs="Calibri"/>
+          <w:iCs/>
+          <w:sz w:val="24"/>
+          <w:szCs w:val="24"/>
+        </w:rPr>
+        <w:t xml:space="preserve">) brutto, w tym podatek VAT według stawki 23%, przy czym </w:t>
+      </w:r>
+      <w:r>
+        <w:rPr>
+          <w:rFonts w:ascii="Calibri" w:hAnsi="Calibri" w:cs="Calibri"/>
           <w:sz w:val="24"/>
           <w:szCs w:val="24"/>
         </w:rPr>
@@ -3092,14 +4352,14 @@
         </w:numPr>
         <w:jc w:val="both"/>
         <w:rPr>
-          <w:rFonts w:asciiTheme="minorHAnsi" w:hAnsiTheme="minorHAnsi" w:cstheme="minorHAnsi"/>
-          <w:sz w:val="24"/>
-          <w:szCs w:val="24"/>
-        </w:rPr>
-      </w:pPr>
-      <w:r>
-        <w:rPr>
-          <w:rFonts w:asciiTheme="minorHAnsi" w:hAnsiTheme="minorHAnsi" w:cstheme="minorHAnsi"/>
+          <w:rFonts w:ascii="Calibri" w:hAnsi="Calibri" w:cs="Calibri"/>
+          <w:sz w:val="24"/>
+          <w:szCs w:val="24"/>
+        </w:rPr>
+      </w:pPr>
+      <w:r>
+        <w:rPr>
+          <w:rFonts w:ascii="Calibri" w:hAnsi="Calibri" w:cs="Calibri"/>
           <w:sz w:val="24"/>
           <w:szCs w:val="24"/>
         </w:rPr>
@@ -3107,7 +4367,7 @@
       </w:r>
       <w:r>
         <w:rPr>
-          <w:rFonts w:asciiTheme="minorHAnsi" w:hAnsiTheme="minorHAnsi" w:cstheme="minorHAnsi"/>
+          <w:rFonts w:ascii="Calibri" w:hAnsi="Calibri" w:cs="Calibri"/>
           <w:sz w:val="24"/>
           <w:szCs w:val="24"/>
         </w:rPr>
@@ -3115,7 +4375,7 @@
       </w:r>
       <w:r>
         <w:rPr>
-          <w:rFonts w:asciiTheme="minorHAnsi" w:hAnsiTheme="minorHAnsi" w:cstheme="minorHAnsi"/>
+          <w:rFonts w:ascii="Calibri" w:hAnsi="Calibri" w:cs="Calibri"/>
           <w:sz w:val="24"/>
           <w:szCs w:val="24"/>
         </w:rPr>
@@ -3123,7 +4383,7 @@
       </w:r>
       <w:r>
         <w:rPr>
-          <w:rFonts w:asciiTheme="minorHAnsi" w:hAnsiTheme="minorHAnsi" w:cstheme="minorHAnsi"/>
+          <w:rFonts w:ascii="Calibri" w:hAnsi="Calibri" w:cs="Calibri"/>
           <w:sz w:val="24"/>
           <w:szCs w:val="24"/>
         </w:rPr>
@@ -3131,7 +4391,7 @@
       </w:r>
       <w:r>
         <w:rPr>
-          <w:rFonts w:asciiTheme="minorHAnsi" w:hAnsiTheme="minorHAnsi" w:cstheme="minorHAnsi"/>
+          <w:rFonts w:ascii="Calibri" w:hAnsi="Calibri" w:cs="Calibri"/>
           <w:sz w:val="24"/>
           <w:szCs w:val="24"/>
         </w:rPr>
@@ -3139,7 +4399,7 @@
       </w:r>
       <w:r>
         <w:rPr>
-          <w:rFonts w:asciiTheme="minorHAnsi" w:hAnsiTheme="minorHAnsi" w:cstheme="minorHAnsi"/>
+          <w:rFonts w:ascii="Calibri" w:hAnsi="Calibri" w:cs="Calibri"/>
           <w:sz w:val="24"/>
           <w:szCs w:val="24"/>
         </w:rPr>
@@ -3155,14 +4415,14 @@
         </w:numPr>
         <w:jc w:val="both"/>
         <w:rPr>
-          <w:rFonts w:asciiTheme="minorHAnsi" w:hAnsiTheme="minorHAnsi" w:cstheme="minorHAnsi"/>
-          <w:sz w:val="24"/>
-          <w:szCs w:val="24"/>
-        </w:rPr>
-      </w:pPr>
-      <w:r>
-        <w:rPr>
-          <w:rFonts w:asciiTheme="minorHAnsi" w:hAnsiTheme="minorHAnsi" w:cstheme="minorHAnsi"/>
+          <w:rFonts w:ascii="Calibri" w:hAnsi="Calibri" w:cs="Calibri"/>
+          <w:sz w:val="24"/>
+          <w:szCs w:val="24"/>
+        </w:rPr>
+      </w:pPr>
+      <w:r>
+        <w:rPr>
+          <w:rFonts w:ascii="Calibri" w:hAnsi="Calibri" w:cs="Calibri"/>
           <w:sz w:val="24"/>
           <w:szCs w:val="24"/>
         </w:rPr>
@@ -3170,7 +4430,7 @@
       </w:r>
       <w:r>
         <w:rPr>
-          <w:rFonts w:asciiTheme="minorHAnsi" w:hAnsiTheme="minorHAnsi" w:cstheme="minorHAnsi"/>
+          <w:rFonts w:ascii="Calibri" w:hAnsi="Calibri" w:cs="Calibri"/>
           <w:i/>
           <w:iCs/>
           <w:sz w:val="24"/>
@@ -3180,7 +4440,7 @@
       </w:r>
       <w:r>
         <w:rPr>
-          <w:rFonts w:asciiTheme="minorHAnsi" w:hAnsiTheme="minorHAnsi" w:cstheme="minorHAnsi"/>
+          <w:rFonts w:ascii="Calibri" w:hAnsi="Calibri" w:cs="Calibri"/>
           <w:sz w:val="24"/>
           <w:szCs w:val="24"/>
         </w:rPr>
@@ -3193,7 +4453,7 @@
         <w:ind w:left="0"/>
         <w:jc w:val="both"/>
         <w:rPr>
-          <w:rFonts w:asciiTheme="minorHAnsi" w:hAnsiTheme="minorHAnsi" w:cstheme="minorHAnsi"/>
+          <w:rFonts w:ascii="Calibri" w:hAnsi="Calibri" w:cs="Calibri"/>
           <w:sz w:val="24"/>
           <w:szCs w:val="24"/>
         </w:rPr>
@@ -3205,7 +4465,7 @@
         <w:ind w:left="0"/>
         <w:jc w:val="center"/>
         <w:rPr>
-          <w:rFonts w:asciiTheme="minorHAnsi" w:hAnsiTheme="minorHAnsi" w:cstheme="minorHAnsi"/>
+          <w:rFonts w:ascii="Calibri" w:hAnsi="Calibri" w:cs="Calibri"/>
           <w:b/>
           <w:sz w:val="24"/>
           <w:szCs w:val="24"/>
@@ -3213,7 +4473,7 @@
       </w:pPr>
       <w:r>
         <w:rPr>
-          <w:rFonts w:asciiTheme="minorHAnsi" w:hAnsiTheme="minorHAnsi" w:cstheme="minorHAnsi"/>
+          <w:rFonts w:ascii="Calibri" w:hAnsi="Calibri" w:cs="Calibri"/>
           <w:b/>
           <w:sz w:val="24"/>
           <w:szCs w:val="24"/>
@@ -3230,14 +4490,14 @@
         </w:numPr>
         <w:jc w:val="both"/>
         <w:rPr>
-          <w:rFonts w:asciiTheme="minorHAnsi" w:hAnsiTheme="minorHAnsi" w:cstheme="minorHAnsi"/>
-          <w:sz w:val="24"/>
-          <w:szCs w:val="24"/>
-        </w:rPr>
-      </w:pPr>
-      <w:r>
-        <w:rPr>
-          <w:rFonts w:asciiTheme="minorHAnsi" w:hAnsiTheme="minorHAnsi" w:cstheme="minorHAnsi"/>
+          <w:rFonts w:ascii="Calibri" w:hAnsi="Calibri" w:cs="Calibri"/>
+          <w:sz w:val="24"/>
+          <w:szCs w:val="24"/>
+        </w:rPr>
+      </w:pPr>
+      <w:r>
+        <w:rPr>
+          <w:rFonts w:ascii="Calibri" w:hAnsi="Calibri" w:cs="Calibri"/>
           <w:sz w:val="24"/>
           <w:szCs w:val="24"/>
         </w:rPr>
@@ -3245,7 +4505,7 @@
       </w:r>
       <w:r>
         <w:rPr>
-          <w:rFonts w:asciiTheme="minorHAnsi" w:hAnsiTheme="minorHAnsi" w:cstheme="minorHAnsi"/>
+          <w:rFonts w:ascii="Calibri" w:hAnsi="Calibri" w:cs="Calibri"/>
           <w:sz w:val="24"/>
           <w:szCs w:val="24"/>
         </w:rPr>
@@ -3253,7 +4513,7 @@
       </w:r>
       <w:r>
         <w:rPr>
-          <w:rFonts w:asciiTheme="minorHAnsi" w:hAnsiTheme="minorHAnsi" w:cstheme="minorHAnsi"/>
+          <w:rFonts w:ascii="Calibri" w:hAnsi="Calibri" w:cs="Calibri"/>
           <w:sz w:val="24"/>
           <w:szCs w:val="24"/>
         </w:rPr>
@@ -3261,7 +4521,7 @@
       </w:r>
       <w:r>
         <w:rPr>
-          <w:rFonts w:asciiTheme="minorHAnsi" w:hAnsiTheme="minorHAnsi" w:cstheme="minorHAnsi"/>
+          <w:rFonts w:ascii="Calibri" w:hAnsi="Calibri" w:cs="Calibri"/>
           <w:sz w:val="24"/>
           <w:szCs w:val="24"/>
         </w:rPr>
@@ -3269,15 +4529,36 @@
       </w:r>
       <w:r>
         <w:rPr>
-          <w:rFonts w:asciiTheme="minorHAnsi" w:hAnsiTheme="minorHAnsi" w:cstheme="minorHAnsi"/>
-          <w:sz w:val="24"/>
-          <w:szCs w:val="24"/>
-        </w:rPr>
-        <w:t>{{bankAccount}}</w:t>
-      </w:r>
-      <w:r>
-        <w:rPr>
-          <w:rFonts w:asciiTheme="minorHAnsi" w:hAnsiTheme="minorHAnsi" w:cstheme="minorHAnsi"/>
+          <w:rFonts w:ascii="Calibri" w:hAnsi="Calibri" w:cs="Calibri"/>
+          <w:sz w:val="24"/>
+          <w:szCs w:val="24"/>
+          <w:highlight w:val="yellow"/>
+        </w:rPr>
+        <w:t>{{</w:t>
+      </w:r>
+      <w:proofErr w:type="spellStart"/>
+      <w:r>
+        <w:rPr>
+          <w:rFonts w:ascii="Calibri" w:hAnsi="Calibri" w:cs="Calibri"/>
+          <w:sz w:val="24"/>
+          <w:szCs w:val="24"/>
+          <w:highlight w:val="yellow"/>
+        </w:rPr>
+        <w:t>bankAccount</w:t>
+      </w:r>
+      <w:proofErr w:type="spellEnd"/>
+      <w:r>
+        <w:rPr>
+          <w:rFonts w:ascii="Calibri" w:hAnsi="Calibri" w:cs="Calibri"/>
+          <w:sz w:val="24"/>
+          <w:szCs w:val="24"/>
+          <w:highlight w:val="yellow"/>
+        </w:rPr>
+        <w:t>}}</w:t>
+      </w:r>
+      <w:r>
+        <w:rPr>
+          <w:rFonts w:ascii="Calibri" w:hAnsi="Calibri" w:cs="Calibri"/>
           <w:sz w:val="24"/>
           <w:szCs w:val="24"/>
         </w:rPr>
@@ -3285,7 +4566,7 @@
       </w:r>
       <w:r>
         <w:rPr>
-          <w:rFonts w:asciiTheme="minorHAnsi" w:hAnsiTheme="minorHAnsi" w:cstheme="minorHAnsi"/>
+          <w:rFonts w:ascii="Calibri" w:hAnsi="Calibri" w:cs="Calibri"/>
           <w:sz w:val="24"/>
           <w:szCs w:val="24"/>
         </w:rPr>
@@ -3293,7 +4574,7 @@
       </w:r>
       <w:r>
         <w:rPr>
-          <w:rFonts w:asciiTheme="minorHAnsi" w:hAnsiTheme="minorHAnsi" w:cstheme="minorHAnsi"/>
+          <w:rFonts w:ascii="Calibri" w:hAnsi="Calibri" w:cs="Calibri"/>
           <w:sz w:val="24"/>
           <w:szCs w:val="24"/>
         </w:rPr>
@@ -3301,25 +4582,45 @@
       </w:r>
       <w:r>
         <w:rPr>
-          <w:rFonts w:asciiTheme="minorHAnsi" w:hAnsiTheme="minorHAnsi" w:cstheme="minorHAnsi"/>
+          <w:rFonts w:ascii="Calibri" w:hAnsi="Calibri" w:cs="Calibri"/>
           <w:b/>
           <w:sz w:val="24"/>
           <w:szCs w:val="24"/>
         </w:rPr>
-        <w:t>{{reservationFee}}</w:t>
-      </w:r>
-      <w:r>
-        <w:rPr>
-          <w:rFonts w:asciiTheme="minorHAnsi" w:hAnsiTheme="minorHAnsi" w:cstheme="minorHAnsi"/>
+        <w:t>{{</w:t>
+      </w:r>
+      <w:proofErr w:type="spellStart"/>
+      <w:r>
+        <w:rPr>
+          <w:rFonts w:ascii="Calibri" w:hAnsi="Calibri" w:cs="Calibri"/>
           <w:b/>
           <w:sz w:val="24"/>
           <w:szCs w:val="24"/>
         </w:rPr>
+        <w:t>reservationFee</w:t>
+      </w:r>
+      <w:proofErr w:type="spellEnd"/>
+      <w:r>
+        <w:rPr>
+          <w:rFonts w:ascii="Calibri" w:hAnsi="Calibri" w:cs="Calibri"/>
+          <w:b/>
+          <w:sz w:val="24"/>
+          <w:szCs w:val="24"/>
+        </w:rPr>
+        <w:t>}}</w:t>
+      </w:r>
+      <w:r>
+        <w:rPr>
+          <w:rFonts w:ascii="Calibri" w:hAnsi="Calibri" w:cs="Calibri"/>
+          <w:b/>
+          <w:sz w:val="24"/>
+          <w:szCs w:val="24"/>
+        </w:rPr>
         <w:t xml:space="preserve"> zł</w:t>
       </w:r>
       <w:r>
         <w:rPr>
-          <w:rFonts w:asciiTheme="minorHAnsi" w:hAnsiTheme="minorHAnsi" w:cstheme="minorHAnsi"/>
+          <w:rFonts w:ascii="Calibri" w:hAnsi="Calibri" w:cs="Calibri"/>
           <w:sz w:val="24"/>
           <w:szCs w:val="24"/>
         </w:rPr>
@@ -3327,7 +4628,7 @@
       </w:r>
       <w:r>
         <w:rPr>
-          <w:rFonts w:asciiTheme="minorHAnsi" w:hAnsiTheme="minorHAnsi" w:cstheme="minorHAnsi"/>
+          <w:rFonts w:ascii="Calibri" w:hAnsi="Calibri" w:cs="Calibri"/>
           <w:sz w:val="24"/>
           <w:szCs w:val="24"/>
         </w:rPr>
@@ -3335,15 +4636,33 @@
       </w:r>
       <w:r>
         <w:rPr>
-          <w:rFonts w:asciiTheme="minorHAnsi" w:hAnsiTheme="minorHAnsi" w:cstheme="minorHAnsi"/>
-          <w:sz w:val="24"/>
-          <w:szCs w:val="24"/>
-        </w:rPr>
-        <w:t>{{reservationFeeWords}}</w:t>
-      </w:r>
-      <w:r>
-        <w:rPr>
-          <w:rFonts w:asciiTheme="minorHAnsi" w:hAnsiTheme="minorHAnsi" w:cstheme="minorHAnsi"/>
+          <w:rFonts w:ascii="Calibri" w:hAnsi="Calibri" w:cs="Calibri"/>
+          <w:sz w:val="24"/>
+          <w:szCs w:val="24"/>
+        </w:rPr>
+        <w:t>{{</w:t>
+      </w:r>
+      <w:proofErr w:type="spellStart"/>
+      <w:r>
+        <w:rPr>
+          <w:rFonts w:ascii="Calibri" w:hAnsi="Calibri" w:cs="Calibri"/>
+          <w:sz w:val="24"/>
+          <w:szCs w:val="24"/>
+        </w:rPr>
+        <w:t>reservationFeeWords</w:t>
+      </w:r>
+      <w:proofErr w:type="spellEnd"/>
+      <w:r>
+        <w:rPr>
+          <w:rFonts w:ascii="Calibri" w:hAnsi="Calibri" w:cs="Calibri"/>
+          <w:sz w:val="24"/>
+          <w:szCs w:val="24"/>
+        </w:rPr>
+        <w:t>}}</w:t>
+      </w:r>
+      <w:r>
+        <w:rPr>
+          <w:rFonts w:ascii="Calibri" w:hAnsi="Calibri" w:cs="Calibri"/>
           <w:sz w:val="24"/>
           <w:szCs w:val="24"/>
         </w:rPr>
@@ -3351,7 +4670,7 @@
       </w:r>
       <w:r>
         <w:rPr>
-          <w:rFonts w:asciiTheme="minorHAnsi" w:hAnsiTheme="minorHAnsi" w:cstheme="minorHAnsi"/>
+          <w:rFonts w:ascii="Calibri" w:hAnsi="Calibri" w:cs="Calibri"/>
           <w:i/>
           <w:iCs/>
           <w:sz w:val="24"/>
@@ -3361,7 +4680,7 @@
       </w:r>
       <w:r>
         <w:rPr>
-          <w:rFonts w:asciiTheme="minorHAnsi" w:hAnsiTheme="minorHAnsi" w:cstheme="minorHAnsi"/>
+          <w:rFonts w:ascii="Calibri" w:hAnsi="Calibri" w:cs="Calibri"/>
           <w:sz w:val="24"/>
           <w:szCs w:val="24"/>
         </w:rPr>
@@ -3369,7 +4688,7 @@
       </w:r>
       <w:r>
         <w:rPr>
-          <w:rFonts w:asciiTheme="minorHAnsi" w:hAnsiTheme="minorHAnsi" w:cstheme="minorHAnsi"/>
+          <w:rFonts w:ascii="Calibri" w:hAnsi="Calibri" w:cs="Calibri"/>
           <w:sz w:val="24"/>
           <w:szCs w:val="24"/>
         </w:rPr>
@@ -3377,15 +4696,52 @@
       </w:r>
       <w:r>
         <w:rPr>
-          <w:rFonts w:asciiTheme="minorHAnsi" w:hAnsiTheme="minorHAnsi" w:cstheme="minorHAnsi"/>
-          <w:sz w:val="24"/>
-          <w:szCs w:val="24"/>
-        </w:rPr>
-        <w:t>najpóźniej do dnia {{reservationFeeDeadline}} r</w:t>
-      </w:r>
-      <w:r>
-        <w:rPr>
-          <w:rFonts w:asciiTheme="minorHAnsi" w:hAnsiTheme="minorHAnsi" w:cstheme="minorHAnsi"/>
+          <w:rFonts w:ascii="Calibri" w:hAnsi="Calibri" w:cs="Calibri"/>
+          <w:sz w:val="24"/>
+          <w:szCs w:val="24"/>
+        </w:rPr>
+        <w:t xml:space="preserve">najpóźniej do dnia </w:t>
+      </w:r>
+      <w:r>
+        <w:rPr>
+          <w:rFonts w:ascii="Calibri" w:hAnsi="Calibri" w:cs="Calibri"/>
+          <w:sz w:val="24"/>
+          <w:szCs w:val="24"/>
+          <w:highlight w:val="magenta"/>
+        </w:rPr>
+        <w:t>{{</w:t>
+      </w:r>
+      <w:proofErr w:type="spellStart"/>
+      <w:r>
+        <w:rPr>
+          <w:rFonts w:ascii="Calibri" w:hAnsi="Calibri" w:cs="Calibri"/>
+          <w:sz w:val="24"/>
+          <w:szCs w:val="24"/>
+          <w:highlight w:val="magenta"/>
+        </w:rPr>
+        <w:t>reservationFeeDeadline</w:t>
+      </w:r>
+      <w:proofErr w:type="spellEnd"/>
+      <w:r>
+        <w:rPr>
+          <w:rFonts w:ascii="Calibri" w:hAnsi="Calibri" w:cs="Calibri"/>
+          <w:sz w:val="24"/>
+          <w:szCs w:val="24"/>
+          <w:highlight w:val="magenta"/>
+        </w:rPr>
+        <w:t>}}</w:t>
+      </w:r>
+      <w:r>
+        <w:rPr>
+          <w:rFonts w:ascii="Calibri" w:hAnsi="Calibri" w:cs="Calibri"/>
+          <w:sz w:val="24"/>
+          <w:szCs w:val="24"/>
+        </w:rPr>
+        <w:t xml:space="preserve"> r</w:t>
+      </w:r>
+      <w:r>
+        <w:rPr>
+          <w:rFonts w:ascii="Calibri" w:hAnsi="Calibri" w:cs="Calibri"/>
           <w:sz w:val="24"/>
           <w:szCs w:val="24"/>
         </w:rPr>
@@ -3393,7 +4749,7 @@
       </w:r>
       <w:r>
         <w:rPr>
-          <w:rFonts w:asciiTheme="minorHAnsi" w:hAnsiTheme="minorHAnsi" w:cstheme="minorHAnsi"/>
+          <w:rFonts w:ascii="Calibri" w:hAnsi="Calibri" w:cs="Calibri"/>
           <w:sz w:val="24"/>
           <w:szCs w:val="24"/>
         </w:rPr>
@@ -3401,7 +4757,7 @@
       </w:r>
       <w:r>
         <w:rPr>
-          <w:rFonts w:asciiTheme="minorHAnsi" w:hAnsiTheme="minorHAnsi" w:cstheme="minorHAnsi"/>
+          <w:rFonts w:ascii="Calibri" w:hAnsi="Calibri" w:cs="Calibri"/>
           <w:sz w:val="24"/>
           <w:szCs w:val="24"/>
         </w:rPr>
@@ -3417,14 +4773,14 @@
         </w:numPr>
         <w:jc w:val="both"/>
         <w:rPr>
-          <w:rFonts w:asciiTheme="minorHAnsi" w:hAnsiTheme="minorHAnsi" w:cstheme="minorHAnsi"/>
-          <w:sz w:val="24"/>
-          <w:szCs w:val="24"/>
-        </w:rPr>
-      </w:pPr>
-      <w:r>
-        <w:rPr>
-          <w:rFonts w:asciiTheme="minorHAnsi" w:hAnsiTheme="minorHAnsi" w:cstheme="minorHAnsi"/>
+          <w:rFonts w:ascii="Calibri" w:hAnsi="Calibri" w:cs="Calibri"/>
+          <w:sz w:val="24"/>
+          <w:szCs w:val="24"/>
+        </w:rPr>
+      </w:pPr>
+      <w:r>
+        <w:rPr>
+          <w:rFonts w:ascii="Calibri" w:hAnsi="Calibri" w:cs="Calibri"/>
           <w:sz w:val="24"/>
           <w:szCs w:val="24"/>
         </w:rPr>
@@ -3432,7 +4788,7 @@
       </w:r>
       <w:r>
         <w:rPr>
-          <w:rFonts w:asciiTheme="minorHAnsi" w:hAnsiTheme="minorHAnsi" w:cstheme="minorHAnsi"/>
+          <w:rFonts w:ascii="Calibri" w:hAnsi="Calibri" w:cs="Calibri"/>
           <w:sz w:val="24"/>
           <w:szCs w:val="24"/>
         </w:rPr>
@@ -3440,7 +4796,7 @@
       </w:r>
       <w:r>
         <w:rPr>
-          <w:rFonts w:asciiTheme="minorHAnsi" w:hAnsiTheme="minorHAnsi" w:cstheme="minorHAnsi"/>
+          <w:rFonts w:ascii="Calibri" w:hAnsi="Calibri" w:cs="Calibri"/>
           <w:sz w:val="24"/>
           <w:szCs w:val="24"/>
         </w:rPr>
@@ -3448,7 +4804,7 @@
       </w:r>
       <w:r>
         <w:rPr>
-          <w:rFonts w:asciiTheme="minorHAnsi" w:hAnsiTheme="minorHAnsi" w:cstheme="minorHAnsi"/>
+          <w:rFonts w:ascii="Calibri" w:hAnsi="Calibri" w:cs="Calibri"/>
           <w:sz w:val="24"/>
           <w:szCs w:val="24"/>
         </w:rPr>
@@ -3456,7 +4812,7 @@
       </w:r>
       <w:r>
         <w:rPr>
-          <w:rFonts w:asciiTheme="minorHAnsi" w:hAnsiTheme="minorHAnsi" w:cstheme="minorHAnsi"/>
+          <w:rFonts w:ascii="Calibri" w:hAnsi="Calibri" w:cs="Calibri"/>
           <w:sz w:val="24"/>
           <w:szCs w:val="24"/>
         </w:rPr>
@@ -3464,7 +4820,7 @@
       </w:r>
       <w:r>
         <w:rPr>
-          <w:rFonts w:asciiTheme="minorHAnsi" w:hAnsiTheme="minorHAnsi" w:cstheme="minorHAnsi"/>
+          <w:rFonts w:ascii="Calibri" w:hAnsi="Calibri" w:cs="Calibri"/>
           <w:sz w:val="24"/>
           <w:szCs w:val="24"/>
         </w:rPr>
@@ -3472,7 +4828,7 @@
       </w:r>
       <w:r>
         <w:rPr>
-          <w:rFonts w:asciiTheme="minorHAnsi" w:hAnsiTheme="minorHAnsi" w:cstheme="minorHAnsi"/>
+          <w:rFonts w:ascii="Calibri" w:hAnsi="Calibri" w:cs="Calibri"/>
           <w:sz w:val="24"/>
           <w:szCs w:val="24"/>
         </w:rPr>
@@ -3480,7 +4836,7 @@
       </w:r>
       <w:r>
         <w:rPr>
-          <w:rFonts w:asciiTheme="minorHAnsi" w:hAnsiTheme="minorHAnsi" w:cstheme="minorHAnsi"/>
+          <w:rFonts w:ascii="Calibri" w:hAnsi="Calibri" w:cs="Calibri"/>
           <w:sz w:val="24"/>
           <w:szCs w:val="24"/>
         </w:rPr>
@@ -3488,7 +4844,7 @@
       </w:r>
       <w:r>
         <w:rPr>
-          <w:rFonts w:asciiTheme="minorHAnsi" w:hAnsiTheme="minorHAnsi" w:cstheme="minorHAnsi"/>
+          <w:rFonts w:ascii="Calibri" w:hAnsi="Calibri" w:cs="Calibri"/>
           <w:sz w:val="24"/>
           <w:szCs w:val="24"/>
         </w:rPr>
@@ -3504,14 +4860,14 @@
         </w:numPr>
         <w:jc w:val="both"/>
         <w:rPr>
-          <w:rFonts w:asciiTheme="minorHAnsi" w:hAnsiTheme="minorHAnsi" w:cstheme="minorHAnsi"/>
-          <w:sz w:val="24"/>
-          <w:szCs w:val="24"/>
-        </w:rPr>
-      </w:pPr>
-      <w:r>
-        <w:rPr>
-          <w:rFonts w:asciiTheme="minorHAnsi" w:hAnsiTheme="minorHAnsi" w:cstheme="minorHAnsi"/>
+          <w:rFonts w:ascii="Calibri" w:hAnsi="Calibri" w:cs="Calibri"/>
+          <w:sz w:val="24"/>
+          <w:szCs w:val="24"/>
+        </w:rPr>
+      </w:pPr>
+      <w:r>
+        <w:rPr>
+          <w:rFonts w:ascii="Calibri" w:hAnsi="Calibri" w:cs="Calibri"/>
           <w:sz w:val="24"/>
           <w:szCs w:val="24"/>
         </w:rPr>
@@ -3519,7 +4875,7 @@
       </w:r>
       <w:r>
         <w:rPr>
-          <w:rFonts w:asciiTheme="minorHAnsi" w:hAnsiTheme="minorHAnsi" w:cstheme="minorHAnsi"/>
+          <w:rFonts w:ascii="Calibri" w:hAnsi="Calibri" w:cs="Calibri"/>
           <w:sz w:val="24"/>
           <w:szCs w:val="24"/>
         </w:rPr>
@@ -3527,7 +4883,7 @@
       </w:r>
       <w:r>
         <w:rPr>
-          <w:rFonts w:asciiTheme="minorHAnsi" w:hAnsiTheme="minorHAnsi" w:cstheme="minorHAnsi"/>
+          <w:rFonts w:ascii="Calibri" w:hAnsi="Calibri" w:cs="Calibri"/>
           <w:sz w:val="24"/>
           <w:szCs w:val="24"/>
         </w:rPr>
@@ -3535,7 +4891,7 @@
       </w:r>
       <w:r>
         <w:rPr>
-          <w:rFonts w:asciiTheme="minorHAnsi" w:hAnsiTheme="minorHAnsi" w:cstheme="minorHAnsi"/>
+          <w:rFonts w:ascii="Calibri" w:hAnsi="Calibri" w:cs="Calibri"/>
           <w:sz w:val="24"/>
           <w:szCs w:val="24"/>
         </w:rPr>
@@ -3543,7 +4899,7 @@
       </w:r>
       <w:r>
         <w:rPr>
-          <w:rFonts w:asciiTheme="minorHAnsi" w:hAnsiTheme="minorHAnsi" w:cstheme="minorHAnsi"/>
+          <w:rFonts w:ascii="Calibri" w:hAnsi="Calibri" w:cs="Calibri"/>
           <w:sz w:val="24"/>
           <w:szCs w:val="24"/>
         </w:rPr>
@@ -3551,7 +4907,7 @@
       </w:r>
       <w:r>
         <w:rPr>
-          <w:rFonts w:asciiTheme="minorHAnsi" w:hAnsiTheme="minorHAnsi" w:cstheme="minorHAnsi"/>
+          <w:rFonts w:ascii="Calibri" w:hAnsi="Calibri" w:cs="Calibri"/>
           <w:sz w:val="24"/>
           <w:szCs w:val="24"/>
         </w:rPr>
@@ -3559,7 +4915,7 @@
       </w:r>
       <w:r>
         <w:rPr>
-          <w:rFonts w:asciiTheme="minorHAnsi" w:hAnsiTheme="minorHAnsi" w:cstheme="minorHAnsi"/>
+          <w:rFonts w:ascii="Calibri" w:hAnsi="Calibri" w:cs="Calibri"/>
           <w:sz w:val="24"/>
           <w:szCs w:val="24"/>
         </w:rPr>
@@ -3567,7 +4923,7 @@
       </w:r>
       <w:r>
         <w:rPr>
-          <w:rFonts w:asciiTheme="minorHAnsi" w:hAnsiTheme="minorHAnsi" w:cstheme="minorHAnsi"/>
+          <w:rFonts w:ascii="Calibri" w:hAnsi="Calibri" w:cs="Calibri"/>
           <w:sz w:val="24"/>
           <w:szCs w:val="24"/>
         </w:rPr>
@@ -3575,7 +4931,7 @@
       </w:r>
       <w:r>
         <w:rPr>
-          <w:rFonts w:asciiTheme="minorHAnsi" w:hAnsiTheme="minorHAnsi" w:cstheme="minorHAnsi"/>
+          <w:rFonts w:ascii="Calibri" w:hAnsi="Calibri" w:cs="Calibri"/>
           <w:sz w:val="24"/>
           <w:szCs w:val="24"/>
         </w:rPr>
@@ -3583,7 +4939,7 @@
       </w:r>
       <w:r>
         <w:rPr>
-          <w:rFonts w:asciiTheme="minorHAnsi" w:hAnsiTheme="minorHAnsi" w:cstheme="minorHAnsi"/>
+          <w:rFonts w:ascii="Calibri" w:hAnsi="Calibri" w:cs="Calibri"/>
           <w:sz w:val="24"/>
           <w:szCs w:val="24"/>
         </w:rPr>
@@ -3591,7 +4947,7 @@
       </w:r>
       <w:r>
         <w:rPr>
-          <w:rFonts w:asciiTheme="minorHAnsi" w:hAnsiTheme="minorHAnsi" w:cstheme="minorHAnsi"/>
+          <w:rFonts w:ascii="Calibri" w:hAnsi="Calibri" w:cs="Calibri"/>
           <w:sz w:val="24"/>
           <w:szCs w:val="24"/>
         </w:rPr>
@@ -3599,7 +4955,7 @@
       </w:r>
       <w:r>
         <w:rPr>
-          <w:rFonts w:asciiTheme="minorHAnsi" w:hAnsiTheme="minorHAnsi" w:cstheme="minorHAnsi"/>
+          <w:rFonts w:ascii="Calibri" w:hAnsi="Calibri" w:cs="Calibri"/>
           <w:i/>
           <w:iCs/>
           <w:sz w:val="24"/>
@@ -3609,7 +4965,7 @@
       </w:r>
       <w:r>
         <w:rPr>
-          <w:rFonts w:asciiTheme="minorHAnsi" w:hAnsiTheme="minorHAnsi" w:cstheme="minorHAnsi"/>
+          <w:rFonts w:ascii="Calibri" w:hAnsi="Calibri" w:cs="Calibri"/>
           <w:i/>
           <w:iCs/>
           <w:sz w:val="24"/>
@@ -3627,14 +4983,14 @@
         </w:numPr>
         <w:jc w:val="both"/>
         <w:rPr>
-          <w:rFonts w:asciiTheme="minorHAnsi" w:hAnsiTheme="minorHAnsi" w:cstheme="minorHAnsi"/>
-          <w:sz w:val="24"/>
-          <w:szCs w:val="24"/>
-        </w:rPr>
-      </w:pPr>
-      <w:r>
-        <w:rPr>
-          <w:rFonts w:asciiTheme="minorHAnsi" w:hAnsiTheme="minorHAnsi" w:cstheme="minorHAnsi"/>
+          <w:rFonts w:ascii="Calibri" w:hAnsi="Calibri" w:cs="Calibri"/>
+          <w:sz w:val="24"/>
+          <w:szCs w:val="24"/>
+        </w:rPr>
+      </w:pPr>
+      <w:r>
+        <w:rPr>
+          <w:rFonts w:ascii="Calibri" w:hAnsi="Calibri" w:cs="Calibri"/>
           <w:sz w:val="24"/>
           <w:szCs w:val="24"/>
         </w:rPr>
@@ -3642,7 +4998,7 @@
       </w:r>
       <w:r>
         <w:rPr>
-          <w:rFonts w:asciiTheme="minorHAnsi" w:hAnsiTheme="minorHAnsi" w:cstheme="minorHAnsi"/>
+          <w:rFonts w:ascii="Calibri" w:hAnsi="Calibri" w:cs="Calibri"/>
           <w:sz w:val="24"/>
           <w:szCs w:val="24"/>
         </w:rPr>
@@ -3650,7 +5006,7 @@
       </w:r>
       <w:r>
         <w:rPr>
-          <w:rFonts w:asciiTheme="minorHAnsi" w:hAnsiTheme="minorHAnsi" w:cstheme="minorHAnsi"/>
+          <w:rFonts w:ascii="Calibri" w:hAnsi="Calibri" w:cs="Calibri"/>
           <w:sz w:val="24"/>
           <w:szCs w:val="24"/>
         </w:rPr>
@@ -3658,15 +5014,24 @@
       </w:r>
       <w:r>
         <w:rPr>
-          <w:rFonts w:asciiTheme="minorHAnsi" w:hAnsiTheme="minorHAnsi" w:cstheme="minorHAnsi"/>
-          <w:sz w:val="24"/>
-          <w:szCs w:val="24"/>
-        </w:rPr>
-        <w:t>(tj. w przypadku braku skorzystania z rezerwacji) z przyczyn leżących po stronie Dewelopera</w:t>
-      </w:r>
-      <w:r>
-        <w:rPr>
-          <w:rFonts w:asciiTheme="minorHAnsi" w:hAnsiTheme="minorHAnsi" w:cstheme="minorHAnsi"/>
+          <w:rFonts w:ascii="Calibri" w:hAnsi="Calibri" w:cs="Calibri"/>
+          <w:sz w:val="24"/>
+          <w:szCs w:val="24"/>
+        </w:rPr>
+        <w:t xml:space="preserve">(tj. w przypadku braku skorzystania z rezerwacji) z przyczyn leżących po stronie </w:t>
+      </w:r>
+      <w:r>
+        <w:rPr>
+          <w:rFonts w:ascii="Calibri" w:hAnsi="Calibri" w:cs="Calibri"/>
+          <w:sz w:val="24"/>
+          <w:szCs w:val="24"/>
+        </w:rPr>
+        <w:lastRenderedPageBreak/>
+        <w:t>Dewelopera</w:t>
+      </w:r>
+      <w:r>
+        <w:rPr>
+          <w:rFonts w:ascii="Calibri" w:hAnsi="Calibri" w:cs="Calibri"/>
           <w:sz w:val="24"/>
           <w:szCs w:val="24"/>
         </w:rPr>
@@ -3674,7 +5039,7 @@
       </w:r>
       <w:r>
         <w:rPr>
-          <w:rFonts w:asciiTheme="minorHAnsi" w:hAnsiTheme="minorHAnsi" w:cstheme="minorHAnsi"/>
+          <w:rFonts w:ascii="Calibri" w:hAnsi="Calibri" w:cs="Calibri"/>
           <w:sz w:val="24"/>
           <w:szCs w:val="24"/>
         </w:rPr>
@@ -3682,7 +5047,7 @@
       </w:r>
       <w:r>
         <w:rPr>
-          <w:rFonts w:asciiTheme="minorHAnsi" w:hAnsiTheme="minorHAnsi" w:cstheme="minorHAnsi"/>
+          <w:rFonts w:ascii="Calibri" w:hAnsi="Calibri" w:cs="Calibri"/>
           <w:sz w:val="24"/>
           <w:szCs w:val="24"/>
         </w:rPr>
@@ -3690,7 +5055,7 @@
       </w:r>
       <w:r>
         <w:rPr>
-          <w:rFonts w:asciiTheme="minorHAnsi" w:hAnsiTheme="minorHAnsi" w:cstheme="minorHAnsi"/>
+          <w:rFonts w:ascii="Calibri" w:hAnsi="Calibri" w:cs="Calibri"/>
           <w:sz w:val="24"/>
           <w:szCs w:val="24"/>
         </w:rPr>
@@ -3706,27 +5071,18 @@
         </w:numPr>
         <w:jc w:val="both"/>
         <w:rPr>
-          <w:rFonts w:asciiTheme="minorHAnsi" w:hAnsiTheme="minorHAnsi" w:cstheme="minorHAnsi"/>
-          <w:sz w:val="24"/>
-          <w:szCs w:val="24"/>
-        </w:rPr>
-      </w:pPr>
-      <w:r>
-        <w:rPr>
-          <w:rFonts w:asciiTheme="minorHAnsi" w:hAnsiTheme="minorHAnsi" w:cstheme="minorHAnsi"/>
-          <w:sz w:val="24"/>
-          <w:szCs w:val="24"/>
-        </w:rPr>
-        <w:t xml:space="preserve">W przypadku dokonania przez Dewelopera zmiany w Prospekcie informacyjnym opisanym w § 1 punkcie 3. Umowy lub jego załącznikach bez poinformowania o tym </w:t>
-      </w:r>
-      <w:r>
-        <w:rPr>
-          <w:rFonts w:asciiTheme="minorHAnsi" w:hAnsiTheme="minorHAnsi" w:cstheme="minorHAnsi"/>
-          <w:sz w:val="24"/>
-          <w:szCs w:val="24"/>
-        </w:rPr>
-        <w:lastRenderedPageBreak/>
-        <w:t>Rezerwującego, Deweloper zobowiązany będzie do zwrotu Rezerwującemu opłaty rezerwacyjnej w wysokości nominalnej.</w:t>
+          <w:rFonts w:ascii="Calibri" w:hAnsi="Calibri" w:cs="Calibri"/>
+          <w:sz w:val="24"/>
+          <w:szCs w:val="24"/>
+        </w:rPr>
+      </w:pPr>
+      <w:r>
+        <w:rPr>
+          <w:rFonts w:ascii="Calibri" w:hAnsi="Calibri" w:cs="Calibri"/>
+          <w:sz w:val="24"/>
+          <w:szCs w:val="24"/>
+        </w:rPr>
+        <w:t>W przypadku dokonania przez Dewelopera zmiany w Prospekcie informacyjnym opisanym w § 1 punkcie 3. Umowy lub jego załącznikach bez poinformowania o tym Rezerwującego, Deweloper zobowiązany będzie do zwrotu Rezerwującemu opłaty rezerwacyjnej w wysokości nominalnej.</w:t>
       </w:r>
     </w:p>
     <w:p>
@@ -3738,14 +5094,14 @@
         </w:numPr>
         <w:jc w:val="both"/>
         <w:rPr>
-          <w:rFonts w:asciiTheme="minorHAnsi" w:hAnsiTheme="minorHAnsi" w:cstheme="minorHAnsi"/>
-          <w:sz w:val="24"/>
-          <w:szCs w:val="24"/>
-        </w:rPr>
-      </w:pPr>
-      <w:r>
-        <w:rPr>
-          <w:rFonts w:asciiTheme="minorHAnsi" w:hAnsiTheme="minorHAnsi" w:cstheme="minorHAnsi"/>
+          <w:rFonts w:ascii="Calibri" w:hAnsi="Calibri" w:cs="Calibri"/>
+          <w:sz w:val="24"/>
+          <w:szCs w:val="24"/>
+        </w:rPr>
+      </w:pPr>
+      <w:r>
+        <w:rPr>
+          <w:rFonts w:ascii="Calibri" w:hAnsi="Calibri" w:cs="Calibri"/>
           <w:sz w:val="24"/>
           <w:szCs w:val="24"/>
         </w:rPr>
@@ -3753,7 +5109,7 @@
       </w:r>
       <w:r>
         <w:rPr>
-          <w:rFonts w:asciiTheme="minorHAnsi" w:hAnsiTheme="minorHAnsi" w:cstheme="minorHAnsi"/>
+          <w:rFonts w:ascii="Calibri" w:hAnsi="Calibri" w:cs="Calibri"/>
           <w:sz w:val="24"/>
           <w:szCs w:val="24"/>
         </w:rPr>
@@ -3761,7 +5117,7 @@
       </w:r>
       <w:r>
         <w:rPr>
-          <w:rFonts w:asciiTheme="minorHAnsi" w:hAnsiTheme="minorHAnsi" w:cstheme="minorHAnsi"/>
+          <w:rFonts w:ascii="Calibri" w:hAnsi="Calibri" w:cs="Calibri"/>
           <w:sz w:val="24"/>
           <w:szCs w:val="24"/>
         </w:rPr>
@@ -3769,7 +5125,7 @@
       </w:r>
       <w:r>
         <w:rPr>
-          <w:rFonts w:asciiTheme="minorHAnsi" w:hAnsiTheme="minorHAnsi" w:cstheme="minorHAnsi"/>
+          <w:rFonts w:ascii="Calibri" w:hAnsi="Calibri" w:cs="Calibri"/>
           <w:sz w:val="24"/>
           <w:szCs w:val="24"/>
         </w:rPr>
@@ -3777,7 +5133,7 @@
       </w:r>
       <w:r>
         <w:rPr>
-          <w:rFonts w:asciiTheme="minorHAnsi" w:hAnsiTheme="minorHAnsi" w:cstheme="minorHAnsi"/>
+          <w:rFonts w:ascii="Calibri" w:hAnsi="Calibri" w:cs="Calibri"/>
           <w:sz w:val="24"/>
           <w:szCs w:val="24"/>
         </w:rPr>
@@ -3785,7 +5141,7 @@
       </w:r>
       <w:r>
         <w:rPr>
-          <w:rFonts w:asciiTheme="minorHAnsi" w:hAnsiTheme="minorHAnsi" w:cstheme="minorHAnsi"/>
+          <w:rFonts w:ascii="Calibri" w:hAnsi="Calibri" w:cs="Calibri"/>
           <w:sz w:val="24"/>
           <w:szCs w:val="24"/>
         </w:rPr>
@@ -3793,7 +5149,7 @@
       </w:r>
       <w:r>
         <w:rPr>
-          <w:rFonts w:asciiTheme="minorHAnsi" w:hAnsiTheme="minorHAnsi" w:cstheme="minorHAnsi"/>
+          <w:rFonts w:ascii="Calibri" w:hAnsi="Calibri" w:cs="Calibri"/>
           <w:sz w:val="24"/>
           <w:szCs w:val="24"/>
         </w:rPr>
@@ -3801,7 +5157,7 @@
       </w:r>
       <w:r>
         <w:rPr>
-          <w:rFonts w:asciiTheme="minorHAnsi" w:hAnsiTheme="minorHAnsi" w:cstheme="minorHAnsi"/>
+          <w:rFonts w:ascii="Calibri" w:hAnsi="Calibri" w:cs="Calibri"/>
           <w:sz w:val="24"/>
           <w:szCs w:val="24"/>
         </w:rPr>
@@ -3809,7 +5165,7 @@
       </w:r>
       <w:r>
         <w:rPr>
-          <w:rFonts w:asciiTheme="minorHAnsi" w:hAnsiTheme="minorHAnsi" w:cstheme="minorHAnsi"/>
+          <w:rFonts w:ascii="Calibri" w:hAnsi="Calibri" w:cs="Calibri"/>
           <w:sz w:val="24"/>
           <w:szCs w:val="24"/>
         </w:rPr>
@@ -3817,7 +5173,7 @@
       </w:r>
       <w:r>
         <w:rPr>
-          <w:rFonts w:asciiTheme="minorHAnsi" w:hAnsiTheme="minorHAnsi" w:cstheme="minorHAnsi"/>
+          <w:rFonts w:ascii="Calibri" w:hAnsi="Calibri" w:cs="Calibri"/>
           <w:sz w:val="24"/>
           <w:szCs w:val="24"/>
         </w:rPr>
@@ -3825,7 +5181,7 @@
       </w:r>
       <w:r>
         <w:rPr>
-          <w:rFonts w:asciiTheme="minorHAnsi" w:hAnsiTheme="minorHAnsi" w:cstheme="minorHAnsi"/>
+          <w:rFonts w:ascii="Calibri" w:hAnsi="Calibri" w:cs="Calibri"/>
           <w:sz w:val="24"/>
           <w:szCs w:val="24"/>
         </w:rPr>
@@ -3833,7 +5189,7 @@
       </w:r>
       <w:r>
         <w:rPr>
-          <w:rFonts w:asciiTheme="minorHAnsi" w:hAnsiTheme="minorHAnsi" w:cstheme="minorHAnsi"/>
+          <w:rFonts w:ascii="Calibri" w:hAnsi="Calibri" w:cs="Calibri"/>
           <w:sz w:val="24"/>
           <w:szCs w:val="24"/>
         </w:rPr>
@@ -3841,7 +5197,7 @@
       </w:r>
       <w:r>
         <w:rPr>
-          <w:rFonts w:asciiTheme="minorHAnsi" w:hAnsiTheme="minorHAnsi" w:cstheme="minorHAnsi"/>
+          <w:rFonts w:ascii="Calibri" w:hAnsi="Calibri" w:cs="Calibri"/>
           <w:sz w:val="24"/>
           <w:szCs w:val="24"/>
         </w:rPr>
@@ -3849,7 +5205,7 @@
       </w:r>
       <w:r>
         <w:rPr>
-          <w:rFonts w:asciiTheme="minorHAnsi" w:hAnsiTheme="minorHAnsi" w:cstheme="minorHAnsi"/>
+          <w:rFonts w:ascii="Calibri" w:hAnsi="Calibri" w:cs="Calibri"/>
           <w:sz w:val="24"/>
           <w:szCs w:val="24"/>
         </w:rPr>
@@ -3857,7 +5213,7 @@
       </w:r>
       <w:r>
         <w:rPr>
-          <w:rFonts w:asciiTheme="minorHAnsi" w:hAnsiTheme="minorHAnsi" w:cstheme="minorHAnsi"/>
+          <w:rFonts w:ascii="Calibri" w:hAnsi="Calibri" w:cs="Calibri"/>
           <w:sz w:val="24"/>
           <w:szCs w:val="24"/>
         </w:rPr>
@@ -3865,7 +5221,7 @@
       </w:r>
       <w:r>
         <w:rPr>
-          <w:rFonts w:asciiTheme="minorHAnsi" w:hAnsiTheme="minorHAnsi" w:cstheme="minorHAnsi"/>
+          <w:rFonts w:ascii="Calibri" w:hAnsi="Calibri" w:cs="Calibri"/>
           <w:sz w:val="24"/>
           <w:szCs w:val="24"/>
         </w:rPr>
@@ -3873,7 +5229,7 @@
       </w:r>
       <w:r>
         <w:rPr>
-          <w:rFonts w:asciiTheme="minorHAnsi" w:hAnsiTheme="minorHAnsi" w:cstheme="minorHAnsi"/>
+          <w:rFonts w:ascii="Calibri" w:hAnsi="Calibri" w:cs="Calibri"/>
           <w:sz w:val="24"/>
           <w:szCs w:val="24"/>
         </w:rPr>
@@ -3881,7 +5237,7 @@
       </w:r>
       <w:r>
         <w:rPr>
-          <w:rFonts w:asciiTheme="minorHAnsi" w:hAnsiTheme="minorHAnsi" w:cstheme="minorHAnsi"/>
+          <w:rFonts w:ascii="Calibri" w:hAnsi="Calibri" w:cs="Calibri"/>
           <w:sz w:val="24"/>
           <w:szCs w:val="24"/>
         </w:rPr>
@@ -3889,7 +5245,7 @@
       </w:r>
       <w:r>
         <w:rPr>
-          <w:rFonts w:asciiTheme="minorHAnsi" w:hAnsiTheme="minorHAnsi" w:cstheme="minorHAnsi"/>
+          <w:rFonts w:ascii="Calibri" w:hAnsi="Calibri" w:cs="Calibri"/>
           <w:sz w:val="24"/>
           <w:szCs w:val="24"/>
         </w:rPr>
@@ -3897,7 +5253,7 @@
       </w:r>
       <w:r>
         <w:rPr>
-          <w:rFonts w:asciiTheme="minorHAnsi" w:hAnsiTheme="minorHAnsi" w:cstheme="minorHAnsi"/>
+          <w:rFonts w:ascii="Calibri" w:hAnsi="Calibri" w:cs="Calibri"/>
           <w:sz w:val="24"/>
           <w:szCs w:val="24"/>
         </w:rPr>
@@ -3905,7 +5261,7 @@
       </w:r>
       <w:r>
         <w:rPr>
-          <w:rFonts w:asciiTheme="minorHAnsi" w:hAnsiTheme="minorHAnsi" w:cstheme="minorHAnsi"/>
+          <w:rFonts w:ascii="Calibri" w:hAnsi="Calibri" w:cs="Calibri"/>
           <w:sz w:val="24"/>
           <w:szCs w:val="24"/>
         </w:rPr>
@@ -3921,14 +5277,14 @@
         </w:numPr>
         <w:jc w:val="both"/>
         <w:rPr>
-          <w:rFonts w:asciiTheme="minorHAnsi" w:hAnsiTheme="minorHAnsi" w:cstheme="minorHAnsi"/>
-          <w:sz w:val="24"/>
-          <w:szCs w:val="24"/>
-        </w:rPr>
-      </w:pPr>
-      <w:r>
-        <w:rPr>
-          <w:rFonts w:asciiTheme="minorHAnsi" w:hAnsiTheme="minorHAnsi" w:cstheme="minorHAnsi"/>
+          <w:rFonts w:ascii="Calibri" w:hAnsi="Calibri" w:cs="Calibri"/>
+          <w:sz w:val="24"/>
+          <w:szCs w:val="24"/>
+        </w:rPr>
+      </w:pPr>
+      <w:r>
+        <w:rPr>
+          <w:rFonts w:ascii="Calibri" w:hAnsi="Calibri" w:cs="Calibri"/>
           <w:sz w:val="24"/>
           <w:szCs w:val="24"/>
         </w:rPr>
@@ -3936,7 +5292,7 @@
       </w:r>
       <w:r>
         <w:rPr>
-          <w:rFonts w:asciiTheme="minorHAnsi" w:hAnsiTheme="minorHAnsi" w:cstheme="minorHAnsi"/>
+          <w:rFonts w:ascii="Calibri" w:hAnsi="Calibri" w:cs="Calibri"/>
           <w:sz w:val="24"/>
           <w:szCs w:val="24"/>
         </w:rPr>
@@ -3944,7 +5300,7 @@
       </w:r>
       <w:r>
         <w:rPr>
-          <w:rFonts w:asciiTheme="minorHAnsi" w:hAnsiTheme="minorHAnsi" w:cstheme="minorHAnsi"/>
+          <w:rFonts w:ascii="Calibri" w:hAnsi="Calibri" w:cs="Calibri"/>
           <w:sz w:val="24"/>
           <w:szCs w:val="24"/>
         </w:rPr>
@@ -3952,7 +5308,7 @@
       </w:r>
       <w:r>
         <w:rPr>
-          <w:rFonts w:asciiTheme="minorHAnsi" w:hAnsiTheme="minorHAnsi" w:cstheme="minorHAnsi"/>
+          <w:rFonts w:ascii="Calibri" w:hAnsi="Calibri" w:cs="Calibri"/>
           <w:sz w:val="24"/>
           <w:szCs w:val="24"/>
         </w:rPr>
@@ -3960,7 +5316,7 @@
       </w:r>
       <w:r>
         <w:rPr>
-          <w:rFonts w:asciiTheme="minorHAnsi" w:hAnsiTheme="minorHAnsi" w:cstheme="minorHAnsi"/>
+          <w:rFonts w:ascii="Calibri" w:hAnsi="Calibri" w:cs="Calibri"/>
           <w:sz w:val="24"/>
           <w:szCs w:val="24"/>
         </w:rPr>
@@ -3968,7 +5324,7 @@
       </w:r>
       <w:r>
         <w:rPr>
-          <w:rFonts w:asciiTheme="minorHAnsi" w:hAnsiTheme="minorHAnsi" w:cstheme="minorHAnsi"/>
+          <w:rFonts w:ascii="Calibri" w:hAnsi="Calibri" w:cs="Calibri"/>
           <w:sz w:val="24"/>
           <w:szCs w:val="24"/>
         </w:rPr>
@@ -3976,7 +5332,7 @@
       </w:r>
       <w:r>
         <w:rPr>
-          <w:rFonts w:asciiTheme="minorHAnsi" w:hAnsiTheme="minorHAnsi" w:cstheme="minorHAnsi"/>
+          <w:rFonts w:ascii="Calibri" w:hAnsi="Calibri" w:cs="Calibri"/>
           <w:sz w:val="24"/>
           <w:szCs w:val="24"/>
         </w:rPr>
@@ -3984,7 +5340,7 @@
       </w:r>
       <w:r>
         <w:rPr>
-          <w:rFonts w:asciiTheme="minorHAnsi" w:hAnsiTheme="minorHAnsi" w:cstheme="minorHAnsi"/>
+          <w:rFonts w:ascii="Calibri" w:hAnsi="Calibri" w:cs="Calibri"/>
           <w:sz w:val="24"/>
           <w:szCs w:val="24"/>
         </w:rPr>
@@ -3992,7 +5348,7 @@
       </w:r>
       <w:r>
         <w:rPr>
-          <w:rFonts w:asciiTheme="minorHAnsi" w:hAnsiTheme="minorHAnsi" w:cstheme="minorHAnsi"/>
+          <w:rFonts w:ascii="Calibri" w:hAnsi="Calibri" w:cs="Calibri"/>
           <w:sz w:val="24"/>
           <w:szCs w:val="24"/>
         </w:rPr>
@@ -4005,7 +5361,7 @@
         <w:ind w:left="0"/>
         <w:jc w:val="both"/>
         <w:rPr>
-          <w:rFonts w:asciiTheme="minorHAnsi" w:hAnsiTheme="minorHAnsi" w:cstheme="minorHAnsi"/>
+          <w:rFonts w:ascii="Calibri" w:hAnsi="Calibri" w:cs="Calibri"/>
           <w:sz w:val="24"/>
           <w:szCs w:val="24"/>
         </w:rPr>
@@ -4017,7 +5373,7 @@
         <w:ind w:left="0"/>
         <w:jc w:val="center"/>
         <w:rPr>
-          <w:rFonts w:asciiTheme="minorHAnsi" w:hAnsiTheme="minorHAnsi" w:cstheme="minorHAnsi"/>
+          <w:rFonts w:ascii="Calibri" w:hAnsi="Calibri" w:cs="Calibri"/>
           <w:b/>
           <w:sz w:val="24"/>
           <w:szCs w:val="24"/>
@@ -4030,7 +5386,7 @@
         <w:ind w:left="0"/>
         <w:jc w:val="center"/>
         <w:rPr>
-          <w:rFonts w:asciiTheme="minorHAnsi" w:hAnsiTheme="minorHAnsi" w:cstheme="minorHAnsi"/>
+          <w:rFonts w:ascii="Calibri" w:hAnsi="Calibri" w:cs="Calibri"/>
           <w:b/>
           <w:sz w:val="24"/>
           <w:szCs w:val="24"/>
@@ -4038,7 +5394,7 @@
       </w:pPr>
       <w:r>
         <w:rPr>
-          <w:rFonts w:asciiTheme="minorHAnsi" w:hAnsiTheme="minorHAnsi" w:cstheme="minorHAnsi"/>
+          <w:rFonts w:ascii="Calibri" w:hAnsi="Calibri" w:cs="Calibri"/>
           <w:b/>
           <w:sz w:val="24"/>
           <w:szCs w:val="24"/>
@@ -4055,14 +5411,14 @@
         </w:numPr>
         <w:jc w:val="both"/>
         <w:rPr>
-          <w:rFonts w:asciiTheme="minorHAnsi" w:hAnsiTheme="minorHAnsi" w:cstheme="minorHAnsi"/>
-          <w:sz w:val="24"/>
-          <w:szCs w:val="24"/>
-        </w:rPr>
-      </w:pPr>
-      <w:r>
-        <w:rPr>
-          <w:rFonts w:asciiTheme="minorHAnsi" w:hAnsiTheme="minorHAnsi" w:cstheme="minorHAnsi"/>
+          <w:rFonts w:ascii="Calibri" w:hAnsi="Calibri" w:cs="Calibri"/>
+          <w:sz w:val="24"/>
+          <w:szCs w:val="24"/>
+        </w:rPr>
+      </w:pPr>
+      <w:r>
+        <w:rPr>
+          <w:rFonts w:ascii="Calibri" w:hAnsi="Calibri" w:cs="Calibri"/>
           <w:sz w:val="24"/>
           <w:szCs w:val="24"/>
         </w:rPr>
@@ -4070,7 +5426,7 @@
       </w:r>
       <w:r>
         <w:rPr>
-          <w:rFonts w:asciiTheme="minorHAnsi" w:hAnsiTheme="minorHAnsi" w:cstheme="minorHAnsi"/>
+          <w:rFonts w:ascii="Calibri" w:hAnsi="Calibri" w:cs="Calibri"/>
           <w:sz w:val="24"/>
           <w:szCs w:val="24"/>
         </w:rPr>
@@ -4078,7 +5434,7 @@
       </w:r>
       <w:r>
         <w:rPr>
-          <w:rFonts w:asciiTheme="minorHAnsi" w:hAnsiTheme="minorHAnsi" w:cstheme="minorHAnsi"/>
+          <w:rFonts w:ascii="Calibri" w:hAnsi="Calibri" w:cs="Calibri"/>
           <w:sz w:val="24"/>
           <w:szCs w:val="24"/>
         </w:rPr>
@@ -4086,7 +5442,7 @@
       </w:r>
       <w:r>
         <w:rPr>
-          <w:rFonts w:asciiTheme="minorHAnsi" w:hAnsiTheme="minorHAnsi" w:cstheme="minorHAnsi"/>
+          <w:rFonts w:ascii="Calibri" w:hAnsi="Calibri" w:cs="Calibri"/>
           <w:sz w:val="24"/>
           <w:szCs w:val="24"/>
         </w:rPr>
@@ -4102,14 +5458,14 @@
         </w:numPr>
         <w:jc w:val="both"/>
         <w:rPr>
-          <w:rFonts w:asciiTheme="minorHAnsi" w:hAnsiTheme="minorHAnsi" w:cstheme="minorHAnsi"/>
-          <w:sz w:val="24"/>
-          <w:szCs w:val="24"/>
-        </w:rPr>
-      </w:pPr>
-      <w:r>
-        <w:rPr>
-          <w:rFonts w:asciiTheme="minorHAnsi" w:hAnsiTheme="minorHAnsi" w:cstheme="minorHAnsi"/>
+          <w:rFonts w:ascii="Calibri" w:hAnsi="Calibri" w:cs="Calibri"/>
+          <w:sz w:val="24"/>
+          <w:szCs w:val="24"/>
+        </w:rPr>
+      </w:pPr>
+      <w:r>
+        <w:rPr>
+          <w:rFonts w:ascii="Calibri" w:hAnsi="Calibri" w:cs="Calibri"/>
           <w:sz w:val="24"/>
           <w:szCs w:val="24"/>
         </w:rPr>
@@ -4117,7 +5473,7 @@
       </w:r>
       <w:r>
         <w:rPr>
-          <w:rFonts w:asciiTheme="minorHAnsi" w:hAnsiTheme="minorHAnsi" w:cstheme="minorHAnsi"/>
+          <w:rFonts w:ascii="Calibri" w:hAnsi="Calibri" w:cs="Calibri"/>
           <w:sz w:val="24"/>
           <w:szCs w:val="24"/>
         </w:rPr>
@@ -4125,7 +5481,7 @@
       </w:r>
       <w:r>
         <w:rPr>
-          <w:rFonts w:asciiTheme="minorHAnsi" w:hAnsiTheme="minorHAnsi" w:cstheme="minorHAnsi"/>
+          <w:rFonts w:ascii="Calibri" w:hAnsi="Calibri" w:cs="Calibri"/>
           <w:sz w:val="24"/>
           <w:szCs w:val="24"/>
         </w:rPr>
@@ -4133,7 +5489,7 @@
       </w:r>
       <w:r>
         <w:rPr>
-          <w:rFonts w:asciiTheme="minorHAnsi" w:hAnsiTheme="minorHAnsi" w:cstheme="minorHAnsi"/>
+          <w:rFonts w:ascii="Calibri" w:hAnsi="Calibri" w:cs="Calibri"/>
           <w:sz w:val="24"/>
           <w:szCs w:val="24"/>
         </w:rPr>
@@ -4141,7 +5497,7 @@
       </w:r>
       <w:r>
         <w:rPr>
-          <w:rFonts w:asciiTheme="minorHAnsi" w:hAnsiTheme="minorHAnsi" w:cstheme="minorHAnsi"/>
+          <w:rFonts w:ascii="Calibri" w:hAnsi="Calibri" w:cs="Calibri"/>
           <w:sz w:val="24"/>
           <w:szCs w:val="24"/>
         </w:rPr>
@@ -4149,7 +5505,7 @@
       </w:r>
       <w:r>
         <w:rPr>
-          <w:rFonts w:asciiTheme="minorHAnsi" w:hAnsiTheme="minorHAnsi" w:cstheme="minorHAnsi"/>
+          <w:rFonts w:ascii="Calibri" w:hAnsi="Calibri" w:cs="Calibri"/>
           <w:sz w:val="24"/>
           <w:szCs w:val="24"/>
         </w:rPr>
@@ -4157,7 +5513,7 @@
       </w:r>
       <w:r>
         <w:rPr>
-          <w:rFonts w:asciiTheme="minorHAnsi" w:hAnsiTheme="minorHAnsi" w:cstheme="minorHAnsi"/>
+          <w:rFonts w:ascii="Calibri" w:hAnsi="Calibri" w:cs="Calibri"/>
           <w:sz w:val="24"/>
           <w:szCs w:val="24"/>
         </w:rPr>
@@ -4165,7 +5521,7 @@
       </w:r>
       <w:r>
         <w:rPr>
-          <w:rFonts w:asciiTheme="minorHAnsi" w:hAnsiTheme="minorHAnsi" w:cstheme="minorHAnsi"/>
+          <w:rFonts w:ascii="Calibri" w:hAnsi="Calibri" w:cs="Calibri"/>
           <w:sz w:val="24"/>
           <w:szCs w:val="24"/>
         </w:rPr>
@@ -4173,7 +5529,7 @@
       </w:r>
       <w:r>
         <w:rPr>
-          <w:rFonts w:asciiTheme="minorHAnsi" w:hAnsiTheme="minorHAnsi" w:cstheme="minorHAnsi"/>
+          <w:rFonts w:ascii="Calibri" w:hAnsi="Calibri" w:cs="Calibri"/>
           <w:sz w:val="24"/>
           <w:szCs w:val="24"/>
         </w:rPr>
@@ -4181,7 +5537,7 @@
       </w:r>
       <w:r>
         <w:rPr>
-          <w:rFonts w:asciiTheme="minorHAnsi" w:hAnsiTheme="minorHAnsi" w:cstheme="minorHAnsi"/>
+          <w:rFonts w:ascii="Calibri" w:hAnsi="Calibri" w:cs="Calibri"/>
           <w:sz w:val="24"/>
           <w:szCs w:val="24"/>
         </w:rPr>
@@ -4189,7 +5545,7 @@
       </w:r>
       <w:r>
         <w:rPr>
-          <w:rFonts w:asciiTheme="minorHAnsi" w:hAnsiTheme="minorHAnsi" w:cstheme="minorHAnsi"/>
+          <w:rFonts w:ascii="Calibri" w:hAnsi="Calibri" w:cs="Calibri"/>
           <w:sz w:val="24"/>
           <w:szCs w:val="24"/>
         </w:rPr>
@@ -4205,14 +5561,14 @@
         </w:numPr>
         <w:jc w:val="both"/>
         <w:rPr>
-          <w:rFonts w:asciiTheme="minorHAnsi" w:hAnsiTheme="minorHAnsi" w:cstheme="minorHAnsi"/>
-          <w:sz w:val="24"/>
-          <w:szCs w:val="24"/>
-        </w:rPr>
-      </w:pPr>
-      <w:r>
-        <w:rPr>
-          <w:rFonts w:asciiTheme="minorHAnsi" w:hAnsiTheme="minorHAnsi" w:cstheme="minorHAnsi"/>
+          <w:rFonts w:ascii="Calibri" w:hAnsi="Calibri" w:cs="Calibri"/>
+          <w:sz w:val="24"/>
+          <w:szCs w:val="24"/>
+        </w:rPr>
+      </w:pPr>
+      <w:r>
+        <w:rPr>
+          <w:rFonts w:ascii="Calibri" w:hAnsi="Calibri" w:cs="Calibri"/>
           <w:sz w:val="24"/>
           <w:szCs w:val="24"/>
         </w:rPr>
@@ -4220,7 +5576,7 @@
       </w:r>
       <w:r>
         <w:rPr>
-          <w:rFonts w:asciiTheme="minorHAnsi" w:hAnsiTheme="minorHAnsi" w:cstheme="minorHAnsi"/>
+          <w:rFonts w:ascii="Calibri" w:hAnsi="Calibri" w:cs="Calibri"/>
           <w:sz w:val="24"/>
           <w:szCs w:val="24"/>
         </w:rPr>
@@ -4228,7 +5584,7 @@
       </w:r>
       <w:r>
         <w:rPr>
-          <w:rFonts w:asciiTheme="minorHAnsi" w:hAnsiTheme="minorHAnsi" w:cstheme="minorHAnsi"/>
+          <w:rFonts w:ascii="Calibri" w:hAnsi="Calibri" w:cs="Calibri"/>
           <w:sz w:val="24"/>
           <w:szCs w:val="24"/>
         </w:rPr>
@@ -4236,7 +5592,7 @@
       </w:r>
       <w:r>
         <w:rPr>
-          <w:rFonts w:asciiTheme="minorHAnsi" w:hAnsiTheme="minorHAnsi" w:cstheme="minorHAnsi"/>
+          <w:rFonts w:ascii="Calibri" w:hAnsi="Calibri" w:cs="Calibri"/>
           <w:sz w:val="24"/>
           <w:szCs w:val="24"/>
         </w:rPr>
@@ -4244,7 +5600,7 @@
       </w:r>
       <w:r>
         <w:rPr>
-          <w:rFonts w:asciiTheme="minorHAnsi" w:hAnsiTheme="minorHAnsi" w:cstheme="minorHAnsi"/>
+          <w:rFonts w:ascii="Calibri" w:hAnsi="Calibri" w:cs="Calibri"/>
           <w:sz w:val="24"/>
           <w:szCs w:val="24"/>
         </w:rPr>
@@ -4252,7 +5608,7 @@
       </w:r>
       <w:r>
         <w:rPr>
-          <w:rFonts w:asciiTheme="minorHAnsi" w:hAnsiTheme="minorHAnsi" w:cstheme="minorHAnsi"/>
+          <w:rFonts w:ascii="Calibri" w:hAnsi="Calibri" w:cs="Calibri"/>
           <w:sz w:val="24"/>
           <w:szCs w:val="24"/>
         </w:rPr>
@@ -4260,7 +5616,7 @@
       </w:r>
       <w:r>
         <w:rPr>
-          <w:rFonts w:asciiTheme="minorHAnsi" w:hAnsiTheme="minorHAnsi" w:cstheme="minorHAnsi"/>
+          <w:rFonts w:ascii="Calibri" w:hAnsi="Calibri" w:cs="Calibri"/>
           <w:sz w:val="24"/>
           <w:szCs w:val="24"/>
         </w:rPr>
@@ -4268,7 +5624,7 @@
       </w:r>
       <w:r>
         <w:rPr>
-          <w:rFonts w:asciiTheme="minorHAnsi" w:hAnsiTheme="minorHAnsi" w:cstheme="minorHAnsi"/>
+          <w:rFonts w:ascii="Calibri" w:hAnsi="Calibri" w:cs="Calibri"/>
           <w:sz w:val="24"/>
           <w:szCs w:val="24"/>
         </w:rPr>
@@ -4276,7 +5632,7 @@
       </w:r>
       <w:r>
         <w:rPr>
-          <w:rFonts w:asciiTheme="minorHAnsi" w:hAnsiTheme="minorHAnsi" w:cstheme="minorHAnsi"/>
+          <w:rFonts w:ascii="Calibri" w:hAnsi="Calibri" w:cs="Calibri"/>
           <w:sz w:val="24"/>
           <w:szCs w:val="24"/>
         </w:rPr>
@@ -4284,7 +5640,7 @@
       </w:r>
       <w:r>
         <w:rPr>
-          <w:rFonts w:asciiTheme="minorHAnsi" w:hAnsiTheme="minorHAnsi" w:cstheme="minorHAnsi"/>
+          <w:rFonts w:ascii="Calibri" w:hAnsi="Calibri" w:cs="Calibri"/>
           <w:sz w:val="24"/>
           <w:szCs w:val="24"/>
         </w:rPr>
@@ -4292,7 +5648,7 @@
       </w:r>
       <w:r>
         <w:rPr>
-          <w:rFonts w:asciiTheme="minorHAnsi" w:hAnsiTheme="minorHAnsi" w:cstheme="minorHAnsi"/>
+          <w:rFonts w:ascii="Calibri" w:hAnsi="Calibri" w:cs="Calibri"/>
           <w:sz w:val="24"/>
           <w:szCs w:val="24"/>
         </w:rPr>
@@ -4300,7 +5656,7 @@
       </w:r>
       <w:r>
         <w:rPr>
-          <w:rFonts w:asciiTheme="minorHAnsi" w:hAnsiTheme="minorHAnsi" w:cstheme="minorHAnsi"/>
+          <w:rFonts w:ascii="Calibri" w:hAnsi="Calibri" w:cs="Calibri"/>
           <w:sz w:val="24"/>
           <w:szCs w:val="24"/>
         </w:rPr>
@@ -4308,7 +5664,7 @@
       </w:r>
       <w:r>
         <w:rPr>
-          <w:rFonts w:asciiTheme="minorHAnsi" w:hAnsiTheme="minorHAnsi" w:cstheme="minorHAnsi"/>
+          <w:rFonts w:ascii="Calibri" w:hAnsi="Calibri" w:cs="Calibri"/>
           <w:sz w:val="24"/>
           <w:szCs w:val="24"/>
         </w:rPr>
@@ -4316,7 +5672,7 @@
       </w:r>
       <w:r>
         <w:rPr>
-          <w:rFonts w:asciiTheme="minorHAnsi" w:hAnsiTheme="minorHAnsi" w:cstheme="minorHAnsi"/>
+          <w:rFonts w:ascii="Calibri" w:hAnsi="Calibri" w:cs="Calibri"/>
           <w:sz w:val="24"/>
           <w:szCs w:val="24"/>
         </w:rPr>
@@ -4324,7 +5680,7 @@
       </w:r>
       <w:r>
         <w:rPr>
-          <w:rFonts w:asciiTheme="minorHAnsi" w:hAnsiTheme="minorHAnsi" w:cstheme="minorHAnsi"/>
+          <w:rFonts w:ascii="Calibri" w:hAnsi="Calibri" w:cs="Calibri"/>
           <w:sz w:val="24"/>
           <w:szCs w:val="24"/>
         </w:rPr>
@@ -4332,7 +5688,7 @@
       </w:r>
       <w:r>
         <w:rPr>
-          <w:rFonts w:asciiTheme="minorHAnsi" w:hAnsiTheme="minorHAnsi" w:cstheme="minorHAnsi"/>
+          <w:rFonts w:ascii="Calibri" w:hAnsi="Calibri" w:cs="Calibri"/>
           <w:sz w:val="24"/>
           <w:szCs w:val="24"/>
         </w:rPr>
@@ -4340,7 +5696,7 @@
       </w:r>
       <w:r>
         <w:rPr>
-          <w:rFonts w:asciiTheme="minorHAnsi" w:hAnsiTheme="minorHAnsi" w:cstheme="minorHAnsi"/>
+          <w:rFonts w:ascii="Calibri" w:hAnsi="Calibri" w:cs="Calibri"/>
           <w:sz w:val="24"/>
           <w:szCs w:val="24"/>
         </w:rPr>
@@ -4348,7 +5704,7 @@
       </w:r>
       <w:r>
         <w:rPr>
-          <w:rFonts w:asciiTheme="minorHAnsi" w:hAnsiTheme="minorHAnsi" w:cstheme="minorHAnsi"/>
+          <w:rFonts w:ascii="Calibri" w:hAnsi="Calibri" w:cs="Calibri"/>
           <w:sz w:val="24"/>
           <w:szCs w:val="24"/>
         </w:rPr>
@@ -4356,7 +5712,7 @@
       </w:r>
       <w:r>
         <w:rPr>
-          <w:rFonts w:asciiTheme="minorHAnsi" w:hAnsiTheme="minorHAnsi" w:cstheme="minorHAnsi"/>
+          <w:rFonts w:ascii="Calibri" w:hAnsi="Calibri" w:cs="Calibri"/>
           <w:sz w:val="24"/>
           <w:szCs w:val="24"/>
         </w:rPr>
@@ -4372,14 +5728,14 @@
         </w:numPr>
         <w:jc w:val="both"/>
         <w:rPr>
-          <w:rFonts w:asciiTheme="minorHAnsi" w:hAnsiTheme="minorHAnsi" w:cstheme="minorHAnsi"/>
-          <w:sz w:val="24"/>
-          <w:szCs w:val="24"/>
-        </w:rPr>
-      </w:pPr>
-      <w:r>
-        <w:rPr>
-          <w:rFonts w:asciiTheme="minorHAnsi" w:hAnsiTheme="minorHAnsi" w:cstheme="minorHAnsi"/>
+          <w:rFonts w:ascii="Calibri" w:hAnsi="Calibri" w:cs="Calibri"/>
+          <w:sz w:val="24"/>
+          <w:szCs w:val="24"/>
+        </w:rPr>
+      </w:pPr>
+      <w:r>
+        <w:rPr>
+          <w:rFonts w:ascii="Calibri" w:hAnsi="Calibri" w:cs="Calibri"/>
           <w:sz w:val="24"/>
           <w:szCs w:val="24"/>
         </w:rPr>
@@ -4387,7 +5743,7 @@
       </w:r>
       <w:r>
         <w:rPr>
-          <w:rFonts w:asciiTheme="minorHAnsi" w:hAnsiTheme="minorHAnsi" w:cstheme="minorHAnsi"/>
+          <w:rFonts w:ascii="Calibri" w:hAnsi="Calibri" w:cs="Calibri"/>
           <w:sz w:val="24"/>
           <w:szCs w:val="24"/>
         </w:rPr>
@@ -4395,7 +5751,7 @@
       </w:r>
       <w:r>
         <w:rPr>
-          <w:rFonts w:asciiTheme="minorHAnsi" w:hAnsiTheme="minorHAnsi" w:cstheme="minorHAnsi"/>
+          <w:rFonts w:ascii="Calibri" w:hAnsi="Calibri" w:cs="Calibri"/>
           <w:sz w:val="24"/>
           <w:szCs w:val="24"/>
         </w:rPr>
@@ -4403,7 +5759,7 @@
       </w:r>
       <w:r>
         <w:rPr>
-          <w:rFonts w:asciiTheme="minorHAnsi" w:hAnsiTheme="minorHAnsi" w:cstheme="minorHAnsi"/>
+          <w:rFonts w:ascii="Calibri" w:hAnsi="Calibri" w:cs="Calibri"/>
           <w:sz w:val="24"/>
           <w:szCs w:val="24"/>
         </w:rPr>
@@ -4411,7 +5767,7 @@
       </w:r>
       <w:r>
         <w:rPr>
-          <w:rFonts w:asciiTheme="minorHAnsi" w:hAnsiTheme="minorHAnsi" w:cstheme="minorHAnsi"/>
+          <w:rFonts w:ascii="Calibri" w:hAnsi="Calibri" w:cs="Calibri"/>
           <w:sz w:val="24"/>
           <w:szCs w:val="24"/>
         </w:rPr>
@@ -4419,7 +5775,7 @@
       </w:r>
       <w:r>
         <w:rPr>
-          <w:rFonts w:asciiTheme="minorHAnsi" w:hAnsiTheme="minorHAnsi" w:cstheme="minorHAnsi"/>
+          <w:rFonts w:ascii="Calibri" w:hAnsi="Calibri" w:cs="Calibri"/>
           <w:sz w:val="24"/>
           <w:szCs w:val="24"/>
         </w:rPr>
@@ -4427,7 +5783,7 @@
       </w:r>
       <w:r>
         <w:rPr>
-          <w:rFonts w:asciiTheme="minorHAnsi" w:hAnsiTheme="minorHAnsi" w:cstheme="minorHAnsi"/>
+          <w:rFonts w:ascii="Calibri" w:hAnsi="Calibri" w:cs="Calibri"/>
           <w:sz w:val="24"/>
           <w:szCs w:val="24"/>
         </w:rPr>
@@ -4435,7 +5791,7 @@
       </w:r>
       <w:r>
         <w:rPr>
-          <w:rFonts w:asciiTheme="minorHAnsi" w:hAnsiTheme="minorHAnsi" w:cstheme="minorHAnsi"/>
+          <w:rFonts w:ascii="Calibri" w:hAnsi="Calibri" w:cs="Calibri"/>
           <w:sz w:val="24"/>
           <w:szCs w:val="24"/>
         </w:rPr>
@@ -4443,7 +5799,7 @@
       </w:r>
       <w:r>
         <w:rPr>
-          <w:rFonts w:asciiTheme="minorHAnsi" w:hAnsiTheme="minorHAnsi" w:cstheme="minorHAnsi"/>
+          <w:rFonts w:ascii="Calibri" w:hAnsi="Calibri" w:cs="Calibri"/>
           <w:sz w:val="24"/>
           <w:szCs w:val="24"/>
         </w:rPr>
@@ -4451,7 +5807,7 @@
       </w:r>
       <w:r>
         <w:rPr>
-          <w:rFonts w:asciiTheme="minorHAnsi" w:hAnsiTheme="minorHAnsi" w:cstheme="minorHAnsi"/>
+          <w:rFonts w:ascii="Calibri" w:hAnsi="Calibri" w:cs="Calibri"/>
           <w:sz w:val="24"/>
           <w:szCs w:val="24"/>
         </w:rPr>
@@ -4459,7 +5815,7 @@
       </w:r>
       <w:r>
         <w:rPr>
-          <w:rFonts w:asciiTheme="minorHAnsi" w:hAnsiTheme="minorHAnsi" w:cstheme="minorHAnsi"/>
+          <w:rFonts w:ascii="Calibri" w:hAnsi="Calibri" w:cs="Calibri"/>
           <w:sz w:val="24"/>
           <w:szCs w:val="24"/>
         </w:rPr>
@@ -4467,7 +5823,7 @@
       </w:r>
       <w:r>
         <w:rPr>
-          <w:rFonts w:asciiTheme="minorHAnsi" w:hAnsiTheme="minorHAnsi" w:cstheme="minorHAnsi"/>
+          <w:rFonts w:ascii="Calibri" w:hAnsi="Calibri" w:cs="Calibri"/>
           <w:sz w:val="24"/>
           <w:szCs w:val="24"/>
         </w:rPr>
@@ -4483,14 +5839,14 @@
         </w:numPr>
         <w:jc w:val="both"/>
         <w:rPr>
-          <w:rFonts w:asciiTheme="minorHAnsi" w:hAnsiTheme="minorHAnsi" w:cstheme="minorHAnsi"/>
-          <w:sz w:val="24"/>
-          <w:szCs w:val="24"/>
-        </w:rPr>
-      </w:pPr>
-      <w:r>
-        <w:rPr>
-          <w:rFonts w:asciiTheme="minorHAnsi" w:hAnsiTheme="minorHAnsi" w:cstheme="minorHAnsi"/>
+          <w:rFonts w:ascii="Calibri" w:hAnsi="Calibri" w:cs="Calibri"/>
+          <w:sz w:val="24"/>
+          <w:szCs w:val="24"/>
+        </w:rPr>
+      </w:pPr>
+      <w:r>
+        <w:rPr>
+          <w:rFonts w:ascii="Calibri" w:hAnsi="Calibri" w:cs="Calibri"/>
           <w:sz w:val="24"/>
           <w:szCs w:val="24"/>
         </w:rPr>
@@ -4498,7 +5854,7 @@
       </w:r>
       <w:r>
         <w:rPr>
-          <w:rFonts w:asciiTheme="minorHAnsi" w:hAnsiTheme="minorHAnsi" w:cstheme="minorHAnsi"/>
+          <w:rFonts w:ascii="Calibri" w:hAnsi="Calibri" w:cs="Calibri"/>
           <w:sz w:val="24"/>
           <w:szCs w:val="24"/>
         </w:rPr>
@@ -4506,7 +5862,7 @@
       </w:r>
       <w:r>
         <w:rPr>
-          <w:rFonts w:asciiTheme="minorHAnsi" w:hAnsiTheme="minorHAnsi" w:cstheme="minorHAnsi"/>
+          <w:rFonts w:ascii="Calibri" w:hAnsi="Calibri" w:cs="Calibri"/>
           <w:sz w:val="24"/>
           <w:szCs w:val="24"/>
         </w:rPr>
@@ -4517,7 +5873,7 @@
       <w:pPr>
         <w:pStyle w:val="Akapitzlist"/>
         <w:rPr>
-          <w:rFonts w:asciiTheme="minorHAnsi" w:hAnsiTheme="minorHAnsi" w:cstheme="minorHAnsi"/>
+          <w:rFonts w:ascii="Calibri" w:hAnsi="Calibri" w:cs="Calibri"/>
           <w:sz w:val="24"/>
           <w:szCs w:val="24"/>
         </w:rPr>
@@ -4529,7 +5885,7 @@
         <w:ind w:left="0"/>
         <w:jc w:val="center"/>
         <w:rPr>
-          <w:rFonts w:asciiTheme="minorHAnsi" w:hAnsiTheme="minorHAnsi" w:cstheme="minorHAnsi"/>
+          <w:rFonts w:ascii="Calibri" w:hAnsi="Calibri" w:cs="Calibri"/>
           <w:b/>
           <w:sz w:val="24"/>
           <w:szCs w:val="24"/>
@@ -4537,7 +5893,7 @@
       </w:pPr>
       <w:r>
         <w:rPr>
-          <w:rFonts w:asciiTheme="minorHAnsi" w:hAnsiTheme="minorHAnsi" w:cstheme="minorHAnsi"/>
+          <w:rFonts w:ascii="Calibri" w:hAnsi="Calibri" w:cs="Calibri"/>
           <w:b/>
           <w:sz w:val="24"/>
           <w:szCs w:val="24"/>
@@ -4554,14 +5910,14 @@
         </w:numPr>
         <w:jc w:val="both"/>
         <w:rPr>
-          <w:rFonts w:asciiTheme="minorHAnsi" w:hAnsiTheme="minorHAnsi" w:cstheme="minorHAnsi"/>
-          <w:sz w:val="24"/>
-          <w:szCs w:val="24"/>
-        </w:rPr>
-      </w:pPr>
-      <w:r>
-        <w:rPr>
-          <w:rFonts w:asciiTheme="minorHAnsi" w:hAnsiTheme="minorHAnsi" w:cstheme="minorHAnsi"/>
+          <w:rFonts w:ascii="Calibri" w:hAnsi="Calibri" w:cs="Calibri"/>
+          <w:sz w:val="24"/>
+          <w:szCs w:val="24"/>
+        </w:rPr>
+      </w:pPr>
+      <w:r>
+        <w:rPr>
+          <w:rFonts w:ascii="Calibri" w:hAnsi="Calibri" w:cs="Calibri"/>
           <w:sz w:val="24"/>
           <w:szCs w:val="24"/>
         </w:rPr>
@@ -4577,14 +5933,14 @@
         </w:numPr>
         <w:jc w:val="both"/>
         <w:rPr>
-          <w:rFonts w:asciiTheme="minorHAnsi" w:hAnsiTheme="minorHAnsi" w:cstheme="minorHAnsi"/>
-          <w:sz w:val="24"/>
-          <w:szCs w:val="24"/>
-        </w:rPr>
-      </w:pPr>
-      <w:r>
-        <w:rPr>
-          <w:rFonts w:asciiTheme="minorHAnsi" w:hAnsiTheme="minorHAnsi" w:cstheme="minorHAnsi"/>
+          <w:rFonts w:ascii="Calibri" w:hAnsi="Calibri" w:cs="Calibri"/>
+          <w:sz w:val="24"/>
+          <w:szCs w:val="24"/>
+        </w:rPr>
+      </w:pPr>
+      <w:r>
+        <w:rPr>
+          <w:rFonts w:ascii="Calibri" w:hAnsi="Calibri" w:cs="Calibri"/>
           <w:sz w:val="24"/>
           <w:szCs w:val="24"/>
         </w:rPr>
@@ -4592,7 +5948,7 @@
       </w:r>
       <w:r>
         <w:rPr>
-          <w:rFonts w:asciiTheme="minorHAnsi" w:hAnsiTheme="minorHAnsi" w:cstheme="minorHAnsi"/>
+          <w:rFonts w:ascii="Calibri" w:hAnsi="Calibri" w:cs="Calibri"/>
           <w:sz w:val="24"/>
           <w:szCs w:val="24"/>
         </w:rPr>
@@ -4600,7 +5956,7 @@
       </w:r>
       <w:r>
         <w:rPr>
-          <w:rFonts w:asciiTheme="minorHAnsi" w:hAnsiTheme="minorHAnsi" w:cstheme="minorHAnsi"/>
+          <w:rFonts w:ascii="Calibri" w:hAnsi="Calibri" w:cs="Calibri"/>
           <w:sz w:val="24"/>
           <w:szCs w:val="24"/>
         </w:rPr>
@@ -4616,14 +5972,14 @@
         </w:numPr>
         <w:jc w:val="both"/>
         <w:rPr>
-          <w:rFonts w:asciiTheme="minorHAnsi" w:hAnsiTheme="minorHAnsi" w:cstheme="minorHAnsi"/>
-          <w:sz w:val="24"/>
-          <w:szCs w:val="24"/>
-        </w:rPr>
-      </w:pPr>
-      <w:r>
-        <w:rPr>
-          <w:rFonts w:asciiTheme="minorHAnsi" w:hAnsiTheme="minorHAnsi" w:cstheme="minorHAnsi"/>
+          <w:rFonts w:ascii="Calibri" w:hAnsi="Calibri" w:cs="Calibri"/>
+          <w:sz w:val="24"/>
+          <w:szCs w:val="24"/>
+        </w:rPr>
+      </w:pPr>
+      <w:r>
+        <w:rPr>
+          <w:rFonts w:ascii="Calibri" w:hAnsi="Calibri" w:cs="Calibri"/>
           <w:sz w:val="24"/>
           <w:szCs w:val="24"/>
         </w:rPr>
@@ -4631,7 +5987,7 @@
       </w:r>
       <w:r>
         <w:rPr>
-          <w:rFonts w:asciiTheme="minorHAnsi" w:hAnsiTheme="minorHAnsi" w:cstheme="minorHAnsi"/>
+          <w:rFonts w:ascii="Calibri" w:hAnsi="Calibri" w:cs="Calibri"/>
           <w:sz w:val="24"/>
           <w:szCs w:val="24"/>
         </w:rPr>
@@ -4647,14 +6003,14 @@
         </w:numPr>
         <w:jc w:val="both"/>
         <w:rPr>
-          <w:rFonts w:asciiTheme="minorHAnsi" w:hAnsiTheme="minorHAnsi" w:cstheme="minorHAnsi"/>
-          <w:sz w:val="24"/>
-          <w:szCs w:val="24"/>
-        </w:rPr>
-      </w:pPr>
-      <w:r>
-        <w:rPr>
-          <w:rFonts w:asciiTheme="minorHAnsi" w:hAnsiTheme="minorHAnsi" w:cstheme="minorHAnsi"/>
+          <w:rFonts w:ascii="Calibri" w:hAnsi="Calibri" w:cs="Calibri"/>
+          <w:sz w:val="24"/>
+          <w:szCs w:val="24"/>
+        </w:rPr>
+      </w:pPr>
+      <w:r>
+        <w:rPr>
+          <w:rFonts w:ascii="Calibri" w:hAnsi="Calibri" w:cs="Calibri"/>
           <w:sz w:val="24"/>
           <w:szCs w:val="24"/>
         </w:rPr>
@@ -4662,7 +6018,7 @@
       </w:r>
       <w:r>
         <w:rPr>
-          <w:rFonts w:asciiTheme="minorHAnsi" w:hAnsiTheme="minorHAnsi" w:cstheme="minorHAnsi"/>
+          <w:rFonts w:ascii="Calibri" w:hAnsi="Calibri" w:cs="Calibri"/>
           <w:sz w:val="24"/>
           <w:szCs w:val="24"/>
         </w:rPr>
@@ -4670,7 +6026,7 @@
       </w:r>
       <w:r>
         <w:rPr>
-          <w:rFonts w:asciiTheme="minorHAnsi" w:hAnsiTheme="minorHAnsi" w:cstheme="minorHAnsi"/>
+          <w:rFonts w:ascii="Calibri" w:hAnsi="Calibri" w:cs="Calibri"/>
           <w:sz w:val="24"/>
           <w:szCs w:val="24"/>
         </w:rPr>
@@ -4686,14 +6042,14 @@
         </w:numPr>
         <w:jc w:val="both"/>
         <w:rPr>
-          <w:rFonts w:asciiTheme="minorHAnsi" w:hAnsiTheme="minorHAnsi" w:cstheme="minorHAnsi"/>
-          <w:sz w:val="24"/>
-          <w:szCs w:val="24"/>
-        </w:rPr>
-      </w:pPr>
-      <w:r>
-        <w:rPr>
-          <w:rFonts w:asciiTheme="minorHAnsi" w:hAnsiTheme="minorHAnsi" w:cstheme="minorHAnsi"/>
+          <w:rFonts w:ascii="Calibri" w:hAnsi="Calibri" w:cs="Calibri"/>
+          <w:sz w:val="24"/>
+          <w:szCs w:val="24"/>
+        </w:rPr>
+      </w:pPr>
+      <w:r>
+        <w:rPr>
+          <w:rFonts w:ascii="Calibri" w:hAnsi="Calibri" w:cs="Calibri"/>
           <w:sz w:val="24"/>
           <w:szCs w:val="24"/>
         </w:rPr>
@@ -4706,7 +6062,7 @@
         <w:ind w:left="0"/>
         <w:jc w:val="both"/>
         <w:rPr>
-          <w:rFonts w:asciiTheme="minorHAnsi" w:hAnsiTheme="minorHAnsi" w:cstheme="minorHAnsi"/>
+          <w:rFonts w:ascii="Calibri" w:hAnsi="Calibri" w:cs="Calibri"/>
           <w:sz w:val="24"/>
           <w:szCs w:val="24"/>
         </w:rPr>
@@ -4718,7 +6074,7 @@
         <w:ind w:left="0"/>
         <w:jc w:val="both"/>
         <w:rPr>
-          <w:rFonts w:asciiTheme="minorHAnsi" w:hAnsiTheme="minorHAnsi" w:cstheme="minorHAnsi"/>
+          <w:rFonts w:ascii="Calibri" w:hAnsi="Calibri" w:cs="Calibri"/>
           <w:sz w:val="24"/>
           <w:szCs w:val="24"/>
         </w:rPr>
@@ -4730,7 +6086,7 @@
         <w:ind w:left="0"/>
         <w:jc w:val="both"/>
         <w:rPr>
-          <w:rFonts w:asciiTheme="minorHAnsi" w:hAnsiTheme="minorHAnsi" w:cstheme="minorHAnsi"/>
+          <w:rFonts w:ascii="Calibri" w:hAnsi="Calibri" w:cs="Calibri"/>
           <w:b/>
           <w:sz w:val="24"/>
           <w:szCs w:val="24"/>
@@ -4738,16 +6094,17 @@
       </w:pPr>
       <w:r>
         <w:rPr>
-          <w:rFonts w:asciiTheme="minorHAnsi" w:hAnsiTheme="minorHAnsi" w:cstheme="minorHAnsi"/>
+          <w:rFonts w:ascii="Calibri" w:hAnsi="Calibri" w:cs="Calibri"/>
           <w:b/>
           <w:sz w:val="24"/>
           <w:szCs w:val="24"/>
         </w:rPr>
+        <w:lastRenderedPageBreak/>
         <w:t>DEWELOPER:</w:t>
       </w:r>
       <w:r>
         <w:rPr>
-          <w:rFonts w:asciiTheme="minorHAnsi" w:hAnsiTheme="minorHAnsi" w:cstheme="minorHAnsi"/>
+          <w:rFonts w:ascii="Calibri" w:hAnsi="Calibri" w:cs="Calibri"/>
           <w:b/>
           <w:sz w:val="24"/>
           <w:szCs w:val="24"/>
@@ -4756,7 +6113,7 @@
       </w:r>
       <w:r>
         <w:rPr>
-          <w:rFonts w:asciiTheme="minorHAnsi" w:hAnsiTheme="minorHAnsi" w:cstheme="minorHAnsi"/>
+          <w:rFonts w:ascii="Calibri" w:hAnsi="Calibri" w:cs="Calibri"/>
           <w:b/>
           <w:sz w:val="24"/>
           <w:szCs w:val="24"/>
@@ -4765,7 +6122,7 @@
       </w:r>
       <w:r>
         <w:rPr>
-          <w:rFonts w:asciiTheme="minorHAnsi" w:hAnsiTheme="minorHAnsi" w:cstheme="minorHAnsi"/>
+          <w:rFonts w:ascii="Calibri" w:hAnsi="Calibri" w:cs="Calibri"/>
           <w:b/>
           <w:sz w:val="24"/>
           <w:szCs w:val="24"/>
@@ -4774,7 +6131,7 @@
       </w:r>
       <w:r>
         <w:rPr>
-          <w:rFonts w:asciiTheme="minorHAnsi" w:hAnsiTheme="minorHAnsi" w:cstheme="minorHAnsi"/>
+          <w:rFonts w:ascii="Calibri" w:hAnsi="Calibri" w:cs="Calibri"/>
           <w:b/>
           <w:sz w:val="24"/>
           <w:szCs w:val="24"/>
@@ -4783,7 +6140,7 @@
       </w:r>
       <w:r>
         <w:rPr>
-          <w:rFonts w:asciiTheme="minorHAnsi" w:hAnsiTheme="minorHAnsi" w:cstheme="minorHAnsi"/>
+          <w:rFonts w:ascii="Calibri" w:hAnsi="Calibri" w:cs="Calibri"/>
           <w:b/>
           <w:sz w:val="24"/>
           <w:szCs w:val="24"/>
@@ -4792,7 +6149,7 @@
       </w:r>
       <w:r>
         <w:rPr>
-          <w:rFonts w:asciiTheme="minorHAnsi" w:hAnsiTheme="minorHAnsi" w:cstheme="minorHAnsi"/>
+          <w:rFonts w:ascii="Calibri" w:hAnsi="Calibri" w:cs="Calibri"/>
           <w:b/>
           <w:sz w:val="24"/>
           <w:szCs w:val="24"/>
@@ -4801,7 +6158,7 @@
       </w:r>
       <w:r>
         <w:rPr>
-          <w:rFonts w:asciiTheme="minorHAnsi" w:hAnsiTheme="minorHAnsi" w:cstheme="minorHAnsi"/>
+          <w:rFonts w:ascii="Calibri" w:hAnsi="Calibri" w:cs="Calibri"/>
           <w:b/>
           <w:sz w:val="24"/>
           <w:szCs w:val="24"/>
@@ -4810,7 +6167,7 @@
       </w:r>
       <w:r>
         <w:rPr>
-          <w:rFonts w:asciiTheme="minorHAnsi" w:hAnsiTheme="minorHAnsi" w:cstheme="minorHAnsi"/>
+          <w:rFonts w:ascii="Calibri" w:hAnsi="Calibri" w:cs="Calibri"/>
           <w:b/>
           <w:sz w:val="24"/>
           <w:szCs w:val="24"/>
@@ -4819,7 +6176,7 @@
       </w:r>
       <w:r>
         <w:rPr>
-          <w:rFonts w:asciiTheme="minorHAnsi" w:hAnsiTheme="minorHAnsi" w:cstheme="minorHAnsi"/>
+          <w:rFonts w:ascii="Calibri" w:hAnsi="Calibri" w:cs="Calibri"/>
           <w:b/>
           <w:sz w:val="24"/>
           <w:szCs w:val="24"/>
@@ -4828,7 +6185,7 @@
       </w:r>
       <w:r>
         <w:rPr>
-          <w:rFonts w:asciiTheme="minorHAnsi" w:hAnsiTheme="minorHAnsi" w:cstheme="minorHAnsi"/>
+          <w:rFonts w:ascii="Calibri" w:hAnsi="Calibri" w:cs="Calibri"/>
           <w:b/>
           <w:sz w:val="24"/>
           <w:szCs w:val="24"/>
@@ -4837,7 +6194,7 @@
       </w:r>
       <w:r>
         <w:rPr>
-          <w:rFonts w:asciiTheme="minorHAnsi" w:hAnsiTheme="minorHAnsi" w:cstheme="minorHAnsi"/>
+          <w:rFonts w:ascii="Calibri" w:hAnsi="Calibri" w:cs="Calibri"/>
           <w:b/>
           <w:sz w:val="24"/>
           <w:szCs w:val="24"/>
@@ -4846,7 +6203,7 @@
       </w:r>
       <w:r>
         <w:rPr>
-          <w:rFonts w:asciiTheme="minorHAnsi" w:hAnsiTheme="minorHAnsi" w:cstheme="minorHAnsi"/>
+          <w:rFonts w:ascii="Calibri" w:hAnsi="Calibri" w:cs="Calibri"/>
           <w:b/>
           <w:sz w:val="24"/>
           <w:szCs w:val="24"/>
@@ -4855,7 +6212,7 @@
       </w:r>
       <w:r>
         <w:rPr>
-          <w:rFonts w:asciiTheme="minorHAnsi" w:hAnsiTheme="minorHAnsi" w:cstheme="minorHAnsi"/>
+          <w:rFonts w:ascii="Calibri" w:hAnsi="Calibri" w:cs="Calibri"/>
           <w:b/>
           <w:sz w:val="24"/>
           <w:szCs w:val="24"/>
@@ -4864,7 +6221,7 @@
       </w:r>
       <w:r>
         <w:rPr>
-          <w:rFonts w:asciiTheme="minorHAnsi" w:hAnsiTheme="minorHAnsi" w:cstheme="minorHAnsi"/>
+          <w:rFonts w:ascii="Calibri" w:hAnsi="Calibri" w:cs="Calibri"/>
           <w:b/>
           <w:sz w:val="24"/>
           <w:szCs w:val="24"/>
@@ -4873,7 +6230,7 @@
       </w:r>
       <w:r>
         <w:rPr>
-          <w:rFonts w:asciiTheme="minorHAnsi" w:hAnsiTheme="minorHAnsi" w:cstheme="minorHAnsi"/>
+          <w:rFonts w:ascii="Calibri" w:hAnsi="Calibri" w:cs="Calibri"/>
           <w:b/>
           <w:sz w:val="24"/>
           <w:szCs w:val="24"/>
@@ -4884,7 +6241,7 @@
     <w:p>
       <w:pPr>
         <w:rPr>
-          <w:rFonts w:asciiTheme="minorHAnsi" w:hAnsiTheme="minorHAnsi" w:cstheme="minorHAnsi"/>
+          <w:rFonts w:ascii="Calibri" w:hAnsi="Calibri" w:cs="Calibri"/>
           <w:sz w:val="24"/>
           <w:szCs w:val="24"/>
         </w:rPr>
@@ -4893,14 +6250,14 @@
     <w:p>
       <w:pPr>
         <w:rPr>
-          <w:rFonts w:asciiTheme="minorHAnsi" w:hAnsiTheme="minorHAnsi" w:cstheme="minorHAnsi"/>
-          <w:sz w:val="24"/>
-          <w:szCs w:val="24"/>
-        </w:rPr>
-      </w:pPr>
-      <w:r>
-        <w:rPr>
-          <w:rFonts w:asciiTheme="minorHAnsi" w:hAnsiTheme="minorHAnsi" w:cstheme="minorHAnsi"/>
+          <w:rFonts w:ascii="Calibri" w:hAnsi="Calibri" w:cs="Calibri"/>
+          <w:sz w:val="24"/>
+          <w:szCs w:val="24"/>
+        </w:rPr>
+      </w:pPr>
+      <w:r>
+        <w:rPr>
+          <w:rFonts w:ascii="Calibri" w:hAnsi="Calibri" w:cs="Calibri"/>
           <w:sz w:val="24"/>
           <w:szCs w:val="24"/>
         </w:rPr>
@@ -4908,7 +6265,7 @@
       </w:r>
       <w:r>
         <w:rPr>
-          <w:rFonts w:asciiTheme="minorHAnsi" w:hAnsiTheme="minorHAnsi" w:cstheme="minorHAnsi"/>
+          <w:rFonts w:ascii="Calibri" w:hAnsi="Calibri" w:cs="Calibri"/>
           <w:i/>
           <w:sz w:val="24"/>
           <w:szCs w:val="24"/>
@@ -4917,7 +6274,7 @@
       </w:r>
       <w:r>
         <w:rPr>
-          <w:rFonts w:asciiTheme="minorHAnsi" w:hAnsiTheme="minorHAnsi" w:cstheme="minorHAnsi"/>
+          <w:rFonts w:ascii="Calibri" w:hAnsi="Calibri" w:cs="Calibri"/>
           <w:i/>
           <w:sz w:val="24"/>
           <w:szCs w:val="24"/>
@@ -4926,7 +6283,7 @@
       </w:r>
       <w:r>
         <w:rPr>
-          <w:rFonts w:asciiTheme="minorHAnsi" w:hAnsiTheme="minorHAnsi" w:cstheme="minorHAnsi"/>
+          <w:rFonts w:ascii="Calibri" w:hAnsi="Calibri" w:cs="Calibri"/>
           <w:i/>
           <w:sz w:val="24"/>
           <w:szCs w:val="24"/>
@@ -4935,7 +6292,7 @@
       </w:r>
       <w:r>
         <w:rPr>
-          <w:rFonts w:asciiTheme="minorHAnsi" w:hAnsiTheme="minorHAnsi" w:cstheme="minorHAnsi"/>
+          <w:rFonts w:ascii="Calibri" w:hAnsi="Calibri" w:cs="Calibri"/>
           <w:i/>
           <w:sz w:val="24"/>
           <w:szCs w:val="24"/>
@@ -4944,7 +6301,7 @@
       </w:r>
       <w:r>
         <w:rPr>
-          <w:rFonts w:asciiTheme="minorHAnsi" w:hAnsiTheme="minorHAnsi" w:cstheme="minorHAnsi"/>
+          <w:rFonts w:ascii="Calibri" w:hAnsi="Calibri" w:cs="Calibri"/>
           <w:i/>
           <w:sz w:val="24"/>
           <w:szCs w:val="24"/>
@@ -4954,7 +6311,7 @@
       </w:r>
     </w:p>
     <w:sectPr>
-      <w:footerReference w:type="default" r:id="rId7"/>
+      <w:footerReference w:type="default" r:id="rId8"/>
       <w:pgSz w:w="11906" w:h="16838"/>
       <w:pgMar w:top="1134" w:right="1417" w:bottom="1135" w:left="1417" w:header="708" w:footer="708" w:gutter="0"/>
       <w:cols w:space="708"/>
@@ -4988,16 +6345,31 @@
   <w:p>
     <w:pPr>
       <w:pStyle w:val="Stopka"/>
-      <w:jc w:val="right"/>
+      <w:rPr>
+        <w:rFonts w:asciiTheme="minorHAnsi" w:hAnsiTheme="minorHAnsi" w:cstheme="minorHAnsi"/>
+        <w:sz w:val="18"/>
+        <w:szCs w:val="18"/>
+      </w:rPr>
     </w:pPr>
     <w:r>
       <w:rPr>
+        <w:rFonts w:asciiTheme="minorHAnsi" w:hAnsiTheme="minorHAnsi" w:cstheme="minorHAnsi"/>
         <w:noProof/>
+        <w:sz w:val="18"/>
+        <w:szCs w:val="18"/>
       </w:rPr>
       <w:drawing>
-        <wp:inline distT="0" distB="0" distL="0" distR="0" wp14:anchorId="7D397E71" wp14:editId="0FC98175">
-          <wp:extent cx="1569720" cy="534686"/>
-          <wp:effectExtent l="0" t="0" r="0" b="0"/>
+        <wp:anchor distT="0" distB="0" distL="114300" distR="114300" simplePos="0" relativeHeight="251658240" behindDoc="0" locked="0" layoutInCell="1" allowOverlap="1" wp14:anchorId="615CC896" wp14:editId="421DB511">
+          <wp:simplePos x="0" y="0"/>
+          <wp:positionH relativeFrom="column">
+            <wp:posOffset>4238625</wp:posOffset>
+          </wp:positionH>
+          <wp:positionV relativeFrom="paragraph">
+            <wp:posOffset>67310</wp:posOffset>
+          </wp:positionV>
+          <wp:extent cx="1520825" cy="518160"/>
+          <wp:effectExtent l="0" t="0" r="3175" b="0"/>
+          <wp:wrapSquare wrapText="bothSides"/>
           <wp:docPr id="2" name="Obraz 2"/>
           <wp:cNvGraphicFramePr>
             <a:graphicFrameLocks xmlns:a="http://schemas.openxmlformats.org/drawingml/2006/main" noChangeAspect="1"/>
@@ -5006,9 +6378,9 @@
             <a:graphicData uri="http://schemas.openxmlformats.org/drawingml/2006/picture">
               <pic:pic xmlns:pic="http://schemas.openxmlformats.org/drawingml/2006/picture">
                 <pic:nvPicPr>
-                  <pic:cNvPr id="0" name="Picture 2"/>
+                  <pic:cNvPr id="2" name="Obraz 2"/>
                   <pic:cNvPicPr>
-                    <a:picLocks noChangeAspect="1" noChangeArrowheads="1"/>
+                    <a:picLocks noChangeAspect="1"/>
                   </pic:cNvPicPr>
                 </pic:nvPicPr>
                 <pic:blipFill>
@@ -5027,7 +6399,7 @@
                 <pic:spPr bwMode="auto">
                   <a:xfrm>
                     <a:off x="0" y="0"/>
-                    <a:ext cx="1582165" cy="538925"/>
+                    <a:ext cx="1520825" cy="518160"/>
                   </a:xfrm>
                   <a:prstGeom prst="rect">
                     <a:avLst/>
@@ -5040,8 +6412,40 @@
               </pic:pic>
             </a:graphicData>
           </a:graphic>
-        </wp:inline>
+          <wp14:sizeRelH relativeFrom="margin">
+            <wp14:pctWidth>0</wp14:pctWidth>
+          </wp14:sizeRelH>
+          <wp14:sizeRelV relativeFrom="margin">
+            <wp14:pctHeight>0</wp14:pctHeight>
+          </wp14:sizeRelV>
+        </wp:anchor>
       </w:drawing>
+    </w:r>
+    <w:r>
+      <w:rPr>
+        <w:rFonts w:asciiTheme="minorHAnsi" w:hAnsiTheme="minorHAnsi" w:cstheme="minorHAnsi"/>
+        <w:sz w:val="18"/>
+        <w:szCs w:val="18"/>
+      </w:rPr>
+      <w:t>MARAF Development Sp. z o.o.</w:t>
+    </w:r>
+    <w:r>
+      <w:rPr>
+        <w:rFonts w:asciiTheme="minorHAnsi" w:hAnsiTheme="minorHAnsi" w:cstheme="minorHAnsi"/>
+        <w:sz w:val="18"/>
+        <w:szCs w:val="18"/>
+      </w:rPr>
+      <w:br/>
+      <w:t>ul. Struga 23, 95-100 Zgierz</w:t>
+    </w:r>
+    <w:r>
+      <w:rPr>
+        <w:rFonts w:asciiTheme="minorHAnsi" w:hAnsiTheme="minorHAnsi" w:cstheme="minorHAnsi"/>
+        <w:sz w:val="18"/>
+        <w:szCs w:val="18"/>
+      </w:rPr>
+      <w:br/>
+      <w:t>www.novastaffa.pl · biuro@novastaffa.pl</w:t>
     </w:r>
   </w:p>
 </w:ftr>
@@ -6519,7 +7923,6 @@
   <w:style w:type="character" w:default="1" w:styleId="Domylnaczcionkaakapitu">
     <w:name w:val="Default Paragraph Font"/>
     <w:uiPriority w:val="1"/>
-    <w:semiHidden/>
     <w:unhideWhenUsed/>
   </w:style>
   <w:style w:type="table" w:default="1" w:styleId="Standardowy">
@@ -6698,7 +8101,7 @@
     <w:link w:val="NagwekZnak"/>
     <w:uiPriority w:val="99"/>
     <w:unhideWhenUsed/>
-    <w:rsid w:val="00376D90"/>
+    <w:rsid w:val="00FC4B2D"/>
     <w:pPr>
       <w:tabs>
         <w:tab w:val="center" w:pos="4536"/>
@@ -6711,7 +8114,7 @@
     <w:basedOn w:val="Domylnaczcionkaakapitu"/>
     <w:link w:val="Nagwek"/>
     <w:uiPriority w:val="99"/>
-    <w:rsid w:val="00376D90"/>
+    <w:rsid w:val="00FC4B2D"/>
     <w:rPr>
       <w:rFonts w:ascii="Times New Roman" w:eastAsia="Times New Roman" w:hAnsi="Times New Roman" w:cs="Times New Roman"/>
       <w:sz w:val="20"/>
@@ -6724,7 +8127,7 @@
     <w:link w:val="StopkaZnak"/>
     <w:uiPriority w:val="99"/>
     <w:unhideWhenUsed/>
-    <w:rsid w:val="00376D90"/>
+    <w:rsid w:val="00FC4B2D"/>
     <w:pPr>
       <w:tabs>
         <w:tab w:val="center" w:pos="4536"/>
@@ -6737,7 +8140,7 @@
     <w:basedOn w:val="Domylnaczcionkaakapitu"/>
     <w:link w:val="Stopka"/>
     <w:uiPriority w:val="99"/>
-    <w:rsid w:val="00376D90"/>
+    <w:rsid w:val="00FC4B2D"/>
     <w:rPr>
       <w:rFonts w:ascii="Times New Roman" w:eastAsia="Times New Roman" w:hAnsi="Times New Roman" w:cs="Times New Roman"/>
       <w:sz w:val="20"/>
@@ -7030,4 +8433,16 @@
   <a:objectDefaults/>
   <a:extraClrSchemeLst/>
 </a:theme>
+</file>
+
+<file path=customXml/item1.xml><?xml version="1.0" encoding="utf-8"?>
+<b:Sources xmlns:b="http://schemas.openxmlformats.org/officeDocument/2006/bibliography" xmlns="http://schemas.openxmlformats.org/officeDocument/2006/bibliography" SelectedStyle="\APASixthEditionOfficeOnline.xsl" StyleName="APA" Version="6"/>
+</file>
+
+<file path=customXml/itemProps1.xml><?xml version="1.0" encoding="utf-8"?>
+<ds:datastoreItem xmlns:ds="http://schemas.openxmlformats.org/officeDocument/2006/customXml" ds:itemID="{EC578EBD-40A8-43AD-AA06-361BDA05F36B}">
+  <ds:schemaRefs>
+    <ds:schemaRef ds:uri="http://schemas.openxmlformats.org/officeDocument/2006/bibliography"/>
+  </ds:schemaRefs>
+</ds:datastoreItem>
 </file>
--- a/templates/umowa-rezerwacyjna.docx
+++ b/templates/umowa-rezerwacyjna.docx
@@ -39,25 +39,7 @@
           <w:sz w:val="24"/>
           <w:szCs w:val="24"/>
         </w:rPr>
-        <w:t>„</w:t>
-      </w:r>
-      <w:r>
-        <w:rPr>
-          <w:rFonts w:ascii="Calibri" w:hAnsi="Calibri" w:cs="Calibri"/>
-          <w:b/>
-          <w:sz w:val="24"/>
-          <w:szCs w:val="24"/>
-        </w:rPr>
-        <w:t>NOVA STAFFA – ETAP 1</w:t>
-      </w:r>
-      <w:r>
-        <w:rPr>
-          <w:rFonts w:ascii="Calibri" w:hAnsi="Calibri" w:cs="Calibri"/>
-          <w:b/>
-          <w:sz w:val="24"/>
-          <w:szCs w:val="24"/>
-        </w:rPr>
-        <w:t>”</w:t>
+        <w:t>„NOVA STAFFA – ETAP 1”</w:t>
       </w:r>
     </w:p>
     <w:p>
@@ -82,130 +64,54 @@
           <w:b/>
           <w:sz w:val="24"/>
           <w:szCs w:val="24"/>
-        </w:rPr>
-        <w:t>{{</w:t>
-      </w:r>
-      <w:proofErr w:type="spellStart"/>
-      <w:r>
-        <w:rPr>
-          <w:rFonts w:ascii="Calibri" w:hAnsi="Calibri" w:cs="Calibri"/>
-          <w:b/>
-          <w:sz w:val="24"/>
-          <w:szCs w:val="24"/>
-        </w:rPr>
-        <w:t>contractNumber</w:t>
-      </w:r>
-      <w:proofErr w:type="spellEnd"/>
-      <w:r>
-        <w:rPr>
-          <w:rFonts w:ascii="Calibri" w:hAnsi="Calibri" w:cs="Calibri"/>
-          <w:b/>
-          <w:sz w:val="24"/>
-          <w:szCs w:val="24"/>
-        </w:rPr>
-        <w:t>}}</w:t>
-      </w:r>
-    </w:p>
-    <w:p>
-      <w:pPr>
-        <w:jc w:val="both"/>
-        <w:rPr>
-          <w:rFonts w:ascii="Calibri" w:hAnsi="Calibri" w:cs="Calibri"/>
-          <w:sz w:val="24"/>
-          <w:szCs w:val="24"/>
-        </w:rPr>
-      </w:pPr>
-    </w:p>
-    <w:p>
-      <w:pPr>
-        <w:jc w:val="both"/>
-        <w:rPr>
-          <w:rFonts w:ascii="Calibri" w:hAnsi="Calibri" w:cs="Calibri"/>
-          <w:sz w:val="24"/>
-          <w:szCs w:val="24"/>
-        </w:rPr>
-      </w:pPr>
-      <w:r>
-        <w:rPr>
-          <w:rFonts w:ascii="Calibri" w:hAnsi="Calibri" w:cs="Calibri"/>
-          <w:sz w:val="24"/>
-          <w:szCs w:val="24"/>
-        </w:rPr>
-        <w:t xml:space="preserve">zawarta w </w:t>
-      </w:r>
-      <w:r>
-        <w:rPr>
-          <w:rFonts w:ascii="Calibri" w:hAnsi="Calibri" w:cs="Calibri"/>
-          <w:sz w:val="24"/>
-          <w:szCs w:val="24"/>
-        </w:rPr>
-        <w:t>Zgierzu</w:t>
-      </w:r>
-      <w:r>
-        <w:rPr>
-          <w:rFonts w:ascii="Calibri" w:hAnsi="Calibri" w:cs="Calibri"/>
-          <w:sz w:val="24"/>
-          <w:szCs w:val="24"/>
-        </w:rPr>
-        <w:t xml:space="preserve"> w dniu</w:t>
-      </w:r>
-      <w:r>
-        <w:rPr>
-          <w:rFonts w:ascii="Calibri" w:hAnsi="Calibri" w:cs="Calibri"/>
-          <w:sz w:val="24"/>
-          <w:szCs w:val="24"/>
-        </w:rPr>
-        <w:t xml:space="preserve"> </w:t>
-      </w:r>
-      <w:r>
-        <w:rPr>
-          <w:rFonts w:ascii="Calibri" w:hAnsi="Calibri" w:cs="Calibri"/>
-          <w:sz w:val="24"/>
-          <w:szCs w:val="24"/>
-        </w:rPr>
-        <w:t>{{</w:t>
-      </w:r>
-      <w:proofErr w:type="spellStart"/>
-      <w:r>
-        <w:rPr>
-          <w:rFonts w:ascii="Calibri" w:hAnsi="Calibri" w:cs="Calibri"/>
-          <w:sz w:val="24"/>
-          <w:szCs w:val="24"/>
-        </w:rPr>
-        <w:t>signDate</w:t>
-      </w:r>
-      <w:proofErr w:type="spellEnd"/>
-      <w:r>
-        <w:rPr>
-          <w:rFonts w:ascii="Calibri" w:hAnsi="Calibri" w:cs="Calibri"/>
-          <w:sz w:val="24"/>
-          <w:szCs w:val="24"/>
-        </w:rPr>
-        <w:t>}}</w:t>
-      </w:r>
-      <w:r>
-        <w:rPr>
-          <w:rFonts w:ascii="Calibri" w:hAnsi="Calibri" w:cs="Calibri"/>
-          <w:sz w:val="24"/>
-          <w:szCs w:val="24"/>
-        </w:rPr>
-        <w:t xml:space="preserve"> </w:t>
-      </w:r>
-      <w:r>
-        <w:rPr>
-          <w:rFonts w:ascii="Calibri" w:hAnsi="Calibri" w:cs="Calibri"/>
-          <w:sz w:val="24"/>
-          <w:szCs w:val="24"/>
-        </w:rPr>
-        <w:t>r.</w:t>
-      </w:r>
-      <w:r>
-        <w:rPr>
-          <w:rFonts w:ascii="Calibri" w:hAnsi="Calibri" w:cs="Calibri"/>
-          <w:sz w:val="24"/>
-          <w:szCs w:val="24"/>
-        </w:rPr>
-        <w:t xml:space="preserve">, zwana dalej </w:t>
+          <w:highlight w:val="yellow"/>
+        </w:rPr>
+        <w:t>{{contractNumber}}</w:t>
+      </w:r>
+    </w:p>
+    <w:p>
+      <w:pPr>
+        <w:jc w:val="both"/>
+        <w:rPr>
+          <w:rFonts w:ascii="Calibri" w:hAnsi="Calibri" w:cs="Calibri"/>
+          <w:sz w:val="24"/>
+          <w:szCs w:val="24"/>
+        </w:rPr>
+      </w:pPr>
+    </w:p>
+    <w:p>
+      <w:pPr>
+        <w:jc w:val="both"/>
+        <w:rPr>
+          <w:rFonts w:ascii="Calibri" w:hAnsi="Calibri" w:cs="Calibri"/>
+          <w:sz w:val="24"/>
+          <w:szCs w:val="24"/>
+        </w:rPr>
+      </w:pPr>
+      <w:r>
+        <w:rPr>
+          <w:rFonts w:ascii="Calibri" w:hAnsi="Calibri" w:cs="Calibri"/>
+          <w:sz w:val="24"/>
+          <w:szCs w:val="24"/>
+        </w:rPr>
+        <w:t xml:space="preserve">zawarta w Zgierzu w dniu </w:t>
+      </w:r>
+      <w:r>
+        <w:rPr>
+          <w:rFonts w:ascii="Calibri" w:hAnsi="Calibri" w:cs="Calibri"/>
+          <w:sz w:val="24"/>
+          <w:szCs w:val="24"/>
+          <w:highlight w:val="yellow"/>
+        </w:rPr>
+        <w:t>{{signDate}}</w:t>
+      </w:r>
+      <w:r>
+        <w:rPr>
+          <w:rFonts w:ascii="Calibri" w:hAnsi="Calibri" w:cs="Calibri"/>
+          <w:sz w:val="24"/>
+          <w:szCs w:val="24"/>
+        </w:rPr>
+        <w:t xml:space="preserve"> r., zwana dalej </w:t>
       </w:r>
       <w:r>
         <w:rPr>
@@ -393,73 +299,24 @@
           <w:sz w:val="24"/>
           <w:szCs w:val="24"/>
         </w:rPr>
-        <w:t xml:space="preserve"> lub</w:t>
-      </w:r>
-      <w:r>
-        <w:rPr>
-          <w:rFonts w:ascii="Calibri" w:hAnsi="Calibri" w:cs="Calibri"/>
-          <w:sz w:val="24"/>
-          <w:szCs w:val="24"/>
-        </w:rPr>
-        <w:t xml:space="preserve"> „</w:t>
-      </w:r>
-      <w:r>
-        <w:rPr>
-          <w:rFonts w:ascii="Calibri" w:hAnsi="Calibri" w:cs="Calibri"/>
-          <w:b/>
-          <w:sz w:val="24"/>
-          <w:szCs w:val="24"/>
-        </w:rPr>
-        <w:t>Deweloperem</w:t>
-      </w:r>
-      <w:r>
-        <w:rPr>
-          <w:rFonts w:ascii="Calibri" w:hAnsi="Calibri" w:cs="Calibri"/>
-          <w:b/>
-          <w:sz w:val="24"/>
-          <w:szCs w:val="24"/>
-        </w:rPr>
-        <w:t>”</w:t>
-      </w:r>
-      <w:r>
-        <w:rPr>
-          <w:rFonts w:ascii="Calibri" w:hAnsi="Calibri" w:cs="Calibri"/>
-          <w:sz w:val="24"/>
-          <w:szCs w:val="24"/>
-        </w:rPr>
-        <w:t xml:space="preserve"> – reprezentowaną przez </w:t>
-      </w:r>
-      <w:r>
-        <w:rPr>
-          <w:rFonts w:ascii="Calibri" w:hAnsi="Calibri" w:cs="Calibri"/>
-          <w:sz w:val="24"/>
-          <w:szCs w:val="24"/>
-        </w:rPr>
-        <w:t xml:space="preserve">Rafała Borucha </w:t>
-      </w:r>
-      <w:r>
-        <w:rPr>
-          <w:rFonts w:ascii="Calibri" w:hAnsi="Calibri" w:cs="Calibri"/>
-          <w:sz w:val="24"/>
-          <w:szCs w:val="24"/>
-        </w:rPr>
-        <w:t xml:space="preserve"> PESEL</w:t>
-      </w:r>
-      <w:r>
-        <w:rPr>
-          <w:rFonts w:ascii="Calibri" w:hAnsi="Calibri" w:cs="Calibri"/>
-          <w:sz w:val="24"/>
-          <w:szCs w:val="24"/>
-        </w:rPr>
-        <w:t xml:space="preserve"> 79052908390 </w:t>
-      </w:r>
-      <w:r>
-        <w:rPr>
-          <w:rFonts w:ascii="Calibri" w:hAnsi="Calibri" w:cs="Calibri"/>
-          <w:sz w:val="24"/>
-          <w:szCs w:val="24"/>
-        </w:rPr>
-        <w:t>prokurenta Spółki</w:t>
+        <w:t xml:space="preserve"> lub „</w:t>
+      </w:r>
+      <w:r>
+        <w:rPr>
+          <w:rFonts w:ascii="Calibri" w:hAnsi="Calibri" w:cs="Calibri"/>
+          <w:b/>
+          <w:sz w:val="24"/>
+          <w:szCs w:val="24"/>
+        </w:rPr>
+        <w:t>Deweloperem”</w:t>
+      </w:r>
+      <w:r>
+        <w:rPr>
+          <w:rFonts w:ascii="Calibri" w:hAnsi="Calibri" w:cs="Calibri"/>
+          <w:sz w:val="24"/>
+          <w:szCs w:val="24"/>
+        </w:rPr>
+        <w:t xml:space="preserve"> – reprezentowaną przez Rafała Borucha  PESEL 79052908390 prokurenta Spółki</w:t>
       </w:r>
       <w:r>
         <w:rPr>
@@ -477,15 +334,7 @@
           <w:sz w:val="24"/>
           <w:szCs w:val="24"/>
         </w:rPr>
-        <w:t>uprawnionego do samodzielnej reprezentacji tej Spółki</w:t>
-      </w:r>
-      <w:r>
-        <w:rPr>
-          <w:rFonts w:ascii="Calibri" w:hAnsi="Calibri" w:cs="Calibri"/>
-          <w:sz w:val="24"/>
-          <w:szCs w:val="24"/>
-        </w:rPr>
-        <w:t xml:space="preserve"> – zwanego dalej „Przedstawicielem”</w:t>
+        <w:t>uprawnionego do samodzielnej reprezentacji tej Spółki – zwanego dalej „Przedstawicielem”</w:t>
       </w:r>
     </w:p>
     <w:p>
@@ -550,9 +399,10 @@
           <w:bCs/>
           <w:sz w:val="24"/>
           <w:szCs w:val="24"/>
+          <w:highlight w:val="yellow"/>
           <w:shd w:val="clear" w:color="auto" w:fill="FFFFFF"/>
         </w:rPr>
-        <w:t>{{client1Name}} </w:t>
+        <w:t>{{client1Name}}</w:t>
       </w:r>
       <w:r>
         <w:rPr>
@@ -562,7 +412,7 @@
           <w:szCs w:val="24"/>
           <w:shd w:val="clear" w:color="auto" w:fill="FFFFFF"/>
         </w:rPr>
-        <w:t xml:space="preserve">synem/córką </w:t>
+        <w:t xml:space="preserve"> synem/córką </w:t>
       </w:r>
       <w:r>
         <w:rPr>
@@ -570,6 +420,7 @@
           <w:bCs/>
           <w:sz w:val="24"/>
           <w:szCs w:val="24"/>
+          <w:highlight w:val="yellow"/>
           <w:shd w:val="clear" w:color="auto" w:fill="FFFFFF"/>
         </w:rPr>
         <w:t>{{client1Father}}</w:t>
@@ -590,6 +441,7 @@
           <w:bCs/>
           <w:sz w:val="24"/>
           <w:szCs w:val="24"/>
+          <w:highlight w:val="yellow"/>
           <w:shd w:val="clear" w:color="auto" w:fill="FFFFFF"/>
         </w:rPr>
         <w:t>{{client1Mother}}</w:t>
@@ -610,6 +462,7 @@
           <w:bCs/>
           <w:sz w:val="24"/>
           <w:szCs w:val="24"/>
+          <w:highlight w:val="yellow"/>
           <w:shd w:val="clear" w:color="auto" w:fill="FFFFFF"/>
         </w:rPr>
         <w:t>{{client1Id}}</w:t>
@@ -630,6 +483,7 @@
           <w:bCs/>
           <w:sz w:val="24"/>
           <w:szCs w:val="24"/>
+          <w:highlight w:val="yellow"/>
           <w:shd w:val="clear" w:color="auto" w:fill="FFFFFF"/>
         </w:rPr>
         <w:t>{{client1Pesel}}</w:t>
@@ -642,9 +496,33 @@
           <w:szCs w:val="24"/>
           <w:shd w:val="clear" w:color="auto" w:fill="FFFFFF"/>
         </w:rPr>
+        <w:t xml:space="preserve">, zamieszkałym/ą pod adresem </w:t>
+      </w:r>
+      <w:r>
+        <w:rPr>
+          <w:rFonts w:ascii="Calibri" w:hAnsi="Calibri" w:cs="Calibri"/>
+          <w:bCs/>
+          <w:sz w:val="24"/>
+          <w:szCs w:val="24"/>
+          <w:highlight w:val="yellow"/>
+          <w:shd w:val="clear" w:color="auto" w:fill="FFFFFF"/>
+        </w:rPr>
+        <w:t>{{client1Address}}</w:t>
+      </w:r>
+      <w:r>
+        <w:rPr>
+          <w:rFonts w:ascii="Calibri" w:hAnsi="Calibri" w:cs="Calibri"/>
+          <w:bCs/>
+          <w:sz w:val="24"/>
+          <w:szCs w:val="24"/>
+          <w:shd w:val="clear" w:color="auto" w:fill="FFFFFF"/>
+        </w:rPr>
         <w:t xml:space="preserve">, </w:t>
       </w:r>
-      <w:r>
+    </w:p>
+    <w:p>
+      <w:pPr>
+        <w:jc w:val="both"/>
         <w:rPr>
           <w:rFonts w:ascii="Calibri" w:hAnsi="Calibri" w:cs="Calibri"/>
           <w:bCs/>
@@ -652,8 +530,7 @@
           <w:szCs w:val="24"/>
           <w:shd w:val="clear" w:color="auto" w:fill="FFFFFF"/>
         </w:rPr>
-        <w:t>zamieszkałym/ą</w:t>
-      </w:r>
+      </w:pPr>
       <w:r>
         <w:rPr>
           <w:rFonts w:ascii="Calibri" w:hAnsi="Calibri" w:cs="Calibri"/>
@@ -662,6 +539,34 @@
           <w:szCs w:val="24"/>
           <w:shd w:val="clear" w:color="auto" w:fill="FFFFFF"/>
         </w:rPr>
+        <w:t>oraz</w:t>
+      </w:r>
+    </w:p>
+    <w:p>
+      <w:pPr>
+        <w:jc w:val="both"/>
+        <w:rPr>
+          <w:rFonts w:ascii="Calibri" w:hAnsi="Calibri" w:cs="Calibri"/>
+          <w:sz w:val="24"/>
+          <w:szCs w:val="24"/>
+          <w:shd w:val="clear" w:color="auto" w:fill="FFFFFF"/>
+        </w:rPr>
+      </w:pPr>
+      <w:r>
+        <w:rPr>
+          <w:rFonts w:ascii="Calibri" w:hAnsi="Calibri" w:cs="Calibri"/>
+          <w:b/>
+          <w:sz w:val="24"/>
+          <w:szCs w:val="24"/>
+        </w:rPr>
+        <w:t>3.</w:t>
+      </w:r>
+      <w:r>
+        <w:rPr>
+          <w:rFonts w:ascii="Calibri" w:hAnsi="Calibri" w:cs="Calibri"/>
+          <w:sz w:val="24"/>
+          <w:szCs w:val="24"/>
+        </w:rPr>
         <w:t xml:space="preserve"> </w:t>
       </w:r>
       <w:r>
@@ -670,9 +575,10 @@
           <w:bCs/>
           <w:sz w:val="24"/>
           <w:szCs w:val="24"/>
+          <w:highlight w:val="yellow"/>
           <w:shd w:val="clear" w:color="auto" w:fill="FFFFFF"/>
         </w:rPr>
-        <w:t xml:space="preserve">pod adresem </w:t>
+        <w:t>{{client2Name}}</w:t>
       </w:r>
       <w:r>
         <w:rPr>
@@ -682,7 +588,7 @@
           <w:szCs w:val="24"/>
           <w:shd w:val="clear" w:color="auto" w:fill="FFFFFF"/>
         </w:rPr>
-        <w:t>{{client1Address}}</w:t>
+        <w:t xml:space="preserve"> , synem/córką </w:t>
       </w:r>
       <w:r>
         <w:rPr>
@@ -690,423 +596,171 @@
           <w:bCs/>
           <w:sz w:val="24"/>
           <w:szCs w:val="24"/>
+          <w:highlight w:val="yellow"/>
           <w:shd w:val="clear" w:color="auto" w:fill="FFFFFF"/>
         </w:rPr>
+        <w:t>{{client2Father}}</w:t>
+      </w:r>
+      <w:r>
+        <w:rPr>
+          <w:rFonts w:ascii="Calibri" w:hAnsi="Calibri" w:cs="Calibri"/>
+          <w:bCs/>
+          <w:sz w:val="24"/>
+          <w:szCs w:val="24"/>
+          <w:shd w:val="clear" w:color="auto" w:fill="FFFFFF"/>
+        </w:rPr>
+        <w:t xml:space="preserve"> i </w:t>
+      </w:r>
+      <w:r>
+        <w:rPr>
+          <w:rFonts w:ascii="Calibri" w:hAnsi="Calibri" w:cs="Calibri"/>
+          <w:bCs/>
+          <w:sz w:val="24"/>
+          <w:szCs w:val="24"/>
+          <w:highlight w:val="yellow"/>
+          <w:shd w:val="clear" w:color="auto" w:fill="FFFFFF"/>
+        </w:rPr>
+        <w:t>{{client2Mother}}</w:t>
+      </w:r>
+      <w:r>
+        <w:rPr>
+          <w:rFonts w:ascii="Calibri" w:hAnsi="Calibri" w:cs="Calibri"/>
+          <w:bCs/>
+          <w:sz w:val="24"/>
+          <w:szCs w:val="24"/>
+          <w:shd w:val="clear" w:color="auto" w:fill="FFFFFF"/>
+        </w:rPr>
+        <w:t xml:space="preserve">, dowód osobisty/paszport </w:t>
+      </w:r>
+      <w:r>
+        <w:rPr>
+          <w:rFonts w:ascii="Calibri" w:hAnsi="Calibri" w:cs="Calibri"/>
+          <w:bCs/>
+          <w:sz w:val="24"/>
+          <w:szCs w:val="24"/>
+          <w:highlight w:val="yellow"/>
+          <w:shd w:val="clear" w:color="auto" w:fill="FFFFFF"/>
+        </w:rPr>
+        <w:t>{{client2Id}}</w:t>
+      </w:r>
+      <w:r>
+        <w:rPr>
+          <w:rFonts w:ascii="Calibri" w:hAnsi="Calibri" w:cs="Calibri"/>
+          <w:bCs/>
+          <w:sz w:val="24"/>
+          <w:szCs w:val="24"/>
+          <w:shd w:val="clear" w:color="auto" w:fill="FFFFFF"/>
+        </w:rPr>
+        <w:t xml:space="preserve">, PESEL </w:t>
+      </w:r>
+      <w:r>
+        <w:rPr>
+          <w:rFonts w:ascii="Calibri" w:hAnsi="Calibri" w:cs="Calibri"/>
+          <w:bCs/>
+          <w:sz w:val="24"/>
+          <w:szCs w:val="24"/>
+          <w:highlight w:val="yellow"/>
+          <w:shd w:val="clear" w:color="auto" w:fill="FFFFFF"/>
+        </w:rPr>
+        <w:t>{{client2Pesel}}</w:t>
+      </w:r>
+      <w:r>
+        <w:rPr>
+          <w:rFonts w:ascii="Calibri" w:hAnsi="Calibri" w:cs="Calibri"/>
+          <w:bCs/>
+          <w:sz w:val="24"/>
+          <w:szCs w:val="24"/>
+          <w:shd w:val="clear" w:color="auto" w:fill="FFFFFF"/>
+        </w:rPr>
+        <w:t xml:space="preserve">, zamieszkałym/ą pod adresem </w:t>
+      </w:r>
+      <w:r>
+        <w:rPr>
+          <w:rFonts w:ascii="Calibri" w:hAnsi="Calibri" w:cs="Calibri"/>
+          <w:bCs/>
+          <w:sz w:val="24"/>
+          <w:szCs w:val="24"/>
+          <w:highlight w:val="yellow"/>
+          <w:shd w:val="clear" w:color="auto" w:fill="FFFFFF"/>
+        </w:rPr>
+        <w:t>{{client2Address}}</w:t>
+      </w:r>
+      <w:r>
+        <w:rPr>
+          <w:rFonts w:ascii="Calibri" w:hAnsi="Calibri" w:cs="Calibri"/>
+          <w:bCs/>
+          <w:sz w:val="24"/>
+          <w:szCs w:val="24"/>
+          <w:shd w:val="clear" w:color="auto" w:fill="FFFFFF"/>
+        </w:rPr>
         <w:t>,</w:t>
       </w:r>
-      <w:r>
-        <w:rPr>
-          <w:rFonts w:ascii="Calibri" w:hAnsi="Calibri" w:cs="Calibri"/>
+    </w:p>
+    <w:p>
+      <w:pPr>
+        <w:jc w:val="both"/>
+        <w:rPr>
+          <w:rFonts w:ascii="Calibri" w:hAnsi="Calibri" w:cs="Calibri"/>
+          <w:b/>
+          <w:sz w:val="24"/>
+          <w:szCs w:val="24"/>
+          <w:shd w:val="clear" w:color="auto" w:fill="FFFFFF"/>
+        </w:rPr>
+      </w:pPr>
+      <w:r>
+        <w:rPr>
+          <w:rFonts w:ascii="Calibri" w:hAnsi="Calibri" w:cs="Calibri"/>
+          <w:sz w:val="24"/>
+          <w:szCs w:val="24"/>
+          <w:shd w:val="clear" w:color="auto" w:fill="FFFFFF"/>
+        </w:rPr>
+        <w:t xml:space="preserve">zwanym/ą/ymi dalej  </w:t>
+      </w:r>
+      <w:r>
+        <w:rPr>
+          <w:rFonts w:ascii="Calibri" w:hAnsi="Calibri" w:cs="Calibri"/>
+          <w:b/>
+          <w:sz w:val="24"/>
+          <w:szCs w:val="24"/>
+          <w:shd w:val="clear" w:color="auto" w:fill="FFFFFF"/>
+        </w:rPr>
+        <w:t>„Rezerwującym”</w:t>
+      </w:r>
+    </w:p>
+    <w:p>
+      <w:pPr>
+        <w:jc w:val="both"/>
+        <w:rPr>
+          <w:rFonts w:ascii="Calibri" w:hAnsi="Calibri" w:cs="Calibri"/>
+          <w:sz w:val="24"/>
+          <w:szCs w:val="24"/>
+        </w:rPr>
+      </w:pPr>
+    </w:p>
+    <w:p>
+      <w:pPr>
+        <w:jc w:val="both"/>
+        <w:rPr>
+          <w:rFonts w:ascii="Calibri" w:hAnsi="Calibri" w:cs="Calibri"/>
+          <w:sz w:val="24"/>
+          <w:szCs w:val="24"/>
+        </w:rPr>
+      </w:pPr>
+      <w:r>
+        <w:rPr>
+          <w:rFonts w:ascii="Calibri" w:hAnsi="Calibri" w:cs="Calibri"/>
+          <w:sz w:val="24"/>
+          <w:szCs w:val="24"/>
+        </w:rPr>
+        <w:t xml:space="preserve">zwanymi dalej łącznie </w:t>
+      </w:r>
+      <w:r>
+        <w:rPr>
+          <w:rFonts w:ascii="Calibri" w:hAnsi="Calibri" w:cs="Calibri"/>
+          <w:b/>
           <w:bCs/>
           <w:sz w:val="24"/>
           <w:szCs w:val="24"/>
-          <w:shd w:val="clear" w:color="auto" w:fill="FFFFFF"/>
-        </w:rPr>
-        <w:t xml:space="preserve"> </w:t>
-      </w:r>
-    </w:p>
-    <w:p>
-      <w:pPr>
-        <w:jc w:val="both"/>
-        <w:rPr>
-          <w:rFonts w:ascii="Calibri" w:hAnsi="Calibri" w:cs="Calibri"/>
-          <w:bCs/>
-          <w:sz w:val="24"/>
-          <w:szCs w:val="24"/>
-          <w:shd w:val="clear" w:color="auto" w:fill="FFFFFF"/>
-        </w:rPr>
-      </w:pPr>
-      <w:r>
-        <w:rPr>
-          <w:rFonts w:ascii="Calibri" w:hAnsi="Calibri" w:cs="Calibri"/>
-          <w:bCs/>
-          <w:sz w:val="24"/>
-          <w:szCs w:val="24"/>
-          <w:shd w:val="clear" w:color="auto" w:fill="FFFFFF"/>
-        </w:rPr>
-        <w:t>o</w:t>
-      </w:r>
-      <w:r>
-        <w:rPr>
-          <w:rFonts w:ascii="Calibri" w:hAnsi="Calibri" w:cs="Calibri"/>
-          <w:bCs/>
-          <w:sz w:val="24"/>
-          <w:szCs w:val="24"/>
-          <w:shd w:val="clear" w:color="auto" w:fill="FFFFFF"/>
-        </w:rPr>
-        <w:t>raz</w:t>
-      </w:r>
-    </w:p>
-    <w:p>
-      <w:pPr>
-        <w:jc w:val="both"/>
-        <w:rPr>
-          <w:rFonts w:ascii="Calibri" w:hAnsi="Calibri" w:cs="Calibri"/>
-          <w:sz w:val="24"/>
-          <w:szCs w:val="24"/>
-          <w:shd w:val="clear" w:color="auto" w:fill="FFFFFF"/>
-        </w:rPr>
-      </w:pPr>
-      <w:r>
-        <w:rPr>
-          <w:rFonts w:ascii="Calibri" w:hAnsi="Calibri" w:cs="Calibri"/>
-          <w:b/>
-          <w:sz w:val="24"/>
-          <w:szCs w:val="24"/>
-        </w:rPr>
-        <w:t>3.</w:t>
-      </w:r>
-      <w:r>
-        <w:rPr>
-          <w:rFonts w:ascii="Calibri" w:hAnsi="Calibri" w:cs="Calibri"/>
-          <w:sz w:val="24"/>
-          <w:szCs w:val="24"/>
-        </w:rPr>
-        <w:t xml:space="preserve"> </w:t>
-      </w:r>
-      <w:r>
-        <w:rPr>
-          <w:rFonts w:ascii="Calibri" w:hAnsi="Calibri" w:cs="Calibri"/>
-          <w:bCs/>
-          <w:sz w:val="24"/>
-          <w:szCs w:val="24"/>
-          <w:shd w:val="clear" w:color="auto" w:fill="FFFFFF"/>
-        </w:rPr>
-        <w:t>{{client2Name}}</w:t>
-      </w:r>
-      <w:r>
-        <w:rPr>
-          <w:rFonts w:ascii="Calibri" w:hAnsi="Calibri" w:cs="Calibri"/>
-          <w:bCs/>
-          <w:sz w:val="24"/>
-          <w:szCs w:val="24"/>
-          <w:shd w:val="clear" w:color="auto" w:fill="FFFFFF"/>
-        </w:rPr>
-        <w:t xml:space="preserve"> </w:t>
-      </w:r>
-      <w:r>
-        <w:rPr>
-          <w:rFonts w:ascii="Calibri" w:hAnsi="Calibri" w:cs="Calibri"/>
-          <w:bCs/>
-          <w:sz w:val="24"/>
-          <w:szCs w:val="24"/>
-          <w:shd w:val="clear" w:color="auto" w:fill="FFFFFF"/>
-        </w:rPr>
-        <w:t xml:space="preserve">, synem/córką </w:t>
-      </w:r>
-      <w:r>
-        <w:rPr>
-          <w:rFonts w:ascii="Calibri" w:hAnsi="Calibri" w:cs="Calibri"/>
-          <w:bCs/>
-          <w:sz w:val="24"/>
-          <w:szCs w:val="24"/>
-          <w:shd w:val="clear" w:color="auto" w:fill="FFFFFF"/>
-        </w:rPr>
-        <w:t>{{client</w:t>
-      </w:r>
-      <w:r>
-        <w:rPr>
-          <w:rFonts w:ascii="Calibri" w:hAnsi="Calibri" w:cs="Calibri"/>
-          <w:bCs/>
-          <w:sz w:val="24"/>
-          <w:szCs w:val="24"/>
-          <w:shd w:val="clear" w:color="auto" w:fill="FFFFFF"/>
-        </w:rPr>
-        <w:t>2</w:t>
-      </w:r>
-      <w:r>
-        <w:rPr>
-          <w:rFonts w:ascii="Calibri" w:hAnsi="Calibri" w:cs="Calibri"/>
-          <w:bCs/>
-          <w:sz w:val="24"/>
-          <w:szCs w:val="24"/>
-          <w:shd w:val="clear" w:color="auto" w:fill="FFFFFF"/>
-        </w:rPr>
-        <w:t>Father}}</w:t>
-      </w:r>
-      <w:r>
-        <w:rPr>
-          <w:rFonts w:ascii="Calibri" w:hAnsi="Calibri" w:cs="Calibri"/>
-          <w:bCs/>
-          <w:sz w:val="24"/>
-          <w:szCs w:val="24"/>
-          <w:shd w:val="clear" w:color="auto" w:fill="FFFFFF"/>
-        </w:rPr>
-        <w:t xml:space="preserve"> i </w:t>
-      </w:r>
-      <w:r>
-        <w:rPr>
-          <w:rFonts w:ascii="Calibri" w:hAnsi="Calibri" w:cs="Calibri"/>
-          <w:bCs/>
-          <w:sz w:val="24"/>
-          <w:szCs w:val="24"/>
-          <w:shd w:val="clear" w:color="auto" w:fill="FFFFFF"/>
-        </w:rPr>
-        <w:t>{{client</w:t>
-      </w:r>
-      <w:r>
-        <w:rPr>
-          <w:rFonts w:ascii="Calibri" w:hAnsi="Calibri" w:cs="Calibri"/>
-          <w:bCs/>
-          <w:sz w:val="24"/>
-          <w:szCs w:val="24"/>
-          <w:shd w:val="clear" w:color="auto" w:fill="FFFFFF"/>
-        </w:rPr>
-        <w:t>2</w:t>
-      </w:r>
-      <w:r>
-        <w:rPr>
-          <w:rFonts w:ascii="Calibri" w:hAnsi="Calibri" w:cs="Calibri"/>
-          <w:bCs/>
-          <w:sz w:val="24"/>
-          <w:szCs w:val="24"/>
-          <w:shd w:val="clear" w:color="auto" w:fill="FFFFFF"/>
-        </w:rPr>
-        <w:t>Mother}}</w:t>
-      </w:r>
-      <w:r>
-        <w:rPr>
-          <w:rFonts w:ascii="Calibri" w:hAnsi="Calibri" w:cs="Calibri"/>
-          <w:bCs/>
-          <w:sz w:val="24"/>
-          <w:szCs w:val="24"/>
-          <w:shd w:val="clear" w:color="auto" w:fill="FFFFFF"/>
-        </w:rPr>
-        <w:t xml:space="preserve">, dowód osobisty/paszport </w:t>
-      </w:r>
-      <w:r>
-        <w:rPr>
-          <w:rFonts w:ascii="Calibri" w:hAnsi="Calibri" w:cs="Calibri"/>
-          <w:bCs/>
-          <w:sz w:val="24"/>
-          <w:szCs w:val="24"/>
-          <w:shd w:val="clear" w:color="auto" w:fill="FFFFFF"/>
-        </w:rPr>
-        <w:t>{{client</w:t>
-      </w:r>
-      <w:r>
-        <w:rPr>
-          <w:rFonts w:ascii="Calibri" w:hAnsi="Calibri" w:cs="Calibri"/>
-          <w:bCs/>
-          <w:sz w:val="24"/>
-          <w:szCs w:val="24"/>
-          <w:shd w:val="clear" w:color="auto" w:fill="FFFFFF"/>
-        </w:rPr>
-        <w:t>2</w:t>
-      </w:r>
-      <w:r>
-        <w:rPr>
-          <w:rFonts w:ascii="Calibri" w:hAnsi="Calibri" w:cs="Calibri"/>
-          <w:bCs/>
-          <w:sz w:val="24"/>
-          <w:szCs w:val="24"/>
-          <w:shd w:val="clear" w:color="auto" w:fill="FFFFFF"/>
-        </w:rPr>
-        <w:t>Id}}</w:t>
-      </w:r>
-      <w:r>
-        <w:rPr>
-          <w:rFonts w:ascii="Calibri" w:hAnsi="Calibri" w:cs="Calibri"/>
-          <w:bCs/>
-          <w:sz w:val="24"/>
-          <w:szCs w:val="24"/>
-          <w:shd w:val="clear" w:color="auto" w:fill="FFFFFF"/>
-        </w:rPr>
-        <w:t xml:space="preserve">, PESEL </w:t>
-      </w:r>
-      <w:r>
-        <w:rPr>
-          <w:rFonts w:ascii="Calibri" w:hAnsi="Calibri" w:cs="Calibri"/>
-          <w:bCs/>
-          <w:sz w:val="24"/>
-          <w:szCs w:val="24"/>
-          <w:shd w:val="clear" w:color="auto" w:fill="FFFFFF"/>
-        </w:rPr>
-        <w:t>{{client</w:t>
-      </w:r>
-      <w:r>
-        <w:rPr>
-          <w:rFonts w:ascii="Calibri" w:hAnsi="Calibri" w:cs="Calibri"/>
-          <w:bCs/>
-          <w:sz w:val="24"/>
-          <w:szCs w:val="24"/>
-          <w:shd w:val="clear" w:color="auto" w:fill="FFFFFF"/>
-        </w:rPr>
-        <w:t>2</w:t>
-      </w:r>
-      <w:r>
-        <w:rPr>
-          <w:rFonts w:ascii="Calibri" w:hAnsi="Calibri" w:cs="Calibri"/>
-          <w:bCs/>
-          <w:sz w:val="24"/>
-          <w:szCs w:val="24"/>
-          <w:shd w:val="clear" w:color="auto" w:fill="FFFFFF"/>
-        </w:rPr>
-        <w:t>Pesel}}</w:t>
-      </w:r>
-      <w:r>
-        <w:rPr>
-          <w:rFonts w:ascii="Calibri" w:hAnsi="Calibri" w:cs="Calibri"/>
-          <w:bCs/>
-          <w:sz w:val="24"/>
-          <w:szCs w:val="24"/>
-          <w:shd w:val="clear" w:color="auto" w:fill="FFFFFF"/>
-        </w:rPr>
-        <w:t xml:space="preserve">, zamieszkałym/ą pod adresem </w:t>
-      </w:r>
-      <w:r>
-        <w:rPr>
-          <w:rFonts w:ascii="Calibri" w:hAnsi="Calibri" w:cs="Calibri"/>
-          <w:bCs/>
-          <w:sz w:val="24"/>
-          <w:szCs w:val="24"/>
-          <w:shd w:val="clear" w:color="auto" w:fill="FFFFFF"/>
-        </w:rPr>
-        <w:t>{{client</w:t>
-      </w:r>
-      <w:r>
-        <w:rPr>
-          <w:rFonts w:ascii="Calibri" w:hAnsi="Calibri" w:cs="Calibri"/>
-          <w:bCs/>
-          <w:sz w:val="24"/>
-          <w:szCs w:val="24"/>
-          <w:shd w:val="clear" w:color="auto" w:fill="FFFFFF"/>
-        </w:rPr>
-        <w:t>2</w:t>
-      </w:r>
-      <w:r>
-        <w:rPr>
-          <w:rFonts w:ascii="Calibri" w:hAnsi="Calibri" w:cs="Calibri"/>
-          <w:bCs/>
-          <w:sz w:val="24"/>
-          <w:szCs w:val="24"/>
-          <w:shd w:val="clear" w:color="auto" w:fill="FFFFFF"/>
-        </w:rPr>
-        <w:t>Address}}</w:t>
-      </w:r>
-      <w:r>
-        <w:rPr>
-          <w:rFonts w:ascii="Calibri" w:hAnsi="Calibri" w:cs="Calibri"/>
-          <w:bCs/>
-          <w:sz w:val="24"/>
-          <w:szCs w:val="24"/>
-          <w:shd w:val="clear" w:color="auto" w:fill="FFFFFF"/>
-        </w:rPr>
-        <w:t>,</w:t>
-      </w:r>
-    </w:p>
-    <w:p>
-      <w:pPr>
-        <w:jc w:val="both"/>
-        <w:rPr>
-          <w:rFonts w:ascii="Calibri" w:hAnsi="Calibri" w:cs="Calibri"/>
-          <w:b/>
-          <w:sz w:val="24"/>
-          <w:szCs w:val="24"/>
-          <w:shd w:val="clear" w:color="auto" w:fill="FFFFFF"/>
-        </w:rPr>
-      </w:pPr>
-      <w:r>
-        <w:rPr>
-          <w:rFonts w:ascii="Calibri" w:hAnsi="Calibri" w:cs="Calibri"/>
-          <w:sz w:val="24"/>
-          <w:szCs w:val="24"/>
-          <w:shd w:val="clear" w:color="auto" w:fill="FFFFFF"/>
-        </w:rPr>
-        <w:t>zwan</w:t>
-      </w:r>
-      <w:r>
-        <w:rPr>
-          <w:rFonts w:ascii="Calibri" w:hAnsi="Calibri" w:cs="Calibri"/>
-          <w:sz w:val="24"/>
-          <w:szCs w:val="24"/>
-          <w:shd w:val="clear" w:color="auto" w:fill="FFFFFF"/>
-        </w:rPr>
-        <w:t>ym/ą/</w:t>
-      </w:r>
-      <w:proofErr w:type="spellStart"/>
-      <w:r>
-        <w:rPr>
-          <w:rFonts w:ascii="Calibri" w:hAnsi="Calibri" w:cs="Calibri"/>
-          <w:sz w:val="24"/>
-          <w:szCs w:val="24"/>
-          <w:shd w:val="clear" w:color="auto" w:fill="FFFFFF"/>
-        </w:rPr>
-        <w:t>ymi</w:t>
-      </w:r>
-      <w:proofErr w:type="spellEnd"/>
-      <w:r>
-        <w:rPr>
-          <w:rFonts w:ascii="Calibri" w:hAnsi="Calibri" w:cs="Calibri"/>
-          <w:sz w:val="24"/>
-          <w:szCs w:val="24"/>
-          <w:shd w:val="clear" w:color="auto" w:fill="FFFFFF"/>
-        </w:rPr>
-        <w:t xml:space="preserve"> dalej  </w:t>
-      </w:r>
-      <w:r>
-        <w:rPr>
-          <w:rFonts w:ascii="Calibri" w:hAnsi="Calibri" w:cs="Calibri"/>
-          <w:b/>
-          <w:sz w:val="24"/>
-          <w:szCs w:val="24"/>
-          <w:shd w:val="clear" w:color="auto" w:fill="FFFFFF"/>
-        </w:rPr>
-        <w:t>„Rezerwującym</w:t>
-      </w:r>
-      <w:r>
-        <w:rPr>
-          <w:rFonts w:ascii="Calibri" w:hAnsi="Calibri" w:cs="Calibri"/>
-          <w:b/>
-          <w:sz w:val="24"/>
-          <w:szCs w:val="24"/>
-          <w:shd w:val="clear" w:color="auto" w:fill="FFFFFF"/>
-        </w:rPr>
-        <w:t>”</w:t>
-      </w:r>
-    </w:p>
-    <w:p>
-      <w:pPr>
-        <w:jc w:val="both"/>
-        <w:rPr>
-          <w:rFonts w:ascii="Calibri" w:hAnsi="Calibri" w:cs="Calibri"/>
-          <w:sz w:val="24"/>
-          <w:szCs w:val="24"/>
-        </w:rPr>
-      </w:pPr>
-    </w:p>
-    <w:p>
-      <w:pPr>
-        <w:jc w:val="both"/>
-        <w:rPr>
-          <w:rFonts w:ascii="Calibri" w:hAnsi="Calibri" w:cs="Calibri"/>
-          <w:sz w:val="24"/>
-          <w:szCs w:val="24"/>
-        </w:rPr>
-      </w:pPr>
-      <w:r>
-        <w:rPr>
-          <w:rFonts w:ascii="Calibri" w:hAnsi="Calibri" w:cs="Calibri"/>
-          <w:sz w:val="24"/>
-          <w:szCs w:val="24"/>
-        </w:rPr>
-        <w:t>zwanymi dalej</w:t>
-      </w:r>
-      <w:r>
-        <w:rPr>
-          <w:rFonts w:ascii="Calibri" w:hAnsi="Calibri" w:cs="Calibri"/>
-          <w:sz w:val="24"/>
-          <w:szCs w:val="24"/>
-        </w:rPr>
-        <w:t xml:space="preserve"> łącznie </w:t>
-      </w:r>
-      <w:r>
-        <w:rPr>
-          <w:rFonts w:ascii="Calibri" w:hAnsi="Calibri" w:cs="Calibri"/>
-          <w:b/>
-          <w:bCs/>
-          <w:sz w:val="24"/>
-          <w:szCs w:val="24"/>
         </w:rPr>
         <w:t>„</w:t>
       </w:r>
@@ -1117,52 +771,35 @@
           <w:sz w:val="24"/>
           <w:szCs w:val="24"/>
         </w:rPr>
-        <w:t>Stronami</w:t>
-      </w:r>
-      <w:r>
-        <w:rPr>
-          <w:rFonts w:ascii="Calibri" w:hAnsi="Calibri" w:cs="Calibri"/>
-          <w:b/>
-          <w:sz w:val="24"/>
-          <w:szCs w:val="24"/>
-        </w:rPr>
-        <w:t>”</w:t>
-      </w:r>
-    </w:p>
-    <w:p>
-      <w:pPr>
-        <w:jc w:val="both"/>
-        <w:rPr>
-          <w:rFonts w:ascii="Calibri" w:hAnsi="Calibri" w:cs="Calibri"/>
-          <w:sz w:val="24"/>
-          <w:szCs w:val="24"/>
-        </w:rPr>
-      </w:pPr>
-    </w:p>
-    <w:p>
-      <w:pPr>
-        <w:jc w:val="both"/>
-        <w:rPr>
-          <w:rFonts w:ascii="Calibri" w:hAnsi="Calibri" w:cs="Calibri"/>
-          <w:sz w:val="24"/>
-          <w:szCs w:val="24"/>
-        </w:rPr>
-      </w:pPr>
-      <w:r>
-        <w:rPr>
-          <w:rFonts w:ascii="Calibri" w:hAnsi="Calibri" w:cs="Calibri"/>
-          <w:sz w:val="24"/>
-          <w:szCs w:val="24"/>
-        </w:rPr>
-        <w:t>o następującej treści:</w:t>
-      </w:r>
-      <w:r>
-        <w:rPr>
-          <w:rFonts w:ascii="Calibri" w:hAnsi="Calibri" w:cs="Calibri"/>
-          <w:sz w:val="24"/>
-          <w:szCs w:val="24"/>
-        </w:rPr>
-        <w:t xml:space="preserve"> </w:t>
+        <w:t>Stronami”</w:t>
+      </w:r>
+    </w:p>
+    <w:p>
+      <w:pPr>
+        <w:jc w:val="both"/>
+        <w:rPr>
+          <w:rFonts w:ascii="Calibri" w:hAnsi="Calibri" w:cs="Calibri"/>
+          <w:sz w:val="24"/>
+          <w:szCs w:val="24"/>
+        </w:rPr>
+      </w:pPr>
+    </w:p>
+    <w:p>
+      <w:pPr>
+        <w:jc w:val="both"/>
+        <w:rPr>
+          <w:rFonts w:ascii="Calibri" w:hAnsi="Calibri" w:cs="Calibri"/>
+          <w:sz w:val="24"/>
+          <w:szCs w:val="24"/>
+        </w:rPr>
+      </w:pPr>
+      <w:r>
+        <w:rPr>
+          <w:rFonts w:ascii="Calibri" w:hAnsi="Calibri" w:cs="Calibri"/>
+          <w:sz w:val="24"/>
+          <w:szCs w:val="24"/>
+        </w:rPr>
+        <w:t xml:space="preserve">o następującej treści: </w:t>
       </w:r>
     </w:p>
     <w:p>
@@ -1223,73 +860,16 @@
           <w:sz w:val="24"/>
           <w:szCs w:val="24"/>
         </w:rPr>
-        <w:t xml:space="preserve">Przedstawiciel </w:t>
-      </w:r>
-      <w:r>
-        <w:rPr>
-          <w:rFonts w:ascii="Calibri" w:hAnsi="Calibri" w:cs="Calibri"/>
-          <w:sz w:val="24"/>
-          <w:szCs w:val="24"/>
-        </w:rPr>
-        <w:t>Deweloper</w:t>
-      </w:r>
-      <w:r>
-        <w:rPr>
-          <w:rFonts w:ascii="Calibri" w:hAnsi="Calibri" w:cs="Calibri"/>
-          <w:sz w:val="24"/>
-          <w:szCs w:val="24"/>
-        </w:rPr>
-        <w:t>a</w:t>
-      </w:r>
-      <w:r>
-        <w:rPr>
-          <w:rFonts w:ascii="Calibri" w:hAnsi="Calibri" w:cs="Calibri"/>
-          <w:sz w:val="24"/>
-          <w:szCs w:val="24"/>
-        </w:rPr>
-        <w:t xml:space="preserve"> </w:t>
-      </w:r>
-      <w:r>
-        <w:rPr>
-          <w:rFonts w:ascii="Calibri" w:hAnsi="Calibri" w:cs="Calibri"/>
-          <w:sz w:val="24"/>
-          <w:szCs w:val="24"/>
-        </w:rPr>
-        <w:t xml:space="preserve">oświadcza, </w:t>
-      </w:r>
-      <w:r>
-        <w:rPr>
-          <w:rFonts w:ascii="Calibri" w:hAnsi="Calibri" w:cs="Calibri"/>
-          <w:sz w:val="24"/>
-          <w:szCs w:val="24"/>
-        </w:rPr>
-        <w:t xml:space="preserve">że </w:t>
-      </w:r>
-      <w:r>
-        <w:rPr>
-          <w:rFonts w:ascii="Calibri" w:hAnsi="Calibri" w:cs="Calibri"/>
-          <w:sz w:val="24"/>
-          <w:szCs w:val="24"/>
-        </w:rPr>
-        <w:t xml:space="preserve">na nieruchomości </w:t>
-      </w:r>
-      <w:r>
-        <w:rPr>
-          <w:rFonts w:ascii="Calibri" w:hAnsi="Calibri" w:cs="Calibri"/>
-          <w:iCs/>
-          <w:sz w:val="24"/>
-          <w:szCs w:val="24"/>
-        </w:rPr>
-        <w:t xml:space="preserve">obejmującej </w:t>
-      </w:r>
-      <w:r>
-        <w:rPr>
-          <w:rFonts w:ascii="Calibri" w:hAnsi="Calibri" w:cs="Calibri"/>
-          <w:iCs/>
-          <w:sz w:val="24"/>
-          <w:szCs w:val="24"/>
-        </w:rPr>
-        <w:t xml:space="preserve">teren </w:t>
+        <w:t xml:space="preserve">Przedstawiciel Dewelopera oświadcza, że na nieruchomości </w:t>
+      </w:r>
+      <w:r>
+        <w:rPr>
+          <w:rFonts w:ascii="Calibri" w:hAnsi="Calibri" w:cs="Calibri"/>
+          <w:iCs/>
+          <w:sz w:val="24"/>
+          <w:szCs w:val="24"/>
+        </w:rPr>
+        <w:t xml:space="preserve">obejmującej teren </w:t>
       </w:r>
       <w:r>
         <w:rPr>
@@ -1298,16 +878,7 @@
           <w:sz w:val="24"/>
           <w:szCs w:val="24"/>
         </w:rPr>
-        <w:t xml:space="preserve">składający się </w:t>
-      </w:r>
-      <w:r>
-        <w:rPr>
-          <w:rFonts w:ascii="Calibri" w:hAnsi="Calibri" w:cs="Calibri"/>
-          <w:color w:val="000000"/>
-          <w:sz w:val="24"/>
-          <w:szCs w:val="24"/>
-        </w:rPr>
-        <w:t xml:space="preserve">z leżących w obrębie ewidencyjnym 0125 Zgierz 125, jednostce ewidencyjnej 102003_1 Zgierz – miasto dwóch działek gruntu oznaczonych numerami </w:t>
+        <w:t xml:space="preserve">składający się z leżących w obrębie ewidencyjnym 0125 Zgierz 125, jednostce ewidencyjnej 102003_1 Zgierz – miasto dwóch działek gruntu oznaczonych numerami </w:t>
       </w:r>
       <w:bookmarkStart w:id="4" w:name="_Hlk169862451"/>
       <w:r>
@@ -1396,23 +967,7 @@
           <w:sz w:val="24"/>
           <w:szCs w:val="24"/>
         </w:rPr>
-        <w:t xml:space="preserve">zamierza zrealizować </w:t>
-      </w:r>
-      <w:r>
-        <w:rPr>
-          <w:rFonts w:ascii="Calibri" w:hAnsi="Calibri" w:cs="Calibri"/>
-          <w:sz w:val="24"/>
-          <w:szCs w:val="24"/>
-        </w:rPr>
-        <w:t>inwestycję pod nazwą</w:t>
-      </w:r>
-      <w:r>
-        <w:rPr>
-          <w:rFonts w:ascii="Calibri" w:hAnsi="Calibri" w:cs="Calibri"/>
-          <w:sz w:val="24"/>
-          <w:szCs w:val="24"/>
-        </w:rPr>
-        <w:t xml:space="preserve"> „</w:t>
+        <w:t>zamierza zrealizować inwestycję pod nazwą „</w:t>
       </w:r>
       <w:r>
         <w:rPr>
@@ -1429,71 +984,7 @@
           <w:sz w:val="24"/>
           <w:szCs w:val="24"/>
         </w:rPr>
-        <w:t xml:space="preserve">”, </w:t>
-      </w:r>
-      <w:r>
-        <w:rPr>
-          <w:rFonts w:ascii="Calibri" w:hAnsi="Calibri" w:cs="Calibri"/>
-          <w:sz w:val="24"/>
-          <w:szCs w:val="24"/>
-        </w:rPr>
-        <w:t>polegając</w:t>
-      </w:r>
-      <w:r>
-        <w:rPr>
-          <w:rFonts w:ascii="Calibri" w:hAnsi="Calibri" w:cs="Calibri"/>
-          <w:sz w:val="24"/>
-          <w:szCs w:val="24"/>
-        </w:rPr>
-        <w:t>ą</w:t>
-      </w:r>
-      <w:r>
-        <w:rPr>
-          <w:rFonts w:ascii="Calibri" w:hAnsi="Calibri" w:cs="Calibri"/>
-          <w:sz w:val="24"/>
-          <w:szCs w:val="24"/>
-        </w:rPr>
-        <w:t xml:space="preserve"> n</w:t>
-      </w:r>
-      <w:r>
-        <w:rPr>
-          <w:rFonts w:ascii="Calibri" w:hAnsi="Calibri" w:cs="Calibri"/>
-          <w:sz w:val="24"/>
-          <w:szCs w:val="24"/>
-        </w:rPr>
-        <w:t xml:space="preserve">a wybudowaniu </w:t>
-      </w:r>
-      <w:r>
-        <w:rPr>
-          <w:rFonts w:ascii="Calibri" w:hAnsi="Calibri" w:cs="Calibri"/>
-          <w:sz w:val="24"/>
-          <w:szCs w:val="24"/>
-        </w:rPr>
-        <w:t xml:space="preserve">wolnostojącego </w:t>
-      </w:r>
-      <w:r>
-        <w:rPr>
-          <w:rFonts w:ascii="Calibri" w:hAnsi="Calibri" w:cs="Calibri"/>
-          <w:sz w:val="24"/>
-          <w:szCs w:val="24"/>
-        </w:rPr>
-        <w:t>b</w:t>
-      </w:r>
-      <w:r>
-        <w:rPr>
-          <w:rFonts w:ascii="Calibri" w:hAnsi="Calibri" w:cs="Calibri"/>
-          <w:sz w:val="24"/>
-          <w:szCs w:val="24"/>
-        </w:rPr>
-        <w:t xml:space="preserve">udynku mieszkalnego wielorodzinnego </w:t>
-      </w:r>
-      <w:r>
-        <w:rPr>
-          <w:rFonts w:ascii="Calibri" w:hAnsi="Calibri" w:cs="Calibri"/>
-          <w:sz w:val="24"/>
-          <w:szCs w:val="24"/>
-        </w:rPr>
-        <w:t>(zwanego dalej „</w:t>
+        <w:t>”, polegającą na wybudowaniu wolnostojącego budynku mieszkalnego wielorodzinnego (zwanego dalej „</w:t>
       </w:r>
       <w:r>
         <w:rPr>
@@ -1511,63 +1002,7 @@
           <w:sz w:val="24"/>
           <w:szCs w:val="24"/>
         </w:rPr>
-        <w:t xml:space="preserve">”) </w:t>
-      </w:r>
-      <w:r>
-        <w:rPr>
-          <w:rFonts w:ascii="Calibri" w:hAnsi="Calibri" w:cs="Calibri"/>
-          <w:sz w:val="24"/>
-          <w:szCs w:val="24"/>
-        </w:rPr>
-        <w:t xml:space="preserve">o </w:t>
-      </w:r>
-      <w:r>
-        <w:rPr>
-          <w:rFonts w:ascii="Calibri" w:hAnsi="Calibri" w:cs="Calibri"/>
-          <w:sz w:val="24"/>
-          <w:szCs w:val="24"/>
-        </w:rPr>
-        <w:t>pięciu</w:t>
-      </w:r>
-      <w:r>
-        <w:rPr>
-          <w:rFonts w:ascii="Calibri" w:hAnsi="Calibri" w:cs="Calibri"/>
-          <w:sz w:val="24"/>
-          <w:szCs w:val="24"/>
-        </w:rPr>
-        <w:t xml:space="preserve"> kondygnacjach naziemnych, </w:t>
-      </w:r>
-      <w:r>
-        <w:rPr>
-          <w:rFonts w:ascii="Calibri" w:hAnsi="Calibri" w:cs="Calibri"/>
-          <w:sz w:val="24"/>
-          <w:szCs w:val="24"/>
-        </w:rPr>
-        <w:t>w ramach realizacji którego zostanie wybudowanych 59 (pięćdziesiąt dziewięć) lokali mieszkalnych na kondygnacjach od pierwszej do piątej, natomiast na kondygnacji pierwszej (parterze) – 2 (dwa) lokale usługowe i garaż wielostanowiskowy na 42 (czterdzieści dwa) miejsca postojowe dla samochodów osobowych wraz z zespołem pomieszczeń techniczno-gospodarczych</w:t>
-      </w:r>
-      <w:r>
-        <w:rPr>
-          <w:rFonts w:ascii="Calibri" w:hAnsi="Calibri" w:cs="Calibri"/>
-          <w:sz w:val="24"/>
-          <w:szCs w:val="24"/>
-        </w:rPr>
-        <w:t xml:space="preserve"> (</w:t>
-      </w:r>
-      <w:r>
-        <w:rPr>
-          <w:rFonts w:ascii="Calibri" w:hAnsi="Calibri" w:cs="Calibri"/>
-          <w:sz w:val="24"/>
-          <w:szCs w:val="24"/>
-        </w:rPr>
-        <w:t xml:space="preserve">zwaną </w:t>
-      </w:r>
-      <w:r>
-        <w:rPr>
-          <w:rFonts w:ascii="Calibri" w:hAnsi="Calibri" w:cs="Calibri"/>
-          <w:sz w:val="24"/>
-          <w:szCs w:val="24"/>
-        </w:rPr>
-        <w:t xml:space="preserve">dalej </w:t>
+        <w:t xml:space="preserve">”) o pięciu kondygnacjach naziemnych, w ramach realizacji którego zostanie wybudowanych 59 (pięćdziesiąt dziewięć) lokali mieszkalnych na kondygnacjach od pierwszej do piątej, natomiast na kondygnacji pierwszej (parterze) – 2 (dwa) lokale usługowe i garaż wielostanowiskowy na 42 (czterdzieści dwa) miejsca postojowe dla samochodów osobowych wraz z zespołem pomieszczeń techniczno-gospodarczych (zwaną dalej </w:t>
       </w:r>
       <w:r>
         <w:rPr>
@@ -1584,15 +1019,7 @@
           <w:sz w:val="24"/>
           <w:szCs w:val="24"/>
         </w:rPr>
-        <w:t>”)</w:t>
-      </w:r>
-      <w:r>
-        <w:rPr>
-          <w:rFonts w:ascii="Calibri" w:hAnsi="Calibri" w:cs="Calibri"/>
-          <w:sz w:val="24"/>
-          <w:szCs w:val="24"/>
-        </w:rPr>
-        <w:t>.</w:t>
+        <w:t>”).</w:t>
       </w:r>
     </w:p>
     <w:p>
@@ -1622,26 +1049,9 @@
           <w:rFonts w:ascii="Calibri" w:hAnsi="Calibri" w:cs="Calibri"/>
           <w:sz w:val="24"/>
           <w:szCs w:val="24"/>
-        </w:rPr>
-        <w:t>{{</w:t>
-      </w:r>
-      <w:proofErr w:type="spellStart"/>
-      <w:r>
-        <w:rPr>
-          <w:rFonts w:ascii="Calibri" w:hAnsi="Calibri" w:cs="Calibri"/>
-          <w:sz w:val="24"/>
-          <w:szCs w:val="24"/>
-        </w:rPr>
-        <w:t>floor</w:t>
-      </w:r>
-      <w:proofErr w:type="spellEnd"/>
-      <w:r>
-        <w:rPr>
-          <w:rFonts w:ascii="Calibri" w:hAnsi="Calibri" w:cs="Calibri"/>
-          <w:sz w:val="24"/>
-          <w:szCs w:val="24"/>
-        </w:rPr>
-        <w:t>}}</w:t>
+          <w:highlight w:val="yellow"/>
+        </w:rPr>
+        <w:t>{{floor}}</w:t>
       </w:r>
       <w:r>
         <w:rPr>
@@ -1656,26 +1066,9 @@
           <w:rFonts w:ascii="Calibri" w:hAnsi="Calibri" w:cs="Calibri"/>
           <w:sz w:val="24"/>
           <w:szCs w:val="24"/>
-        </w:rPr>
-        <w:t>{{</w:t>
-      </w:r>
-      <w:proofErr w:type="spellStart"/>
-      <w:r>
-        <w:rPr>
-          <w:rFonts w:ascii="Calibri" w:hAnsi="Calibri" w:cs="Calibri"/>
-          <w:sz w:val="24"/>
-          <w:szCs w:val="24"/>
-        </w:rPr>
-        <w:t>unitNumber</w:t>
-      </w:r>
-      <w:proofErr w:type="spellEnd"/>
-      <w:r>
-        <w:rPr>
-          <w:rFonts w:ascii="Calibri" w:hAnsi="Calibri" w:cs="Calibri"/>
-          <w:sz w:val="24"/>
-          <w:szCs w:val="24"/>
-        </w:rPr>
-        <w:t>}}</w:t>
+          <w:highlight w:val="yellow"/>
+        </w:rPr>
+        <w:t>{{unitNumber}}</w:t>
       </w:r>
       <w:r>
         <w:rPr>
@@ -1716,26 +1109,9 @@
           <w:rFonts w:ascii="Calibri" w:hAnsi="Calibri" w:cs="Calibri"/>
           <w:sz w:val="24"/>
           <w:szCs w:val="24"/>
-        </w:rPr>
-        <w:t>{{</w:t>
-      </w:r>
-      <w:proofErr w:type="spellStart"/>
-      <w:r>
-        <w:rPr>
-          <w:rFonts w:ascii="Calibri" w:hAnsi="Calibri" w:cs="Calibri"/>
-          <w:sz w:val="24"/>
-          <w:szCs w:val="24"/>
-        </w:rPr>
-        <w:t>unitArea</w:t>
-      </w:r>
-      <w:proofErr w:type="spellEnd"/>
-      <w:r>
-        <w:rPr>
-          <w:rFonts w:ascii="Calibri" w:hAnsi="Calibri" w:cs="Calibri"/>
-          <w:sz w:val="24"/>
-          <w:szCs w:val="24"/>
-        </w:rPr>
-        <w:t>}}</w:t>
+          <w:highlight w:val="yellow"/>
+        </w:rPr>
+        <w:t>{{unitArea}}</w:t>
       </w:r>
       <w:r>
         <w:rPr>
@@ -1776,26 +1152,9 @@
           <w:rFonts w:ascii="Calibri" w:hAnsi="Calibri" w:cs="Calibri"/>
           <w:sz w:val="24"/>
           <w:szCs w:val="24"/>
-        </w:rPr>
-        <w:t>{{</w:t>
-      </w:r>
-      <w:proofErr w:type="spellStart"/>
-      <w:r>
-        <w:rPr>
-          <w:rFonts w:ascii="Calibri" w:hAnsi="Calibri" w:cs="Calibri"/>
-          <w:sz w:val="24"/>
-          <w:szCs w:val="24"/>
-        </w:rPr>
-        <w:t>unitAreaWords</w:t>
-      </w:r>
-      <w:proofErr w:type="spellEnd"/>
-      <w:r>
-        <w:rPr>
-          <w:rFonts w:ascii="Calibri" w:hAnsi="Calibri" w:cs="Calibri"/>
-          <w:sz w:val="24"/>
-          <w:szCs w:val="24"/>
-        </w:rPr>
-        <w:t>}}</w:t>
+          <w:highlight w:val="yellow"/>
+        </w:rPr>
+        <w:t>{{unitAreaWords}}</w:t>
       </w:r>
       <w:r>
         <w:rPr>
@@ -1822,37 +1181,7 @@
           <w:sz w:val="24"/>
           <w:szCs w:val="24"/>
         </w:rPr>
-        <w:t xml:space="preserve">balkon </w:t>
-      </w:r>
-      <w:r>
-        <w:rPr>
-          <w:rFonts w:ascii="Calibri" w:hAnsi="Calibri" w:cs="Calibri"/>
-          <w:i/>
-          <w:iCs/>
-          <w:sz w:val="24"/>
-          <w:szCs w:val="24"/>
-        </w:rPr>
-        <w:t xml:space="preserve">/ loggia </w:t>
-      </w:r>
-      <w:r>
-        <w:rPr>
-          <w:rFonts w:ascii="Calibri" w:hAnsi="Calibri" w:cs="Calibri"/>
-          <w:i/>
-          <w:iCs/>
-          <w:sz w:val="24"/>
-          <w:szCs w:val="24"/>
-        </w:rPr>
-        <w:t>/ taras</w:t>
-      </w:r>
-      <w:r>
-        <w:rPr>
-          <w:rFonts w:ascii="Calibri" w:hAnsi="Calibri" w:cs="Calibri"/>
-          <w:i/>
-          <w:iCs/>
-          <w:sz w:val="24"/>
-          <w:szCs w:val="24"/>
-        </w:rPr>
-        <w:t xml:space="preserve"> </w:t>
+        <w:t xml:space="preserve">balkon / loggia / taras </w:t>
       </w:r>
       <w:r>
         <w:rPr>
@@ -1878,31 +1207,7 @@
           <w:sz w:val="24"/>
           <w:szCs w:val="24"/>
         </w:rPr>
-        <w:t>).</w:t>
-      </w:r>
-      <w:r>
-        <w:rPr>
-          <w:rFonts w:ascii="Calibri" w:hAnsi="Calibri" w:cs="Calibri"/>
-          <w:sz w:val="24"/>
-          <w:szCs w:val="24"/>
-        </w:rPr>
-        <w:t xml:space="preserve"> Rzut Lokalu Mieszkalnego</w:t>
-      </w:r>
-      <w:r>
-        <w:rPr>
-          <w:rFonts w:ascii="Calibri" w:hAnsi="Calibri" w:cs="Calibri"/>
-          <w:sz w:val="24"/>
-          <w:szCs w:val="24"/>
-        </w:rPr>
-        <w:t xml:space="preserve"> </w:t>
-      </w:r>
-      <w:r>
-        <w:rPr>
-          <w:rFonts w:ascii="Calibri" w:hAnsi="Calibri" w:cs="Calibri"/>
-          <w:sz w:val="24"/>
-          <w:szCs w:val="24"/>
-        </w:rPr>
-        <w:t xml:space="preserve">z uwzględnieniem układu jego pomieszczeń stanowi </w:t>
+        <w:t xml:space="preserve">). Rzut Lokalu Mieszkalnego z uwzględnieniem układu jego pomieszczeń stanowi </w:t>
       </w:r>
       <w:r>
         <w:rPr>
@@ -1911,52 +1216,7 @@
           <w:sz w:val="24"/>
           <w:szCs w:val="24"/>
         </w:rPr>
-        <w:t>z</w:t>
-      </w:r>
-      <w:r>
-        <w:rPr>
-          <w:rFonts w:ascii="Calibri" w:hAnsi="Calibri" w:cs="Calibri"/>
-          <w:bCs/>
-          <w:sz w:val="24"/>
-          <w:szCs w:val="24"/>
-        </w:rPr>
-        <w:t xml:space="preserve">ałącznik nr </w:t>
-      </w:r>
-      <w:r>
-        <w:rPr>
-          <w:rFonts w:ascii="Calibri" w:hAnsi="Calibri" w:cs="Calibri"/>
-          <w:bCs/>
-          <w:sz w:val="24"/>
-          <w:szCs w:val="24"/>
-        </w:rPr>
-        <w:t>5</w:t>
-      </w:r>
-      <w:r>
-        <w:rPr>
-          <w:rFonts w:ascii="Calibri" w:hAnsi="Calibri" w:cs="Calibri"/>
-          <w:bCs/>
-          <w:sz w:val="24"/>
-          <w:szCs w:val="24"/>
-        </w:rPr>
-        <w:t xml:space="preserve"> do </w:t>
-      </w:r>
-      <w:r>
-        <w:rPr>
-          <w:rFonts w:ascii="Calibri" w:hAnsi="Calibri" w:cs="Calibri"/>
-          <w:bCs/>
-          <w:sz w:val="24"/>
-          <w:szCs w:val="24"/>
-        </w:rPr>
-        <w:t xml:space="preserve">Prospektu informacyjnego powołanego w </w:t>
-      </w:r>
-      <w:r>
-        <w:rPr>
-          <w:rFonts w:ascii="Calibri" w:hAnsi="Calibri" w:cs="Calibri"/>
-          <w:bCs/>
-          <w:sz w:val="24"/>
-          <w:szCs w:val="24"/>
-        </w:rPr>
-        <w:t>punkcie 3. poniżej</w:t>
+        <w:t>załącznik nr 5 do Prospektu informacyjnego powołanego w punkcie 3. poniżej</w:t>
       </w:r>
       <w:r>
         <w:rPr>
@@ -1983,6 +1243,7 @@
           <w:iCs/>
           <w:sz w:val="24"/>
           <w:szCs w:val="24"/>
+          <w:highlight w:val="yellow"/>
         </w:rPr>
         <w:t>{{parking1Number}}</w:t>
       </w:r>
@@ -1994,45 +1255,79 @@
           <w:sz w:val="24"/>
           <w:szCs w:val="24"/>
         </w:rPr>
-        <w:t xml:space="preserve"> </w:t>
-      </w:r>
-      <w:r>
-        <w:rPr>
-          <w:rFonts w:ascii="Calibri" w:hAnsi="Calibri" w:cs="Calibri"/>
-          <w:i/>
-          <w:iCs/>
-          <w:sz w:val="24"/>
-          <w:szCs w:val="24"/>
-        </w:rPr>
-        <w:t>/</w:t>
-      </w:r>
-      <w:r>
-        <w:rPr>
-          <w:rFonts w:ascii="Calibri" w:hAnsi="Calibri" w:cs="Calibri"/>
-          <w:i/>
-          <w:iCs/>
-          <w:sz w:val="24"/>
-          <w:szCs w:val="24"/>
-        </w:rPr>
-        <w:t xml:space="preserve"> Drugiego Miejsca Postojowego numer </w:t>
-      </w:r>
-      <w:r>
-        <w:rPr>
-          <w:rFonts w:ascii="Calibri" w:hAnsi="Calibri" w:cs="Calibri"/>
-          <w:i/>
-          <w:iCs/>
-          <w:sz w:val="24"/>
-          <w:szCs w:val="24"/>
-        </w:rPr>
-        <w:t>{{parking</w:t>
-      </w:r>
-      <w:r>
-        <w:rPr>
-          <w:rFonts w:ascii="Calibri" w:hAnsi="Calibri" w:cs="Calibri"/>
-          <w:i/>
-          <w:iCs/>
-          <w:sz w:val="24"/>
-          <w:szCs w:val="24"/>
+        <w:t xml:space="preserve"> / Drugiego Miejsca Postojowego numer </w:t>
+      </w:r>
+      <w:r>
+        <w:rPr>
+          <w:rFonts w:ascii="Calibri" w:hAnsi="Calibri" w:cs="Calibri"/>
+          <w:i/>
+          <w:iCs/>
+          <w:sz w:val="24"/>
+          <w:szCs w:val="24"/>
+          <w:highlight w:val="yellow"/>
+        </w:rPr>
+        <w:t>{{parking2Number}}</w:t>
+      </w:r>
+      <w:r>
+        <w:rPr>
+          <w:rFonts w:ascii="Calibri" w:hAnsi="Calibri" w:cs="Calibri"/>
+          <w:i/>
+          <w:iCs/>
+          <w:sz w:val="24"/>
+          <w:szCs w:val="24"/>
+        </w:rPr>
+        <w:t xml:space="preserve"> / Komórki oznaczonej numerem projektowym </w:t>
+      </w:r>
+      <w:r>
+        <w:rPr>
+          <w:rFonts w:ascii="Calibri" w:hAnsi="Calibri" w:cs="Calibri"/>
+          <w:i/>
+          <w:iCs/>
+          <w:sz w:val="24"/>
+          <w:szCs w:val="24"/>
+          <w:highlight w:val="yellow"/>
+        </w:rPr>
+        <w:t>{{komorkaNumber}}</w:t>
+      </w:r>
+      <w:r>
+        <w:rPr>
+          <w:rFonts w:ascii="Calibri" w:hAnsi="Calibri" w:cs="Calibri"/>
+          <w:i/>
+          <w:iCs/>
+          <w:sz w:val="24"/>
+          <w:szCs w:val="24"/>
+        </w:rPr>
+        <w:t xml:space="preserve"> o projektowanej powierzchni </w:t>
+      </w:r>
+      <w:r>
+        <w:rPr>
+          <w:rFonts w:ascii="Calibri" w:hAnsi="Calibri" w:cs="Calibri"/>
+          <w:i/>
+          <w:iCs/>
+          <w:sz w:val="24"/>
+          <w:szCs w:val="24"/>
+          <w:highlight w:val="yellow"/>
+        </w:rPr>
+        <w:t>{{komorkaArea}}</w:t>
+      </w:r>
+      <w:r>
+        <w:rPr>
+          <w:rFonts w:ascii="Calibri" w:hAnsi="Calibri" w:cs="Calibri"/>
+          <w:i/>
+          <w:iCs/>
+          <w:sz w:val="24"/>
+          <w:szCs w:val="24"/>
+        </w:rPr>
+        <w:t xml:space="preserve"> m</w:t>
+      </w:r>
+      <w:r>
+        <w:rPr>
+          <w:rFonts w:ascii="Calibri" w:hAnsi="Calibri" w:cs="Calibri"/>
+          <w:i/>
+          <w:iCs/>
+          <w:sz w:val="24"/>
+          <w:szCs w:val="24"/>
+          <w:vertAlign w:val="superscript"/>
         </w:rPr>
         <w:t>2</w:t>
       </w:r>
@@ -2044,141 +1339,6 @@
           <w:sz w:val="24"/>
           <w:szCs w:val="24"/>
         </w:rPr>
-        <w:t>Number}}</w:t>
-      </w:r>
-      <w:r>
-        <w:rPr>
-          <w:rFonts w:ascii="Calibri" w:hAnsi="Calibri" w:cs="Calibri"/>
-          <w:i/>
-          <w:iCs/>
-          <w:sz w:val="24"/>
-          <w:szCs w:val="24"/>
-        </w:rPr>
-        <w:t xml:space="preserve"> /</w:t>
-      </w:r>
-      <w:r>
-        <w:rPr>
-          <w:rFonts w:ascii="Calibri" w:hAnsi="Calibri" w:cs="Calibri"/>
-          <w:i/>
-          <w:iCs/>
-          <w:sz w:val="24"/>
-          <w:szCs w:val="24"/>
-        </w:rPr>
-        <w:t xml:space="preserve"> Komórki oznaczonej numerem projektowym </w:t>
-      </w:r>
-      <w:r>
-        <w:rPr>
-          <w:rFonts w:ascii="Calibri" w:hAnsi="Calibri" w:cs="Calibri"/>
-          <w:i/>
-          <w:iCs/>
-          <w:sz w:val="24"/>
-          <w:szCs w:val="24"/>
-        </w:rPr>
-        <w:t>{{</w:t>
-      </w:r>
-      <w:proofErr w:type="spellStart"/>
-      <w:r>
-        <w:rPr>
-          <w:rFonts w:ascii="Calibri" w:hAnsi="Calibri" w:cs="Calibri"/>
-          <w:i/>
-          <w:iCs/>
-          <w:sz w:val="24"/>
-          <w:szCs w:val="24"/>
-        </w:rPr>
-        <w:t>komorkaNumber</w:t>
-      </w:r>
-      <w:proofErr w:type="spellEnd"/>
-      <w:r>
-        <w:rPr>
-          <w:rFonts w:ascii="Calibri" w:hAnsi="Calibri" w:cs="Calibri"/>
-          <w:i/>
-          <w:iCs/>
-          <w:sz w:val="24"/>
-          <w:szCs w:val="24"/>
-        </w:rPr>
-        <w:t>}}</w:t>
-      </w:r>
-      <w:r>
-        <w:rPr>
-          <w:rFonts w:ascii="Calibri" w:hAnsi="Calibri" w:cs="Calibri"/>
-          <w:i/>
-          <w:iCs/>
-          <w:sz w:val="24"/>
-          <w:szCs w:val="24"/>
-        </w:rPr>
-        <w:t xml:space="preserve"> </w:t>
-      </w:r>
-      <w:r>
-        <w:rPr>
-          <w:rFonts w:ascii="Calibri" w:hAnsi="Calibri" w:cs="Calibri"/>
-          <w:i/>
-          <w:iCs/>
-          <w:sz w:val="24"/>
-          <w:szCs w:val="24"/>
-        </w:rPr>
-        <w:t xml:space="preserve">o projektowanej powierzchni </w:t>
-      </w:r>
-      <w:r>
-        <w:rPr>
-          <w:rFonts w:ascii="Calibri" w:hAnsi="Calibri" w:cs="Calibri"/>
-          <w:i/>
-          <w:iCs/>
-          <w:sz w:val="24"/>
-          <w:szCs w:val="24"/>
-        </w:rPr>
-        <w:t>{{</w:t>
-      </w:r>
-      <w:proofErr w:type="spellStart"/>
-      <w:r>
-        <w:rPr>
-          <w:rFonts w:ascii="Calibri" w:hAnsi="Calibri" w:cs="Calibri"/>
-          <w:i/>
-          <w:iCs/>
-          <w:sz w:val="24"/>
-          <w:szCs w:val="24"/>
-        </w:rPr>
-        <w:t>komorkaArea</w:t>
-      </w:r>
-      <w:proofErr w:type="spellEnd"/>
-      <w:r>
-        <w:rPr>
-          <w:rFonts w:ascii="Calibri" w:hAnsi="Calibri" w:cs="Calibri"/>
-          <w:i/>
-          <w:iCs/>
-          <w:sz w:val="24"/>
-          <w:szCs w:val="24"/>
-        </w:rPr>
-        <w:t>}}</w:t>
-      </w:r>
-      <w:r>
-        <w:rPr>
-          <w:rFonts w:ascii="Calibri" w:hAnsi="Calibri" w:cs="Calibri"/>
-          <w:i/>
-          <w:iCs/>
-          <w:sz w:val="24"/>
-          <w:szCs w:val="24"/>
-        </w:rPr>
-        <w:t xml:space="preserve"> m</w:t>
-      </w:r>
-      <w:r>
-        <w:rPr>
-          <w:rFonts w:ascii="Calibri" w:hAnsi="Calibri" w:cs="Calibri"/>
-          <w:i/>
-          <w:iCs/>
-          <w:sz w:val="24"/>
-          <w:szCs w:val="24"/>
-          <w:vertAlign w:val="superscript"/>
-        </w:rPr>
-        <w:t>2</w:t>
-      </w:r>
-      <w:r>
-        <w:rPr>
-          <w:rFonts w:ascii="Calibri" w:hAnsi="Calibri" w:cs="Calibri"/>
-          <w:i/>
-          <w:iCs/>
-          <w:sz w:val="24"/>
-          <w:szCs w:val="24"/>
-        </w:rPr>
         <w:t xml:space="preserve"> (</w:t>
       </w:r>
       <w:r>
@@ -2188,58 +1348,28 @@
           <w:iCs/>
           <w:sz w:val="24"/>
           <w:szCs w:val="24"/>
-        </w:rPr>
-        <w:t>{{</w:t>
-      </w:r>
-      <w:proofErr w:type="spellStart"/>
-      <w:r>
-        <w:rPr>
-          <w:rFonts w:ascii="Calibri" w:hAnsi="Calibri" w:cs="Calibri"/>
-          <w:i/>
-          <w:iCs/>
-          <w:sz w:val="24"/>
-          <w:szCs w:val="24"/>
-        </w:rPr>
-        <w:t>komorkaAreaWords</w:t>
-      </w:r>
-      <w:proofErr w:type="spellEnd"/>
-      <w:r>
-        <w:rPr>
-          <w:rFonts w:ascii="Calibri" w:hAnsi="Calibri" w:cs="Calibri"/>
-          <w:i/>
-          <w:iCs/>
-          <w:sz w:val="24"/>
-          <w:szCs w:val="24"/>
-        </w:rPr>
-        <w:t>}}</w:t>
-      </w:r>
-      <w:r>
-        <w:rPr>
-          <w:rFonts w:ascii="Calibri" w:hAnsi="Calibri" w:cs="Calibri"/>
-          <w:i/>
-          <w:iCs/>
-          <w:sz w:val="24"/>
-          <w:szCs w:val="24"/>
-        </w:rPr>
-        <w:t xml:space="preserve"> metra kwadratowego) / </w:t>
-      </w:r>
-      <w:r>
-        <w:rPr>
-          <w:rFonts w:ascii="Calibri" w:hAnsi="Calibri" w:cs="Calibri"/>
-          <w:i/>
-          <w:iCs/>
-          <w:sz w:val="24"/>
-          <w:szCs w:val="24"/>
-        </w:rPr>
-        <w:t xml:space="preserve">Miejsca Garażowego numer </w:t>
-      </w:r>
-      <w:r>
-        <w:rPr>
-          <w:rFonts w:ascii="Calibri" w:hAnsi="Calibri" w:cs="Calibri"/>
-          <w:i/>
-          <w:iCs/>
-          <w:sz w:val="24"/>
-          <w:szCs w:val="24"/>
+          <w:highlight w:val="yellow"/>
+        </w:rPr>
+        <w:t>{{komorkaAreaWords}}</w:t>
+      </w:r>
+      <w:r>
+        <w:rPr>
+          <w:rFonts w:ascii="Calibri" w:hAnsi="Calibri" w:cs="Calibri"/>
+          <w:i/>
+          <w:iCs/>
+          <w:sz w:val="24"/>
+          <w:szCs w:val="24"/>
+        </w:rPr>
+        <w:t xml:space="preserve"> metra kwadratowego) / Miejsca Garażowego numer </w:t>
+      </w:r>
+      <w:r>
+        <w:rPr>
+          <w:rFonts w:ascii="Calibri" w:hAnsi="Calibri" w:cs="Calibri"/>
+          <w:i/>
+          <w:iCs/>
+          <w:sz w:val="24"/>
+          <w:szCs w:val="24"/>
+          <w:highlight w:val="yellow"/>
         </w:rPr>
         <w:t>{{garage1Number}}</w:t>
       </w:r>
@@ -2260,28 +1390,9 @@
           <w:iCs/>
           <w:sz w:val="24"/>
           <w:szCs w:val="24"/>
-        </w:rPr>
-        <w:t>{{garage</w:t>
-      </w:r>
-      <w:r>
-        <w:rPr>
-          <w:rFonts w:ascii="Calibri" w:hAnsi="Calibri" w:cs="Calibri"/>
-          <w:i/>
-          <w:iCs/>
-          <w:sz w:val="24"/>
-          <w:szCs w:val="24"/>
-        </w:rPr>
-        <w:t>2</w:t>
-      </w:r>
-      <w:r>
-        <w:rPr>
-          <w:rFonts w:ascii="Calibri" w:hAnsi="Calibri" w:cs="Calibri"/>
-          <w:i/>
-          <w:iCs/>
-          <w:sz w:val="24"/>
-          <w:szCs w:val="24"/>
-        </w:rPr>
-        <w:t>Number}}</w:t>
+          <w:highlight w:val="yellow"/>
+        </w:rPr>
+        <w:t>{{garage2Number}}</w:t>
       </w:r>
       <w:r>
         <w:rPr>
@@ -2309,75 +1420,16 @@
           <w:sz w:val="24"/>
           <w:szCs w:val="24"/>
         </w:rPr>
-        <w:t xml:space="preserve"> wraz z Miejscem Postojowym</w:t>
-      </w:r>
-      <w:r>
-        <w:rPr>
-          <w:rFonts w:ascii="Calibri" w:hAnsi="Calibri" w:cs="Calibri"/>
-          <w:i/>
-          <w:iCs/>
-          <w:sz w:val="24"/>
-          <w:szCs w:val="24"/>
-        </w:rPr>
-        <w:t xml:space="preserve"> </w:t>
-      </w:r>
-      <w:r>
-        <w:rPr>
-          <w:rFonts w:ascii="Calibri" w:hAnsi="Calibri" w:cs="Calibri"/>
-          <w:i/>
-          <w:iCs/>
-          <w:sz w:val="24"/>
-          <w:szCs w:val="24"/>
-        </w:rPr>
-        <w:t>/</w:t>
-      </w:r>
-      <w:r>
-        <w:rPr>
-          <w:rFonts w:ascii="Calibri" w:hAnsi="Calibri" w:cs="Calibri"/>
-          <w:i/>
-          <w:iCs/>
-          <w:sz w:val="24"/>
-          <w:szCs w:val="24"/>
-        </w:rPr>
-        <w:t xml:space="preserve"> Drugim Miejscem Postojowym</w:t>
-      </w:r>
-      <w:r>
-        <w:rPr>
-          <w:rFonts w:ascii="Calibri" w:hAnsi="Calibri" w:cs="Calibri"/>
-          <w:i/>
-          <w:iCs/>
-          <w:sz w:val="24"/>
-          <w:szCs w:val="24"/>
-        </w:rPr>
-        <w:t xml:space="preserve"> / </w:t>
-      </w:r>
-      <w:r>
-        <w:rPr>
-          <w:rFonts w:ascii="Calibri" w:hAnsi="Calibri" w:cs="Calibri"/>
-          <w:i/>
-          <w:iCs/>
-          <w:sz w:val="24"/>
-          <w:szCs w:val="24"/>
-        </w:rPr>
-        <w:t>Komórką /</w:t>
-      </w:r>
-      <w:r>
-        <w:rPr>
-          <w:rFonts w:ascii="Calibri" w:hAnsi="Calibri" w:cs="Calibri"/>
-          <w:i/>
-          <w:sz w:val="24"/>
-          <w:szCs w:val="24"/>
-        </w:rPr>
-        <w:t xml:space="preserve"> </w:t>
-      </w:r>
-      <w:r>
-        <w:rPr>
-          <w:rFonts w:ascii="Calibri" w:hAnsi="Calibri" w:cs="Calibri"/>
-          <w:i/>
-          <w:sz w:val="24"/>
-          <w:szCs w:val="24"/>
-        </w:rPr>
-        <w:t>Miejscem Garażowym / Drugim Miejscem Garażowym</w:t>
+        <w:t xml:space="preserve"> wraz z Miejscem Postojowym / Drugim Miejscem Postojowym / Komórką /</w:t>
+      </w:r>
+      <w:r>
+        <w:rPr>
+          <w:rFonts w:ascii="Calibri" w:hAnsi="Calibri" w:cs="Calibri"/>
+          <w:i/>
+          <w:sz w:val="24"/>
+          <w:szCs w:val="24"/>
+        </w:rPr>
+        <w:t xml:space="preserve"> Miejscem Garażowym / Drugim Miejscem Garażowym</w:t>
       </w:r>
       <w:r>
         <w:rPr>
@@ -2426,15 +1478,7 @@
           <w:sz w:val="24"/>
           <w:szCs w:val="24"/>
         </w:rPr>
-        <w:t xml:space="preserve">Sporządzony przez Dewelopera w formie pisemnej Prospekt informacyjny </w:t>
-      </w:r>
-      <w:r>
-        <w:rPr>
-          <w:rFonts w:ascii="Calibri" w:hAnsi="Calibri" w:cs="Calibri"/>
-          <w:sz w:val="24"/>
-          <w:szCs w:val="24"/>
-        </w:rPr>
-        <w:t>wraz</w:t>
+        <w:t>Sporządzony przez Dewelopera w formie pisemnej Prospekt informacyjny wraz</w:t>
       </w:r>
       <w:r>
         <w:rPr>
@@ -2443,15 +1487,7 @@
           <w:szCs w:val="24"/>
         </w:rPr>
         <w:br/>
-        <w:t>z załącznikami (załącznik nr 1 – Wzór umowy deweloperskiej; załącznik nr 2 – Standard wykonania Budynku, lokali mieszkalnych oraz zagospodarowania terenu; Załącznik nr 3 – Mapa terenu w odległości 1 km od działki, na której realizowane jest przedsięwzięcie deweloperskie; Załącznik nr 4 – Projekt zagospodarowania terenu;</w:t>
-      </w:r>
-      <w:r>
-        <w:rPr>
-          <w:rFonts w:ascii="Calibri" w:hAnsi="Calibri" w:cs="Calibri"/>
-          <w:sz w:val="24"/>
-          <w:szCs w:val="24"/>
-        </w:rPr>
-        <w:t xml:space="preserve"> Załącznik nr 4A – </w:t>
+        <w:t xml:space="preserve">z załącznikami (załącznik nr 1 – Wzór umowy deweloperskiej; załącznik nr 2 – Standard wykonania Budynku, lokali mieszkalnych oraz zagospodarowania terenu; Załącznik nr 3 – Mapa terenu w odległości 1 km od działki, na której realizowane jest przedsięwzięcie deweloperskie; Załącznik nr 4 – Projekt zagospodarowania terenu; Załącznik nr 4A – </w:t>
       </w:r>
       <w:r>
         <w:rPr>
@@ -2475,63 +1511,29 @@
           <w:sz w:val="24"/>
           <w:szCs w:val="24"/>
         </w:rPr>
-        <w:t>Załącznik nr 4B – Projekt Podziału Nieruchomości Przedsięwzięcia Deweloperskiego</w:t>
+        <w:t>Załącznik nr 4B – Projekt Podziału Nieruchomości Przedsięwzięcia Deweloperskiego;</w:t>
+      </w:r>
+      <w:r>
+        <w:rPr>
+          <w:rFonts w:ascii="Calibri" w:hAnsi="Calibri" w:cs="Calibri"/>
+          <w:sz w:val="24"/>
+          <w:szCs w:val="24"/>
+        </w:rPr>
+        <w:t xml:space="preserve"> Załącznik nr 5 – Karta lokalu; </w:t>
+      </w:r>
+      <w:r>
+        <w:rPr>
+          <w:rFonts w:ascii="Calibri" w:hAnsi="Calibri" w:cs="Calibri"/>
+          <w:i/>
+          <w:iCs/>
+          <w:sz w:val="24"/>
+          <w:szCs w:val="24"/>
+        </w:rPr>
+        <w:t xml:space="preserve">Załącznik nr 5A – Rzut komórki, </w:t>
       </w:r>
       <w:r>
         <w:rPr>
           <w:rFonts w:ascii="Calibri" w:eastAsia="Tahoma" w:hAnsi="Calibri" w:cs="Calibri"/>
-          <w:sz w:val="24"/>
-          <w:szCs w:val="24"/>
-        </w:rPr>
-        <w:t>;</w:t>
-      </w:r>
-      <w:r>
-        <w:rPr>
-          <w:rFonts w:ascii="Calibri" w:hAnsi="Calibri" w:cs="Calibri"/>
-          <w:sz w:val="24"/>
-          <w:szCs w:val="24"/>
-        </w:rPr>
-        <w:t xml:space="preserve"> </w:t>
-      </w:r>
-      <w:r>
-        <w:rPr>
-          <w:rFonts w:ascii="Calibri" w:hAnsi="Calibri" w:cs="Calibri"/>
-          <w:sz w:val="24"/>
-          <w:szCs w:val="24"/>
-        </w:rPr>
-        <w:t>Załącznik nr 5 – Karta lokalu</w:t>
-      </w:r>
-      <w:r>
-        <w:rPr>
-          <w:rFonts w:ascii="Calibri" w:hAnsi="Calibri" w:cs="Calibri"/>
-          <w:sz w:val="24"/>
-          <w:szCs w:val="24"/>
-        </w:rPr>
-        <w:t xml:space="preserve">; </w:t>
-      </w:r>
-      <w:r>
-        <w:rPr>
-          <w:rFonts w:ascii="Calibri" w:hAnsi="Calibri" w:cs="Calibri"/>
-          <w:i/>
-          <w:iCs/>
-          <w:sz w:val="24"/>
-          <w:szCs w:val="24"/>
-        </w:rPr>
-        <w:t>Załącznik nr 5A – Rzut komórki</w:t>
-      </w:r>
-      <w:r>
-        <w:rPr>
-          <w:rFonts w:ascii="Calibri" w:hAnsi="Calibri" w:cs="Calibri"/>
-          <w:i/>
-          <w:iCs/>
-          <w:sz w:val="24"/>
-          <w:szCs w:val="24"/>
-        </w:rPr>
-        <w:t xml:space="preserve">, </w:t>
-      </w:r>
-      <w:r>
-        <w:rPr>
-          <w:rFonts w:ascii="Calibri" w:eastAsia="Tahoma" w:hAnsi="Calibri" w:cs="Calibri"/>
           <w:i/>
           <w:iCs/>
           <w:sz w:val="24"/>
@@ -2545,15 +1547,7 @@
           <w:sz w:val="24"/>
           <w:szCs w:val="24"/>
         </w:rPr>
-        <w:t xml:space="preserve">) </w:t>
-      </w:r>
-      <w:r>
-        <w:rPr>
-          <w:rFonts w:ascii="Calibri" w:hAnsi="Calibri" w:cs="Calibri"/>
-          <w:sz w:val="24"/>
-          <w:szCs w:val="24"/>
-        </w:rPr>
-        <w:t xml:space="preserve">stanowi </w:t>
+        <w:t xml:space="preserve">) stanowi </w:t>
       </w:r>
       <w:r>
         <w:rPr>
@@ -2562,25 +1556,7 @@
           <w:szCs w:val="24"/>
           <w:u w:val="single"/>
         </w:rPr>
-        <w:t xml:space="preserve">Załącznik nr </w:t>
-      </w:r>
-      <w:r>
-        <w:rPr>
-          <w:rFonts w:ascii="Calibri" w:hAnsi="Calibri" w:cs="Calibri"/>
-          <w:sz w:val="24"/>
-          <w:szCs w:val="24"/>
-          <w:u w:val="single"/>
-        </w:rPr>
-        <w:t>1</w:t>
-      </w:r>
-      <w:r>
-        <w:rPr>
-          <w:rFonts w:ascii="Calibri" w:hAnsi="Calibri" w:cs="Calibri"/>
-          <w:sz w:val="24"/>
-          <w:szCs w:val="24"/>
-          <w:u w:val="single"/>
-        </w:rPr>
-        <w:t xml:space="preserve"> do Umowy</w:t>
+        <w:t>Załącznik nr 1 do Umowy</w:t>
       </w:r>
       <w:r>
         <w:rPr>
@@ -2642,175 +1618,7 @@
           <w:sz w:val="24"/>
           <w:szCs w:val="24"/>
         </w:rPr>
-        <w:t>Rezerwujący</w:t>
-      </w:r>
-      <w:r>
-        <w:rPr>
-          <w:rFonts w:ascii="Calibri" w:hAnsi="Calibri" w:cs="Calibri"/>
-          <w:sz w:val="24"/>
-          <w:szCs w:val="24"/>
-        </w:rPr>
-        <w:t xml:space="preserve"> rezerwuje i zobowiązuje się skorzystać z rezerwacji w okresie wskazanym w </w:t>
-      </w:r>
-      <w:r>
-        <w:rPr>
-          <w:rFonts w:ascii="Calibri" w:hAnsi="Calibri" w:cs="Calibri"/>
-          <w:sz w:val="24"/>
-          <w:szCs w:val="24"/>
-        </w:rPr>
-        <w:t>punkcie</w:t>
-      </w:r>
-      <w:r>
-        <w:rPr>
-          <w:rFonts w:ascii="Calibri" w:hAnsi="Calibri" w:cs="Calibri"/>
-          <w:sz w:val="24"/>
-          <w:szCs w:val="24"/>
-        </w:rPr>
-        <w:t xml:space="preserve"> 2</w:t>
-      </w:r>
-      <w:r>
-        <w:rPr>
-          <w:rFonts w:ascii="Calibri" w:hAnsi="Calibri" w:cs="Calibri"/>
-          <w:sz w:val="24"/>
-          <w:szCs w:val="24"/>
-        </w:rPr>
-        <w:t>.</w:t>
-      </w:r>
-      <w:r>
-        <w:rPr>
-          <w:rFonts w:ascii="Calibri" w:hAnsi="Calibri" w:cs="Calibri"/>
-          <w:sz w:val="24"/>
-          <w:szCs w:val="24"/>
-        </w:rPr>
-        <w:t xml:space="preserve"> </w:t>
-      </w:r>
-      <w:r>
-        <w:rPr>
-          <w:rFonts w:ascii="Calibri" w:hAnsi="Calibri" w:cs="Calibri"/>
-          <w:sz w:val="24"/>
-          <w:szCs w:val="24"/>
-        </w:rPr>
-        <w:t>poniżej</w:t>
-      </w:r>
-      <w:r>
-        <w:rPr>
-          <w:rFonts w:ascii="Calibri" w:hAnsi="Calibri" w:cs="Calibri"/>
-          <w:sz w:val="24"/>
-          <w:szCs w:val="24"/>
-        </w:rPr>
-        <w:t xml:space="preserve">, </w:t>
-      </w:r>
-      <w:r>
-        <w:rPr>
-          <w:rFonts w:ascii="Calibri" w:hAnsi="Calibri" w:cs="Calibri"/>
-          <w:sz w:val="24"/>
-          <w:szCs w:val="24"/>
-        </w:rPr>
-        <w:t>a</w:t>
-      </w:r>
-      <w:r>
-        <w:rPr>
-          <w:rFonts w:ascii="Calibri" w:hAnsi="Calibri" w:cs="Calibri"/>
-          <w:sz w:val="24"/>
-          <w:szCs w:val="24"/>
-        </w:rPr>
-        <w:t xml:space="preserve"> </w:t>
-      </w:r>
-      <w:r>
-        <w:rPr>
-          <w:rFonts w:ascii="Calibri" w:hAnsi="Calibri" w:cs="Calibri"/>
-          <w:sz w:val="24"/>
-          <w:szCs w:val="24"/>
-        </w:rPr>
-        <w:t xml:space="preserve">Przedstawiciel </w:t>
-      </w:r>
-      <w:r>
-        <w:rPr>
-          <w:rFonts w:ascii="Calibri" w:hAnsi="Calibri" w:cs="Calibri"/>
-          <w:sz w:val="24"/>
-          <w:szCs w:val="24"/>
-        </w:rPr>
-        <w:t>zobowiąz</w:t>
-      </w:r>
-      <w:r>
-        <w:rPr>
-          <w:rFonts w:ascii="Calibri" w:hAnsi="Calibri" w:cs="Calibri"/>
-          <w:sz w:val="24"/>
-          <w:szCs w:val="24"/>
-        </w:rPr>
-        <w:t xml:space="preserve">uje </w:t>
-      </w:r>
-      <w:r>
-        <w:rPr>
-          <w:rFonts w:ascii="Calibri" w:hAnsi="Calibri" w:cs="Calibri"/>
-          <w:sz w:val="24"/>
-          <w:szCs w:val="24"/>
-        </w:rPr>
-        <w:t>Dewelopera</w:t>
-      </w:r>
-      <w:r>
-        <w:rPr>
-          <w:rFonts w:ascii="Calibri" w:hAnsi="Calibri" w:cs="Calibri"/>
-          <w:sz w:val="24"/>
-          <w:szCs w:val="24"/>
-        </w:rPr>
-        <w:t xml:space="preserve"> w okresie rezerwacji, </w:t>
-      </w:r>
-      <w:r>
-        <w:rPr>
-          <w:rFonts w:ascii="Calibri" w:hAnsi="Calibri" w:cs="Calibri"/>
-          <w:sz w:val="24"/>
-          <w:szCs w:val="24"/>
-        </w:rPr>
-        <w:t xml:space="preserve">o którym mowa w </w:t>
-      </w:r>
-      <w:r>
-        <w:rPr>
-          <w:rFonts w:ascii="Calibri" w:hAnsi="Calibri" w:cs="Calibri"/>
-          <w:sz w:val="24"/>
-          <w:szCs w:val="24"/>
-        </w:rPr>
-        <w:t>punkcie</w:t>
-      </w:r>
-      <w:r>
-        <w:rPr>
-          <w:rFonts w:ascii="Calibri" w:hAnsi="Calibri" w:cs="Calibri"/>
-          <w:sz w:val="24"/>
-          <w:szCs w:val="24"/>
-        </w:rPr>
-        <w:t xml:space="preserve"> 2</w:t>
-      </w:r>
-      <w:r>
-        <w:rPr>
-          <w:rFonts w:ascii="Calibri" w:hAnsi="Calibri" w:cs="Calibri"/>
-          <w:sz w:val="24"/>
-          <w:szCs w:val="24"/>
-        </w:rPr>
-        <w:t>.</w:t>
-      </w:r>
-      <w:r>
-        <w:rPr>
-          <w:rFonts w:ascii="Calibri" w:hAnsi="Calibri" w:cs="Calibri"/>
-          <w:sz w:val="24"/>
-          <w:szCs w:val="24"/>
-        </w:rPr>
-        <w:t xml:space="preserve"> </w:t>
-      </w:r>
-      <w:r>
-        <w:rPr>
-          <w:rFonts w:ascii="Calibri" w:hAnsi="Calibri" w:cs="Calibri"/>
-          <w:sz w:val="24"/>
-          <w:szCs w:val="24"/>
-        </w:rPr>
-        <w:t>poniżej</w:t>
-      </w:r>
-      <w:r>
-        <w:rPr>
-          <w:rFonts w:ascii="Calibri" w:hAnsi="Calibri" w:cs="Calibri"/>
-          <w:sz w:val="24"/>
-          <w:szCs w:val="24"/>
-        </w:rPr>
-        <w:t xml:space="preserve">: </w:t>
+        <w:t xml:space="preserve">Rezerwujący rezerwuje i zobowiązuje się skorzystać z rezerwacji w okresie wskazanym w punkcie 2. poniżej, a Przedstawiciel zobowiązuje Dewelopera w okresie rezerwacji, o którym mowa w punkcie 2. poniżej: </w:t>
       </w:r>
     </w:p>
     <w:p>
@@ -2833,47 +1641,7 @@
           <w:sz w:val="24"/>
           <w:szCs w:val="24"/>
         </w:rPr>
-        <w:t>n</w:t>
-      </w:r>
-      <w:r>
-        <w:rPr>
-          <w:rFonts w:ascii="Calibri" w:hAnsi="Calibri" w:cs="Calibri"/>
-          <w:sz w:val="24"/>
-          <w:szCs w:val="24"/>
-        </w:rPr>
-        <w:t xml:space="preserve">ie </w:t>
-      </w:r>
-      <w:r>
-        <w:rPr>
-          <w:rFonts w:ascii="Calibri" w:hAnsi="Calibri" w:cs="Calibri"/>
-          <w:sz w:val="24"/>
-          <w:szCs w:val="24"/>
-        </w:rPr>
-        <w:t>oferować Przedmiotu Umowy</w:t>
-      </w:r>
-      <w:r>
-        <w:rPr>
-          <w:rFonts w:ascii="Calibri" w:hAnsi="Calibri" w:cs="Calibri"/>
-          <w:sz w:val="24"/>
-          <w:szCs w:val="24"/>
-        </w:rPr>
-        <w:t xml:space="preserve"> do sprzedaży podmiotom czy osobom innym, niż </w:t>
-      </w:r>
-      <w:r>
-        <w:rPr>
-          <w:rFonts w:ascii="Calibri" w:hAnsi="Calibri" w:cs="Calibri"/>
-          <w:sz w:val="24"/>
-          <w:szCs w:val="24"/>
-        </w:rPr>
-        <w:t>Rezerwujący</w:t>
-      </w:r>
-      <w:r>
-        <w:rPr>
-          <w:rFonts w:ascii="Calibri" w:hAnsi="Calibri" w:cs="Calibri"/>
-          <w:sz w:val="24"/>
-          <w:szCs w:val="24"/>
-        </w:rPr>
-        <w:t>;</w:t>
+        <w:t>nie oferować Przedmiotu Umowy do sprzedaży podmiotom czy osobom innym, niż Rezerwujący;</w:t>
       </w:r>
     </w:p>
     <w:p>
@@ -2896,71 +1664,7 @@
           <w:sz w:val="24"/>
           <w:szCs w:val="24"/>
         </w:rPr>
-        <w:t>n</w:t>
-      </w:r>
-      <w:r>
-        <w:rPr>
-          <w:rFonts w:ascii="Calibri" w:hAnsi="Calibri" w:cs="Calibri"/>
-          <w:sz w:val="24"/>
-          <w:szCs w:val="24"/>
-        </w:rPr>
-        <w:t>ie zawierać umów rezerwacyjnych, umó</w:t>
-      </w:r>
-      <w:r>
-        <w:rPr>
-          <w:rFonts w:ascii="Calibri" w:hAnsi="Calibri" w:cs="Calibri"/>
-          <w:sz w:val="24"/>
-          <w:szCs w:val="24"/>
-        </w:rPr>
-        <w:t>w deweloperskich</w:t>
-      </w:r>
-      <w:r>
-        <w:rPr>
-          <w:rFonts w:ascii="Calibri" w:hAnsi="Calibri" w:cs="Calibri"/>
-          <w:sz w:val="24"/>
-          <w:szCs w:val="24"/>
-        </w:rPr>
-        <w:t xml:space="preserve"> czy </w:t>
-      </w:r>
-      <w:r>
-        <w:rPr>
-          <w:rFonts w:ascii="Calibri" w:hAnsi="Calibri" w:cs="Calibri"/>
-          <w:sz w:val="24"/>
-          <w:szCs w:val="24"/>
-        </w:rPr>
-        <w:t>umów sprzedaży</w:t>
-      </w:r>
-      <w:r>
-        <w:rPr>
-          <w:rFonts w:ascii="Calibri" w:hAnsi="Calibri" w:cs="Calibri"/>
-          <w:sz w:val="24"/>
-          <w:szCs w:val="24"/>
-        </w:rPr>
-        <w:t xml:space="preserve"> </w:t>
-      </w:r>
-      <w:r>
-        <w:rPr>
-          <w:rFonts w:ascii="Calibri" w:hAnsi="Calibri" w:cs="Calibri"/>
-          <w:sz w:val="24"/>
-          <w:szCs w:val="24"/>
-        </w:rPr>
-        <w:t>Przedmiotu Umowy</w:t>
-      </w:r>
-      <w:r>
-        <w:rPr>
-          <w:rFonts w:ascii="Calibri" w:hAnsi="Calibri" w:cs="Calibri"/>
-          <w:sz w:val="24"/>
-          <w:szCs w:val="24"/>
-        </w:rPr>
-        <w:t xml:space="preserve"> z podmiotami czy osobami innymi, niż Rezerwujący</w:t>
-      </w:r>
-      <w:r>
-        <w:rPr>
-          <w:rFonts w:ascii="Calibri" w:hAnsi="Calibri" w:cs="Calibri"/>
-          <w:sz w:val="24"/>
-          <w:szCs w:val="24"/>
-        </w:rPr>
-        <w:t xml:space="preserve">. </w:t>
+        <w:t xml:space="preserve">nie zawierać umów rezerwacyjnych, umów deweloperskich czy umów sprzedaży Przedmiotu Umowy z podmiotami czy osobami innymi, niż Rezerwujący. </w:t>
       </w:r>
     </w:p>
     <w:p>
@@ -2991,28 +1695,9 @@
           <w:bCs/>
           <w:sz w:val="24"/>
           <w:szCs w:val="24"/>
-        </w:rPr>
-        <w:t>{{</w:t>
-      </w:r>
-      <w:proofErr w:type="spellStart"/>
-      <w:r>
-        <w:rPr>
-          <w:rFonts w:ascii="Calibri" w:hAnsi="Calibri" w:cs="Calibri"/>
-          <w:bCs/>
-          <w:sz w:val="24"/>
-          <w:szCs w:val="24"/>
-        </w:rPr>
-        <w:t>reservationEndDate</w:t>
-      </w:r>
-      <w:proofErr w:type="spellEnd"/>
-      <w:r>
-        <w:rPr>
-          <w:rFonts w:ascii="Calibri" w:hAnsi="Calibri" w:cs="Calibri"/>
-          <w:bCs/>
-          <w:sz w:val="24"/>
-          <w:szCs w:val="24"/>
-        </w:rPr>
-        <w:t>}}</w:t>
+          <w:highlight w:val="yellow"/>
+        </w:rPr>
+        <w:t>{{reservationEndDate}}</w:t>
       </w:r>
       <w:r>
         <w:rPr>
@@ -3029,71 +1714,7 @@
           <w:sz w:val="24"/>
           <w:szCs w:val="24"/>
         </w:rPr>
-        <w:t>, nie później jednak niż do dnia zawarcia</w:t>
-      </w:r>
-      <w:r>
-        <w:rPr>
-          <w:rFonts w:ascii="Calibri" w:hAnsi="Calibri" w:cs="Calibri"/>
-          <w:sz w:val="24"/>
-          <w:szCs w:val="24"/>
-        </w:rPr>
-        <w:t xml:space="preserve"> </w:t>
-      </w:r>
-      <w:r>
-        <w:rPr>
-          <w:rFonts w:ascii="Calibri" w:hAnsi="Calibri" w:cs="Calibri"/>
-          <w:sz w:val="24"/>
-          <w:szCs w:val="24"/>
-        </w:rPr>
-        <w:t xml:space="preserve">przez Dewelopera </w:t>
-      </w:r>
-      <w:r>
-        <w:rPr>
-          <w:rFonts w:ascii="Calibri" w:hAnsi="Calibri" w:cs="Calibri"/>
-          <w:sz w:val="24"/>
-          <w:szCs w:val="24"/>
-        </w:rPr>
-        <w:t xml:space="preserve">z </w:t>
-      </w:r>
-      <w:r>
-        <w:rPr>
-          <w:rFonts w:ascii="Calibri" w:hAnsi="Calibri" w:cs="Calibri"/>
-          <w:sz w:val="24"/>
-          <w:szCs w:val="24"/>
-        </w:rPr>
-        <w:t>Rezerwujący</w:t>
-      </w:r>
-      <w:r>
-        <w:rPr>
-          <w:rFonts w:ascii="Calibri" w:hAnsi="Calibri" w:cs="Calibri"/>
-          <w:sz w:val="24"/>
-          <w:szCs w:val="24"/>
-        </w:rPr>
-        <w:t>m</w:t>
-      </w:r>
-      <w:r>
-        <w:rPr>
-          <w:rFonts w:ascii="Calibri" w:hAnsi="Calibri" w:cs="Calibri"/>
-          <w:sz w:val="24"/>
-          <w:szCs w:val="24"/>
-        </w:rPr>
-        <w:t xml:space="preserve"> umowy deweloperski</w:t>
-      </w:r>
-      <w:r>
-        <w:rPr>
-          <w:rFonts w:ascii="Calibri" w:hAnsi="Calibri" w:cs="Calibri"/>
-          <w:sz w:val="24"/>
-          <w:szCs w:val="24"/>
-        </w:rPr>
-        <w:t>ej, obejmującej Przedmiot Umowy. Strony dopuszczają możliwość przedłużenia okresu rezerwacji, co wymagać będzie stosownego aneksu do Umowy.</w:t>
-      </w:r>
-      <w:r>
-        <w:rPr>
-          <w:rFonts w:ascii="Calibri" w:hAnsi="Calibri" w:cs="Calibri"/>
-          <w:sz w:val="24"/>
-          <w:szCs w:val="24"/>
-        </w:rPr>
-        <w:t xml:space="preserve"> </w:t>
+        <w:t xml:space="preserve">, nie później jednak niż do dnia zawarcia przez Dewelopera z Rezerwującym umowy deweloperskiej, obejmującej Przedmiot Umowy. Strony dopuszczają możliwość przedłużenia okresu rezerwacji, co wymagać będzie stosownego aneksu do Umowy. </w:t>
       </w:r>
     </w:p>
     <w:p>
@@ -3116,31 +1737,7 @@
           <w:sz w:val="24"/>
           <w:szCs w:val="24"/>
         </w:rPr>
-        <w:t>Przez skorzystanie z rezerwacji</w:t>
-      </w:r>
-      <w:r>
-        <w:rPr>
-          <w:rFonts w:ascii="Calibri" w:hAnsi="Calibri" w:cs="Calibri"/>
-          <w:sz w:val="24"/>
-          <w:szCs w:val="24"/>
-        </w:rPr>
-        <w:t>,</w:t>
-      </w:r>
-      <w:r>
-        <w:rPr>
-          <w:rFonts w:ascii="Calibri" w:hAnsi="Calibri" w:cs="Calibri"/>
-          <w:sz w:val="24"/>
-          <w:szCs w:val="24"/>
-        </w:rPr>
-        <w:t xml:space="preserve"> Strony rozumieją za</w:t>
-      </w:r>
-      <w:r>
-        <w:rPr>
-          <w:rFonts w:ascii="Calibri" w:hAnsi="Calibri" w:cs="Calibri"/>
-          <w:sz w:val="24"/>
-          <w:szCs w:val="24"/>
-        </w:rPr>
-        <w:t>warcie pomiędzy Deweloperem</w:t>
+        <w:t>Przez skorzystanie z rezerwacji, Strony rozumieją zawarcie pomiędzy Deweloperem</w:t>
       </w:r>
       <w:r>
         <w:rPr>
@@ -3149,38 +1746,7 @@
           <w:szCs w:val="24"/>
         </w:rPr>
         <w:br/>
-      </w:r>
-      <w:r>
-        <w:rPr>
-          <w:rFonts w:ascii="Calibri" w:hAnsi="Calibri" w:cs="Calibri"/>
-          <w:sz w:val="24"/>
-          <w:szCs w:val="24"/>
-        </w:rPr>
-        <w:t xml:space="preserve">a </w:t>
-      </w:r>
-      <w:r>
-        <w:rPr>
-          <w:rFonts w:ascii="Calibri" w:hAnsi="Calibri" w:cs="Calibri"/>
-          <w:sz w:val="24"/>
-          <w:szCs w:val="24"/>
-        </w:rPr>
-        <w:t>Rezerwujący</w:t>
-      </w:r>
-      <w:r>
-        <w:rPr>
-          <w:rFonts w:ascii="Calibri" w:hAnsi="Calibri" w:cs="Calibri"/>
-          <w:sz w:val="24"/>
-          <w:szCs w:val="24"/>
-        </w:rPr>
-        <w:t>m</w:t>
-      </w:r>
-      <w:r>
-        <w:rPr>
-          <w:rFonts w:ascii="Calibri" w:hAnsi="Calibri" w:cs="Calibri"/>
-          <w:sz w:val="24"/>
-          <w:szCs w:val="24"/>
-        </w:rPr>
-        <w:t xml:space="preserve"> umowy deweloperskiej.</w:t>
+        <w:t>a Rezerwującym umowy deweloperskiej.</w:t>
       </w:r>
     </w:p>
     <w:p>
@@ -3203,23 +1769,7 @@
           <w:sz w:val="24"/>
           <w:szCs w:val="24"/>
         </w:rPr>
-        <w:t xml:space="preserve">W przypadku skorzystania </w:t>
-      </w:r>
-      <w:r>
-        <w:rPr>
-          <w:rFonts w:ascii="Calibri" w:hAnsi="Calibri" w:cs="Calibri"/>
-          <w:sz w:val="24"/>
-          <w:szCs w:val="24"/>
-        </w:rPr>
-        <w:t>z rezerwacji, zawarta zostanie przez Strony umowa dewelopers</w:t>
-      </w:r>
-      <w:r>
-        <w:rPr>
-          <w:rFonts w:ascii="Calibri" w:hAnsi="Calibri" w:cs="Calibri"/>
-          <w:sz w:val="24"/>
-          <w:szCs w:val="24"/>
-        </w:rPr>
-        <w:t>ka, obejmująca Przedmiot Umowy. Strony uzgadniają, że cena Przedmiotu Umowy określona zostanie w umowie deweloperskiej w następujący sposób:</w:t>
+        <w:t>W przypadku skorzystania z rezerwacji, zawarta zostanie przez Strony umowa deweloperska, obejmująca Przedmiot Umowy. Strony uzgadniają, że cena Przedmiotu Umowy określona zostanie w umowie deweloperskiej w następujący sposób:</w:t>
       </w:r>
     </w:p>
     <w:p>
@@ -3249,126 +1799,43 @@
           <w:rFonts w:ascii="Calibri" w:hAnsi="Calibri" w:cs="Calibri"/>
           <w:sz w:val="24"/>
           <w:szCs w:val="24"/>
-        </w:rPr>
-        <w:t>{{</w:t>
-      </w:r>
-      <w:proofErr w:type="spellStart"/>
-      <w:r>
-        <w:rPr>
-          <w:rFonts w:ascii="Calibri" w:hAnsi="Calibri" w:cs="Calibri"/>
-          <w:sz w:val="24"/>
-          <w:szCs w:val="24"/>
-        </w:rPr>
-        <w:t>unitPrice</w:t>
-      </w:r>
-      <w:proofErr w:type="spellEnd"/>
-      <w:r>
-        <w:rPr>
-          <w:rFonts w:ascii="Calibri" w:hAnsi="Calibri" w:cs="Calibri"/>
-          <w:sz w:val="24"/>
-          <w:szCs w:val="24"/>
-        </w:rPr>
-        <w:t>}}</w:t>
-      </w:r>
-      <w:r>
-        <w:rPr>
-          <w:rFonts w:ascii="Calibri" w:hAnsi="Calibri" w:cs="Calibri"/>
-          <w:sz w:val="24"/>
-          <w:szCs w:val="24"/>
-        </w:rPr>
-        <w:t xml:space="preserve"> zł</w:t>
-      </w:r>
-      <w:r>
-        <w:rPr>
-          <w:rFonts w:ascii="Calibri" w:hAnsi="Calibri" w:cs="Calibri"/>
-          <w:sz w:val="24"/>
-          <w:szCs w:val="24"/>
-        </w:rPr>
-        <w:t xml:space="preserve"> (słownie:</w:t>
-      </w:r>
-      <w:r>
-        <w:rPr>
-          <w:rFonts w:ascii="Calibri" w:hAnsi="Calibri" w:cs="Calibri"/>
-          <w:sz w:val="24"/>
-          <w:szCs w:val="24"/>
-        </w:rPr>
-        <w:t xml:space="preserve"> </w:t>
-      </w:r>
-      <w:r>
-        <w:rPr>
-          <w:rFonts w:ascii="Calibri" w:hAnsi="Calibri" w:cs="Calibri"/>
-          <w:sz w:val="24"/>
-          <w:szCs w:val="24"/>
-        </w:rPr>
-        <w:t>{{</w:t>
-      </w:r>
-      <w:proofErr w:type="spellStart"/>
-      <w:r>
-        <w:rPr>
-          <w:rFonts w:ascii="Calibri" w:hAnsi="Calibri" w:cs="Calibri"/>
-          <w:sz w:val="24"/>
-          <w:szCs w:val="24"/>
-        </w:rPr>
-        <w:t>unitPriceWords</w:t>
-      </w:r>
-      <w:proofErr w:type="spellEnd"/>
-      <w:r>
-        <w:rPr>
-          <w:rFonts w:ascii="Calibri" w:hAnsi="Calibri" w:cs="Calibri"/>
-          <w:sz w:val="24"/>
-          <w:szCs w:val="24"/>
-        </w:rPr>
-        <w:t>}}</w:t>
-      </w:r>
-      <w:r>
-        <w:rPr>
-          <w:rFonts w:ascii="Calibri" w:hAnsi="Calibri" w:cs="Calibri"/>
-          <w:sz w:val="24"/>
-          <w:szCs w:val="24"/>
-        </w:rPr>
-        <w:t>)</w:t>
-      </w:r>
-      <w:r>
-        <w:rPr>
-          <w:rFonts w:ascii="Calibri" w:hAnsi="Calibri" w:cs="Calibri"/>
-          <w:sz w:val="24"/>
-          <w:szCs w:val="24"/>
-        </w:rPr>
-        <w:t xml:space="preserve"> brutto</w:t>
-      </w:r>
-      <w:r>
-        <w:rPr>
-          <w:rFonts w:ascii="Calibri" w:hAnsi="Calibri" w:cs="Calibri"/>
-          <w:sz w:val="24"/>
-          <w:szCs w:val="24"/>
-        </w:rPr>
-        <w:t xml:space="preserve">, to jest iloczyn powierzchni użytkowej Lokalu Mieszkalnego i stawki </w:t>
-      </w:r>
-      <w:r>
-        <w:rPr>
-          <w:rFonts w:ascii="Calibri" w:hAnsi="Calibri" w:cs="Calibri"/>
-          <w:sz w:val="24"/>
-          <w:szCs w:val="24"/>
-        </w:rPr>
-        <w:t>{{</w:t>
-      </w:r>
-      <w:proofErr w:type="spellStart"/>
-      <w:r>
-        <w:rPr>
-          <w:rFonts w:ascii="Calibri" w:hAnsi="Calibri" w:cs="Calibri"/>
-          <w:sz w:val="24"/>
-          <w:szCs w:val="24"/>
-        </w:rPr>
-        <w:t>pricePerSqm</w:t>
-      </w:r>
-      <w:proofErr w:type="spellEnd"/>
-      <w:r>
-        <w:rPr>
-          <w:rFonts w:ascii="Calibri" w:hAnsi="Calibri" w:cs="Calibri"/>
-          <w:sz w:val="24"/>
-          <w:szCs w:val="24"/>
-        </w:rPr>
-        <w:t>}}</w:t>
+          <w:highlight w:val="yellow"/>
+        </w:rPr>
+        <w:t>{{unitPrice}}</w:t>
+      </w:r>
+      <w:r>
+        <w:rPr>
+          <w:rFonts w:ascii="Calibri" w:hAnsi="Calibri" w:cs="Calibri"/>
+          <w:sz w:val="24"/>
+          <w:szCs w:val="24"/>
+        </w:rPr>
+        <w:t xml:space="preserve"> zł (słownie: </w:t>
+      </w:r>
+      <w:r>
+        <w:rPr>
+          <w:rFonts w:ascii="Calibri" w:hAnsi="Calibri" w:cs="Calibri"/>
+          <w:sz w:val="24"/>
+          <w:szCs w:val="24"/>
+          <w:highlight w:val="yellow"/>
+        </w:rPr>
+        <w:t>{{unitPriceWords}}</w:t>
+      </w:r>
+      <w:r>
+        <w:rPr>
+          <w:rFonts w:ascii="Calibri" w:hAnsi="Calibri" w:cs="Calibri"/>
+          <w:sz w:val="24"/>
+          <w:szCs w:val="24"/>
+        </w:rPr>
+        <w:t xml:space="preserve">) brutto, to jest iloczyn powierzchni użytkowej Lokalu Mieszkalnego i stawki </w:t>
+      </w:r>
+      <w:r>
+        <w:rPr>
+          <w:rFonts w:ascii="Calibri" w:hAnsi="Calibri" w:cs="Calibri"/>
+          <w:sz w:val="24"/>
+          <w:szCs w:val="24"/>
+          <w:highlight w:val="yellow"/>
+        </w:rPr>
+        <w:t>{{pricePerSqm}}</w:t>
       </w:r>
       <w:r>
         <w:rPr>
@@ -3420,65 +1887,16 @@
           <w:sz w:val="24"/>
           <w:szCs w:val="24"/>
         </w:rPr>
-        <w:t xml:space="preserve">cena </w:t>
-      </w:r>
-      <w:r>
-        <w:rPr>
-          <w:rFonts w:ascii="Calibri" w:hAnsi="Calibri" w:cs="Calibri"/>
-          <w:i/>
-          <w:iCs/>
-          <w:sz w:val="24"/>
-          <w:szCs w:val="24"/>
-        </w:rPr>
-        <w:t xml:space="preserve">prawa do wyłącznego korzystania </w:t>
-      </w:r>
-      <w:r>
-        <w:rPr>
-          <w:rFonts w:ascii="Calibri" w:hAnsi="Calibri" w:cs="Calibri"/>
-          <w:i/>
-          <w:iCs/>
-          <w:sz w:val="24"/>
-          <w:szCs w:val="24"/>
-        </w:rPr>
-        <w:t xml:space="preserve">z </w:t>
-      </w:r>
-      <w:r>
-        <w:rPr>
-          <w:rFonts w:ascii="Calibri" w:hAnsi="Calibri" w:cs="Calibri"/>
-          <w:i/>
-          <w:iCs/>
-          <w:sz w:val="24"/>
-          <w:szCs w:val="24"/>
-        </w:rPr>
-        <w:t xml:space="preserve">Naziemnego Miejsca </w:t>
-      </w:r>
-      <w:r>
-        <w:rPr>
-          <w:rFonts w:ascii="Calibri" w:hAnsi="Calibri" w:cs="Calibri"/>
-          <w:i/>
-          <w:iCs/>
-          <w:sz w:val="24"/>
-          <w:szCs w:val="24"/>
-        </w:rPr>
-        <w:t>P</w:t>
-      </w:r>
-      <w:r>
-        <w:rPr>
-          <w:rFonts w:ascii="Calibri" w:hAnsi="Calibri" w:cs="Calibri"/>
-          <w:i/>
-          <w:iCs/>
-          <w:sz w:val="24"/>
-          <w:szCs w:val="24"/>
-        </w:rPr>
-        <w:t xml:space="preserve">ostojowego – </w:t>
-      </w:r>
-      <w:r>
-        <w:rPr>
-          <w:rFonts w:ascii="Calibri" w:hAnsi="Calibri" w:cs="Calibri"/>
-          <w:i/>
-          <w:iCs/>
-          <w:sz w:val="24"/>
-          <w:szCs w:val="24"/>
+        <w:t xml:space="preserve">cena prawa do wyłącznego korzystania z Naziemnego Miejsca Postojowego – </w:t>
+      </w:r>
+      <w:r>
+        <w:rPr>
+          <w:rFonts w:ascii="Calibri" w:hAnsi="Calibri" w:cs="Calibri"/>
+          <w:i/>
+          <w:iCs/>
+          <w:sz w:val="24"/>
+          <w:szCs w:val="24"/>
+          <w:highlight w:val="yellow"/>
         </w:rPr>
         <w:t>{{parking1Price}}</w:t>
       </w:r>
@@ -3499,6 +1917,7 @@
           <w:iCs/>
           <w:sz w:val="24"/>
           <w:szCs w:val="24"/>
+          <w:highlight w:val="yellow"/>
         </w:rPr>
         <w:t>{{parking1PriceWords}}</w:t>
       </w:r>
@@ -3538,87 +1957,18 @@
           <w:szCs w:val="24"/>
         </w:rPr>
         <w:lastRenderedPageBreak/>
-        <w:t xml:space="preserve">cena </w:t>
-      </w:r>
-      <w:r>
-        <w:rPr>
-          <w:rFonts w:ascii="Calibri" w:hAnsi="Calibri" w:cs="Calibri"/>
-          <w:i/>
-          <w:iCs/>
-          <w:sz w:val="24"/>
-          <w:szCs w:val="24"/>
-        </w:rPr>
-        <w:t xml:space="preserve">prawa do wyłącznego korzystania </w:t>
-      </w:r>
-      <w:r>
-        <w:rPr>
-          <w:rFonts w:ascii="Calibri" w:hAnsi="Calibri" w:cs="Calibri"/>
-          <w:i/>
-          <w:iCs/>
-          <w:sz w:val="24"/>
-          <w:szCs w:val="24"/>
-        </w:rPr>
-        <w:t xml:space="preserve">z </w:t>
-      </w:r>
-      <w:r>
-        <w:rPr>
-          <w:rFonts w:ascii="Calibri" w:hAnsi="Calibri" w:cs="Calibri"/>
-          <w:i/>
-          <w:iCs/>
-          <w:sz w:val="24"/>
-          <w:szCs w:val="24"/>
-        </w:rPr>
-        <w:t xml:space="preserve">Drugiego Naziemnego Miejsca </w:t>
-      </w:r>
-      <w:r>
-        <w:rPr>
-          <w:rFonts w:ascii="Calibri" w:hAnsi="Calibri" w:cs="Calibri"/>
-          <w:i/>
-          <w:iCs/>
-          <w:sz w:val="24"/>
-          <w:szCs w:val="24"/>
-        </w:rPr>
-        <w:t>P</w:t>
-      </w:r>
-      <w:r>
-        <w:rPr>
-          <w:rFonts w:ascii="Calibri" w:hAnsi="Calibri" w:cs="Calibri"/>
-          <w:i/>
-          <w:iCs/>
-          <w:sz w:val="24"/>
-          <w:szCs w:val="24"/>
-        </w:rPr>
-        <w:t xml:space="preserve">ostojowego – </w:t>
-      </w:r>
-      <w:r>
-        <w:rPr>
-          <w:rFonts w:ascii="Calibri" w:hAnsi="Calibri" w:cs="Calibri"/>
-          <w:i/>
-          <w:iCs/>
-          <w:sz w:val="24"/>
-          <w:szCs w:val="24"/>
-        </w:rPr>
-        <w:t>{{parking</w:t>
-      </w:r>
-      <w:r>
-        <w:rPr>
-          <w:rFonts w:ascii="Calibri" w:hAnsi="Calibri" w:cs="Calibri"/>
-          <w:i/>
-          <w:iCs/>
-          <w:sz w:val="24"/>
-          <w:szCs w:val="24"/>
-        </w:rPr>
-        <w:t>2</w:t>
-      </w:r>
-      <w:r>
-        <w:rPr>
-          <w:rFonts w:ascii="Calibri" w:hAnsi="Calibri" w:cs="Calibri"/>
-          <w:i/>
-          <w:iCs/>
-          <w:sz w:val="24"/>
-          <w:szCs w:val="24"/>
-        </w:rPr>
-        <w:t>Price}}</w:t>
+        <w:t xml:space="preserve">cena prawa do wyłącznego korzystania z Drugiego Naziemnego Miejsca Postojowego – </w:t>
+      </w:r>
+      <w:r>
+        <w:rPr>
+          <w:rFonts w:ascii="Calibri" w:hAnsi="Calibri" w:cs="Calibri"/>
+          <w:i/>
+          <w:iCs/>
+          <w:sz w:val="24"/>
+          <w:szCs w:val="24"/>
+          <w:highlight w:val="yellow"/>
+        </w:rPr>
+        <w:t>{{parking2Price}}</w:t>
       </w:r>
       <w:r>
         <w:rPr>
@@ -3637,48 +1987,19 @@
           <w:iCs/>
           <w:sz w:val="24"/>
           <w:szCs w:val="24"/>
-        </w:rPr>
-        <w:t>{{parking</w:t>
-      </w:r>
-      <w:r>
-        <w:rPr>
-          <w:rFonts w:ascii="Calibri" w:hAnsi="Calibri" w:cs="Calibri"/>
-          <w:i/>
-          <w:iCs/>
-          <w:sz w:val="24"/>
-          <w:szCs w:val="24"/>
-        </w:rPr>
-        <w:t>2</w:t>
-      </w:r>
-      <w:r>
-        <w:rPr>
-          <w:rFonts w:ascii="Calibri" w:hAnsi="Calibri" w:cs="Calibri"/>
-          <w:i/>
-          <w:iCs/>
-          <w:sz w:val="24"/>
-          <w:szCs w:val="24"/>
-        </w:rPr>
-        <w:t>PriceWords}}</w:t>
-      </w:r>
-      <w:r>
-        <w:rPr>
-          <w:rFonts w:ascii="Calibri" w:hAnsi="Calibri" w:cs="Calibri"/>
-          <w:i/>
-          <w:iCs/>
-          <w:sz w:val="24"/>
-          <w:szCs w:val="24"/>
-        </w:rPr>
-        <w:t>) brutto</w:t>
-      </w:r>
-      <w:r>
-        <w:rPr>
-          <w:rFonts w:ascii="Calibri" w:hAnsi="Calibri" w:cs="Calibri"/>
-          <w:i/>
-          <w:iCs/>
-          <w:sz w:val="24"/>
-          <w:szCs w:val="24"/>
-        </w:rPr>
-        <w:t>;</w:t>
+          <w:highlight w:val="yellow"/>
+        </w:rPr>
+        <w:t>{{parking2PriceWords}}</w:t>
+      </w:r>
+      <w:r>
+        <w:rPr>
+          <w:rFonts w:ascii="Calibri" w:hAnsi="Calibri" w:cs="Calibri"/>
+          <w:i/>
+          <w:iCs/>
+          <w:sz w:val="24"/>
+          <w:szCs w:val="24"/>
+        </w:rPr>
+        <w:t>) brutto;</w:t>
       </w:r>
     </w:p>
     <w:p>
@@ -3714,30 +2035,9 @@
           <w:iCs/>
           <w:sz w:val="24"/>
           <w:szCs w:val="24"/>
-        </w:rPr>
-        <w:t>{{</w:t>
-      </w:r>
-      <w:proofErr w:type="spellStart"/>
-      <w:r>
-        <w:rPr>
-          <w:rFonts w:ascii="Calibri" w:hAnsi="Calibri" w:cs="Calibri"/>
-          <w:i/>
-          <w:iCs/>
-          <w:sz w:val="24"/>
-          <w:szCs w:val="24"/>
-        </w:rPr>
-        <w:t>komorkaPrice</w:t>
-      </w:r>
-      <w:proofErr w:type="spellEnd"/>
-      <w:r>
-        <w:rPr>
-          <w:rFonts w:ascii="Calibri" w:hAnsi="Calibri" w:cs="Calibri"/>
-          <w:i/>
-          <w:iCs/>
-          <w:sz w:val="24"/>
-          <w:szCs w:val="24"/>
-        </w:rPr>
-        <w:t>}}</w:t>
+          <w:highlight w:val="yellow"/>
+        </w:rPr>
+        <w:t>{{komorkaPrice}}</w:t>
       </w:r>
       <w:r>
         <w:rPr>
@@ -3756,30 +2056,9 @@
           <w:iCs/>
           <w:sz w:val="24"/>
           <w:szCs w:val="24"/>
-        </w:rPr>
-        <w:t>{{</w:t>
-      </w:r>
-      <w:proofErr w:type="spellStart"/>
-      <w:r>
-        <w:rPr>
-          <w:rFonts w:ascii="Calibri" w:hAnsi="Calibri" w:cs="Calibri"/>
-          <w:i/>
-          <w:iCs/>
-          <w:sz w:val="24"/>
-          <w:szCs w:val="24"/>
-        </w:rPr>
-        <w:t>komorkaPriceWords</w:t>
-      </w:r>
-      <w:proofErr w:type="spellEnd"/>
-      <w:r>
-        <w:rPr>
-          <w:rFonts w:ascii="Calibri" w:hAnsi="Calibri" w:cs="Calibri"/>
-          <w:i/>
-          <w:iCs/>
-          <w:sz w:val="24"/>
-          <w:szCs w:val="24"/>
-        </w:rPr>
-        <w:t>}}</w:t>
+          <w:highlight w:val="yellow"/>
+        </w:rPr>
+        <w:t>{{komorkaPriceWords}}</w:t>
       </w:r>
       <w:r>
         <w:rPr>
@@ -3825,6 +2104,7 @@
           <w:iCs/>
           <w:sz w:val="24"/>
           <w:szCs w:val="24"/>
+          <w:highlight w:val="yellow"/>
         </w:rPr>
         <w:t>{{garage1Price}}</w:t>
       </w:r>
@@ -3845,6 +2125,7 @@
           <w:iCs/>
           <w:sz w:val="24"/>
           <w:szCs w:val="24"/>
+          <w:highlight w:val="yellow"/>
         </w:rPr>
         <w:t>{{garage1PriceWords}}</w:t>
       </w:r>
@@ -3892,98 +2173,40 @@
           <w:iCs/>
           <w:sz w:val="24"/>
           <w:szCs w:val="24"/>
-        </w:rPr>
-        <w:t>{{garage</w:t>
-      </w:r>
-      <w:r>
-        <w:rPr>
-          <w:rFonts w:ascii="Calibri" w:hAnsi="Calibri" w:cs="Calibri"/>
-          <w:i/>
-          <w:iCs/>
-          <w:sz w:val="24"/>
-          <w:szCs w:val="24"/>
-        </w:rPr>
-        <w:t>2</w:t>
-      </w:r>
-      <w:r>
-        <w:rPr>
-          <w:rFonts w:ascii="Calibri" w:hAnsi="Calibri" w:cs="Calibri"/>
-          <w:i/>
-          <w:iCs/>
-          <w:sz w:val="24"/>
-          <w:szCs w:val="24"/>
-        </w:rPr>
-        <w:t>Price}}</w:t>
-      </w:r>
-      <w:r>
-        <w:rPr>
-          <w:rFonts w:ascii="Calibri" w:hAnsi="Calibri" w:cs="Calibri"/>
-          <w:i/>
-          <w:iCs/>
-          <w:sz w:val="24"/>
-          <w:szCs w:val="24"/>
-        </w:rPr>
-        <w:t xml:space="preserve"> </w:t>
-      </w:r>
-      <w:r>
-        <w:rPr>
-          <w:rFonts w:ascii="Calibri" w:hAnsi="Calibri" w:cs="Calibri"/>
-          <w:i/>
-          <w:iCs/>
-          <w:sz w:val="24"/>
-          <w:szCs w:val="24"/>
-        </w:rPr>
-        <w:t xml:space="preserve"> zł (słownie: </w:t>
-      </w:r>
-      <w:r>
-        <w:rPr>
-          <w:rFonts w:ascii="Calibri" w:hAnsi="Calibri" w:cs="Calibri"/>
-          <w:i/>
-          <w:iCs/>
-          <w:sz w:val="24"/>
-          <w:szCs w:val="24"/>
-        </w:rPr>
-        <w:t>{{garage</w:t>
-      </w:r>
-      <w:r>
-        <w:rPr>
-          <w:rFonts w:ascii="Calibri" w:hAnsi="Calibri" w:cs="Calibri"/>
-          <w:i/>
-          <w:iCs/>
-          <w:sz w:val="24"/>
-          <w:szCs w:val="24"/>
-        </w:rPr>
-        <w:t>2</w:t>
-      </w:r>
-      <w:r>
-        <w:rPr>
-          <w:rFonts w:ascii="Calibri" w:hAnsi="Calibri" w:cs="Calibri"/>
-          <w:i/>
-          <w:iCs/>
-          <w:sz w:val="24"/>
-          <w:szCs w:val="24"/>
-        </w:rPr>
-        <w:t>PriceWords}}</w:t>
-      </w:r>
-      <w:r>
-        <w:rPr>
-          <w:rFonts w:ascii="Calibri" w:hAnsi="Calibri" w:cs="Calibri"/>
-          <w:i/>
-          <w:iCs/>
-          <w:sz w:val="24"/>
-          <w:szCs w:val="24"/>
-        </w:rPr>
-        <w:t>) brutto</w:t>
-      </w:r>
-      <w:r>
-        <w:rPr>
-          <w:rFonts w:ascii="Calibri" w:hAnsi="Calibri" w:cs="Calibri"/>
-          <w:i/>
-          <w:iCs/>
-          <w:sz w:val="24"/>
-          <w:szCs w:val="24"/>
-        </w:rPr>
-        <w:t>;</w:t>
+          <w:highlight w:val="yellow"/>
+        </w:rPr>
+        <w:t>{{garage2Price}}</w:t>
+      </w:r>
+      <w:r>
+        <w:rPr>
+          <w:rFonts w:ascii="Calibri" w:hAnsi="Calibri" w:cs="Calibri"/>
+          <w:i/>
+          <w:iCs/>
+          <w:sz w:val="24"/>
+          <w:szCs w:val="24"/>
+        </w:rPr>
+        <w:t xml:space="preserve">  zł (słownie: </w:t>
+      </w:r>
+      <w:r>
+        <w:rPr>
+          <w:rFonts w:ascii="Calibri" w:hAnsi="Calibri" w:cs="Calibri"/>
+          <w:i/>
+          <w:iCs/>
+          <w:sz w:val="24"/>
+          <w:szCs w:val="24"/>
+          <w:highlight w:val="yellow"/>
+        </w:rPr>
+        <w:t>{{garage2PriceWords}}</w:t>
+      </w:r>
+      <w:r>
+        <w:rPr>
+          <w:rFonts w:ascii="Calibri" w:hAnsi="Calibri" w:cs="Calibri"/>
+          <w:i/>
+          <w:iCs/>
+          <w:sz w:val="24"/>
+          <w:szCs w:val="24"/>
+        </w:rPr>
+        <w:t>) brutto;</w:t>
       </w:r>
     </w:p>
     <w:p>
@@ -4011,74 +2234,7 @@
           <w:szCs w:val="24"/>
           <w:highlight w:val="yellow"/>
         </w:rPr>
-        <w:t>{{</w:t>
-      </w:r>
-      <w:proofErr w:type="spellStart"/>
-      <w:r>
-        <w:rPr>
-          <w:rFonts w:ascii="Calibri" w:hAnsi="Calibri" w:cs="Calibri"/>
-          <w:sz w:val="24"/>
-          <w:szCs w:val="24"/>
-          <w:highlight w:val="yellow"/>
-        </w:rPr>
-        <w:t>totalPrice</w:t>
-      </w:r>
-      <w:proofErr w:type="spellEnd"/>
-      <w:r>
-        <w:rPr>
-          <w:rFonts w:ascii="Calibri" w:hAnsi="Calibri" w:cs="Calibri"/>
-          <w:sz w:val="24"/>
-          <w:szCs w:val="24"/>
-          <w:highlight w:val="yellow"/>
-        </w:rPr>
-        <w:t>}}</w:t>
-      </w:r>
-      <w:r>
-        <w:rPr>
-          <w:rFonts w:ascii="Calibri" w:hAnsi="Calibri" w:cs="Calibri"/>
-          <w:sz w:val="24"/>
-          <w:szCs w:val="24"/>
-          <w:highlight w:val="yellow"/>
-        </w:rPr>
-        <w:t xml:space="preserve"> zł (słownie: </w:t>
-      </w:r>
-      <w:r>
-        <w:rPr>
-          <w:rFonts w:ascii="Calibri" w:hAnsi="Calibri" w:cs="Calibri"/>
-          <w:sz w:val="24"/>
-          <w:szCs w:val="24"/>
-          <w:highlight w:val="yellow"/>
-        </w:rPr>
-        <w:t>{{</w:t>
-      </w:r>
-      <w:proofErr w:type="spellStart"/>
-      <w:r>
-        <w:rPr>
-          <w:rFonts w:ascii="Calibri" w:hAnsi="Calibri" w:cs="Calibri"/>
-          <w:sz w:val="24"/>
-          <w:szCs w:val="24"/>
-          <w:highlight w:val="yellow"/>
-        </w:rPr>
-        <w:t>totalPriceWords</w:t>
-      </w:r>
-      <w:proofErr w:type="spellEnd"/>
-      <w:r>
-        <w:rPr>
-          <w:rFonts w:ascii="Calibri" w:hAnsi="Calibri" w:cs="Calibri"/>
-          <w:sz w:val="24"/>
-          <w:szCs w:val="24"/>
-          <w:highlight w:val="yellow"/>
-        </w:rPr>
-        <w:t>}}</w:t>
-      </w:r>
-      <w:r>
-        <w:rPr>
-          <w:rFonts w:ascii="Calibri" w:hAnsi="Calibri" w:cs="Calibri"/>
-          <w:sz w:val="24"/>
-          <w:szCs w:val="24"/>
-          <w:highlight w:val="yellow"/>
-        </w:rPr>
-        <w:t>).</w:t>
+        <w:t>{{totalPrice}} zł (słownie: {{totalPriceWords}}).</w:t>
       </w:r>
     </w:p>
     <w:p>
@@ -4101,143 +2257,7 @@
           <w:sz w:val="24"/>
           <w:szCs w:val="24"/>
         </w:rPr>
-        <w:t>Ceny określone w ust. 4</w:t>
-      </w:r>
-      <w:r>
-        <w:rPr>
-          <w:rFonts w:ascii="Calibri" w:hAnsi="Calibri" w:cs="Calibri"/>
-          <w:sz w:val="24"/>
-          <w:szCs w:val="24"/>
-        </w:rPr>
-        <w:t xml:space="preserve"> powyżej zawierają podatek </w:t>
-      </w:r>
-      <w:r>
-        <w:rPr>
-          <w:rFonts w:ascii="Calibri" w:hAnsi="Calibri" w:cs="Calibri"/>
-          <w:sz w:val="24"/>
-          <w:szCs w:val="24"/>
-        </w:rPr>
-        <w:t>od towarów i usług (</w:t>
-      </w:r>
-      <w:r>
-        <w:rPr>
-          <w:rFonts w:ascii="Calibri" w:hAnsi="Calibri" w:cs="Calibri"/>
-          <w:sz w:val="24"/>
-          <w:szCs w:val="24"/>
-        </w:rPr>
-        <w:t>VAT</w:t>
-      </w:r>
-      <w:r>
-        <w:rPr>
-          <w:rFonts w:ascii="Calibri" w:hAnsi="Calibri" w:cs="Calibri"/>
-          <w:sz w:val="24"/>
-          <w:szCs w:val="24"/>
-        </w:rPr>
-        <w:t>)</w:t>
-      </w:r>
-      <w:r>
-        <w:rPr>
-          <w:rFonts w:ascii="Calibri" w:hAnsi="Calibri" w:cs="Calibri"/>
-          <w:sz w:val="24"/>
-          <w:szCs w:val="24"/>
-        </w:rPr>
-        <w:t>, któr</w:t>
-      </w:r>
-      <w:r>
-        <w:rPr>
-          <w:rFonts w:ascii="Calibri" w:hAnsi="Calibri" w:cs="Calibri"/>
-          <w:sz w:val="24"/>
-          <w:szCs w:val="24"/>
-        </w:rPr>
-        <w:t>ego</w:t>
-      </w:r>
-      <w:r>
-        <w:rPr>
-          <w:rFonts w:ascii="Calibri" w:hAnsi="Calibri" w:cs="Calibri"/>
-          <w:sz w:val="24"/>
-          <w:szCs w:val="24"/>
-        </w:rPr>
-        <w:t xml:space="preserve"> </w:t>
-      </w:r>
-      <w:r>
-        <w:rPr>
-          <w:rFonts w:ascii="Calibri" w:hAnsi="Calibri" w:cs="Calibri"/>
-          <w:sz w:val="24"/>
-          <w:szCs w:val="24"/>
-        </w:rPr>
-        <w:t xml:space="preserve">stawka </w:t>
-      </w:r>
-      <w:r>
-        <w:rPr>
-          <w:rFonts w:ascii="Calibri" w:hAnsi="Calibri" w:cs="Calibri"/>
-          <w:sz w:val="24"/>
-          <w:szCs w:val="24"/>
-        </w:rPr>
-        <w:t>w dniu podpisania Umowy wynosi 8 %</w:t>
-      </w:r>
-      <w:r>
-        <w:rPr>
-          <w:rFonts w:ascii="Calibri" w:hAnsi="Calibri" w:cs="Calibri"/>
-          <w:sz w:val="24"/>
-          <w:szCs w:val="24"/>
-        </w:rPr>
-        <w:t>, a w</w:t>
-      </w:r>
-      <w:r>
-        <w:rPr>
-          <w:rFonts w:ascii="Calibri" w:hAnsi="Calibri" w:cs="Calibri"/>
-          <w:sz w:val="24"/>
-          <w:szCs w:val="24"/>
-        </w:rPr>
-        <w:t xml:space="preserve"> przypadku zm</w:t>
-      </w:r>
-      <w:r>
-        <w:rPr>
-          <w:rFonts w:ascii="Calibri" w:hAnsi="Calibri" w:cs="Calibri"/>
-          <w:sz w:val="24"/>
-          <w:szCs w:val="24"/>
-        </w:rPr>
-        <w:t xml:space="preserve">iany wysokości </w:t>
-      </w:r>
-      <w:r>
-        <w:rPr>
-          <w:rFonts w:ascii="Calibri" w:hAnsi="Calibri" w:cs="Calibri"/>
-          <w:sz w:val="24"/>
-          <w:szCs w:val="24"/>
-        </w:rPr>
-        <w:t>stawki tego podatku</w:t>
-      </w:r>
-      <w:r>
-        <w:rPr>
-          <w:rFonts w:ascii="Calibri" w:hAnsi="Calibri" w:cs="Calibri"/>
-          <w:sz w:val="24"/>
-          <w:szCs w:val="24"/>
-        </w:rPr>
-        <w:t xml:space="preserve"> cena ulegnie zmianie o kw</w:t>
-      </w:r>
-      <w:r>
-        <w:rPr>
-          <w:rFonts w:ascii="Calibri" w:hAnsi="Calibri" w:cs="Calibri"/>
-          <w:sz w:val="24"/>
-          <w:szCs w:val="24"/>
-        </w:rPr>
-        <w:t xml:space="preserve">otę zmienionego podatku VAT, na co </w:t>
-      </w:r>
-      <w:r>
-        <w:rPr>
-          <w:rFonts w:ascii="Calibri" w:hAnsi="Calibri" w:cs="Calibri"/>
-          <w:sz w:val="24"/>
-          <w:szCs w:val="24"/>
-        </w:rPr>
-        <w:t>Rezerwujący</w:t>
-      </w:r>
-      <w:r>
-        <w:rPr>
-          <w:rFonts w:ascii="Calibri" w:hAnsi="Calibri" w:cs="Calibri"/>
-          <w:sz w:val="24"/>
-          <w:szCs w:val="24"/>
-        </w:rPr>
-        <w:t xml:space="preserve"> wyraża zgodę.</w:t>
+        <w:t>Ceny określone w ust. 4 powyżej zawierają podatek od towarów i usług (VAT), którego stawka w dniu podpisania Umowy wynosi 8 %, a w przypadku zmiany wysokości stawki tego podatku cena ulegnie zmianie o kwotę zmienionego podatku VAT, na co Rezerwujący wyraża zgodę.</w:t>
       </w:r>
     </w:p>
     <w:p>
@@ -4278,61 +2298,7 @@
           <w:sz w:val="24"/>
           <w:szCs w:val="24"/>
         </w:rPr>
-        <w:t xml:space="preserve"> 44/8 o projektowanym łącznym obszarze 0,074</w:t>
-      </w:r>
-      <w:r>
-        <w:rPr>
-          <w:rFonts w:ascii="Calibri" w:hAnsi="Calibri" w:cs="Calibri"/>
-          <w:iCs/>
-          <w:sz w:val="24"/>
-          <w:szCs w:val="24"/>
-        </w:rPr>
-        <w:t>9</w:t>
-      </w:r>
-      <w:r>
-        <w:rPr>
-          <w:rFonts w:ascii="Calibri" w:hAnsi="Calibri" w:cs="Calibri"/>
-          <w:iCs/>
-          <w:sz w:val="24"/>
-          <w:szCs w:val="24"/>
-        </w:rPr>
-        <w:t xml:space="preserve"> ha, zapewniającą Przedmiotowi Umowy dostęp do drogi publicznej, za cenę kwocie </w:t>
-      </w:r>
-      <w:r>
-        <w:rPr>
-          <w:rFonts w:ascii="Calibri" w:hAnsi="Calibri" w:cs="Calibri"/>
-          <w:iCs/>
-          <w:sz w:val="24"/>
-          <w:szCs w:val="24"/>
-        </w:rPr>
-        <w:t>369</w:t>
-      </w:r>
-      <w:r>
-        <w:rPr>
-          <w:rFonts w:ascii="Calibri" w:hAnsi="Calibri" w:cs="Calibri"/>
-          <w:iCs/>
-          <w:sz w:val="24"/>
-          <w:szCs w:val="24"/>
-        </w:rPr>
-        <w:t xml:space="preserve"> zł (słownie: </w:t>
-      </w:r>
-      <w:r>
-        <w:rPr>
-          <w:rFonts w:ascii="Calibri" w:hAnsi="Calibri" w:cs="Calibri"/>
-          <w:iCs/>
-          <w:sz w:val="24"/>
-          <w:szCs w:val="24"/>
-        </w:rPr>
-        <w:t>trzysta sześćdziesiąt dziewięć zł</w:t>
-      </w:r>
-      <w:r>
-        <w:rPr>
-          <w:rFonts w:ascii="Calibri" w:hAnsi="Calibri" w:cs="Calibri"/>
-          <w:iCs/>
-          <w:sz w:val="24"/>
-          <w:szCs w:val="24"/>
-        </w:rPr>
-        <w:t xml:space="preserve">) brutto, w tym podatek VAT według stawki 23%, przy czym </w:t>
+        <w:t xml:space="preserve"> 44/8 o projektowanym łącznym obszarze 0,0749 ha, zapewniającą Przedmiotowi Umowy dostęp do drogi publicznej, za cenę kwocie 369 zł (słownie: trzysta sześćdziesiąt dziewięć zł) brutto, w tym podatek VAT według stawki 23%, przy czym </w:t>
       </w:r>
       <w:r>
         <w:rPr>
@@ -4363,47 +2329,7 @@
           <w:sz w:val="24"/>
           <w:szCs w:val="24"/>
         </w:rPr>
-        <w:t>Rezerwujący</w:t>
-      </w:r>
-      <w:r>
-        <w:rPr>
-          <w:rFonts w:ascii="Calibri" w:hAnsi="Calibri" w:cs="Calibri"/>
-          <w:sz w:val="24"/>
-          <w:szCs w:val="24"/>
-        </w:rPr>
-        <w:t xml:space="preserve"> oświadcza, że zapoznał się </w:t>
-      </w:r>
-      <w:r>
-        <w:rPr>
-          <w:rFonts w:ascii="Calibri" w:hAnsi="Calibri" w:cs="Calibri"/>
-          <w:sz w:val="24"/>
-          <w:szCs w:val="24"/>
-        </w:rPr>
-        <w:t>z załącznik</w:t>
-      </w:r>
-      <w:r>
-        <w:rPr>
-          <w:rFonts w:ascii="Calibri" w:hAnsi="Calibri" w:cs="Calibri"/>
-          <w:sz w:val="24"/>
-          <w:szCs w:val="24"/>
-        </w:rPr>
-        <w:t>iem</w:t>
-      </w:r>
-      <w:r>
-        <w:rPr>
-          <w:rFonts w:ascii="Calibri" w:hAnsi="Calibri" w:cs="Calibri"/>
-          <w:sz w:val="24"/>
-          <w:szCs w:val="24"/>
-        </w:rPr>
-        <w:t xml:space="preserve"> do Umowy</w:t>
-      </w:r>
-      <w:r>
-        <w:rPr>
-          <w:rFonts w:ascii="Calibri" w:hAnsi="Calibri" w:cs="Calibri"/>
-          <w:sz w:val="24"/>
-          <w:szCs w:val="24"/>
-        </w:rPr>
-        <w:t>.</w:t>
+        <w:t>Rezerwujący oświadcza, że zapoznał się z załącznikiem do Umowy.</w:t>
       </w:r>
     </w:p>
     <w:p>
@@ -4501,15 +2427,7 @@
           <w:sz w:val="24"/>
           <w:szCs w:val="24"/>
         </w:rPr>
-        <w:t>Rezerwujący</w:t>
-      </w:r>
-      <w:r>
-        <w:rPr>
-          <w:rFonts w:ascii="Calibri" w:hAnsi="Calibri" w:cs="Calibri"/>
-          <w:sz w:val="24"/>
-          <w:szCs w:val="24"/>
-        </w:rPr>
-        <w:t xml:space="preserve"> zobowiązuje się do wpłaty na rachunek bankowy Dewelopera</w:t>
+        <w:t>Rezerwujący zobowiązuje się do wpłaty na rachunek bankowy Dewelopera</w:t>
       </w:r>
       <w:r>
         <w:rPr>
@@ -4518,13 +2436,6 @@
           <w:szCs w:val="24"/>
         </w:rPr>
         <w:br/>
-      </w:r>
-      <w:r>
-        <w:rPr>
-          <w:rFonts w:ascii="Calibri" w:hAnsi="Calibri" w:cs="Calibri"/>
-          <w:sz w:val="24"/>
-          <w:szCs w:val="24"/>
-        </w:rPr>
         <w:t xml:space="preserve">o numerze: </w:t>
       </w:r>
       <w:r>
@@ -4534,19 +2445,43 @@
           <w:szCs w:val="24"/>
           <w:highlight w:val="yellow"/>
         </w:rPr>
-        <w:t>{{</w:t>
-      </w:r>
-      <w:proofErr w:type="spellStart"/>
-      <w:r>
-        <w:rPr>
-          <w:rFonts w:ascii="Calibri" w:hAnsi="Calibri" w:cs="Calibri"/>
+        <w:t>{{bankAccount}}</w:t>
+      </w:r>
+      <w:r>
+        <w:rPr>
+          <w:rFonts w:ascii="Calibri" w:hAnsi="Calibri" w:cs="Calibri"/>
+          <w:sz w:val="24"/>
+          <w:szCs w:val="24"/>
+        </w:rPr>
+        <w:t xml:space="preserve"> opłaty rezerwacyjnej w wysokości </w:t>
+      </w:r>
+      <w:r>
+        <w:rPr>
+          <w:rFonts w:ascii="Calibri" w:hAnsi="Calibri" w:cs="Calibri"/>
+          <w:b/>
           <w:sz w:val="24"/>
           <w:szCs w:val="24"/>
           <w:highlight w:val="yellow"/>
         </w:rPr>
-        <w:t>bankAccount</w:t>
-      </w:r>
-      <w:proofErr w:type="spellEnd"/>
+        <w:t>{{reservationFee}}</w:t>
+      </w:r>
+      <w:r>
+        <w:rPr>
+          <w:rFonts w:ascii="Calibri" w:hAnsi="Calibri" w:cs="Calibri"/>
+          <w:b/>
+          <w:sz w:val="24"/>
+          <w:szCs w:val="24"/>
+        </w:rPr>
+        <w:t xml:space="preserve"> zł</w:t>
+      </w:r>
+      <w:r>
+        <w:rPr>
+          <w:rFonts w:ascii="Calibri" w:hAnsi="Calibri" w:cs="Calibri"/>
+          <w:sz w:val="24"/>
+          <w:szCs w:val="24"/>
+        </w:rPr>
+        <w:t xml:space="preserve"> (słownie: </w:t>
+      </w:r>
       <w:r>
         <w:rPr>
           <w:rFonts w:ascii="Calibri" w:hAnsi="Calibri" w:cs="Calibri"/>
@@ -4554,111 +2489,7 @@
           <w:szCs w:val="24"/>
           <w:highlight w:val="yellow"/>
         </w:rPr>
-        <w:t>}}</w:t>
-      </w:r>
-      <w:r>
-        <w:rPr>
-          <w:rFonts w:ascii="Calibri" w:hAnsi="Calibri" w:cs="Calibri"/>
-          <w:sz w:val="24"/>
-          <w:szCs w:val="24"/>
-        </w:rPr>
-        <w:t xml:space="preserve"> </w:t>
-      </w:r>
-      <w:r>
-        <w:rPr>
-          <w:rFonts w:ascii="Calibri" w:hAnsi="Calibri" w:cs="Calibri"/>
-          <w:sz w:val="24"/>
-          <w:szCs w:val="24"/>
-        </w:rPr>
-        <w:t>opłaty</w:t>
-      </w:r>
-      <w:r>
-        <w:rPr>
-          <w:rFonts w:ascii="Calibri" w:hAnsi="Calibri" w:cs="Calibri"/>
-          <w:sz w:val="24"/>
-          <w:szCs w:val="24"/>
-        </w:rPr>
-        <w:t xml:space="preserve"> rezerwacyjnej w wysokości </w:t>
-      </w:r>
-      <w:r>
-        <w:rPr>
-          <w:rFonts w:ascii="Calibri" w:hAnsi="Calibri" w:cs="Calibri"/>
-          <w:b/>
-          <w:sz w:val="24"/>
-          <w:szCs w:val="24"/>
-        </w:rPr>
-        <w:t>{{</w:t>
-      </w:r>
-      <w:proofErr w:type="spellStart"/>
-      <w:r>
-        <w:rPr>
-          <w:rFonts w:ascii="Calibri" w:hAnsi="Calibri" w:cs="Calibri"/>
-          <w:b/>
-          <w:sz w:val="24"/>
-          <w:szCs w:val="24"/>
-        </w:rPr>
-        <w:t>reservationFee</w:t>
-      </w:r>
-      <w:proofErr w:type="spellEnd"/>
-      <w:r>
-        <w:rPr>
-          <w:rFonts w:ascii="Calibri" w:hAnsi="Calibri" w:cs="Calibri"/>
-          <w:b/>
-          <w:sz w:val="24"/>
-          <w:szCs w:val="24"/>
-        </w:rPr>
-        <w:t>}}</w:t>
-      </w:r>
-      <w:r>
-        <w:rPr>
-          <w:rFonts w:ascii="Calibri" w:hAnsi="Calibri" w:cs="Calibri"/>
-          <w:b/>
-          <w:sz w:val="24"/>
-          <w:szCs w:val="24"/>
-        </w:rPr>
-        <w:t xml:space="preserve"> zł</w:t>
-      </w:r>
-      <w:r>
-        <w:rPr>
-          <w:rFonts w:ascii="Calibri" w:hAnsi="Calibri" w:cs="Calibri"/>
-          <w:sz w:val="24"/>
-          <w:szCs w:val="24"/>
-        </w:rPr>
-        <w:t xml:space="preserve"> (słow</w:t>
-      </w:r>
-      <w:r>
-        <w:rPr>
-          <w:rFonts w:ascii="Calibri" w:hAnsi="Calibri" w:cs="Calibri"/>
-          <w:sz w:val="24"/>
-          <w:szCs w:val="24"/>
-        </w:rPr>
-        <w:t xml:space="preserve">nie: </w:t>
-      </w:r>
-      <w:r>
-        <w:rPr>
-          <w:rFonts w:ascii="Calibri" w:hAnsi="Calibri" w:cs="Calibri"/>
-          <w:sz w:val="24"/>
-          <w:szCs w:val="24"/>
-        </w:rPr>
-        <w:t>{{</w:t>
-      </w:r>
-      <w:proofErr w:type="spellStart"/>
-      <w:r>
-        <w:rPr>
-          <w:rFonts w:ascii="Calibri" w:hAnsi="Calibri" w:cs="Calibri"/>
-          <w:sz w:val="24"/>
-          <w:szCs w:val="24"/>
-        </w:rPr>
-        <w:t>reservationFeeWords</w:t>
-      </w:r>
-      <w:proofErr w:type="spellEnd"/>
-      <w:r>
-        <w:rPr>
-          <w:rFonts w:ascii="Calibri" w:hAnsi="Calibri" w:cs="Calibri"/>
-          <w:sz w:val="24"/>
-          <w:szCs w:val="24"/>
-        </w:rPr>
-        <w:t>}}</w:t>
+        <w:t>{{reservationFeeWords}}</w:t>
       </w:r>
       <w:r>
         <w:rPr>
@@ -4684,84 +2515,24 @@
           <w:sz w:val="24"/>
           <w:szCs w:val="24"/>
         </w:rPr>
-        <w:t>w</w:t>
-      </w:r>
-      <w:r>
-        <w:rPr>
-          <w:rFonts w:ascii="Calibri" w:hAnsi="Calibri" w:cs="Calibri"/>
-          <w:sz w:val="24"/>
-          <w:szCs w:val="24"/>
-        </w:rPr>
-        <w:t xml:space="preserve"> terminie </w:t>
-      </w:r>
-      <w:r>
-        <w:rPr>
-          <w:rFonts w:ascii="Calibri" w:hAnsi="Calibri" w:cs="Calibri"/>
-          <w:sz w:val="24"/>
-          <w:szCs w:val="24"/>
-        </w:rPr>
-        <w:t xml:space="preserve">najpóźniej do dnia </w:t>
-      </w:r>
-      <w:r>
-        <w:rPr>
-          <w:rFonts w:ascii="Calibri" w:hAnsi="Calibri" w:cs="Calibri"/>
-          <w:sz w:val="24"/>
-          <w:szCs w:val="24"/>
-          <w:highlight w:val="magenta"/>
-        </w:rPr>
-        <w:t>{{</w:t>
-      </w:r>
-      <w:proofErr w:type="spellStart"/>
-      <w:r>
-        <w:rPr>
-          <w:rFonts w:ascii="Calibri" w:hAnsi="Calibri" w:cs="Calibri"/>
-          <w:sz w:val="24"/>
-          <w:szCs w:val="24"/>
-          <w:highlight w:val="magenta"/>
-        </w:rPr>
-        <w:t>reservationFeeDeadline</w:t>
-      </w:r>
-      <w:proofErr w:type="spellEnd"/>
-      <w:r>
-        <w:rPr>
-          <w:rFonts w:ascii="Calibri" w:hAnsi="Calibri" w:cs="Calibri"/>
-          <w:sz w:val="24"/>
-          <w:szCs w:val="24"/>
-          <w:highlight w:val="magenta"/>
-        </w:rPr>
-        <w:t>}}</w:t>
-      </w:r>
-      <w:r>
-        <w:rPr>
-          <w:rFonts w:ascii="Calibri" w:hAnsi="Calibri" w:cs="Calibri"/>
-          <w:sz w:val="24"/>
-          <w:szCs w:val="24"/>
-        </w:rPr>
-        <w:t xml:space="preserve"> r</w:t>
-      </w:r>
-      <w:r>
-        <w:rPr>
-          <w:rFonts w:ascii="Calibri" w:hAnsi="Calibri" w:cs="Calibri"/>
-          <w:sz w:val="24"/>
-          <w:szCs w:val="24"/>
-        </w:rPr>
-        <w:t>oku</w:t>
-      </w:r>
-      <w:r>
-        <w:rPr>
-          <w:rFonts w:ascii="Calibri" w:hAnsi="Calibri" w:cs="Calibri"/>
-          <w:sz w:val="24"/>
-          <w:szCs w:val="24"/>
-        </w:rPr>
-        <w:t>, nie później niż w dniu zawarcia umowy deweloperskiej, przed jej zawarciem.</w:t>
-      </w:r>
-      <w:r>
-        <w:rPr>
-          <w:rFonts w:ascii="Calibri" w:hAnsi="Calibri" w:cs="Calibri"/>
-          <w:sz w:val="24"/>
-          <w:szCs w:val="24"/>
-        </w:rPr>
-        <w:t xml:space="preserve"> Za dzień zapłaty uważa się datę wpływu środków na rachunek bankowy Dewelopera. </w:t>
+        <w:t xml:space="preserve">w terminie najpóźniej do dnia </w:t>
+      </w:r>
+      <w:r>
+        <w:rPr>
+          <w:rFonts w:ascii="Calibri" w:hAnsi="Calibri" w:cs="Calibri"/>
+          <w:sz w:val="24"/>
+          <w:szCs w:val="24"/>
+          <w:highlight w:val="yellow"/>
+        </w:rPr>
+        <w:t>{{reservationFeeDeadline}}</w:t>
+      </w:r>
+      <w:r>
+        <w:rPr>
+          <w:rFonts w:ascii="Calibri" w:hAnsi="Calibri" w:cs="Calibri"/>
+          <w:sz w:val="24"/>
+          <w:szCs w:val="24"/>
+        </w:rPr>
+        <w:t xml:space="preserve"> roku, nie później niż w dniu zawarcia umowy deweloperskiej, przed jej zawarciem. Za dzień zapłaty uważa się datę wpływu środków na rachunek bankowy Dewelopera. </w:t>
       </w:r>
     </w:p>
     <w:p>
@@ -4784,55 +2555,7 @@
           <w:sz w:val="24"/>
           <w:szCs w:val="24"/>
         </w:rPr>
-        <w:t>Opłata</w:t>
-      </w:r>
-      <w:r>
-        <w:rPr>
-          <w:rFonts w:ascii="Calibri" w:hAnsi="Calibri" w:cs="Calibri"/>
-          <w:sz w:val="24"/>
-          <w:szCs w:val="24"/>
-        </w:rPr>
-        <w:t xml:space="preserve"> rezerwacyjna, o której mowa </w:t>
-      </w:r>
-      <w:r>
-        <w:rPr>
-          <w:rFonts w:ascii="Calibri" w:hAnsi="Calibri" w:cs="Calibri"/>
-          <w:sz w:val="24"/>
-          <w:szCs w:val="24"/>
-        </w:rPr>
-        <w:t xml:space="preserve">w </w:t>
-      </w:r>
-      <w:r>
-        <w:rPr>
-          <w:rFonts w:ascii="Calibri" w:hAnsi="Calibri" w:cs="Calibri"/>
-          <w:sz w:val="24"/>
-          <w:szCs w:val="24"/>
-        </w:rPr>
-        <w:t>punkcie</w:t>
-      </w:r>
-      <w:r>
-        <w:rPr>
-          <w:rFonts w:ascii="Calibri" w:hAnsi="Calibri" w:cs="Calibri"/>
-          <w:sz w:val="24"/>
-          <w:szCs w:val="24"/>
-        </w:rPr>
-        <w:t xml:space="preserve"> 1</w:t>
-      </w:r>
-      <w:r>
-        <w:rPr>
-          <w:rFonts w:ascii="Calibri" w:hAnsi="Calibri" w:cs="Calibri"/>
-          <w:sz w:val="24"/>
-          <w:szCs w:val="24"/>
-        </w:rPr>
-        <w:t>. powyżej</w:t>
-      </w:r>
-      <w:r>
-        <w:rPr>
-          <w:rFonts w:ascii="Calibri" w:hAnsi="Calibri" w:cs="Calibri"/>
-          <w:sz w:val="24"/>
-          <w:szCs w:val="24"/>
-        </w:rPr>
-        <w:t xml:space="preserve"> nie jest zadatkiem</w:t>
+        <w:t>Opłata rezerwacyjna, o której mowa w punkcie 1. powyżej nie jest zadatkiem</w:t>
       </w:r>
       <w:r>
         <w:rPr>
@@ -4841,13 +2564,6 @@
           <w:szCs w:val="24"/>
         </w:rPr>
         <w:br/>
-      </w:r>
-      <w:r>
-        <w:rPr>
-          <w:rFonts w:ascii="Calibri" w:hAnsi="Calibri" w:cs="Calibri"/>
-          <w:sz w:val="24"/>
-          <w:szCs w:val="24"/>
-        </w:rPr>
         <w:t xml:space="preserve">(w rozumieniu przepisów Kodeksu cywilnego) ani zaliczką na poczet ceny sprzedaży Przedmiotu Umowy. </w:t>
       </w:r>
     </w:p>
@@ -4880,98 +2596,17 @@
           <w:szCs w:val="24"/>
         </w:rPr>
         <w:br/>
-      </w:r>
-      <w:r>
-        <w:rPr>
-          <w:rFonts w:ascii="Calibri" w:hAnsi="Calibri" w:cs="Calibri"/>
-          <w:sz w:val="24"/>
-          <w:szCs w:val="24"/>
-        </w:rPr>
-        <w:t xml:space="preserve">(tj. w przypadku braku skorzystania z rezerwacji) z przyczyn </w:t>
-      </w:r>
-      <w:r>
-        <w:rPr>
-          <w:rFonts w:ascii="Calibri" w:hAnsi="Calibri" w:cs="Calibri"/>
-          <w:sz w:val="24"/>
-          <w:szCs w:val="24"/>
-        </w:rPr>
-        <w:t>leżących po stronie</w:t>
-      </w:r>
-      <w:r>
-        <w:rPr>
-          <w:rFonts w:ascii="Calibri" w:hAnsi="Calibri" w:cs="Calibri"/>
-          <w:sz w:val="24"/>
-          <w:szCs w:val="24"/>
-        </w:rPr>
-        <w:t xml:space="preserve"> </w:t>
-      </w:r>
-      <w:r>
-        <w:rPr>
-          <w:rFonts w:ascii="Calibri" w:hAnsi="Calibri" w:cs="Calibri"/>
-          <w:sz w:val="24"/>
-          <w:szCs w:val="24"/>
-        </w:rPr>
-        <w:t>Rezerwują</w:t>
-      </w:r>
-      <w:r>
-        <w:rPr>
-          <w:rFonts w:ascii="Calibri" w:hAnsi="Calibri" w:cs="Calibri"/>
-          <w:sz w:val="24"/>
-          <w:szCs w:val="24"/>
-        </w:rPr>
-        <w:t>cego</w:t>
-      </w:r>
-      <w:r>
-        <w:rPr>
-          <w:rFonts w:ascii="Calibri" w:hAnsi="Calibri" w:cs="Calibri"/>
-          <w:sz w:val="24"/>
-          <w:szCs w:val="24"/>
-        </w:rPr>
-        <w:t xml:space="preserve">, </w:t>
-      </w:r>
-      <w:r>
-        <w:rPr>
-          <w:rFonts w:ascii="Calibri" w:hAnsi="Calibri" w:cs="Calibri"/>
-          <w:sz w:val="24"/>
-          <w:szCs w:val="24"/>
-        </w:rPr>
-        <w:t>opłata</w:t>
-      </w:r>
-      <w:r>
-        <w:rPr>
-          <w:rFonts w:ascii="Calibri" w:hAnsi="Calibri" w:cs="Calibri"/>
-          <w:sz w:val="24"/>
-          <w:szCs w:val="24"/>
-        </w:rPr>
-        <w:t xml:space="preserve"> rezerwacyjna zostaje zatrzymana na rzecz Dewelopera tytułem zryczałtowanego odszkodowania za nieskorzystanie z rezerwacji w terminie określonym Umową</w:t>
-      </w:r>
-      <w:r>
-        <w:rPr>
-          <w:rFonts w:ascii="Calibri" w:hAnsi="Calibri" w:cs="Calibri"/>
-          <w:sz w:val="24"/>
-          <w:szCs w:val="24"/>
-        </w:rPr>
-        <w:t xml:space="preserve">, </w:t>
-      </w:r>
-      <w:r>
-        <w:rPr>
-          <w:rFonts w:ascii="Calibri" w:hAnsi="Calibri" w:cs="Calibri"/>
-          <w:i/>
-          <w:iCs/>
-          <w:sz w:val="24"/>
-          <w:szCs w:val="24"/>
-        </w:rPr>
-        <w:t>chyba że brak zawarcia w okresie rezerwacji umowy deweloperskiej jest spowodowany nie uzyskaniem przez Rezerwującego pozytywnej decyzji kredytowej lub przyrzeczenia udzielenia kredytu, o którym mowa w § 2 punkcie 7. Umowy, w związku z negatywną oceną zdolności kredytowej</w:t>
-      </w:r>
-      <w:r>
-        <w:rPr>
-          <w:rFonts w:ascii="Calibri" w:hAnsi="Calibri" w:cs="Calibri"/>
-          <w:i/>
-          <w:iCs/>
-          <w:sz w:val="24"/>
-          <w:szCs w:val="24"/>
-        </w:rPr>
-        <w:t xml:space="preserve"> – wtedy Deweloper zobowiązany będzie do zwrotu Rezerwującemu opłaty rezerwacyjnej w wysokości nominalnej.</w:t>
+        <w:t xml:space="preserve">(tj. w przypadku braku skorzystania z rezerwacji) z przyczyn leżących po stronie Rezerwującego, opłata rezerwacyjna zostaje zatrzymana na rzecz Dewelopera tytułem zryczałtowanego odszkodowania za nieskorzystanie z rezerwacji w terminie określonym Umową, </w:t>
+      </w:r>
+      <w:r>
+        <w:rPr>
+          <w:rFonts w:ascii="Calibri" w:hAnsi="Calibri" w:cs="Calibri"/>
+          <w:i/>
+          <w:iCs/>
+          <w:sz w:val="24"/>
+          <w:szCs w:val="24"/>
+        </w:rPr>
+        <w:t>chyba że brak zawarcia w okresie rezerwacji umowy deweloperskiej jest spowodowany nie uzyskaniem przez Rezerwującego pozytywnej decyzji kredytowej lub przyrzeczenia udzielenia kredytu, o którym mowa w § 2 punkcie 7. Umowy, w związku z negatywną oceną zdolności kredytowej – wtedy Deweloper zobowiązany będzie do zwrotu Rezerwującemu opłaty rezerwacyjnej w wysokości nominalnej.</w:t>
       </w:r>
     </w:p>
     <w:p>
@@ -4994,15 +2629,7 @@
           <w:sz w:val="24"/>
           <w:szCs w:val="24"/>
         </w:rPr>
-        <w:t xml:space="preserve">W przypadku braku zawarcia w okresie rezerwacji </w:t>
-      </w:r>
-      <w:r>
-        <w:rPr>
-          <w:rFonts w:ascii="Calibri" w:hAnsi="Calibri" w:cs="Calibri"/>
-          <w:sz w:val="24"/>
-          <w:szCs w:val="24"/>
-        </w:rPr>
-        <w:t>umowy deweloperskiej</w:t>
+        <w:t>W przypadku braku zawarcia w okresie rezerwacji umowy deweloperskiej</w:t>
       </w:r>
       <w:r>
         <w:rPr>
@@ -5011,13 +2638,6 @@
           <w:szCs w:val="24"/>
         </w:rPr>
         <w:br/>
-      </w:r>
-      <w:r>
-        <w:rPr>
-          <w:rFonts w:ascii="Calibri" w:hAnsi="Calibri" w:cs="Calibri"/>
-          <w:sz w:val="24"/>
-          <w:szCs w:val="24"/>
-        </w:rPr>
         <w:t xml:space="preserve">(tj. w przypadku braku skorzystania z rezerwacji) z przyczyn leżących po stronie </w:t>
       </w:r>
       <w:r>
@@ -5027,39 +2647,7 @@
           <w:szCs w:val="24"/>
         </w:rPr>
         <w:lastRenderedPageBreak/>
-        <w:t>Dewelopera</w:t>
-      </w:r>
-      <w:r>
-        <w:rPr>
-          <w:rFonts w:ascii="Calibri" w:hAnsi="Calibri" w:cs="Calibri"/>
-          <w:sz w:val="24"/>
-          <w:szCs w:val="24"/>
-        </w:rPr>
-        <w:t xml:space="preserve">, Deweloper zobowiązany będzie do zwrotu </w:t>
-      </w:r>
-      <w:r>
-        <w:rPr>
-          <w:rFonts w:ascii="Calibri" w:hAnsi="Calibri" w:cs="Calibri"/>
-          <w:sz w:val="24"/>
-          <w:szCs w:val="24"/>
-        </w:rPr>
-        <w:t>Rezerwującemu</w:t>
-      </w:r>
-      <w:r>
-        <w:rPr>
-          <w:rFonts w:ascii="Calibri" w:hAnsi="Calibri" w:cs="Calibri"/>
-          <w:sz w:val="24"/>
-          <w:szCs w:val="24"/>
-        </w:rPr>
-        <w:t xml:space="preserve"> </w:t>
-      </w:r>
-      <w:r>
-        <w:rPr>
-          <w:rFonts w:ascii="Calibri" w:hAnsi="Calibri" w:cs="Calibri"/>
-          <w:sz w:val="24"/>
-          <w:szCs w:val="24"/>
-        </w:rPr>
-        <w:t>opłaty rezerwacyjnej w podwójnej wysokości.</w:t>
+        <w:t>Dewelopera, Deweloper zobowiązany będzie do zwrotu Rezerwującemu opłaty rezerwacyjnej w podwójnej wysokości.</w:t>
       </w:r>
     </w:p>
     <w:p>
@@ -5105,103 +2693,7 @@
           <w:sz w:val="24"/>
           <w:szCs w:val="24"/>
         </w:rPr>
-        <w:t xml:space="preserve">Zwrot </w:t>
-      </w:r>
-      <w:r>
-        <w:rPr>
-          <w:rFonts w:ascii="Calibri" w:hAnsi="Calibri" w:cs="Calibri"/>
-          <w:sz w:val="24"/>
-          <w:szCs w:val="24"/>
-        </w:rPr>
-        <w:t>opłaty</w:t>
-      </w:r>
-      <w:r>
-        <w:rPr>
-          <w:rFonts w:ascii="Calibri" w:hAnsi="Calibri" w:cs="Calibri"/>
-          <w:sz w:val="24"/>
-          <w:szCs w:val="24"/>
-        </w:rPr>
-        <w:t xml:space="preserve"> rezerwacyjnej, o którym</w:t>
-      </w:r>
-      <w:r>
-        <w:rPr>
-          <w:rFonts w:ascii="Calibri" w:hAnsi="Calibri" w:cs="Calibri"/>
-          <w:sz w:val="24"/>
-          <w:szCs w:val="24"/>
-        </w:rPr>
-        <w:t xml:space="preserve"> mowa w </w:t>
-      </w:r>
-      <w:r>
-        <w:rPr>
-          <w:rFonts w:ascii="Calibri" w:hAnsi="Calibri" w:cs="Calibri"/>
-          <w:sz w:val="24"/>
-          <w:szCs w:val="24"/>
-        </w:rPr>
-        <w:t>punk</w:t>
-      </w:r>
-      <w:r>
-        <w:rPr>
-          <w:rFonts w:ascii="Calibri" w:hAnsi="Calibri" w:cs="Calibri"/>
-          <w:sz w:val="24"/>
-          <w:szCs w:val="24"/>
-        </w:rPr>
-        <w:t>tach</w:t>
-      </w:r>
-      <w:r>
-        <w:rPr>
-          <w:rFonts w:ascii="Calibri" w:hAnsi="Calibri" w:cs="Calibri"/>
-          <w:sz w:val="24"/>
-          <w:szCs w:val="24"/>
-        </w:rPr>
-        <w:t xml:space="preserve"> </w:t>
-      </w:r>
-      <w:r>
-        <w:rPr>
-          <w:rFonts w:ascii="Calibri" w:hAnsi="Calibri" w:cs="Calibri"/>
-          <w:sz w:val="24"/>
-          <w:szCs w:val="24"/>
-        </w:rPr>
-        <w:t>3. – 5</w:t>
-      </w:r>
-      <w:r>
-        <w:rPr>
-          <w:rFonts w:ascii="Calibri" w:hAnsi="Calibri" w:cs="Calibri"/>
-          <w:sz w:val="24"/>
-          <w:szCs w:val="24"/>
-        </w:rPr>
-        <w:t>. powyżej</w:t>
-      </w:r>
-      <w:r>
-        <w:rPr>
-          <w:rFonts w:ascii="Calibri" w:hAnsi="Calibri" w:cs="Calibri"/>
-          <w:sz w:val="24"/>
-          <w:szCs w:val="24"/>
-        </w:rPr>
-        <w:t xml:space="preserve">, nastąpi przelewem na wskazany przez </w:t>
-      </w:r>
-      <w:r>
-        <w:rPr>
-          <w:rFonts w:ascii="Calibri" w:hAnsi="Calibri" w:cs="Calibri"/>
-          <w:sz w:val="24"/>
-          <w:szCs w:val="24"/>
-        </w:rPr>
-        <w:t>Rezerwującego</w:t>
-      </w:r>
-      <w:r>
-        <w:rPr>
-          <w:rFonts w:ascii="Calibri" w:hAnsi="Calibri" w:cs="Calibri"/>
-          <w:sz w:val="24"/>
-          <w:szCs w:val="24"/>
-        </w:rPr>
-        <w:t xml:space="preserve"> </w:t>
-      </w:r>
-      <w:r>
-        <w:rPr>
-          <w:rFonts w:ascii="Calibri" w:hAnsi="Calibri" w:cs="Calibri"/>
-          <w:sz w:val="24"/>
-          <w:szCs w:val="24"/>
-        </w:rPr>
-        <w:t>na piśmie rachunek bankowy,</w:t>
+        <w:t>Zwrot opłaty rezerwacyjnej, o którym mowa w punktach 3. – 5. powyżej, nastąpi przelewem na wskazany przez Rezerwującego na piśmie rachunek bankowy,</w:t>
       </w:r>
       <w:r>
         <w:rPr>
@@ -5210,13 +2702,6 @@
           <w:szCs w:val="24"/>
         </w:rPr>
         <w:br/>
-      </w:r>
-      <w:r>
-        <w:rPr>
-          <w:rFonts w:ascii="Calibri" w:hAnsi="Calibri" w:cs="Calibri"/>
-          <w:sz w:val="24"/>
-          <w:szCs w:val="24"/>
-        </w:rPr>
         <w:t>w terminie 14 dni od dnia zaistnienia podstawy zwrotu, nie wcześniej jednak niż</w:t>
       </w:r>
       <w:r>
@@ -5226,46 +2711,7 @@
           <w:szCs w:val="24"/>
         </w:rPr>
         <w:br/>
-      </w:r>
-      <w:r>
-        <w:rPr>
-          <w:rFonts w:ascii="Calibri" w:hAnsi="Calibri" w:cs="Calibri"/>
-          <w:sz w:val="24"/>
-          <w:szCs w:val="24"/>
-        </w:rPr>
-        <w:t xml:space="preserve">w dniu wskazania przez </w:t>
-      </w:r>
-      <w:r>
-        <w:rPr>
-          <w:rFonts w:ascii="Calibri" w:hAnsi="Calibri" w:cs="Calibri"/>
-          <w:sz w:val="24"/>
-          <w:szCs w:val="24"/>
-        </w:rPr>
-        <w:t>Rezerwującego</w:t>
-      </w:r>
-      <w:r>
-        <w:rPr>
-          <w:rFonts w:ascii="Calibri" w:hAnsi="Calibri" w:cs="Calibri"/>
-          <w:sz w:val="24"/>
-          <w:szCs w:val="24"/>
-        </w:rPr>
-        <w:t xml:space="preserve"> numeru rachunku</w:t>
-      </w:r>
-      <w:r>
-        <w:rPr>
-          <w:rFonts w:ascii="Calibri" w:hAnsi="Calibri" w:cs="Calibri"/>
-          <w:sz w:val="24"/>
-          <w:szCs w:val="24"/>
-        </w:rPr>
-        <w:t xml:space="preserve"> bankowego</w:t>
-      </w:r>
-      <w:r>
-        <w:rPr>
-          <w:rFonts w:ascii="Calibri" w:hAnsi="Calibri" w:cs="Calibri"/>
-          <w:sz w:val="24"/>
-          <w:szCs w:val="24"/>
-        </w:rPr>
-        <w:t>, na który ma nastąpić zwrot.</w:t>
+        <w:t>w dniu wskazania przez Rezerwującego numeru rachunku bankowego, na który ma nastąpić zwrot.</w:t>
       </w:r>
     </w:p>
     <w:p>
@@ -5288,71 +2734,7 @@
           <w:sz w:val="24"/>
           <w:szCs w:val="24"/>
         </w:rPr>
-        <w:t xml:space="preserve">W przypadku zawarcia przez Dewelopera i </w:t>
-      </w:r>
-      <w:r>
-        <w:rPr>
-          <w:rFonts w:ascii="Calibri" w:hAnsi="Calibri" w:cs="Calibri"/>
-          <w:sz w:val="24"/>
-          <w:szCs w:val="24"/>
-        </w:rPr>
-        <w:t>Rezerwującego</w:t>
-      </w:r>
-      <w:r>
-        <w:rPr>
-          <w:rFonts w:ascii="Calibri" w:hAnsi="Calibri" w:cs="Calibri"/>
-          <w:sz w:val="24"/>
-          <w:szCs w:val="24"/>
-        </w:rPr>
-        <w:t xml:space="preserve"> umowy deweloperskiej, </w:t>
-      </w:r>
-      <w:r>
-        <w:rPr>
-          <w:rFonts w:ascii="Calibri" w:hAnsi="Calibri" w:cs="Calibri"/>
-          <w:sz w:val="24"/>
-          <w:szCs w:val="24"/>
-        </w:rPr>
-        <w:t>opłata rezerwacyjna</w:t>
-      </w:r>
-      <w:r>
-        <w:rPr>
-          <w:rFonts w:ascii="Calibri" w:hAnsi="Calibri" w:cs="Calibri"/>
-          <w:sz w:val="24"/>
-          <w:szCs w:val="24"/>
-        </w:rPr>
-        <w:t xml:space="preserve"> zostanie </w:t>
-      </w:r>
-      <w:r>
-        <w:rPr>
-          <w:rFonts w:ascii="Calibri" w:hAnsi="Calibri" w:cs="Calibri"/>
-          <w:sz w:val="24"/>
-          <w:szCs w:val="24"/>
-        </w:rPr>
-        <w:t>z</w:t>
-      </w:r>
-      <w:r>
-        <w:rPr>
-          <w:rFonts w:ascii="Calibri" w:hAnsi="Calibri" w:cs="Calibri"/>
-          <w:sz w:val="24"/>
-          <w:szCs w:val="24"/>
-        </w:rPr>
-        <w:t xml:space="preserve">aliczona jako wpłata na poczet ceny sprzedaży Przedmiotu Umowy, na co </w:t>
-      </w:r>
-      <w:r>
-        <w:rPr>
-          <w:rFonts w:ascii="Calibri" w:hAnsi="Calibri" w:cs="Calibri"/>
-          <w:sz w:val="24"/>
-          <w:szCs w:val="24"/>
-        </w:rPr>
-        <w:t>Rezerwujący</w:t>
-      </w:r>
-      <w:r>
-        <w:rPr>
-          <w:rFonts w:ascii="Calibri" w:hAnsi="Calibri" w:cs="Calibri"/>
-          <w:sz w:val="24"/>
-          <w:szCs w:val="24"/>
-        </w:rPr>
-        <w:t xml:space="preserve"> wyraża zgodę. </w:t>
+        <w:t xml:space="preserve">W przypadku zawarcia przez Dewelopera i Rezerwującego umowy deweloperskiej, opłata rezerwacyjna zostanie zaliczona jako wpłata na poczet ceny sprzedaży Przedmiotu Umowy, na co Rezerwujący wyraża zgodę. </w:t>
       </w:r>
     </w:p>
     <w:p>
@@ -5422,31 +2804,7 @@
           <w:sz w:val="24"/>
           <w:szCs w:val="24"/>
         </w:rPr>
-        <w:t>Umowa niniejsza ulega rozwiązaniu w sposób automatyczny tj. bez potrzeby składania przez Strony jakichkolwiek dodatkowych</w:t>
-      </w:r>
-      <w:r>
-        <w:rPr>
-          <w:rFonts w:ascii="Calibri" w:hAnsi="Calibri" w:cs="Calibri"/>
-          <w:sz w:val="24"/>
-          <w:szCs w:val="24"/>
-        </w:rPr>
-        <w:t xml:space="preserve"> oświadczeń woli w każdym z następujących</w:t>
-      </w:r>
-      <w:r>
-        <w:rPr>
-          <w:rFonts w:ascii="Calibri" w:hAnsi="Calibri" w:cs="Calibri"/>
-          <w:sz w:val="24"/>
-          <w:szCs w:val="24"/>
-        </w:rPr>
-        <w:t xml:space="preserve"> przypadków</w:t>
-      </w:r>
-      <w:r>
-        <w:rPr>
-          <w:rFonts w:ascii="Calibri" w:hAnsi="Calibri" w:cs="Calibri"/>
-          <w:sz w:val="24"/>
-          <w:szCs w:val="24"/>
-        </w:rPr>
-        <w:t>:</w:t>
+        <w:t>Umowa niniejsza ulega rozwiązaniu w sposób automatyczny tj. bez potrzeby składania przez Strony jakichkolwiek dodatkowych oświadczeń woli w każdym z następujących przypadków:</w:t>
       </w:r>
     </w:p>
     <w:p>
@@ -5469,87 +2827,7 @@
           <w:sz w:val="24"/>
           <w:szCs w:val="24"/>
         </w:rPr>
-        <w:t>w</w:t>
-      </w:r>
-      <w:r>
-        <w:rPr>
-          <w:rFonts w:ascii="Calibri" w:hAnsi="Calibri" w:cs="Calibri"/>
-          <w:sz w:val="24"/>
-          <w:szCs w:val="24"/>
-        </w:rPr>
-        <w:t xml:space="preserve"> przypadku braku wpłaty przez </w:t>
-      </w:r>
-      <w:r>
-        <w:rPr>
-          <w:rFonts w:ascii="Calibri" w:hAnsi="Calibri" w:cs="Calibri"/>
-          <w:sz w:val="24"/>
-          <w:szCs w:val="24"/>
-        </w:rPr>
-        <w:t xml:space="preserve">Rezerwującego </w:t>
-      </w:r>
-      <w:r>
-        <w:rPr>
-          <w:rFonts w:ascii="Calibri" w:hAnsi="Calibri" w:cs="Calibri"/>
-          <w:sz w:val="24"/>
-          <w:szCs w:val="24"/>
-        </w:rPr>
-        <w:t>opłaty</w:t>
-      </w:r>
-      <w:r>
-        <w:rPr>
-          <w:rFonts w:ascii="Calibri" w:hAnsi="Calibri" w:cs="Calibri"/>
-          <w:sz w:val="24"/>
-          <w:szCs w:val="24"/>
-        </w:rPr>
-        <w:t xml:space="preserve"> rezerwacyjnej w terminie określonym w treści § </w:t>
-      </w:r>
-      <w:r>
-        <w:rPr>
-          <w:rFonts w:ascii="Calibri" w:hAnsi="Calibri" w:cs="Calibri"/>
-          <w:sz w:val="24"/>
-          <w:szCs w:val="24"/>
-        </w:rPr>
-        <w:t xml:space="preserve">3 </w:t>
-      </w:r>
-      <w:r>
-        <w:rPr>
-          <w:rFonts w:ascii="Calibri" w:hAnsi="Calibri" w:cs="Calibri"/>
-          <w:sz w:val="24"/>
-          <w:szCs w:val="24"/>
-        </w:rPr>
-        <w:t>punk</w:t>
-      </w:r>
-      <w:r>
-        <w:rPr>
-          <w:rFonts w:ascii="Calibri" w:hAnsi="Calibri" w:cs="Calibri"/>
-          <w:sz w:val="24"/>
-          <w:szCs w:val="24"/>
-        </w:rPr>
-        <w:t>tu</w:t>
-      </w:r>
-      <w:r>
-        <w:rPr>
-          <w:rFonts w:ascii="Calibri" w:hAnsi="Calibri" w:cs="Calibri"/>
-          <w:sz w:val="24"/>
-          <w:szCs w:val="24"/>
-        </w:rPr>
-        <w:t xml:space="preserve"> 1</w:t>
-      </w:r>
-      <w:r>
-        <w:rPr>
-          <w:rFonts w:ascii="Calibri" w:hAnsi="Calibri" w:cs="Calibri"/>
-          <w:sz w:val="24"/>
-          <w:szCs w:val="24"/>
-        </w:rPr>
-        <w:t>.</w:t>
-      </w:r>
-      <w:r>
-        <w:rPr>
-          <w:rFonts w:ascii="Calibri" w:hAnsi="Calibri" w:cs="Calibri"/>
-          <w:sz w:val="24"/>
-          <w:szCs w:val="24"/>
-        </w:rPr>
-        <w:t xml:space="preserve"> Umowy;</w:t>
+        <w:t>w przypadku braku wpłaty przez Rezerwującego opłaty rezerwacyjnej w terminie określonym w treści § 3 punktu 1. Umowy;</w:t>
       </w:r>
     </w:p>
     <w:p>
@@ -5572,151 +2850,7 @@
           <w:sz w:val="24"/>
           <w:szCs w:val="24"/>
         </w:rPr>
-        <w:t xml:space="preserve">z upływem okresu rezerwacji określonego w treści § 2 </w:t>
-      </w:r>
-      <w:r>
-        <w:rPr>
-          <w:rFonts w:ascii="Calibri" w:hAnsi="Calibri" w:cs="Calibri"/>
-          <w:sz w:val="24"/>
-          <w:szCs w:val="24"/>
-        </w:rPr>
-        <w:t>punkcie</w:t>
-      </w:r>
-      <w:r>
-        <w:rPr>
-          <w:rFonts w:ascii="Calibri" w:hAnsi="Calibri" w:cs="Calibri"/>
-          <w:sz w:val="24"/>
-          <w:szCs w:val="24"/>
-        </w:rPr>
-        <w:t xml:space="preserve"> 2</w:t>
-      </w:r>
-      <w:r>
-        <w:rPr>
-          <w:rFonts w:ascii="Calibri" w:hAnsi="Calibri" w:cs="Calibri"/>
-          <w:sz w:val="24"/>
-          <w:szCs w:val="24"/>
-        </w:rPr>
-        <w:t>.</w:t>
-      </w:r>
-      <w:r>
-        <w:rPr>
-          <w:rFonts w:ascii="Calibri" w:hAnsi="Calibri" w:cs="Calibri"/>
-          <w:sz w:val="24"/>
-          <w:szCs w:val="24"/>
-        </w:rPr>
-        <w:t xml:space="preserve"> Umowy </w:t>
-      </w:r>
-      <w:r>
-        <w:rPr>
-          <w:rFonts w:ascii="Calibri" w:hAnsi="Calibri" w:cs="Calibri"/>
-          <w:sz w:val="24"/>
-          <w:szCs w:val="24"/>
-        </w:rPr>
-        <w:t xml:space="preserve">i braku przystąpienia w tym okresie przez </w:t>
-      </w:r>
-      <w:r>
-        <w:rPr>
-          <w:rFonts w:ascii="Calibri" w:hAnsi="Calibri" w:cs="Calibri"/>
-          <w:sz w:val="24"/>
-          <w:szCs w:val="24"/>
-        </w:rPr>
-        <w:t>Rezerwującego</w:t>
-      </w:r>
-      <w:r>
-        <w:rPr>
-          <w:rFonts w:ascii="Calibri" w:hAnsi="Calibri" w:cs="Calibri"/>
-          <w:sz w:val="24"/>
-          <w:szCs w:val="24"/>
-        </w:rPr>
-        <w:t xml:space="preserve"> do zawarcia umowy deweloperskiej, przy czym zastosowanie znajdują w tym przypadku również postanowienia § </w:t>
-      </w:r>
-      <w:r>
-        <w:rPr>
-          <w:rFonts w:ascii="Calibri" w:hAnsi="Calibri" w:cs="Calibri"/>
-          <w:sz w:val="24"/>
-          <w:szCs w:val="24"/>
-        </w:rPr>
-        <w:t xml:space="preserve">3 </w:t>
-      </w:r>
-      <w:r>
-        <w:rPr>
-          <w:rFonts w:ascii="Calibri" w:hAnsi="Calibri" w:cs="Calibri"/>
-          <w:sz w:val="24"/>
-          <w:szCs w:val="24"/>
-        </w:rPr>
-        <w:t>punktów</w:t>
-      </w:r>
-      <w:r>
-        <w:rPr>
-          <w:rFonts w:ascii="Calibri" w:hAnsi="Calibri" w:cs="Calibri"/>
-          <w:sz w:val="24"/>
-          <w:szCs w:val="24"/>
-        </w:rPr>
-        <w:t xml:space="preserve"> </w:t>
-      </w:r>
-      <w:r>
-        <w:rPr>
-          <w:rFonts w:ascii="Calibri" w:hAnsi="Calibri" w:cs="Calibri"/>
-          <w:sz w:val="24"/>
-          <w:szCs w:val="24"/>
-        </w:rPr>
-        <w:t>2</w:t>
-      </w:r>
-      <w:r>
-        <w:rPr>
-          <w:rFonts w:ascii="Calibri" w:hAnsi="Calibri" w:cs="Calibri"/>
-          <w:sz w:val="24"/>
-          <w:szCs w:val="24"/>
-        </w:rPr>
-        <w:t>.</w:t>
-      </w:r>
-      <w:r>
-        <w:rPr>
-          <w:rFonts w:ascii="Calibri" w:hAnsi="Calibri" w:cs="Calibri"/>
-          <w:sz w:val="24"/>
-          <w:szCs w:val="24"/>
-        </w:rPr>
-        <w:t>-</w:t>
-      </w:r>
-      <w:r>
-        <w:rPr>
-          <w:rFonts w:ascii="Calibri" w:hAnsi="Calibri" w:cs="Calibri"/>
-          <w:sz w:val="24"/>
-          <w:szCs w:val="24"/>
-        </w:rPr>
-        <w:t>6</w:t>
-      </w:r>
-      <w:r>
-        <w:rPr>
-          <w:rFonts w:ascii="Calibri" w:hAnsi="Calibri" w:cs="Calibri"/>
-          <w:sz w:val="24"/>
-          <w:szCs w:val="24"/>
-        </w:rPr>
-        <w:t>.</w:t>
-      </w:r>
-      <w:r>
-        <w:rPr>
-          <w:rFonts w:ascii="Calibri" w:hAnsi="Calibri" w:cs="Calibri"/>
-          <w:sz w:val="24"/>
-          <w:szCs w:val="24"/>
-        </w:rPr>
-        <w:t xml:space="preserve"> Umowy, </w:t>
-      </w:r>
-      <w:r>
-        <w:rPr>
-          <w:rFonts w:ascii="Calibri" w:hAnsi="Calibri" w:cs="Calibri"/>
-          <w:sz w:val="24"/>
-          <w:szCs w:val="24"/>
-        </w:rPr>
-        <w:t>które pozostają w mocy</w:t>
-      </w:r>
-      <w:r>
-        <w:rPr>
-          <w:rFonts w:ascii="Calibri" w:hAnsi="Calibri" w:cs="Calibri"/>
-          <w:sz w:val="24"/>
-          <w:szCs w:val="24"/>
-        </w:rPr>
-        <w:t>;</w:t>
+        <w:t>z upływem okresu rezerwacji określonego w treści § 2 punkcie 2. Umowy i braku przystąpienia w tym okresie przez Rezerwującego do zawarcia umowy deweloperskiej, przy czym zastosowanie znajdują w tym przypadku również postanowienia § 3 punktów 2.-6. Umowy, które pozostają w mocy;</w:t>
       </w:r>
     </w:p>
     <w:p>
@@ -5739,95 +2873,7 @@
           <w:sz w:val="24"/>
           <w:szCs w:val="24"/>
         </w:rPr>
-        <w:t>z chwilą zawarcia pomi</w:t>
-      </w:r>
-      <w:r>
-        <w:rPr>
-          <w:rFonts w:ascii="Calibri" w:hAnsi="Calibri" w:cs="Calibri"/>
-          <w:sz w:val="24"/>
-          <w:szCs w:val="24"/>
-        </w:rPr>
-        <w:t>ędzy Deweloperem a Rezerwujący</w:t>
-      </w:r>
-      <w:r>
-        <w:rPr>
-          <w:rFonts w:ascii="Calibri" w:hAnsi="Calibri" w:cs="Calibri"/>
-          <w:sz w:val="24"/>
-          <w:szCs w:val="24"/>
-        </w:rPr>
-        <w:t>m</w:t>
-      </w:r>
-      <w:r>
-        <w:rPr>
-          <w:rFonts w:ascii="Calibri" w:hAnsi="Calibri" w:cs="Calibri"/>
-          <w:sz w:val="24"/>
-          <w:szCs w:val="24"/>
-        </w:rPr>
-        <w:t xml:space="preserve"> umowy deweloperskiej (skorzystania z rezerwacji)</w:t>
-      </w:r>
-      <w:r>
-        <w:rPr>
-          <w:rFonts w:ascii="Calibri" w:hAnsi="Calibri" w:cs="Calibri"/>
-          <w:sz w:val="24"/>
-          <w:szCs w:val="24"/>
-        </w:rPr>
-        <w:t>,</w:t>
-      </w:r>
-      <w:r>
-        <w:rPr>
-          <w:rFonts w:ascii="Calibri" w:hAnsi="Calibri" w:cs="Calibri"/>
-          <w:sz w:val="24"/>
-          <w:szCs w:val="24"/>
-        </w:rPr>
-        <w:t xml:space="preserve"> </w:t>
-      </w:r>
-      <w:r>
-        <w:rPr>
-          <w:rFonts w:ascii="Calibri" w:hAnsi="Calibri" w:cs="Calibri"/>
-          <w:sz w:val="24"/>
-          <w:szCs w:val="24"/>
-        </w:rPr>
-        <w:t xml:space="preserve">przy czym zastosowanie znajduje w tym przypadku również postanowienie § 3 </w:t>
-      </w:r>
-      <w:r>
-        <w:rPr>
-          <w:rFonts w:ascii="Calibri" w:hAnsi="Calibri" w:cs="Calibri"/>
-          <w:sz w:val="24"/>
-          <w:szCs w:val="24"/>
-        </w:rPr>
-        <w:t>punkt</w:t>
-      </w:r>
-      <w:r>
-        <w:rPr>
-          <w:rFonts w:ascii="Calibri" w:hAnsi="Calibri" w:cs="Calibri"/>
-          <w:sz w:val="24"/>
-          <w:szCs w:val="24"/>
-        </w:rPr>
-        <w:t xml:space="preserve"> </w:t>
-      </w:r>
-      <w:r>
-        <w:rPr>
-          <w:rFonts w:ascii="Calibri" w:hAnsi="Calibri" w:cs="Calibri"/>
-          <w:sz w:val="24"/>
-          <w:szCs w:val="24"/>
-        </w:rPr>
-        <w:t>7</w:t>
-      </w:r>
-      <w:r>
-        <w:rPr>
-          <w:rFonts w:ascii="Calibri" w:hAnsi="Calibri" w:cs="Calibri"/>
-          <w:sz w:val="24"/>
-          <w:szCs w:val="24"/>
-        </w:rPr>
-        <w:t>.</w:t>
-      </w:r>
-      <w:r>
-        <w:rPr>
-          <w:rFonts w:ascii="Calibri" w:hAnsi="Calibri" w:cs="Calibri"/>
-          <w:sz w:val="24"/>
-          <w:szCs w:val="24"/>
-        </w:rPr>
-        <w:t xml:space="preserve"> Umowy, które pozostaje w mocy.</w:t>
+        <w:t>z chwilą zawarcia pomiędzy Deweloperem a Rezerwującym umowy deweloperskiej (skorzystania z rezerwacji), przy czym zastosowanie znajduje w tym przypadku również postanowienie § 3 punkt 7. Umowy, które pozostaje w mocy.</w:t>
       </w:r>
     </w:p>
     <w:p>
@@ -5850,23 +2896,7 @@
           <w:sz w:val="24"/>
           <w:szCs w:val="24"/>
         </w:rPr>
-        <w:t>Strony zobowiązują się zachować postanowienia Umowy Rezerwacyjnej w poufności, za wyjątkiem postanowień, których ujawnienie będzie niezbędne wobec urzędów administracji publicznej</w:t>
-      </w:r>
-      <w:r>
-        <w:rPr>
-          <w:rFonts w:ascii="Calibri" w:hAnsi="Calibri" w:cs="Calibri"/>
-          <w:sz w:val="24"/>
-          <w:szCs w:val="24"/>
-        </w:rPr>
-        <w:t>, celem sporządzenia umowy deweloperskiej</w:t>
-      </w:r>
-      <w:r>
-        <w:rPr>
-          <w:rFonts w:ascii="Calibri" w:hAnsi="Calibri" w:cs="Calibri"/>
-          <w:sz w:val="24"/>
-          <w:szCs w:val="24"/>
-        </w:rPr>
-        <w:t xml:space="preserve"> oraz dla poszanowania i zachowania uprawnień innych osób wynikających z Umowy. </w:t>
+        <w:t xml:space="preserve">Strony zobowiązują się zachować postanowienia Umowy Rezerwacyjnej w poufności, za wyjątkiem postanowień, których ujawnienie będzie niezbędne wobec urzędów administracji publicznej, celem sporządzenia umowy deweloperskiej oraz dla poszanowania i zachowania uprawnień innych osób wynikających z Umowy. </w:t>
       </w:r>
     </w:p>
     <w:p>
@@ -5944,23 +2974,7 @@
           <w:sz w:val="24"/>
           <w:szCs w:val="24"/>
         </w:rPr>
-        <w:t xml:space="preserve">W sprawach nieuregulowanych w Umowie zastosowanie mają </w:t>
-      </w:r>
-      <w:r>
-        <w:rPr>
-          <w:rFonts w:ascii="Calibri" w:hAnsi="Calibri" w:cs="Calibri"/>
-          <w:sz w:val="24"/>
-          <w:szCs w:val="24"/>
-        </w:rPr>
-        <w:t xml:space="preserve">powszechnie obowiązujące </w:t>
-      </w:r>
-      <w:r>
-        <w:rPr>
-          <w:rFonts w:ascii="Calibri" w:hAnsi="Calibri" w:cs="Calibri"/>
-          <w:sz w:val="24"/>
-          <w:szCs w:val="24"/>
-        </w:rPr>
-        <w:t xml:space="preserve">przepisy prawa polskiego. </w:t>
+        <w:t xml:space="preserve">W sprawach nieuregulowanych w Umowie zastosowanie mają powszechnie obowiązujące przepisy prawa polskiego. </w:t>
       </w:r>
     </w:p>
     <w:p>
@@ -5983,15 +2997,7 @@
           <w:sz w:val="24"/>
           <w:szCs w:val="24"/>
         </w:rPr>
-        <w:t xml:space="preserve">Wszelkie zmiany i uzupełnienia </w:t>
-      </w:r>
-      <w:r>
-        <w:rPr>
-          <w:rFonts w:ascii="Calibri" w:hAnsi="Calibri" w:cs="Calibri"/>
-          <w:sz w:val="24"/>
-          <w:szCs w:val="24"/>
-        </w:rPr>
-        <w:t xml:space="preserve">niniejszej Umowy wymagają formy pisemnej pod rygorem nieważności. </w:t>
+        <w:t xml:space="preserve">Wszelkie zmiany i uzupełnienia niniejszej Umowy wymagają formy pisemnej pod rygorem nieważności. </w:t>
       </w:r>
     </w:p>
     <w:p>
@@ -6014,23 +3020,7 @@
           <w:sz w:val="24"/>
           <w:szCs w:val="24"/>
         </w:rPr>
-        <w:t xml:space="preserve">Załączniki </w:t>
-      </w:r>
-      <w:r>
-        <w:rPr>
-          <w:rFonts w:ascii="Calibri" w:hAnsi="Calibri" w:cs="Calibri"/>
-          <w:sz w:val="24"/>
-          <w:szCs w:val="24"/>
-        </w:rPr>
-        <w:t xml:space="preserve">powołane </w:t>
-      </w:r>
-      <w:r>
-        <w:rPr>
-          <w:rFonts w:ascii="Calibri" w:hAnsi="Calibri" w:cs="Calibri"/>
-          <w:sz w:val="24"/>
-          <w:szCs w:val="24"/>
-        </w:rPr>
-        <w:t xml:space="preserve">w treści Umowy stanowią jej integralną część. </w:t>
+        <w:t xml:space="preserve">Załączniki powołane w treści Umowy stanowią jej integralną część. </w:t>
       </w:r>
     </w:p>
     <w:p>
@@ -6173,24 +3163,7 @@
           <w:szCs w:val="24"/>
         </w:rPr>
         <w:tab/>
-      </w:r>
-      <w:r>
-        <w:rPr>
-          <w:rFonts w:ascii="Calibri" w:hAnsi="Calibri" w:cs="Calibri"/>
-          <w:b/>
-          <w:sz w:val="24"/>
-          <w:szCs w:val="24"/>
-        </w:rPr>
-        <w:t>REZERWUJĄCY</w:t>
-      </w:r>
-      <w:r>
-        <w:rPr>
-          <w:rFonts w:ascii="Calibri" w:hAnsi="Calibri" w:cs="Calibri"/>
-          <w:b/>
-          <w:sz w:val="24"/>
-          <w:szCs w:val="24"/>
-        </w:rPr>
-        <w:t>:</w:t>
+        <w:t>REZERWUJĄCY:</w:t>
       </w:r>
       <w:r>
         <w:rPr>
@@ -7923,6 +4896,7 @@
   <w:style w:type="character" w:default="1" w:styleId="Domylnaczcionkaakapitu">
     <w:name w:val="Default Paragraph Font"/>
     <w:uiPriority w:val="1"/>
+    <w:semiHidden/>
     <w:unhideWhenUsed/>
   </w:style>
   <w:style w:type="table" w:default="1" w:styleId="Standardowy">

--- a/templates/umowa-rezerwacyjna.docx
+++ b/templates/umowa-rezerwacyjna.docx
@@ -860,166 +860,7 @@
           <w:sz w:val="24"/>
           <w:szCs w:val="24"/>
         </w:rPr>
-        <w:t xml:space="preserve">Przedstawiciel Dewelopera oświadcza, że na nieruchomości </w:t>
-      </w:r>
-      <w:r>
-        <w:rPr>
-          <w:rFonts w:ascii="Calibri" w:hAnsi="Calibri" w:cs="Calibri"/>
-          <w:iCs/>
-          <w:sz w:val="24"/>
-          <w:szCs w:val="24"/>
-        </w:rPr>
-        <w:t xml:space="preserve">obejmującej teren </w:t>
-      </w:r>
-      <w:r>
-        <w:rPr>
-          <w:rFonts w:ascii="Calibri" w:hAnsi="Calibri" w:cs="Calibri"/>
-          <w:color w:val="000000"/>
-          <w:sz w:val="24"/>
-          <w:szCs w:val="24"/>
-        </w:rPr>
-        <w:t xml:space="preserve">składający się z leżących w obrębie ewidencyjnym 0125 Zgierz 125, jednostce ewidencyjnej 102003_1 Zgierz – miasto dwóch działek gruntu oznaczonych numerami </w:t>
-      </w:r>
-      <w:bookmarkStart w:id="4" w:name="_Hlk169862451"/>
-      <w:r>
-        <w:rPr>
-          <w:rFonts w:ascii="Calibri" w:hAnsi="Calibri" w:cs="Calibri"/>
-          <w:color w:val="000000"/>
-          <w:sz w:val="24"/>
-          <w:szCs w:val="24"/>
-        </w:rPr>
-        <w:t xml:space="preserve">43/1 (czterdzieści trzy łamane przez jeden) o obszarze </w:t>
-      </w:r>
-      <w:bookmarkEnd w:id="4"/>
-      <w:r>
-        <w:rPr>
-          <w:rFonts w:ascii="Calibri" w:hAnsi="Calibri" w:cs="Calibri"/>
-          <w:color w:val="000000"/>
-          <w:sz w:val="24"/>
-          <w:szCs w:val="24"/>
-        </w:rPr>
-        <w:t>0,3654 ha (trzy tysiące sześćset pięćdziesiąt cztery metry kwadratowe) i 44/6 (czterdzieści cztery łamane przez sześć)</w:t>
-      </w:r>
-      <w:r>
-        <w:rPr>
-          <w:rFonts w:ascii="Calibri" w:hAnsi="Calibri" w:cs="Calibri"/>
-          <w:color w:val="000000"/>
-          <w:sz w:val="24"/>
-          <w:szCs w:val="24"/>
-        </w:rPr>
-        <w:br/>
-        <w:t>o obszarze 0,7575 ha (siedem tysięcy pięćset siedemdziesiąt pięć metrów kwadratowych), które będą objęte prowadzoną przez Sąd Rejonowy w Zgierzu</w:t>
-      </w:r>
-      <w:r>
-        <w:rPr>
-          <w:rFonts w:ascii="Calibri" w:hAnsi="Calibri" w:cs="Calibri"/>
-          <w:color w:val="000000"/>
-          <w:sz w:val="24"/>
-          <w:szCs w:val="24"/>
-        </w:rPr>
-        <w:br/>
-        <w:t xml:space="preserve">V Wydział Ksiąg Wieczystych z siedzibą w Zgierzu księgą wieczystą </w:t>
-      </w:r>
-      <w:bookmarkStart w:id="5" w:name="_Hlk143665757"/>
-      <w:r>
-        <w:rPr>
-          <w:rFonts w:ascii="Calibri" w:hAnsi="Calibri" w:cs="Calibri"/>
-          <w:b/>
-          <w:bCs/>
-          <w:color w:val="000000"/>
-          <w:sz w:val="24"/>
-          <w:szCs w:val="24"/>
-        </w:rPr>
-        <w:t>LD1G/00122731/</w:t>
-      </w:r>
-      <w:bookmarkEnd w:id="5"/>
-      <w:r>
-        <w:rPr>
-          <w:rFonts w:ascii="Calibri" w:hAnsi="Calibri" w:cs="Calibri"/>
-          <w:b/>
-          <w:bCs/>
-          <w:color w:val="000000"/>
-          <w:sz w:val="24"/>
-          <w:szCs w:val="24"/>
-        </w:rPr>
-        <w:t>2</w:t>
-      </w:r>
-      <w:r>
-        <w:rPr>
-          <w:rFonts w:ascii="Calibri" w:hAnsi="Calibri" w:cs="Calibri"/>
-          <w:sz w:val="24"/>
-          <w:szCs w:val="24"/>
-        </w:rPr>
-        <w:t>,</w:t>
-      </w:r>
-      <w:r>
-        <w:rPr>
-          <w:rFonts w:ascii="Calibri" w:hAnsi="Calibri" w:cs="Calibri"/>
-          <w:b/>
-          <w:sz w:val="24"/>
-          <w:szCs w:val="24"/>
-        </w:rPr>
-        <w:t xml:space="preserve"> </w:t>
-      </w:r>
-      <w:r>
-        <w:rPr>
-          <w:rFonts w:ascii="Calibri" w:hAnsi="Calibri" w:cs="Calibri"/>
-          <w:sz w:val="24"/>
-          <w:szCs w:val="24"/>
-        </w:rPr>
-        <w:t>zamierza zrealizować inwestycję pod nazwą „</w:t>
-      </w:r>
-      <w:r>
-        <w:rPr>
-          <w:rFonts w:ascii="Calibri" w:hAnsi="Calibri" w:cs="Calibri"/>
-          <w:b/>
-          <w:sz w:val="24"/>
-          <w:szCs w:val="24"/>
-        </w:rPr>
-        <w:t>NOVA STAFFA – ETAP 1</w:t>
-      </w:r>
-      <w:r>
-        <w:rPr>
-          <w:rFonts w:ascii="Calibri" w:hAnsi="Calibri" w:cs="Calibri"/>
-          <w:sz w:val="24"/>
-          <w:szCs w:val="24"/>
-        </w:rPr>
-        <w:t>”, polegającą na wybudowaniu wolnostojącego budynku mieszkalnego wielorodzinnego (zwanego dalej „</w:t>
-      </w:r>
-      <w:r>
-        <w:rPr>
-          <w:rFonts w:ascii="Calibri" w:hAnsi="Calibri" w:cs="Calibri"/>
-          <w:b/>
-          <w:bCs/>
-          <w:sz w:val="24"/>
-          <w:szCs w:val="24"/>
-        </w:rPr>
-        <w:t>Budynkiem</w:t>
-      </w:r>
-      <w:r>
-        <w:rPr>
-          <w:rFonts w:ascii="Calibri" w:hAnsi="Calibri" w:cs="Calibri"/>
-          <w:sz w:val="24"/>
-          <w:szCs w:val="24"/>
-        </w:rPr>
-        <w:t xml:space="preserve">”) o pięciu kondygnacjach naziemnych, w ramach realizacji którego zostanie wybudowanych 59 (pięćdziesiąt dziewięć) lokali mieszkalnych na kondygnacjach od pierwszej do piątej, natomiast na kondygnacji pierwszej (parterze) – 2 (dwa) lokale usługowe i garaż wielostanowiskowy na 42 (czterdzieści dwa) miejsca postojowe dla samochodów osobowych wraz z zespołem pomieszczeń techniczno-gospodarczych (zwaną dalej </w:t>
-      </w:r>
-      <w:r>
-        <w:rPr>
-          <w:rFonts w:ascii="Calibri" w:hAnsi="Calibri" w:cs="Calibri"/>
-          <w:b/>
-          <w:sz w:val="24"/>
-          <w:szCs w:val="24"/>
-        </w:rPr>
-        <w:t>„Inwestycją</w:t>
-      </w:r>
-      <w:r>
-        <w:rPr>
-          <w:rFonts w:ascii="Calibri" w:hAnsi="Calibri" w:cs="Calibri"/>
-          <w:sz w:val="24"/>
-          <w:szCs w:val="24"/>
-        </w:rPr>
-        <w:t>”).</w:t>
+        <w:t xml:space="preserve">Przedstawiciel Dewelopera oświadcza, że na nieruchomości obejmującej teren składający się z leżących w obrębie ewidencyjnym 0125 Zgierz 125, jednostce ewidencyjnej 102003_1 Zgierz – miasto czterech działek gruntu oznaczonych numerami: 43/3 (czterdzieści trzy łamane przez trzy) o obszarze 0,0441 ha (czterysta czterdzieści jeden metrów kwadratowych), 43/4 (czterdzieści trzy łamane przez cztery) o obszarze 0,0771 ha (siedemset siedemdziesiąt jeden metrów kwadratowych), 44/8 (czterdzieści cztery łamane przez osiem) o obszarze 0,0308 ha (trzysta osiem metrów kwadratowych) oraz 44/9 (czterdzieści cztery łamane przez dziewięć) o obszarze 0,2237 ha (dwa tysiące dwieście trzydzieści siedem metrów kwadratowych), o łącznym obszarze 0,3757 ha (trzy tysiące siedemset pięćdziesiąt siedem metrów kwadratowych), które objęte są prowadzoną przez Sąd Rejonowy w Zgierzu, V Wydział Ksiąg Wieczystych z siedzibą w Zgierzu księgą wieczystą LD1G/00227305, zamierza zrealizować inwestycję pod nazwą „NOVA STAFFA – ETAP 1”, polegającą na wybudowaniu wolnostojącego budynku mieszkalnego wielorodzinnego (zwanego dalej „Budynkiem”) o pięciu kondygnacjach naziemnych, w ramach realizacji którego zostanie wybudowanych 59 (pięćdziesiąt dziewięć) lokali mieszkalnych na kondygnacjach od pierwszej do piątej, natomiast na kondygnacji pierwszej (parterze) – 2 (dwa) lokale usługowe i garaż wielostanowiskowy na 42 (czterdzieści dwa) miejsca postojowe dla samochodów osobowych wraz z zespołem pomieszczeń techniczno-gospodarczych (zwaną dalej „Inwestycją”).</w:t>
       </w:r>
     </w:p>
     <w:p>
@@ -2280,33 +2121,7 @@
           <w:sz w:val="24"/>
           <w:szCs w:val="24"/>
         </w:rPr>
-        <w:t xml:space="preserve">Jednocześnie z zawarciem umowy deweloperskiej Deweloper zawrze z Rezerwującym przedwstępną umowę sprzedaży udziału wynoszącego nie mniej niż 1/350 (jedną trzysta pięćdziesiątą) część w działkach gruntu o projektowanych numerach </w:t>
-      </w:r>
-      <w:r>
-        <w:rPr>
-          <w:rFonts w:ascii="Calibri" w:hAnsi="Calibri" w:cs="Calibri"/>
-          <w:color w:val="000000"/>
-          <w:sz w:val="24"/>
-          <w:szCs w:val="24"/>
-        </w:rPr>
-        <w:t>43/3 i</w:t>
-      </w:r>
-      <w:r>
-        <w:rPr>
-          <w:rFonts w:ascii="Calibri" w:hAnsi="Calibri" w:cs="Calibri"/>
-          <w:iCs/>
-          <w:sz w:val="24"/>
-          <w:szCs w:val="24"/>
-        </w:rPr>
-        <w:t xml:space="preserve"> 44/8 o projektowanym łącznym obszarze 0,0749 ha, zapewniającą Przedmiotowi Umowy dostęp do drogi publicznej, za cenę kwocie 369 zł (słownie: trzysta sześćdziesiąt dziewięć zł) brutto, w tym podatek VAT według stawki 23%, przy czym </w:t>
-      </w:r>
-      <w:r>
-        <w:rPr>
-          <w:rFonts w:ascii="Calibri" w:hAnsi="Calibri" w:cs="Calibri"/>
-          <w:sz w:val="24"/>
-          <w:szCs w:val="24"/>
-        </w:rPr>
-        <w:t>w przypadku zmiany wysokości stawki tego podatku cena ulegnie zmianie o kwotę zmienionego podatku VAT, na co Rezerwujący wyraża zgodę.</w:t>
+        <w:t xml:space="preserve">Jednocześnie z zawarciem umowy deweloperskiej Deweloper zawrze z Rezerwującym przedwstępną umowę sprzedaży udziału wynoszącego nie mniej niż 1/350 (jedną trzysta pięćdziesiątą) część w działkach gruntu oznaczonych numerami 43/3 i 44/8 o projektowanym łącznym obszarze 0,0749 ha, zapewniającą Przedmiotowi Umowy dostęp do drogi publicznej, za cenę kwocie 369 zł (słownie: trzysta sześćdziesiąt dziewięć zł) brutto, w tym podatek VAT według stawki 23%, przy czym w przypadku zmiany wysokości stawki tego podatku cena ulegnie zmianie o kwotę zmienionego podatku VAT, na co Rezerwujący wyraża zgodę.</w:t>
       </w:r>
     </w:p>
     <w:p>

--- a/templates/umowa-rezerwacyjna.docx
+++ b/templates/umowa-rezerwacyjna.docx
@@ -860,7 +860,7 @@
           <w:sz w:val="24"/>
           <w:szCs w:val="24"/>
         </w:rPr>
-        <w:t xml:space="preserve">Przedstawiciel Dewelopera oświadcza, że na nieruchomości obejmującej teren składający się z leżących w obrębie ewidencyjnym 0125 Zgierz 125, jednostce ewidencyjnej 102003_1 Zgierz – miasto czterech działek gruntu oznaczonych numerami: 43/3 (czterdzieści trzy łamane przez trzy) o obszarze 0,0441 ha (czterysta czterdzieści jeden metrów kwadratowych), 43/4 (czterdzieści trzy łamane przez cztery) o obszarze 0,0771 ha (siedemset siedemdziesiąt jeden metrów kwadratowych), 44/8 (czterdzieści cztery łamane przez osiem) o obszarze 0,0308 ha (trzysta osiem metrów kwadratowych) oraz 44/9 (czterdzieści cztery łamane przez dziewięć) o obszarze 0,2237 ha (dwa tysiące dwieście trzydzieści siedem metrów kwadratowych), o łącznym obszarze 0,3757 ha (trzy tysiące siedemset pięćdziesiąt siedem metrów kwadratowych), które objęte są prowadzoną przez Sąd Rejonowy w Zgierzu, V Wydział Ksiąg Wieczystych z siedzibą w Zgierzu księgą wieczystą LD1G/00227305, zamierza zrealizować inwestycję pod nazwą „NOVA STAFFA – ETAP 1”, polegającą na wybudowaniu wolnostojącego budynku mieszkalnego wielorodzinnego (zwanego dalej „Budynkiem”) o pięciu kondygnacjach naziemnych, w ramach realizacji którego zostanie wybudowanych 59 (pięćdziesiąt dziewięć) lokali mieszkalnych na kondygnacjach od pierwszej do piątej, natomiast na kondygnacji pierwszej (parterze) – 2 (dwa) lokale usługowe i garaż wielostanowiskowy na 42 (czterdzieści dwa) miejsca postojowe dla samochodów osobowych wraz z zespołem pomieszczeń techniczno-gospodarczych (zwaną dalej „Inwestycją”).</w:t>
+        <w:t xml:space="preserve">Przedstawiciel Dewelopera oświadcza, że na nieruchomości obejmującej teren składający się z leżących w obrębie ewidencyjnym 0125 Zgierz 125, jednostce ewidencyjnej 102003_1 Zgierz – miasto czterech działek gruntu oznaczonych numerami: 43/3 (czterdzieści trzy łamane przez trzy) o obszarze 0,0441 ha (czterysta czterdzieści jeden metrów kwadratowych), 43/4 (czterdzieści trzy łamane przez cztery) o obszarze 0,0771 ha (siedemset siedemdziesiąt jeden metrów kwadratowych), 44/8 (czterdzieści cztery łamane przez osiem) o obszarze 0,0308 ha (trzysta osiem metrów kwadratowych) oraz 44/9 (czterdzieści cztery łamane przez dziewięć) o obszarze 0,2237 ha (dwa tysiące dwieście trzydzieści siedem metrów kwadratowych), o łącznym obszarze 0,3757 ha (trzy tysiące siedemset pięćdziesiąt siedem metrów kwadratowych), które objęte są prowadzoną przez Sąd Rejonowy w Zgierzu, V Wydział Ksiąg Wieczystych z siedzibą w Zgierzu księgą wieczystą LD1G/00122731/2, zamierza zrealizować inwestycję pod nazwą „NOVA STAFFA – ETAP 1”, polegającą na wybudowaniu wolnostojącego budynku mieszkalnego wielorodzinnego (zwanego dalej „Budynkiem”) o pięciu kondygnacjach naziemnych, w ramach realizacji którego zostanie wybudowanych 59 (pięćdziesiąt dziewięć) lokali mieszkalnych na kondygnacjach od pierwszej do piątej, natomiast na kondygnacji pierwszej (parterze) – 2 (dwa) lokale usługowe i garaż wielostanowiskowy na 42 (czterdzieści dwa) miejsca postojowe dla samochodów osobowych wraz z zespołem pomieszczeń techniczno-gospodarczych (zwaną dalej „Inwestycją”).</w:t>
       </w:r>
     </w:p>
     <w:p>
